--- a/main/Multi-Asset Risk Dashboard & Portfolio.docx
+++ b/main/Multi-Asset Risk Dashboard & Portfolio.docx
@@ -1,11 +1,34 @@
 
 <file path=word/document.xml><?xml version="1.0" encoding="utf-8"?>
-<w:document xmlns:wpc="http://schemas.microsoft.com/office/word/2010/wordprocessingCanvas" xmlns:cx="http://schemas.microsoft.com/office/drawing/2014/chartex" xmlns:cx1="http://schemas.microsoft.com/office/drawing/2015/9/8/chartex" xmlns:cx2="http://schemas.microsoft.com/office/drawing/2015/10/21/chartex" xmlns:cx3="http://schemas.microsoft.com/office/drawing/2016/5/9/chartex" xmlns:cx4="http://schemas.microsoft.com/office/drawing/2016/5/10/chartex" xmlns:cx5="http://schemas.microsoft.com/office/drawing/2016/5/11/chartex" xmlns:cx6="http://schemas.microsoft.com/office/drawing/2016/5/12/chartex" xmlns:cx7="http://schemas.microsoft.com/office/drawing/2016/5/13/chartex" xmlns:cx8="http://schemas.microsoft.com/office/drawing/2016/5/14/chartex" xmlns:mc="http://schemas.openxmlformats.org/markup-compatibility/2006" xmlns:aink="http://schemas.microsoft.com/office/drawing/2016/ink" xmlns:am3d="http://schemas.microsoft.com/office/drawing/2017/model3d" xmlns:o="urn:schemas-microsoft-com:office:office" xmlns:oel="http://schemas.microsoft.com/office/2019/extlst" xmlns:r="http://schemas.openxmlformats.org/officeDocument/2006/relationships" xmlns:m="http://schemas.openxmlformats.org/officeDocument/2006/math" xmlns:v="urn:schemas-microsoft-com:vml" xmlns:wp14="http://schemas.microsoft.com/office/word/2010/wordprocessingDrawing" xmlns:wp="http://schemas.openxmlformats.org/drawingml/2006/wordprocessingDrawing" xmlns:w10="urn:schemas-microsoft-com:office:word" xmlns:w="http://schemas.openxmlformats.org/wordprocessingml/2006/main" xmlns:w14="http://schemas.microsoft.com/office/word/2010/wordml" xmlns:w15="http://schemas.microsoft.com/office/word/2012/wordml" xmlns:w16cei="http://schemas.microsoft.com/office/word/2026/wordml/cei" xmlns:w16cex="http://schemas.microsoft.com/office/word/2018/wordml/cex" xmlns:w16cid="http://schemas.microsoft.com/office/word/2016/wordml/cid" xmlns:w16="http://schemas.microsoft.com/office/word/2018/wordml" xmlns:w16du="http://schemas.microsoft.com/office/word/2023/wordml/word16du" xmlns:w16sdtdh="http://schemas.microsoft.com/office/word/2020/wordml/sdtdatahash" xmlns:w16sdtfl="http://schemas.microsoft.com/office/word/2024/wordml/sdtformatlock" xmlns:w16se="http://schemas.microsoft.com/office/word/2015/wordml/symex" xmlns:wpg="http://schemas.microsoft.com/office/word/2010/wordprocessingGroup" xmlns:wpi="http://schemas.microsoft.com/office/word/2010/wordprocessingInk" xmlns:wne="http://schemas.microsoft.com/office/word/2006/wordml" xmlns:wps="http://schemas.microsoft.com/office/word/2010/wordprocessingShape" mc:Ignorable="w14 w15 w16se w16cid w16 w16cex w16sdtdh w16sdtfl w16du wp14">
+<w:document xmlns:wpc="http://schemas.microsoft.com/office/word/2010/wordprocessingCanvas" xmlns:cx="http://schemas.microsoft.com/office/drawing/2014/chartex" xmlns:cx1="http://schemas.microsoft.com/office/drawing/2015/9/8/chartex" xmlns:cx2="http://schemas.microsoft.com/office/drawing/2015/10/21/chartex" xmlns:cx3="http://schemas.microsoft.com/office/drawing/2016/5/9/chartex" xmlns:cx4="http://schemas.microsoft.com/office/drawing/2016/5/10/chartex" xmlns:cx5="http://schemas.microsoft.com/office/drawing/2016/5/11/chartex" xmlns:cx6="http://schemas.microsoft.com/office/drawing/2016/5/12/chartex" xmlns:cx7="http://schemas.microsoft.com/office/drawing/2016/5/13/chartex" xmlns:cx8="http://schemas.microsoft.com/office/drawing/2016/5/14/chartex" xmlns:mc="http://schemas.openxmlformats.org/markup-compatibility/2006" xmlns:aink="http://schemas.microsoft.com/office/drawing/2016/ink" xmlns:am3d="http://schemas.microsoft.com/office/drawing/2017/model3d" xmlns:o="urn:schemas-microsoft-com:office:office" xmlns:oel="http://schemas.microsoft.com/office/2019/extlst" xmlns:r="http://schemas.openxmlformats.org/officeDocument/2006/relationships" xmlns:m="http://schemas.openxmlformats.org/officeDocument/2006/math" xmlns:v="urn:schemas-microsoft-com:vml" xmlns:wp14="http://schemas.microsoft.com/office/word/2010/wordprocessingDrawing" xmlns:wp="http://schemas.openxmlformats.org/drawingml/2006/wordprocessingDrawing" xmlns:w10="urn:schemas-microsoft-com:office:word" xmlns:w="http://schemas.openxmlformats.org/wordprocessingml/2006/main" xmlns:w14="http://schemas.microsoft.com/office/word/2010/wordml" xmlns:w15="http://schemas.microsoft.com/office/word/2012/wordml" xmlns:w16cex="http://schemas.microsoft.com/office/word/2018/wordml/cex" xmlns:w16cid="http://schemas.microsoft.com/office/word/2016/wordml/cid" xmlns:w16="http://schemas.microsoft.com/office/word/2018/wordml" xmlns:w16du="http://schemas.microsoft.com/office/word/2023/wordml/word16du" xmlns:w16sdtdh="http://schemas.microsoft.com/office/word/2020/wordml/sdtdatahash" xmlns:w16sdtfl="http://schemas.microsoft.com/office/word/2024/wordml/sdtformatlock" xmlns:w16se="http://schemas.microsoft.com/office/word/2015/wordml/symex" xmlns:wpg="http://schemas.microsoft.com/office/word/2010/wordprocessingGroup" xmlns:wpi="http://schemas.microsoft.com/office/word/2010/wordprocessingInk" xmlns:wne="http://schemas.microsoft.com/office/word/2006/wordml" xmlns:wps="http://schemas.microsoft.com/office/word/2010/wordprocessingShape" mc:Ignorable="w14 w15 w16se w16cid w16 w16cex w16sdtdh w16sdtfl w16du wp14">
   <w:body>
     <w:p>
       <w:r>
         <w:t>Multi-Asset Risk Dashboard and Portfolio:</w:t>
       </w:r>
+      <w:r>
+        <w:t xml:space="preserve"> (INTRO PAGE, TOCs, …)</w:t>
+      </w:r>
+    </w:p>
+    <w:p>
+      <w:r>
+        <w:br w:type="page"/>
+      </w:r>
+    </w:p>
+    <w:p>
+      <w:pPr>
+        <w:pStyle w:val="Heading1"/>
+        <w:rPr>
+          <w:rFonts w:ascii="Calibri" w:hAnsi="Calibri" w:cs="Calibri"/>
+        </w:rPr>
+      </w:pPr>
+      <w:r>
+        <w:rPr>
+          <w:rFonts w:ascii="Calibri" w:hAnsi="Calibri" w:cs="Calibri"/>
+        </w:rPr>
+        <w:lastRenderedPageBreak/>
+        <w:t>Introduction</w:t>
+      </w:r>
     </w:p>
     <w:p>
       <w:r>
@@ -36,7 +59,13 @@
         <w:t xml:space="preserve">since the beginning of the decade, a multitude of big tech companies have invested </w:t>
       </w:r>
       <w:r>
-        <w:t>billions in AI technology. While not all investments are a guaranteed success, some end up exceeding expectations.</w:t>
+        <w:t xml:space="preserve">billions in AI technology. While not all investments are </w:t>
+      </w:r>
+      <w:r>
+        <w:t>guaranteed</w:t>
+      </w:r>
+      <w:r>
+        <w:t xml:space="preserve"> success, some end up exceeding expectations.</w:t>
       </w:r>
     </w:p>
     <w:p>
@@ -53,7 +82,13 @@
         <w:t xml:space="preserve"> </w:t>
       </w:r>
       <w:r>
-        <w:t xml:space="preserve">Obviously, with AI being utilized in nearly every sector, data centres would be a necessity. Therefore, the data centre sector would see </w:t>
+        <w:t xml:space="preserve">Obviously, with AI being utilized in nearly every sector, data centres would be a necessity. Therefore, the data </w:t>
+      </w:r>
+      <w:r>
+        <w:t>center</w:t>
+      </w:r>
+      <w:r>
+        <w:t xml:space="preserve"> sector would see </w:t>
       </w:r>
       <w:r>
         <w:t xml:space="preserve">a boom as well. </w:t>
@@ -61,13 +96,19 @@
     </w:p>
     <w:p>
       <w:r>
-        <w:t>The final of the six sectors chosen was Defen</w:t>
-      </w:r>
-      <w:r>
-        <w:t>s</w:t>
-      </w:r>
-      <w:r>
-        <w:t xml:space="preserve">e. While it may seem odd given the </w:t>
+        <w:t xml:space="preserve">The final </w:t>
+      </w:r>
+      <w:r>
+        <w:t>sector</w:t>
+      </w:r>
+      <w:r>
+        <w:t xml:space="preserve"> chosen was </w:t>
+      </w:r>
+      <w:r>
+        <w:t>Defense</w:t>
+      </w:r>
+      <w:r>
+        <w:t xml:space="preserve">. While it may seem odd given the </w:t>
       </w:r>
       <w:r>
         <w:t xml:space="preserve">other sectors chosen for this portfolio, </w:t>
@@ -82,41 +123,40 @@
         <w:t xml:space="preserve"> NATO </w:t>
       </w:r>
       <w:r>
-        <w:t>parties to spend at least 5% of their GDP on Defense/Military</w:t>
-      </w:r>
-      <w:r>
-        <w:t xml:space="preserve"> (</w:t>
-      </w:r>
-      <w:hyperlink r:id="rId5" w:history="1">
-        <w:r>
-          <w:rPr>
-            <w:rStyle w:val="Hyperlink"/>
-          </w:rPr>
-          <w:t>https://www.nato.int/en/what-we-do/introduction-to-nato/defence-expenditures-and-natos-5-commitment</w:t>
-        </w:r>
-      </w:hyperlink>
-      <w:r>
-        <w:t xml:space="preserve">). </w:t>
-      </w:r>
-      <w:r>
-        <w:t>USA, in general, spend nearly $1 trillion on their military (</w:t>
-      </w:r>
-      <w:hyperlink r:id="rId6" w:history="1">
-        <w:r>
-          <w:rPr>
-            <w:rStyle w:val="Hyperlink"/>
-          </w:rPr>
-          <w:t>https://www.statista.com/statistics/262742/countries-with-the-highest-military-spending/</w:t>
-        </w:r>
-      </w:hyperlink>
-      <w:r>
-        <w:t xml:space="preserve">), and with a new generation of </w:t>
+        <w:t xml:space="preserve">parties to spend at least 5% of their GDP on </w:t>
+      </w:r>
+      <w:r>
+        <w:t>Defense</w:t>
+      </w:r>
+      <w:r>
+        <w:t>/Military</w:t>
+      </w:r>
+      <w:r>
+        <w:t xml:space="preserve"> </w:t>
+      </w:r>
+      <w:r>
+        <w:t xml:space="preserve">[1]. </w:t>
+      </w:r>
+      <w:r>
+        <w:t xml:space="preserve">USA, in general, spend nearly $1 trillion on their military </w:t>
+      </w:r>
+      <w:r>
+        <w:t>[2],</w:t>
+      </w:r>
+      <w:r>
+        <w:t xml:space="preserve"> and with a new generation of </w:t>
       </w:r>
       <w:r>
         <w:t xml:space="preserve">jet fighters on the horizon, it would be probable to assume the </w:t>
       </w:r>
       <w:r>
-        <w:t>rise in the market value of military/defense-based stocks</w:t>
+        <w:t>rise in the market value of military/</w:t>
+      </w:r>
+      <w:r>
+        <w:t>defense</w:t>
+      </w:r>
+      <w:r>
+        <w:t>-based stocks</w:t>
       </w:r>
       <w:r>
         <w:t>, with some of them becoming Mega-Cap (more than $200 billion).</w:t>
@@ -151,16 +191,28 @@
         <w:t>the AI hype decreases as it becomes integrated with daily life.</w:t>
       </w:r>
       <w:r>
-        <w:t xml:space="preserve"> A slow progression and advancement of AI continues into the future, with governmental </w:t>
+        <w:t xml:space="preserve"> </w:t>
+      </w:r>
+      <w:r>
+        <w:t>Slow</w:t>
+      </w:r>
+      <w:r>
+        <w:t xml:space="preserve"> progression and advancement of AI </w:t>
+      </w:r>
+      <w:r>
+        <w:t>continue</w:t>
+      </w:r>
+      <w:r>
+        <w:t xml:space="preserve">, with governmental </w:t>
       </w:r>
       <w:r>
         <w:t xml:space="preserve">restrictions to ensure that the job market is stable and it benefits the working </w:t>
       </w:r>
       <w:r>
-        <w:t>population and</w:t>
-      </w:r>
-      <w:r>
-        <w:t xml:space="preserve"> not hinder them.</w:t>
+        <w:t>population</w:t>
+      </w:r>
+      <w:r>
+        <w:t>.</w:t>
       </w:r>
     </w:p>
     <w:p>
@@ -175,7 +227,13 @@
         <w:t xml:space="preserve">The geopolitical situation remains stable. </w:t>
       </w:r>
       <w:r>
-        <w:t xml:space="preserve">At the time of creating this, there are several conflicts happening across the world, particularly one in the Middle East which had tanked stocks and nearly doubled the price of Brent and Oil. </w:t>
+        <w:t xml:space="preserve">At the time of creating this, there </w:t>
+      </w:r>
+      <w:r>
+        <w:t>were</w:t>
+      </w:r>
+      <w:r>
+        <w:t xml:space="preserve"> several conflicts happening across the world, particularly one in the Middle East which had tanked stocks and nearly doubled the price of Brent and Oil. </w:t>
       </w:r>
       <w:r>
         <w:t xml:space="preserve">It is known that </w:t>
@@ -205,24 +263,21 @@
         <w:t xml:space="preserve"> his reasons surrounding leveraging economic policies, and protecting U.S. industry/trade. However, the opposite has happened, with the job market not showing signs of improvement, and wealth inequality worsening. </w:t>
       </w:r>
       <w:r>
-        <w:t xml:space="preserve">With Trump’s term to end by </w:t>
-      </w:r>
+        <w:t xml:space="preserve">With Trump’s term to end by January 2029, it remains in the balance as to whether the next president (Democrat or Republican) will reverse or reduce these </w:t>
+      </w:r>
+      <w:r>
+        <w:t>tariffs and</w:t>
+      </w:r>
+      <w:r>
+        <w:t xml:space="preserve"> be more open to global trade.</w:t>
+      </w:r>
+      <w:r>
+        <w:t xml:space="preserve"> </w:t>
+      </w:r>
+    </w:p>
+    <w:p>
       <w:r>
         <w:lastRenderedPageBreak/>
-        <w:t xml:space="preserve">January 2029, it remains in the balance as to whether the next president (Democrat or Republican) will reverse or reduce these </w:t>
-      </w:r>
-      <w:r>
-        <w:t>tariffs and</w:t>
-      </w:r>
-      <w:r>
-        <w:t xml:space="preserve"> be more open to global trade.</w:t>
-      </w:r>
-      <w:r>
-        <w:t xml:space="preserve"> </w:t>
-      </w:r>
-    </w:p>
-    <w:p>
-      <w:r>
         <w:t>I have considered three different portfolios to compare: Risk Parity, Equal-Weight, and Black-Litterman.</w:t>
       </w:r>
       <w:r>
@@ -230,25 +285,33 @@
       </w:r>
       <w:r>
         <w:t>equal weight portfolio ensures equal weightage (4.167%) for each asset.</w:t>
+      </w:r>
+    </w:p>
+    <w:p>
+      <w:pPr>
+        <w:pStyle w:val="Heading1"/>
+      </w:pPr>
+      <w:r>
+        <w:t xml:space="preserve">Asset </w:t>
+      </w:r>
+      <w:r>
+        <w:t>and Data Selection</w:t>
       </w:r>
     </w:p>
     <w:p>
       <w:pPr>
         <w:pStyle w:val="Heading2"/>
-        <w:rPr>
-          <w:rFonts w:ascii="Calibri" w:hAnsi="Calibri" w:cs="Calibri"/>
-        </w:rPr>
       </w:pPr>
       <w:r>
-        <w:rPr>
-          <w:rFonts w:ascii="Calibri" w:hAnsi="Calibri" w:cs="Calibri"/>
-        </w:rPr>
         <w:t>Asset Choice</w:t>
       </w:r>
     </w:p>
     <w:p>
       <w:r>
-        <w:t>I have opted to invest in the following assets, in the belief that the following will see consistent growth long-term</w:t>
+        <w:t xml:space="preserve">I have opted to invest in the following assets, in the belief that the following will see consistent </w:t>
+      </w:r>
+      <w:r>
+        <w:t>long-term growth</w:t>
       </w:r>
       <w:r>
         <w:t>.</w:t>
@@ -344,7 +407,17 @@
           <w:tcPr>
             <w:tcW w:w="3006" w:type="dxa"/>
           </w:tcPr>
-          <w:p/>
+          <w:p>
+            <w:r>
+              <w:t>Constantly beating revenue targets</w:t>
+            </w:r>
+            <w:r>
+              <w:t>;</w:t>
+            </w:r>
+            <w:r>
+              <w:t xml:space="preserve"> increase in demand due to AI.</w:t>
+            </w:r>
+          </w:p>
         </w:tc>
       </w:tr>
       <w:tr>
@@ -372,7 +445,11 @@
           <w:tcPr>
             <w:tcW w:w="3006" w:type="dxa"/>
           </w:tcPr>
-          <w:p/>
+          <w:p>
+            <w:r>
+              <w:t>Heavily investing in AI; multi-year contracts may push revenue upwards.</w:t>
+            </w:r>
+          </w:p>
         </w:tc>
       </w:tr>
       <w:tr>
@@ -400,7 +477,11 @@
           <w:tcPr>
             <w:tcW w:w="3006" w:type="dxa"/>
           </w:tcPr>
-          <w:p/>
+          <w:p>
+            <w:r>
+              <w:t>Expectation for revenue to meet targets.</w:t>
+            </w:r>
+          </w:p>
         </w:tc>
       </w:tr>
       <w:tr>
@@ -428,7 +509,11 @@
           <w:tcPr>
             <w:tcW w:w="3006" w:type="dxa"/>
           </w:tcPr>
-          <w:p/>
+          <w:p>
+            <w:r>
+              <w:t>Short-term growth may increase stock price by considerable amounts.</w:t>
+            </w:r>
+          </w:p>
         </w:tc>
       </w:tr>
       <w:tr>
@@ -456,7 +541,11 @@
           <w:tcPr>
             <w:tcW w:w="3006" w:type="dxa"/>
           </w:tcPr>
-          <w:p/>
+          <w:p>
+            <w:r>
+              <w:t>Promoted by Jensen Huang, CEO of NVIDIA.</w:t>
+            </w:r>
+          </w:p>
         </w:tc>
       </w:tr>
       <w:tr>
@@ -500,7 +589,11 @@
           <w:tcPr>
             <w:tcW w:w="3006" w:type="dxa"/>
           </w:tcPr>
-          <w:p/>
+          <w:p>
+            <w:r>
+              <w:t>In the hopes that their AI system(s) improve over time.</w:t>
+            </w:r>
+          </w:p>
         </w:tc>
       </w:tr>
       <w:tr>
@@ -528,7 +621,11 @@
           <w:tcPr>
             <w:tcW w:w="3006" w:type="dxa"/>
           </w:tcPr>
-          <w:p/>
+          <w:p>
+            <w:r>
+              <w:t>More importance towards cybersecurity with the rise of AI data centres and inevitable cybercrimes.</w:t>
+            </w:r>
+          </w:p>
         </w:tc>
       </w:tr>
       <w:tr>
@@ -546,7 +643,13 @@
               <w:rPr>
                 <w:highlight w:val="yellow"/>
               </w:rPr>
-              <w:t>Sandisk Corporation</w:t>
+              <w:t>SanDisk</w:t>
+            </w:r>
+            <w:r>
+              <w:rPr>
+                <w:highlight w:val="yellow"/>
+              </w:rPr>
+              <w:t xml:space="preserve"> Corporation</w:t>
             </w:r>
           </w:p>
         </w:tc>
@@ -578,6 +681,12 @@
                 <w:highlight w:val="yellow"/>
               </w:rPr>
             </w:pPr>
+            <w:r>
+              <w:rPr>
+                <w:highlight w:val="yellow"/>
+              </w:rPr>
+              <w:t>Reliance on SSDs</w:t>
+            </w:r>
           </w:p>
         </w:tc>
       </w:tr>
@@ -612,7 +721,11 @@
           <w:tcPr>
             <w:tcW w:w="3006" w:type="dxa"/>
           </w:tcPr>
-          <w:p/>
+          <w:p>
+            <w:r>
+              <w:t>More demand for sensors in various industries.</w:t>
+            </w:r>
+          </w:p>
         </w:tc>
       </w:tr>
       <w:tr>
@@ -640,7 +753,11 @@
           <w:tcPr>
             <w:tcW w:w="3006" w:type="dxa"/>
           </w:tcPr>
-          <w:p/>
+          <w:p>
+            <w:r>
+              <w:t>On the assumption that NVIDIA uses them for semiconductor intellectual property (IP).</w:t>
+            </w:r>
+          </w:p>
         </w:tc>
       </w:tr>
       <w:tr>
@@ -734,7 +851,15 @@
           <w:tcPr>
             <w:tcW w:w="3006" w:type="dxa"/>
           </w:tcPr>
-          <w:p/>
+          <w:p>
+            <w:r>
+              <w:t xml:space="preserve">Their investment and future reliance on AI may enable </w:t>
+            </w:r>
+            <w:r>
+              <w:lastRenderedPageBreak/>
+              <w:t>them to perform tasks at a faster speed, increasing their usefulness.</w:t>
+            </w:r>
+          </w:p>
         </w:tc>
       </w:tr>
       <w:tr>
@@ -744,6 +869,7 @@
           </w:tcPr>
           <w:p>
             <w:r>
+              <w:lastRenderedPageBreak/>
               <w:t>Cloudflare Inc.</w:t>
             </w:r>
           </w:p>
@@ -762,7 +888,11 @@
           <w:tcPr>
             <w:tcW w:w="3006" w:type="dxa"/>
           </w:tcPr>
-          <w:p/>
+          <w:p>
+            <w:r>
+              <w:t>Rise in online apps like Shopify, Uber, DoorDash.</w:t>
+            </w:r>
+          </w:p>
         </w:tc>
       </w:tr>
       <w:tr>
@@ -790,7 +920,11 @@
           <w:tcPr>
             <w:tcW w:w="3006" w:type="dxa"/>
           </w:tcPr>
-          <w:p/>
+          <w:p>
+            <w:r>
+              <w:t>Betting on the success of Adobe Firefly.</w:t>
+            </w:r>
+          </w:p>
         </w:tc>
       </w:tr>
       <w:tr>
@@ -818,7 +952,20 @@
           <w:tcPr>
             <w:tcW w:w="3006" w:type="dxa"/>
           </w:tcPr>
-          <w:p/>
+          <w:p>
+            <w:r>
+              <w:t xml:space="preserve">Ease workload of several departments in an </w:t>
+            </w:r>
+            <w:r>
+              <w:t>organization</w:t>
+            </w:r>
+            <w:r>
+              <w:t xml:space="preserve">; </w:t>
+            </w:r>
+            <w:r>
+              <w:t>should grow with the rise of new companies driven by AI’s growth.</w:t>
+            </w:r>
+          </w:p>
         </w:tc>
       </w:tr>
       <w:tr>
@@ -862,7 +1009,17 @@
           <w:tcPr>
             <w:tcW w:w="3006" w:type="dxa"/>
           </w:tcPr>
-          <w:p/>
+          <w:p>
+            <w:r>
+              <w:t xml:space="preserve">The growth in AI equates to the need </w:t>
+            </w:r>
+            <w:r>
+              <w:t>for</w:t>
+            </w:r>
+            <w:r>
+              <w:t xml:space="preserve"> data centres.</w:t>
+            </w:r>
+          </w:p>
         </w:tc>
       </w:tr>
       <w:tr>
@@ -890,7 +1047,14 @@
           <w:tcPr>
             <w:tcW w:w="3006" w:type="dxa"/>
           </w:tcPr>
-          <w:p/>
+          <w:p>
+            <w:r>
+              <w:t xml:space="preserve">Could be on the rise if used </w:t>
+            </w:r>
+            <w:r>
+              <w:t>to provide services for AI data centres.</w:t>
+            </w:r>
+          </w:p>
         </w:tc>
       </w:tr>
       <w:tr>
@@ -918,7 +1082,11 @@
           <w:tcPr>
             <w:tcW w:w="3006" w:type="dxa"/>
           </w:tcPr>
-          <w:p/>
+          <w:p>
+            <w:r>
+              <w:t>Same reason as DLR.</w:t>
+            </w:r>
+          </w:p>
         </w:tc>
       </w:tr>
       <w:tr>
@@ -946,7 +1114,11 @@
           <w:tcPr>
             <w:tcW w:w="3006" w:type="dxa"/>
           </w:tcPr>
-          <w:p/>
+          <w:p>
+            <w:r>
+              <w:t>Provides electrical and cooling services to AI data centres; will be a major stock to watch.</w:t>
+            </w:r>
+          </w:p>
         </w:tc>
       </w:tr>
       <w:tr>
@@ -974,7 +1146,11 @@
           <w:tcPr>
             <w:tcW w:w="3006" w:type="dxa"/>
           </w:tcPr>
-          <w:p/>
+          <w:p>
+            <w:r>
+              <w:t>Same reason as EQIX.</w:t>
+            </w:r>
+          </w:p>
         </w:tc>
       </w:tr>
       <w:tr>
@@ -1018,7 +1194,14 @@
           <w:tcPr>
             <w:tcW w:w="3006" w:type="dxa"/>
           </w:tcPr>
-          <w:p/>
+          <w:p>
+            <w:r>
+              <w:t>Should experience massive growth due to a</w:t>
+            </w:r>
+            <w:r>
+              <w:t xml:space="preserve"> surge in contracts such as the Kentucky Data Centre Campus and Google Nuclear Power Purchase Agreement.</w:t>
+            </w:r>
+          </w:p>
         </w:tc>
       </w:tr>
       <w:tr>
@@ -1068,6 +1251,12 @@
                 <w:highlight w:val="yellow"/>
               </w:rPr>
             </w:pPr>
+            <w:r>
+              <w:rPr>
+                <w:highlight w:val="yellow"/>
+              </w:rPr>
+              <w:t>Rise in renewable energy assuming a change in direction by the next administration.</w:t>
+            </w:r>
           </w:p>
         </w:tc>
       </w:tr>
@@ -1096,7 +1285,17 @@
           <w:tcPr>
             <w:tcW w:w="3006" w:type="dxa"/>
           </w:tcPr>
-          <w:p/>
+          <w:p>
+            <w:r>
+              <w:t>Energy demand</w:t>
+            </w:r>
+            <w:r>
+              <w:t xml:space="preserve"> </w:t>
+            </w:r>
+            <w:r>
+              <w:t>would increase because of rising population and the demand for AI data centres.</w:t>
+            </w:r>
+          </w:p>
         </w:tc>
       </w:tr>
       <w:tr>
@@ -1124,7 +1323,11 @@
           <w:tcPr>
             <w:tcW w:w="3006" w:type="dxa"/>
           </w:tcPr>
-          <w:p/>
+          <w:p>
+            <w:r>
+              <w:t>Same reason as SO.</w:t>
+            </w:r>
+          </w:p>
         </w:tc>
       </w:tr>
       <w:tr>
@@ -1168,7 +1371,15 @@
           <w:tcPr>
             <w:tcW w:w="3006" w:type="dxa"/>
           </w:tcPr>
-          <w:p/>
+          <w:p>
+            <w:r>
+              <w:t xml:space="preserve">Multiple contracts signed this year, along with the potential for more given Trump’s order to increase % </w:t>
+            </w:r>
+            <w:r>
+              <w:lastRenderedPageBreak/>
+              <w:t>of GDP spent on military to 5% for NATO parties.</w:t>
+            </w:r>
+          </w:p>
         </w:tc>
       </w:tr>
       <w:tr>
@@ -1178,6 +1389,7 @@
           </w:tcPr>
           <w:p>
             <w:r>
+              <w:lastRenderedPageBreak/>
               <w:t>RTX Corp Inc.</w:t>
             </w:r>
           </w:p>
@@ -1196,7 +1408,14 @@
           <w:tcPr>
             <w:tcW w:w="3006" w:type="dxa"/>
           </w:tcPr>
-          <w:p/>
+          <w:p>
+            <w:r>
+              <w:t>Contracts and deals including the Tomahawk cruise missiles deal</w:t>
+            </w:r>
+            <w:r>
+              <w:t>; alongside the rise in military expenditure.</w:t>
+            </w:r>
+          </w:p>
         </w:tc>
       </w:tr>
       <w:tr>
@@ -1206,7 +1425,6 @@
           </w:tcPr>
           <w:p>
             <w:r>
-              <w:lastRenderedPageBreak/>
               <w:t>General Dynamics Corp.</w:t>
             </w:r>
           </w:p>
@@ -1225,7 +1443,11 @@
           <w:tcPr>
             <w:tcW w:w="3006" w:type="dxa"/>
           </w:tcPr>
-          <w:p/>
+          <w:p>
+            <w:r>
+              <w:t>Similar reasoning as LMT and RTX.</w:t>
+            </w:r>
+          </w:p>
         </w:tc>
       </w:tr>
     </w:tbl>
@@ -1250,8 +1472,14 @@
     <w:p>
       <w:pPr>
         <w:pStyle w:val="Heading2"/>
+        <w:rPr>
+          <w:rFonts w:ascii="Calibri" w:hAnsi="Calibri" w:cs="Calibri"/>
+        </w:rPr>
       </w:pPr>
       <w:r>
+        <w:rPr>
+          <w:rFonts w:ascii="Calibri" w:hAnsi="Calibri" w:cs="Calibri"/>
+        </w:rPr>
         <w:t>Selection of Data</w:t>
       </w:r>
     </w:p>
@@ -1353,13 +1581,7 @@
                             <w:rPr>
                               <w:rFonts w:ascii="Cambria Math" w:hAnsi="Cambria Math"/>
                             </w:rPr>
-                            <m:t>t</m:t>
-                          </m:r>
-                          <m:r>
-                            <w:rPr>
-                              <w:rFonts w:ascii="Cambria Math" w:hAnsi="Cambria Math"/>
-                            </w:rPr>
-                            <m:t>+1</m:t>
+                            <m:t>t+1</m:t>
                           </m:r>
                         </m:sub>
                       </m:sSub>
@@ -1447,13 +1669,7 @@
               <w:rPr>
                 <w:rFonts w:ascii="Cambria Math" w:eastAsiaTheme="minorEastAsia" w:hAnsi="Cambria Math"/>
               </w:rPr>
-              <m:t>t</m:t>
-            </m:r>
-            <m:r>
-              <w:rPr>
-                <w:rFonts w:ascii="Cambria Math" w:eastAsiaTheme="minorEastAsia" w:hAnsi="Cambria Math"/>
-              </w:rPr>
-              <m:t>+1</m:t>
+              <m:t>t+1</m:t>
             </m:r>
           </m:sub>
         </m:sSub>
@@ -1679,12 +1895,12 @@
       <w:pPr>
         <w:pStyle w:val="Heading2"/>
         <w:rPr>
-          <w:rFonts w:eastAsiaTheme="minorEastAsia"/>
+          <w:rFonts w:ascii="Calibri" w:eastAsiaTheme="minorEastAsia" w:hAnsi="Calibri" w:cs="Calibri"/>
         </w:rPr>
       </w:pPr>
       <w:r>
         <w:rPr>
-          <w:rFonts w:eastAsiaTheme="minorEastAsia"/>
+          <w:rFonts w:ascii="Calibri" w:eastAsiaTheme="minorEastAsia" w:hAnsi="Calibri" w:cs="Calibri"/>
         </w:rPr>
         <w:t>Metric Assumptions</w:t>
       </w:r>
@@ -1745,16 +1961,30 @@
     <w:p>
       <w:pPr>
         <w:pStyle w:val="Heading2"/>
-        <w:rPr>
-          <w:rFonts w:ascii="Calibri" w:hAnsi="Calibri" w:cs="Calibri"/>
-        </w:rPr>
       </w:pPr>
       <w:r>
-        <w:rPr>
-          <w:rFonts w:ascii="Calibri" w:hAnsi="Calibri" w:cs="Calibri"/>
-        </w:rPr>
+        <w:lastRenderedPageBreak/>
+        <w:t>Portfolio Code</w:t>
+      </w:r>
+    </w:p>
+    <w:p>
+      <w:r>
+        <w:t xml:space="preserve">The code for the portfolio optimization and risk dashboard was written in Python, with </w:t>
+      </w:r>
+      <w:r>
+        <w:t>the relevant output data exported to Excel. Charts will be included in the Appendix, with the main parameters outlined and explained in the Observations section.</w:t>
+      </w:r>
+    </w:p>
+    <w:p>
+      <w:pPr>
+        <w:pStyle w:val="Heading1"/>
+      </w:pPr>
+      <w:r>
         <w:t>Black-Litterman Model</w:t>
       </w:r>
+      <w:r>
+        <w:t xml:space="preserve"> (BLO)</w:t>
+      </w:r>
     </w:p>
     <w:p>
       <w:r>
@@ -1769,18 +1999,10 @@
         <w:t>The first step in this model is to do a reverse optimization</w:t>
       </w:r>
       <w:r>
-        <w:t>, which allows to derive equilibrium returns, based off this formula (</w:t>
-      </w:r>
-      <w:hyperlink r:id="rId7" w:history="1">
-        <w:r>
-          <w:rPr>
-            <w:rStyle w:val="Hyperlink"/>
-          </w:rPr>
-          <w:t>https://people.duke.edu/~charvey/Teaching/BA453_2006/Idzorek_onBL.pdf</w:t>
-        </w:r>
-      </w:hyperlink>
-      <w:r>
-        <w:t>)</w:t>
+        <w:t xml:space="preserve">, which allows to derive equilibrium returns, based off this formula </w:t>
+      </w:r>
+      <w:r>
+        <w:t>[3]:</w:t>
       </w:r>
     </w:p>
     <w:p>
@@ -1837,7 +2059,6 @@
         <w:rPr>
           <w:rFonts w:eastAsiaTheme="minorEastAsia"/>
         </w:rPr>
-        <w:lastRenderedPageBreak/>
         <w:t xml:space="preserve">Where </w:t>
       </w:r>
       <w:r>
@@ -1932,22 +2153,13 @@
         <w:rPr>
           <w:rFonts w:eastAsiaTheme="minorEastAsia"/>
         </w:rPr>
-        <w:t>ased off each rolling period, and the risk-free rate of each rolling period’s end date. Data for the risk-free rate was taken from (</w:t>
-      </w:r>
-      <w:hyperlink r:id="rId8" w:history="1">
-        <w:r>
-          <w:rPr>
-            <w:rStyle w:val="Hyperlink"/>
-            <w:rFonts w:eastAsiaTheme="minorEastAsia"/>
-          </w:rPr>
-          <w:t>https://fred.stlouisfed.org/series/DGS3MO</w:t>
-        </w:r>
-      </w:hyperlink>
-      <w:r>
-        <w:rPr>
-          <w:rFonts w:eastAsiaTheme="minorEastAsia"/>
-        </w:rPr>
-        <w:t>)</w:t>
+        <w:t>ased off each rolling period, and the risk-free rate of each rolling period’s end date</w:t>
+      </w:r>
+      <w:r>
+        <w:rPr>
+          <w:rFonts w:eastAsiaTheme="minorEastAsia"/>
+        </w:rPr>
+        <w:t xml:space="preserve"> [4].</w:t>
       </w:r>
     </w:p>
     <w:p>
@@ -2014,7 +2226,13 @@
         <w:rPr>
           <w:rFonts w:eastAsiaTheme="minorEastAsia"/>
         </w:rPr>
-        <w:t>%. This is in part due to their significant growth in market cap, and their heavy investment(s) in AI, which I hold an optimistic view on.</w:t>
+        <w:t>%. This is in part due to their significant growth in market cap, and their heavy investment(s) in AI, which I hold an optimistic view</w:t>
+      </w:r>
+      <w:r>
+        <w:rPr>
+          <w:rFonts w:eastAsiaTheme="minorEastAsia"/>
+        </w:rPr>
+        <w:t>.</w:t>
       </w:r>
     </w:p>
     <w:p>
@@ -2111,22 +2329,13 @@
         <w:rPr>
           <w:rFonts w:eastAsiaTheme="minorEastAsia"/>
         </w:rPr>
-        <w:t xml:space="preserve"> (</w:t>
-      </w:r>
-      <w:hyperlink r:id="rId9" w:history="1">
-        <w:r>
-          <w:rPr>
-            <w:rStyle w:val="Hyperlink"/>
-            <w:rFonts w:eastAsiaTheme="minorEastAsia"/>
-          </w:rPr>
-          <w:t>https://abcnews.com/Business/microsoft-laying-off-4800-workers-ai-changing-work/story?id=134518435</w:t>
-        </w:r>
-      </w:hyperlink>
-      <w:r>
-        <w:rPr>
-          <w:rFonts w:eastAsiaTheme="minorEastAsia"/>
-        </w:rPr>
-        <w:t xml:space="preserve">). </w:t>
+        <w:t xml:space="preserve"> </w:t>
+      </w:r>
+      <w:r>
+        <w:rPr>
+          <w:rFonts w:eastAsiaTheme="minorEastAsia"/>
+        </w:rPr>
+        <w:t>[5].</w:t>
       </w:r>
       <w:r>
         <w:rPr>
@@ -2210,13 +2419,25 @@
         <w:rPr>
           <w:rFonts w:eastAsiaTheme="minorEastAsia"/>
         </w:rPr>
-        <w:t>. Moreover, with a rise in AI data centres, it is imperative that HVAC systems boast a high efficiency to save energy, something that TEL can provide.</w:t>
-      </w:r>
-      <w:r>
-        <w:rPr>
-          <w:rFonts w:eastAsiaTheme="minorEastAsia"/>
-        </w:rPr>
-        <w:t xml:space="preserve"> (need to add MU)</w:t>
+        <w:t xml:space="preserve">. Moreover, with a rise in AI data centres, it is imperative that HVAC systems boast </w:t>
+      </w:r>
+      <w:r>
+        <w:rPr>
+          <w:rFonts w:eastAsiaTheme="minorEastAsia"/>
+        </w:rPr>
+        <w:t>high</w:t>
+      </w:r>
+      <w:r>
+        <w:rPr>
+          <w:rFonts w:eastAsiaTheme="minorEastAsia"/>
+        </w:rPr>
+        <w:t xml:space="preserve"> efficiency to save energy, something that TEL can provide.</w:t>
+      </w:r>
+      <w:r>
+        <w:rPr>
+          <w:rFonts w:eastAsiaTheme="minorEastAsia"/>
+        </w:rPr>
+        <w:t xml:space="preserve"> </w:t>
       </w:r>
     </w:p>
     <w:p>
@@ -2264,15 +2485,1140 @@
         <w:rPr>
           <w:rFonts w:eastAsiaTheme="minorEastAsia"/>
         </w:rPr>
-        <w:t xml:space="preserve">Jensen Huang (NVIDIA’s CEO) has predicted MARVELL to become a trillion-dollar company in the near future. </w:t>
-      </w:r>
-      <w:r>
-        <w:rPr>
-          <w:rFonts w:eastAsiaTheme="minorEastAsia"/>
-        </w:rPr>
+        <w:t xml:space="preserve">Jensen Huang (NVIDIA’s CEO) has predicted MARVELL to become a trillion-dollar company </w:t>
+      </w:r>
+      <w:r>
+        <w:rPr>
+          <w:rFonts w:eastAsiaTheme="minorEastAsia"/>
+        </w:rPr>
+        <w:t>soon</w:t>
+      </w:r>
+      <w:r>
+        <w:rPr>
+          <w:rFonts w:eastAsiaTheme="minorEastAsia"/>
+        </w:rPr>
+        <w:t xml:space="preserve">. </w:t>
+      </w:r>
+      <w:r>
+        <w:rPr>
+          <w:rFonts w:eastAsiaTheme="minorEastAsia"/>
+        </w:rPr>
+        <w:lastRenderedPageBreak/>
         <w:t>While the stock rose rapidly due to NVIDIA’s investment, the growth of the semiconductor industry, coupled with the rapid rise of AI, gives MRVL a good chance for its stock price (and market cap) to undergo a steady and significant rise in the future.</w:t>
       </w:r>
     </w:p>
+    <w:p>
+      <w:pPr>
+        <w:pStyle w:val="Heading2"/>
+        <w:rPr>
+          <w:rFonts w:eastAsiaTheme="minorEastAsia"/>
+        </w:rPr>
+      </w:pPr>
+      <w:r>
+        <w:rPr>
+          <w:rFonts w:eastAsiaTheme="minorEastAsia"/>
+        </w:rPr>
+        <w:t>Black-Litterman Metrics</w:t>
+      </w:r>
+    </w:p>
+    <w:p>
+      <w:r>
+        <w:t>For the Black-Litterman portfolio, the following metrics were considered:</w:t>
+      </w:r>
+    </w:p>
+    <w:p>
+      <w:pPr>
+        <w:pStyle w:val="ListParagraph"/>
+        <w:numPr>
+          <w:ilvl w:val="0"/>
+          <w:numId w:val="1"/>
+        </w:numPr>
+      </w:pPr>
+      <w:r>
+        <w:t xml:space="preserve">Tau </w:t>
+      </w:r>
+      <m:oMath>
+        <m:r>
+          <w:rPr>
+            <w:rFonts w:ascii="Cambria Math" w:hAnsi="Cambria Math"/>
+          </w:rPr>
+          <m:t>(τ)</m:t>
+        </m:r>
+      </m:oMath>
+      <w:r>
+        <w:rPr>
+          <w:rFonts w:eastAsiaTheme="minorEastAsia"/>
+        </w:rPr>
+        <w:t>: 0.035</w:t>
+      </w:r>
+    </w:p>
+    <w:p>
+      <w:pPr>
+        <w:pStyle w:val="ListParagraph"/>
+        <w:numPr>
+          <w:ilvl w:val="0"/>
+          <w:numId w:val="1"/>
+        </w:numPr>
+      </w:pPr>
+      <w:r>
+        <w:rPr>
+          <w:rFonts w:eastAsiaTheme="minorEastAsia"/>
+        </w:rPr>
+        <w:t>Confidence level: 50%</w:t>
+      </w:r>
+    </w:p>
+    <w:p>
+      <w:r>
+        <w:t xml:space="preserve">These values were considered to reflect on my </w:t>
+      </w:r>
+      <w:r>
+        <w:t xml:space="preserve">views holding moderate weight, given the instability of the geopolitical situation, and the assumption that no Black Swan events occur in the near future, which may hamper the economy. </w:t>
+      </w:r>
+    </w:p>
+    <w:p>
+      <w:pPr>
+        <w:pStyle w:val="Heading2"/>
+      </w:pPr>
+      <w:r>
+        <w:t>Black-Litterman Observations</w:t>
+      </w:r>
+    </w:p>
+    <w:p>
+      <w:r>
+        <w:t xml:space="preserve">Note: All the relevant data is available in the Excel file in the </w:t>
+      </w:r>
+      <w:r>
+        <w:t>Output folder.</w:t>
+      </w:r>
+      <w:r>
+        <w:t xml:space="preserve"> The data I consider important will be provided in this section, followed by explanations and graphs where necessary.</w:t>
+      </w:r>
+    </w:p>
+    <w:p>
+      <w:r>
+        <w:t xml:space="preserve">Upon running the code on Python, and exporting the data to Excel, the following </w:t>
+      </w:r>
+      <w:r>
+        <w:t xml:space="preserve">summarized </w:t>
+      </w:r>
+      <w:r>
+        <w:t>information I deem crucial is included in the table below:</w:t>
+      </w:r>
+    </w:p>
+    <w:tbl>
+      <w:tblPr>
+        <w:tblStyle w:val="TableGrid"/>
+        <w:tblW w:w="6980" w:type="dxa"/>
+        <w:jc w:val="center"/>
+        <w:tblLook w:val="04A0" w:firstRow="1" w:lastRow="0" w:firstColumn="1" w:lastColumn="0" w:noHBand="0" w:noVBand="1"/>
+      </w:tblPr>
+      <w:tblGrid>
+        <w:gridCol w:w="4260"/>
+        <w:gridCol w:w="2720"/>
+      </w:tblGrid>
+      <w:tr>
+        <w:trPr>
+          <w:trHeight w:val="290"/>
+          <w:jc w:val="center"/>
+        </w:trPr>
+        <w:tc>
+          <w:tcPr>
+            <w:tcW w:w="4260" w:type="dxa"/>
+            <w:noWrap/>
+            <w:hideMark/>
+          </w:tcPr>
+          <w:p>
+            <w:pPr>
+              <w:jc w:val="center"/>
+              <w:rPr>
+                <w:rFonts w:eastAsia="Times New Roman"/>
+                <w:b/>
+                <w:bCs/>
+                <w:color w:val="000000"/>
+                <w:kern w:val="0"/>
+                <w:sz w:val="22"/>
+                <w:szCs w:val="22"/>
+                <w:lang w:val="en-GB" w:eastAsia="en-GB"/>
+                <w14:ligatures w14:val="none"/>
+              </w:rPr>
+            </w:pPr>
+            <w:r>
+              <w:rPr>
+                <w:rFonts w:eastAsia="Times New Roman"/>
+                <w:b/>
+                <w:bCs/>
+                <w:color w:val="000000"/>
+                <w:kern w:val="0"/>
+                <w:sz w:val="22"/>
+                <w:szCs w:val="22"/>
+                <w:lang w:val="en-GB" w:eastAsia="en-GB"/>
+                <w14:ligatures w14:val="none"/>
+              </w:rPr>
+              <w:t>Metric</w:t>
+            </w:r>
+          </w:p>
+        </w:tc>
+        <w:tc>
+          <w:tcPr>
+            <w:tcW w:w="2720" w:type="dxa"/>
+            <w:noWrap/>
+            <w:hideMark/>
+          </w:tcPr>
+          <w:p>
+            <w:pPr>
+              <w:jc w:val="center"/>
+              <w:rPr>
+                <w:rFonts w:eastAsia="Times New Roman"/>
+                <w:b/>
+                <w:bCs/>
+                <w:color w:val="000000"/>
+                <w:kern w:val="0"/>
+                <w:sz w:val="22"/>
+                <w:szCs w:val="22"/>
+                <w:lang w:val="en-GB" w:eastAsia="en-GB"/>
+                <w14:ligatures w14:val="none"/>
+              </w:rPr>
+            </w:pPr>
+            <w:r>
+              <w:rPr>
+                <w:rFonts w:eastAsia="Times New Roman"/>
+                <w:b/>
+                <w:bCs/>
+                <w:color w:val="000000"/>
+                <w:kern w:val="0"/>
+                <w:sz w:val="22"/>
+                <w:szCs w:val="22"/>
+                <w:lang w:val="en-GB" w:eastAsia="en-GB"/>
+                <w14:ligatures w14:val="none"/>
+              </w:rPr>
+              <w:t>Value</w:t>
+            </w:r>
+          </w:p>
+        </w:tc>
+      </w:tr>
+      <w:tr>
+        <w:trPr>
+          <w:trHeight w:val="290"/>
+          <w:jc w:val="center"/>
+        </w:trPr>
+        <w:tc>
+          <w:tcPr>
+            <w:tcW w:w="4260" w:type="dxa"/>
+            <w:noWrap/>
+            <w:hideMark/>
+          </w:tcPr>
+          <w:p>
+            <w:pPr>
+              <w:jc w:val="center"/>
+              <w:rPr>
+                <w:rFonts w:eastAsia="Times New Roman"/>
+                <w:color w:val="000000"/>
+                <w:kern w:val="0"/>
+                <w:sz w:val="22"/>
+                <w:szCs w:val="22"/>
+                <w:lang w:val="en-GB" w:eastAsia="en-GB"/>
+                <w14:ligatures w14:val="none"/>
+              </w:rPr>
+            </w:pPr>
+            <w:r>
+              <w:rPr>
+                <w:rFonts w:eastAsia="Times New Roman"/>
+                <w:color w:val="000000"/>
+                <w:kern w:val="0"/>
+                <w:sz w:val="22"/>
+                <w:szCs w:val="22"/>
+                <w:lang w:val="en-GB" w:eastAsia="en-GB"/>
+                <w14:ligatures w14:val="none"/>
+              </w:rPr>
+              <w:t>Final Cumulative Net Return (%)</w:t>
+            </w:r>
+          </w:p>
+        </w:tc>
+        <w:tc>
+          <w:tcPr>
+            <w:tcW w:w="2720" w:type="dxa"/>
+            <w:noWrap/>
+            <w:hideMark/>
+          </w:tcPr>
+          <w:p>
+            <w:pPr>
+              <w:jc w:val="center"/>
+              <w:rPr>
+                <w:rFonts w:eastAsia="Times New Roman"/>
+                <w:color w:val="000000"/>
+                <w:kern w:val="0"/>
+                <w:sz w:val="22"/>
+                <w:szCs w:val="22"/>
+                <w:lang w:val="en-GB" w:eastAsia="en-GB"/>
+                <w14:ligatures w14:val="none"/>
+              </w:rPr>
+            </w:pPr>
+            <w:r>
+              <w:rPr>
+                <w:rFonts w:eastAsia="Times New Roman"/>
+                <w:color w:val="000000"/>
+                <w:kern w:val="0"/>
+                <w:sz w:val="22"/>
+                <w:szCs w:val="22"/>
+                <w:lang w:val="en-GB" w:eastAsia="en-GB"/>
+                <w14:ligatures w14:val="none"/>
+              </w:rPr>
+              <w:t>371.08</w:t>
+            </w:r>
+          </w:p>
+        </w:tc>
+      </w:tr>
+      <w:tr>
+        <w:trPr>
+          <w:trHeight w:val="290"/>
+          <w:jc w:val="center"/>
+        </w:trPr>
+        <w:tc>
+          <w:tcPr>
+            <w:tcW w:w="4260" w:type="dxa"/>
+            <w:noWrap/>
+            <w:hideMark/>
+          </w:tcPr>
+          <w:p>
+            <w:pPr>
+              <w:jc w:val="center"/>
+              <w:rPr>
+                <w:rFonts w:eastAsia="Times New Roman"/>
+                <w:color w:val="000000"/>
+                <w:kern w:val="0"/>
+                <w:sz w:val="22"/>
+                <w:szCs w:val="22"/>
+                <w:lang w:val="en-GB" w:eastAsia="en-GB"/>
+                <w14:ligatures w14:val="none"/>
+              </w:rPr>
+            </w:pPr>
+            <w:r>
+              <w:rPr>
+                <w:rFonts w:eastAsia="Times New Roman"/>
+                <w:color w:val="000000"/>
+                <w:kern w:val="0"/>
+                <w:sz w:val="22"/>
+                <w:szCs w:val="22"/>
+                <w:lang w:val="en-GB" w:eastAsia="en-GB"/>
+                <w14:ligatures w14:val="none"/>
+              </w:rPr>
+              <w:t>Final Annualized Return (%)</w:t>
+            </w:r>
+          </w:p>
+        </w:tc>
+        <w:tc>
+          <w:tcPr>
+            <w:tcW w:w="2720" w:type="dxa"/>
+            <w:noWrap/>
+            <w:hideMark/>
+          </w:tcPr>
+          <w:p>
+            <w:pPr>
+              <w:jc w:val="center"/>
+              <w:rPr>
+                <w:rFonts w:eastAsia="Times New Roman"/>
+                <w:color w:val="000000"/>
+                <w:kern w:val="0"/>
+                <w:sz w:val="22"/>
+                <w:szCs w:val="22"/>
+                <w:lang w:val="en-GB" w:eastAsia="en-GB"/>
+                <w14:ligatures w14:val="none"/>
+              </w:rPr>
+            </w:pPr>
+            <w:r>
+              <w:rPr>
+                <w:rFonts w:eastAsia="Times New Roman"/>
+                <w:color w:val="000000"/>
+                <w:kern w:val="0"/>
+                <w:sz w:val="22"/>
+                <w:szCs w:val="22"/>
+                <w:lang w:val="en-GB" w:eastAsia="en-GB"/>
+                <w14:ligatures w14:val="none"/>
+              </w:rPr>
+              <w:t>33.13</w:t>
+            </w:r>
+          </w:p>
+        </w:tc>
+      </w:tr>
+      <w:tr>
+        <w:trPr>
+          <w:trHeight w:val="290"/>
+          <w:jc w:val="center"/>
+        </w:trPr>
+        <w:tc>
+          <w:tcPr>
+            <w:tcW w:w="4260" w:type="dxa"/>
+            <w:noWrap/>
+            <w:hideMark/>
+          </w:tcPr>
+          <w:p>
+            <w:pPr>
+              <w:jc w:val="center"/>
+              <w:rPr>
+                <w:rFonts w:eastAsia="Times New Roman"/>
+                <w:color w:val="000000"/>
+                <w:kern w:val="0"/>
+                <w:sz w:val="22"/>
+                <w:szCs w:val="22"/>
+                <w:lang w:val="en-GB" w:eastAsia="en-GB"/>
+                <w14:ligatures w14:val="none"/>
+              </w:rPr>
+            </w:pPr>
+            <w:r>
+              <w:rPr>
+                <w:rFonts w:eastAsia="Times New Roman"/>
+                <w:color w:val="000000"/>
+                <w:kern w:val="0"/>
+                <w:sz w:val="22"/>
+                <w:szCs w:val="22"/>
+                <w:lang w:val="en-GB" w:eastAsia="en-GB"/>
+                <w14:ligatures w14:val="none"/>
+              </w:rPr>
+              <w:t>Final Annualized Volatility (%)</w:t>
+            </w:r>
+          </w:p>
+        </w:tc>
+        <w:tc>
+          <w:tcPr>
+            <w:tcW w:w="2720" w:type="dxa"/>
+            <w:noWrap/>
+            <w:hideMark/>
+          </w:tcPr>
+          <w:p>
+            <w:pPr>
+              <w:jc w:val="center"/>
+              <w:rPr>
+                <w:rFonts w:eastAsia="Times New Roman"/>
+                <w:color w:val="000000"/>
+                <w:kern w:val="0"/>
+                <w:sz w:val="22"/>
+                <w:szCs w:val="22"/>
+                <w:lang w:val="en-GB" w:eastAsia="en-GB"/>
+                <w14:ligatures w14:val="none"/>
+              </w:rPr>
+            </w:pPr>
+            <w:r>
+              <w:rPr>
+                <w:rFonts w:eastAsia="Times New Roman"/>
+                <w:color w:val="000000"/>
+                <w:kern w:val="0"/>
+                <w:sz w:val="22"/>
+                <w:szCs w:val="22"/>
+                <w:lang w:val="en-GB" w:eastAsia="en-GB"/>
+                <w14:ligatures w14:val="none"/>
+              </w:rPr>
+              <w:t>21.83</w:t>
+            </w:r>
+          </w:p>
+        </w:tc>
+      </w:tr>
+      <w:tr>
+        <w:trPr>
+          <w:trHeight w:val="290"/>
+          <w:jc w:val="center"/>
+        </w:trPr>
+        <w:tc>
+          <w:tcPr>
+            <w:tcW w:w="4260" w:type="dxa"/>
+            <w:noWrap/>
+            <w:hideMark/>
+          </w:tcPr>
+          <w:p>
+            <w:pPr>
+              <w:jc w:val="center"/>
+              <w:rPr>
+                <w:rFonts w:eastAsia="Times New Roman"/>
+                <w:color w:val="000000"/>
+                <w:kern w:val="0"/>
+                <w:sz w:val="22"/>
+                <w:szCs w:val="22"/>
+                <w:lang w:val="en-GB" w:eastAsia="en-GB"/>
+                <w14:ligatures w14:val="none"/>
+              </w:rPr>
+            </w:pPr>
+            <w:r>
+              <w:rPr>
+                <w:rFonts w:eastAsia="Times New Roman"/>
+                <w:color w:val="000000"/>
+                <w:kern w:val="0"/>
+                <w:sz w:val="22"/>
+                <w:szCs w:val="22"/>
+                <w:lang w:val="en-GB" w:eastAsia="en-GB"/>
+                <w14:ligatures w14:val="none"/>
+              </w:rPr>
+              <w:t>Final Sharpe Ratio</w:t>
+            </w:r>
+          </w:p>
+        </w:tc>
+        <w:tc>
+          <w:tcPr>
+            <w:tcW w:w="2720" w:type="dxa"/>
+            <w:noWrap/>
+            <w:hideMark/>
+          </w:tcPr>
+          <w:p>
+            <w:pPr>
+              <w:jc w:val="center"/>
+              <w:rPr>
+                <w:rFonts w:eastAsia="Times New Roman"/>
+                <w:color w:val="000000"/>
+                <w:kern w:val="0"/>
+                <w:sz w:val="22"/>
+                <w:szCs w:val="22"/>
+                <w:lang w:val="en-GB" w:eastAsia="en-GB"/>
+                <w14:ligatures w14:val="none"/>
+              </w:rPr>
+            </w:pPr>
+            <w:r>
+              <w:rPr>
+                <w:rFonts w:eastAsia="Times New Roman"/>
+                <w:color w:val="000000"/>
+                <w:kern w:val="0"/>
+                <w:sz w:val="22"/>
+                <w:szCs w:val="22"/>
+                <w:lang w:val="en-GB" w:eastAsia="en-GB"/>
+                <w14:ligatures w14:val="none"/>
+              </w:rPr>
+              <w:t>1.30</w:t>
+            </w:r>
+          </w:p>
+        </w:tc>
+      </w:tr>
+      <w:tr>
+        <w:trPr>
+          <w:trHeight w:val="290"/>
+          <w:jc w:val="center"/>
+        </w:trPr>
+        <w:tc>
+          <w:tcPr>
+            <w:tcW w:w="4260" w:type="dxa"/>
+            <w:noWrap/>
+            <w:hideMark/>
+          </w:tcPr>
+          <w:p>
+            <w:pPr>
+              <w:jc w:val="center"/>
+              <w:rPr>
+                <w:rFonts w:eastAsia="Times New Roman"/>
+                <w:color w:val="000000"/>
+                <w:kern w:val="0"/>
+                <w:sz w:val="22"/>
+                <w:szCs w:val="22"/>
+                <w:lang w:val="en-GB" w:eastAsia="en-GB"/>
+                <w14:ligatures w14:val="none"/>
+              </w:rPr>
+            </w:pPr>
+            <w:r>
+              <w:rPr>
+                <w:rFonts w:eastAsia="Times New Roman"/>
+                <w:color w:val="000000"/>
+                <w:kern w:val="0"/>
+                <w:sz w:val="22"/>
+                <w:szCs w:val="22"/>
+                <w:lang w:val="en-GB" w:eastAsia="en-GB"/>
+                <w14:ligatures w14:val="none"/>
+              </w:rPr>
+              <w:t>Final Sortino Ratio</w:t>
+            </w:r>
+          </w:p>
+        </w:tc>
+        <w:tc>
+          <w:tcPr>
+            <w:tcW w:w="2720" w:type="dxa"/>
+            <w:noWrap/>
+            <w:hideMark/>
+          </w:tcPr>
+          <w:p>
+            <w:pPr>
+              <w:jc w:val="center"/>
+              <w:rPr>
+                <w:rFonts w:eastAsia="Times New Roman"/>
+                <w:color w:val="000000"/>
+                <w:kern w:val="0"/>
+                <w:sz w:val="22"/>
+                <w:szCs w:val="22"/>
+                <w:lang w:val="en-GB" w:eastAsia="en-GB"/>
+                <w14:ligatures w14:val="none"/>
+              </w:rPr>
+            </w:pPr>
+            <w:r>
+              <w:rPr>
+                <w:rFonts w:eastAsia="Times New Roman"/>
+                <w:color w:val="000000"/>
+                <w:kern w:val="0"/>
+                <w:sz w:val="22"/>
+                <w:szCs w:val="22"/>
+                <w:lang w:val="en-GB" w:eastAsia="en-GB"/>
+                <w14:ligatures w14:val="none"/>
+              </w:rPr>
+              <w:t>2.12</w:t>
+            </w:r>
+          </w:p>
+        </w:tc>
+      </w:tr>
+      <w:tr>
+        <w:trPr>
+          <w:trHeight w:val="290"/>
+          <w:jc w:val="center"/>
+        </w:trPr>
+        <w:tc>
+          <w:tcPr>
+            <w:tcW w:w="4260" w:type="dxa"/>
+            <w:noWrap/>
+            <w:hideMark/>
+          </w:tcPr>
+          <w:p>
+            <w:pPr>
+              <w:jc w:val="center"/>
+              <w:rPr>
+                <w:rFonts w:eastAsia="Times New Roman"/>
+                <w:color w:val="000000"/>
+                <w:kern w:val="0"/>
+                <w:sz w:val="22"/>
+                <w:szCs w:val="22"/>
+                <w:lang w:val="en-GB" w:eastAsia="en-GB"/>
+                <w14:ligatures w14:val="none"/>
+              </w:rPr>
+            </w:pPr>
+            <w:r>
+              <w:rPr>
+                <w:rFonts w:eastAsia="Times New Roman"/>
+                <w:color w:val="000000"/>
+                <w:kern w:val="0"/>
+                <w:sz w:val="22"/>
+                <w:szCs w:val="22"/>
+                <w:lang w:val="en-GB" w:eastAsia="en-GB"/>
+                <w14:ligatures w14:val="none"/>
+              </w:rPr>
+              <w:t>Historical CVaR 95% (%)</w:t>
+            </w:r>
+          </w:p>
+        </w:tc>
+        <w:tc>
+          <w:tcPr>
+            <w:tcW w:w="2720" w:type="dxa"/>
+            <w:noWrap/>
+            <w:hideMark/>
+          </w:tcPr>
+          <w:p>
+            <w:pPr>
+              <w:jc w:val="center"/>
+              <w:rPr>
+                <w:rFonts w:eastAsia="Times New Roman"/>
+                <w:color w:val="000000"/>
+                <w:kern w:val="0"/>
+                <w:sz w:val="22"/>
+                <w:szCs w:val="22"/>
+                <w:lang w:val="en-GB" w:eastAsia="en-GB"/>
+                <w14:ligatures w14:val="none"/>
+              </w:rPr>
+            </w:pPr>
+            <w:r>
+              <w:rPr>
+                <w:rFonts w:eastAsia="Times New Roman"/>
+                <w:color w:val="000000"/>
+                <w:kern w:val="0"/>
+                <w:sz w:val="22"/>
+                <w:szCs w:val="22"/>
+                <w:lang w:val="en-GB" w:eastAsia="en-GB"/>
+                <w14:ligatures w14:val="none"/>
+              </w:rPr>
+              <w:t>11.06</w:t>
+            </w:r>
+          </w:p>
+        </w:tc>
+      </w:tr>
+      <w:tr>
+        <w:trPr>
+          <w:trHeight w:val="290"/>
+          <w:jc w:val="center"/>
+        </w:trPr>
+        <w:tc>
+          <w:tcPr>
+            <w:tcW w:w="4260" w:type="dxa"/>
+            <w:noWrap/>
+            <w:hideMark/>
+          </w:tcPr>
+          <w:p>
+            <w:pPr>
+              <w:jc w:val="center"/>
+              <w:rPr>
+                <w:rFonts w:eastAsia="Times New Roman"/>
+                <w:color w:val="000000"/>
+                <w:kern w:val="0"/>
+                <w:sz w:val="22"/>
+                <w:szCs w:val="22"/>
+                <w:lang w:val="en-GB" w:eastAsia="en-GB"/>
+                <w14:ligatures w14:val="none"/>
+              </w:rPr>
+            </w:pPr>
+            <w:r>
+              <w:rPr>
+                <w:rFonts w:eastAsia="Times New Roman"/>
+                <w:color w:val="000000"/>
+                <w:kern w:val="0"/>
+                <w:sz w:val="22"/>
+                <w:szCs w:val="22"/>
+                <w:lang w:val="en-GB" w:eastAsia="en-GB"/>
+                <w14:ligatures w14:val="none"/>
+              </w:rPr>
+              <w:t>Latest Beta</w:t>
+            </w:r>
+          </w:p>
+        </w:tc>
+        <w:tc>
+          <w:tcPr>
+            <w:tcW w:w="2720" w:type="dxa"/>
+            <w:noWrap/>
+            <w:hideMark/>
+          </w:tcPr>
+          <w:p>
+            <w:pPr>
+              <w:jc w:val="center"/>
+              <w:rPr>
+                <w:rFonts w:eastAsia="Times New Roman"/>
+                <w:color w:val="000000"/>
+                <w:kern w:val="0"/>
+                <w:sz w:val="22"/>
+                <w:szCs w:val="22"/>
+                <w:lang w:val="en-GB" w:eastAsia="en-GB"/>
+                <w14:ligatures w14:val="none"/>
+              </w:rPr>
+            </w:pPr>
+            <w:r>
+              <w:rPr>
+                <w:rFonts w:eastAsia="Times New Roman"/>
+                <w:color w:val="000000"/>
+                <w:kern w:val="0"/>
+                <w:sz w:val="22"/>
+                <w:szCs w:val="22"/>
+                <w:lang w:val="en-GB" w:eastAsia="en-GB"/>
+                <w14:ligatures w14:val="none"/>
+              </w:rPr>
+              <w:t>0.33</w:t>
+            </w:r>
+          </w:p>
+        </w:tc>
+      </w:tr>
+      <w:tr>
+        <w:trPr>
+          <w:trHeight w:val="290"/>
+          <w:jc w:val="center"/>
+        </w:trPr>
+        <w:tc>
+          <w:tcPr>
+            <w:tcW w:w="4260" w:type="dxa"/>
+            <w:noWrap/>
+            <w:hideMark/>
+          </w:tcPr>
+          <w:p>
+            <w:pPr>
+              <w:jc w:val="center"/>
+              <w:rPr>
+                <w:rFonts w:eastAsia="Times New Roman"/>
+                <w:color w:val="000000"/>
+                <w:kern w:val="0"/>
+                <w:sz w:val="22"/>
+                <w:szCs w:val="22"/>
+                <w:lang w:val="en-GB" w:eastAsia="en-GB"/>
+                <w14:ligatures w14:val="none"/>
+              </w:rPr>
+            </w:pPr>
+            <w:r>
+              <w:rPr>
+                <w:rFonts w:eastAsia="Times New Roman"/>
+                <w:color w:val="000000"/>
+                <w:kern w:val="0"/>
+                <w:sz w:val="22"/>
+                <w:szCs w:val="22"/>
+                <w:lang w:val="en-GB" w:eastAsia="en-GB"/>
+                <w14:ligatures w14:val="none"/>
+              </w:rPr>
+              <w:t>Latest Annualized Alpha (%)</w:t>
+            </w:r>
+          </w:p>
+        </w:tc>
+        <w:tc>
+          <w:tcPr>
+            <w:tcW w:w="2720" w:type="dxa"/>
+            <w:noWrap/>
+            <w:hideMark/>
+          </w:tcPr>
+          <w:p>
+            <w:pPr>
+              <w:jc w:val="center"/>
+              <w:rPr>
+                <w:rFonts w:eastAsia="Times New Roman"/>
+                <w:color w:val="000000"/>
+                <w:kern w:val="0"/>
+                <w:sz w:val="22"/>
+                <w:szCs w:val="22"/>
+                <w:lang w:val="en-GB" w:eastAsia="en-GB"/>
+                <w14:ligatures w14:val="none"/>
+              </w:rPr>
+            </w:pPr>
+            <w:r>
+              <w:rPr>
+                <w:rFonts w:eastAsia="Times New Roman"/>
+                <w:color w:val="000000"/>
+                <w:kern w:val="0"/>
+                <w:sz w:val="22"/>
+                <w:szCs w:val="22"/>
+                <w:lang w:val="en-GB" w:eastAsia="en-GB"/>
+                <w14:ligatures w14:val="none"/>
+              </w:rPr>
+              <w:t>23.29</w:t>
+            </w:r>
+          </w:p>
+        </w:tc>
+      </w:tr>
+      <w:tr>
+        <w:trPr>
+          <w:trHeight w:val="290"/>
+          <w:jc w:val="center"/>
+        </w:trPr>
+        <w:tc>
+          <w:tcPr>
+            <w:tcW w:w="4260" w:type="dxa"/>
+            <w:noWrap/>
+            <w:hideMark/>
+          </w:tcPr>
+          <w:p>
+            <w:pPr>
+              <w:jc w:val="center"/>
+              <w:rPr>
+                <w:rFonts w:eastAsia="Times New Roman"/>
+                <w:color w:val="000000"/>
+                <w:kern w:val="0"/>
+                <w:sz w:val="22"/>
+                <w:szCs w:val="22"/>
+                <w:lang w:val="en-GB" w:eastAsia="en-GB"/>
+                <w14:ligatures w14:val="none"/>
+              </w:rPr>
+            </w:pPr>
+            <w:r>
+              <w:rPr>
+                <w:rFonts w:eastAsia="Times New Roman"/>
+                <w:color w:val="000000"/>
+                <w:kern w:val="0"/>
+                <w:sz w:val="22"/>
+                <w:szCs w:val="22"/>
+                <w:lang w:val="en-GB" w:eastAsia="en-GB"/>
+                <w14:ligatures w14:val="none"/>
+              </w:rPr>
+              <w:t>Final Skewness</w:t>
+            </w:r>
+          </w:p>
+        </w:tc>
+        <w:tc>
+          <w:tcPr>
+            <w:tcW w:w="2720" w:type="dxa"/>
+            <w:noWrap/>
+            <w:hideMark/>
+          </w:tcPr>
+          <w:p>
+            <w:pPr>
+              <w:jc w:val="center"/>
+              <w:rPr>
+                <w:rFonts w:eastAsia="Times New Roman"/>
+                <w:color w:val="000000"/>
+                <w:kern w:val="0"/>
+                <w:sz w:val="22"/>
+                <w:szCs w:val="22"/>
+                <w:lang w:val="en-GB" w:eastAsia="en-GB"/>
+                <w14:ligatures w14:val="none"/>
+              </w:rPr>
+            </w:pPr>
+            <w:r>
+              <w:rPr>
+                <w:rFonts w:eastAsia="Times New Roman"/>
+                <w:color w:val="000000"/>
+                <w:kern w:val="0"/>
+                <w:sz w:val="22"/>
+                <w:szCs w:val="22"/>
+                <w:lang w:val="en-GB" w:eastAsia="en-GB"/>
+                <w14:ligatures w14:val="none"/>
+              </w:rPr>
+              <w:t>-0.44</w:t>
+            </w:r>
+          </w:p>
+        </w:tc>
+      </w:tr>
+      <w:tr>
+        <w:trPr>
+          <w:trHeight w:val="290"/>
+          <w:jc w:val="center"/>
+        </w:trPr>
+        <w:tc>
+          <w:tcPr>
+            <w:tcW w:w="4260" w:type="dxa"/>
+            <w:noWrap/>
+            <w:hideMark/>
+          </w:tcPr>
+          <w:p>
+            <w:pPr>
+              <w:jc w:val="center"/>
+              <w:rPr>
+                <w:rFonts w:eastAsia="Times New Roman"/>
+                <w:color w:val="000000"/>
+                <w:kern w:val="0"/>
+                <w:sz w:val="22"/>
+                <w:szCs w:val="22"/>
+                <w:lang w:val="en-GB" w:eastAsia="en-GB"/>
+                <w14:ligatures w14:val="none"/>
+              </w:rPr>
+            </w:pPr>
+            <w:r>
+              <w:rPr>
+                <w:rFonts w:eastAsia="Times New Roman"/>
+                <w:color w:val="000000"/>
+                <w:kern w:val="0"/>
+                <w:sz w:val="22"/>
+                <w:szCs w:val="22"/>
+                <w:lang w:val="en-GB" w:eastAsia="en-GB"/>
+                <w14:ligatures w14:val="none"/>
+              </w:rPr>
+              <w:t>Final Kurtosis</w:t>
+            </w:r>
+          </w:p>
+        </w:tc>
+        <w:tc>
+          <w:tcPr>
+            <w:tcW w:w="2720" w:type="dxa"/>
+            <w:noWrap/>
+            <w:hideMark/>
+          </w:tcPr>
+          <w:p>
+            <w:pPr>
+              <w:jc w:val="center"/>
+              <w:rPr>
+                <w:rFonts w:eastAsia="Times New Roman"/>
+                <w:color w:val="000000"/>
+                <w:kern w:val="0"/>
+                <w:sz w:val="22"/>
+                <w:szCs w:val="22"/>
+                <w:lang w:val="en-GB" w:eastAsia="en-GB"/>
+                <w14:ligatures w14:val="none"/>
+              </w:rPr>
+            </w:pPr>
+            <w:r>
+              <w:rPr>
+                <w:rFonts w:eastAsia="Times New Roman"/>
+                <w:color w:val="000000"/>
+                <w:kern w:val="0"/>
+                <w:sz w:val="22"/>
+                <w:szCs w:val="22"/>
+                <w:lang w:val="en-GB" w:eastAsia="en-GB"/>
+                <w14:ligatures w14:val="none"/>
+              </w:rPr>
+              <w:t>3.04</w:t>
+            </w:r>
+          </w:p>
+        </w:tc>
+      </w:tr>
+    </w:tbl>
+    <w:p/>
+    <w:p>
+      <w:r>
+        <w:t xml:space="preserve">With data sets from 77 months, and hence, 65 rolling periods, the cumulative net return of the portfolio is 371.08%. It is important to note that due to </w:t>
+      </w:r>
+      <w:r>
+        <w:t xml:space="preserve">some assets not having a live market capitalization value when data was extracted using the YFINANCE Python module, a fallback market capitalization was used. This resulted in the cumulative net return varying by </w:t>
+      </w:r>
+      <w:r>
+        <w:t>±1% while running the code.</w:t>
+      </w:r>
+    </w:p>
+    <w:p/>
+    <w:p/>
+    <w:p/>
+    <w:p/>
+    <w:p>
+      <w:pPr>
+        <w:rPr>
+          <w:rFonts w:eastAsiaTheme="minorEastAsia"/>
+        </w:rPr>
+      </w:pPr>
+    </w:p>
+    <w:p>
+      <w:pPr>
+        <w:rPr>
+          <w:rFonts w:eastAsiaTheme="minorEastAsia"/>
+        </w:rPr>
+      </w:pPr>
+      <w:r>
+        <w:rPr>
+          <w:rFonts w:eastAsiaTheme="minorEastAsia"/>
+        </w:rPr>
+        <w:br w:type="page"/>
+      </w:r>
+    </w:p>
+    <w:p>
+      <w:pPr>
+        <w:pStyle w:val="Heading2"/>
+        <w:rPr>
+          <w:rFonts w:ascii="Calibri" w:eastAsiaTheme="minorEastAsia" w:hAnsi="Calibri" w:cs="Calibri"/>
+        </w:rPr>
+      </w:pPr>
+      <w:r>
+        <w:rPr>
+          <w:rFonts w:ascii="Calibri" w:eastAsiaTheme="minorEastAsia" w:hAnsi="Calibri" w:cs="Calibri"/>
+        </w:rPr>
+        <w:lastRenderedPageBreak/>
+        <w:t>References</w:t>
+      </w:r>
+    </w:p>
+    <w:p>
+      <w:r>
+        <w:t>[1] North Atlantic Treaty Organization, “</w:t>
+      </w:r>
+      <w:r>
+        <w:t>Defense</w:t>
+      </w:r>
+      <w:r>
+        <w:t xml:space="preserve"> investment and NATO’s 5% commitment,” </w:t>
+      </w:r>
+      <w:r>
+        <w:rPr>
+          <w:i/>
+          <w:iCs/>
+        </w:rPr>
+        <w:t>NATO</w:t>
+      </w:r>
+      <w:r>
+        <w:t xml:space="preserve">, Jun. 29, 2026. [Online]. Available: </w:t>
+      </w:r>
+      <w:hyperlink r:id="rId5" w:history="1">
+        <w:r>
+          <w:rPr>
+            <w:rStyle w:val="Hyperlink"/>
+          </w:rPr>
+          <w:t>https://www.nato.int/en/what-we-do/introduction-to-nato/defence-expenditures-and-natos-5-commitment</w:t>
+        </w:r>
+      </w:hyperlink>
+      <w:r>
+        <w:t>. [Accessed: Aug. 27, 2026].</w:t>
+      </w:r>
+    </w:p>
+    <w:p>
+      <w:r>
+        <w:t xml:space="preserve">[2] Statista, “Countries with the highest military spending worldwide,” </w:t>
+      </w:r>
+      <w:r>
+        <w:rPr>
+          <w:i/>
+          <w:iCs/>
+        </w:rPr>
+        <w:t>Statista</w:t>
+      </w:r>
+      <w:r>
+        <w:t xml:space="preserve">. [Online]. Available: </w:t>
+      </w:r>
+      <w:hyperlink r:id="rId6" w:history="1">
+        <w:r>
+          <w:rPr>
+            <w:rStyle w:val="Hyperlink"/>
+          </w:rPr>
+          <w:t>https://www.statista.com/statistics/262742/countries-with-the-highest-military-spending/</w:t>
+        </w:r>
+      </w:hyperlink>
+      <w:r>
+        <w:t>. [Accessed: Aug. 27, 2026].</w:t>
+      </w:r>
+    </w:p>
+    <w:p>
+      <w:r>
+        <w:t xml:space="preserve">[3] T. M. Idzorek, “A step-by-step guide to the Black-Litterman model: Incorporating user-specified confidence levels,” Zephyr Associates, Inc., Jul. 20, 2004. [Online]. Available: </w:t>
+      </w:r>
+      <w:hyperlink r:id="rId7" w:history="1">
+        <w:r>
+          <w:rPr>
+            <w:rStyle w:val="Hyperlink"/>
+          </w:rPr>
+          <w:t>https://people.duke.edu/~charvey/Teaching/BA453_2006/Idzorek_onBL.pdf</w:t>
+        </w:r>
+      </w:hyperlink>
+      <w:r>
+        <w:t>. [Accessed: Aug. 27, 2026].</w:t>
+      </w:r>
+    </w:p>
+    <w:p>
+      <w:r>
+        <w:t xml:space="preserve">[4] Board of Governors of the Federal Reserve System (US), “Market yield on U.S. Treasury securities at 3-month constant maturity, quoted on an investment basis [DGS3MO],” </w:t>
+      </w:r>
+      <w:r>
+        <w:rPr>
+          <w:i/>
+          <w:iCs/>
+        </w:rPr>
+        <w:t>FRED, Federal Reserve Bank of St. Louis</w:t>
+      </w:r>
+      <w:r>
+        <w:t xml:space="preserve">. [Online]. Available: </w:t>
+      </w:r>
+      <w:hyperlink r:id="rId8" w:history="1">
+        <w:r>
+          <w:rPr>
+            <w:rStyle w:val="Hyperlink"/>
+          </w:rPr>
+          <w:t>https://fred.stlouisfed.org/series/DGS3MO</w:t>
+        </w:r>
+      </w:hyperlink>
+      <w:r>
+        <w:t>. [Accessed: Aug. 27, 2026].</w:t>
+      </w:r>
+    </w:p>
+    <w:p>
+      <w:r>
+        <w:t xml:space="preserve">[5] M. Zahn, “Microsoft is laying off 4,800 workers: ‘AI is changing how work gets done,’” </w:t>
+      </w:r>
+      <w:r>
+        <w:rPr>
+          <w:i/>
+          <w:iCs/>
+        </w:rPr>
+        <w:t>ABC News</w:t>
+      </w:r>
+      <w:r>
+        <w:t xml:space="preserve">, Jul. 6, 2026. [Online]. Available: </w:t>
+      </w:r>
+      <w:hyperlink r:id="rId9" w:history="1">
+        <w:r>
+          <w:rPr>
+            <w:rStyle w:val="Hyperlink"/>
+          </w:rPr>
+          <w:t>https://abcnews.com/Business/microsoft-laying-off-4800-workers-ai-changing-work/story?id=134518435</w:t>
+        </w:r>
+      </w:hyperlink>
+      <w:r>
+        <w:t>. [Accessed: Aug. 27, 2026].</w:t>
+      </w:r>
+    </w:p>
+    <w:p/>
+    <w:p/>
+    <w:p/>
+    <w:p/>
+    <w:p>
+      <w:r>
+        <w:br w:type="page"/>
+      </w:r>
+    </w:p>
+    <w:p>
+      <w:pPr>
+        <w:pStyle w:val="Heading2"/>
+        <w:rPr>
+          <w:rFonts w:ascii="Calibri" w:hAnsi="Calibri" w:cs="Calibri"/>
+        </w:rPr>
+      </w:pPr>
+      <w:r>
+        <w:rPr>
+          <w:rFonts w:ascii="Calibri" w:hAnsi="Calibri" w:cs="Calibri"/>
+        </w:rPr>
+        <w:lastRenderedPageBreak/>
+        <w:t>Appendix</w:t>
+      </w:r>
+    </w:p>
+    <w:p/>
     <w:p>
       <w:pPr>
         <w:rPr>
@@ -2311,7 +3657,7 @@
 </file>
 
 <file path=word/numbering.xml><?xml version="1.0" encoding="utf-8"?>
-<w:numbering xmlns:wpc="http://schemas.microsoft.com/office/word/2010/wordprocessingCanvas" xmlns:cx="http://schemas.microsoft.com/office/drawing/2014/chartex" xmlns:cx1="http://schemas.microsoft.com/office/drawing/2015/9/8/chartex" xmlns:cx2="http://schemas.microsoft.com/office/drawing/2015/10/21/chartex" xmlns:cx3="http://schemas.microsoft.com/office/drawing/2016/5/9/chartex" xmlns:cx4="http://schemas.microsoft.com/office/drawing/2016/5/10/chartex" xmlns:cx5="http://schemas.microsoft.com/office/drawing/2016/5/11/chartex" xmlns:cx6="http://schemas.microsoft.com/office/drawing/2016/5/12/chartex" xmlns:cx7="http://schemas.microsoft.com/office/drawing/2016/5/13/chartex" xmlns:cx8="http://schemas.microsoft.com/office/drawing/2016/5/14/chartex" xmlns:mc="http://schemas.openxmlformats.org/markup-compatibility/2006" xmlns:aink="http://schemas.microsoft.com/office/drawing/2016/ink" xmlns:am3d="http://schemas.microsoft.com/office/drawing/2017/model3d" xmlns:o="urn:schemas-microsoft-com:office:office" xmlns:oel="http://schemas.microsoft.com/office/2019/extlst" xmlns:r="http://schemas.openxmlformats.org/officeDocument/2006/relationships" xmlns:m="http://schemas.openxmlformats.org/officeDocument/2006/math" xmlns:v="urn:schemas-microsoft-com:vml" xmlns:wp14="http://schemas.microsoft.com/office/word/2010/wordprocessingDrawing" xmlns:wp="http://schemas.openxmlformats.org/drawingml/2006/wordprocessingDrawing" xmlns:w10="urn:schemas-microsoft-com:office:word" xmlns:w="http://schemas.openxmlformats.org/wordprocessingml/2006/main" xmlns:w14="http://schemas.microsoft.com/office/word/2010/wordml" xmlns:w15="http://schemas.microsoft.com/office/word/2012/wordml" xmlns:w16cei="http://schemas.microsoft.com/office/word/2026/wordml/cei" xmlns:w16cex="http://schemas.microsoft.com/office/word/2018/wordml/cex" xmlns:w16cid="http://schemas.microsoft.com/office/word/2016/wordml/cid" xmlns:w16="http://schemas.microsoft.com/office/word/2018/wordml" xmlns:w16du="http://schemas.microsoft.com/office/word/2023/wordml/word16du" xmlns:w16sdtdh="http://schemas.microsoft.com/office/word/2020/wordml/sdtdatahash" xmlns:w16sdtfl="http://schemas.microsoft.com/office/word/2024/wordml/sdtformatlock" xmlns:w16se="http://schemas.microsoft.com/office/word/2015/wordml/symex" xmlns:wpg="http://schemas.microsoft.com/office/word/2010/wordprocessingGroup" xmlns:wpi="http://schemas.microsoft.com/office/word/2010/wordprocessingInk" xmlns:wne="http://schemas.microsoft.com/office/word/2006/wordml" xmlns:wps="http://schemas.microsoft.com/office/word/2010/wordprocessingShape" mc:Ignorable="w14 w15 w16se w16cid w16 w16cex w16sdtdh w16sdtfl w16du wp14">
+<w:numbering xmlns:wpc="http://schemas.microsoft.com/office/word/2010/wordprocessingCanvas" xmlns:cx="http://schemas.microsoft.com/office/drawing/2014/chartex" xmlns:cx1="http://schemas.microsoft.com/office/drawing/2015/9/8/chartex" xmlns:cx2="http://schemas.microsoft.com/office/drawing/2015/10/21/chartex" xmlns:cx3="http://schemas.microsoft.com/office/drawing/2016/5/9/chartex" xmlns:cx4="http://schemas.microsoft.com/office/drawing/2016/5/10/chartex" xmlns:cx5="http://schemas.microsoft.com/office/drawing/2016/5/11/chartex" xmlns:cx6="http://schemas.microsoft.com/office/drawing/2016/5/12/chartex" xmlns:cx7="http://schemas.microsoft.com/office/drawing/2016/5/13/chartex" xmlns:cx8="http://schemas.microsoft.com/office/drawing/2016/5/14/chartex" xmlns:mc="http://schemas.openxmlformats.org/markup-compatibility/2006" xmlns:aink="http://schemas.microsoft.com/office/drawing/2016/ink" xmlns:am3d="http://schemas.microsoft.com/office/drawing/2017/model3d" xmlns:o="urn:schemas-microsoft-com:office:office" xmlns:oel="http://schemas.microsoft.com/office/2019/extlst" xmlns:r="http://schemas.openxmlformats.org/officeDocument/2006/relationships" xmlns:m="http://schemas.openxmlformats.org/officeDocument/2006/math" xmlns:v="urn:schemas-microsoft-com:vml" xmlns:wp14="http://schemas.microsoft.com/office/word/2010/wordprocessingDrawing" xmlns:wp="http://schemas.openxmlformats.org/drawingml/2006/wordprocessingDrawing" xmlns:w10="urn:schemas-microsoft-com:office:word" xmlns:w="http://schemas.openxmlformats.org/wordprocessingml/2006/main" xmlns:w14="http://schemas.microsoft.com/office/word/2010/wordml" xmlns:w15="http://schemas.microsoft.com/office/word/2012/wordml" xmlns:w16cex="http://schemas.microsoft.com/office/word/2018/wordml/cex" xmlns:w16cid="http://schemas.microsoft.com/office/word/2016/wordml/cid" xmlns:w16="http://schemas.microsoft.com/office/word/2018/wordml" xmlns:w16du="http://schemas.microsoft.com/office/word/2023/wordml/word16du" xmlns:w16sdtdh="http://schemas.microsoft.com/office/word/2020/wordml/sdtdatahash" xmlns:w16sdtfl="http://schemas.microsoft.com/office/word/2024/wordml/sdtformatlock" xmlns:w16se="http://schemas.microsoft.com/office/word/2015/wordml/symex" xmlns:wpg="http://schemas.microsoft.com/office/word/2010/wordprocessingGroup" xmlns:wpi="http://schemas.microsoft.com/office/word/2010/wordprocessingInk" xmlns:wne="http://schemas.microsoft.com/office/word/2006/wordml" xmlns:wps="http://schemas.microsoft.com/office/word/2010/wordprocessingShape" mc:Ignorable="w14 w15 w16se w16cid w16 w16cex w16sdtdh w16sdtfl w16du wp14">
   <w:abstractNum w:abstractNumId="0" w15:restartNumberingAfterBreak="0">
     <w:nsid w:val="361919DA"/>
     <w:multiLevelType w:val="hybridMultilevel"/>
@@ -2830,6 +4176,9 @@
   <w:style w:type="paragraph" w:default="1" w:styleId="Normal">
     <w:name w:val="Normal"/>
     <w:qFormat/>
+    <w:rPr>
+      <w:lang w:val="en-US"/>
+    </w:rPr>
   </w:style>
   <w:style w:type="paragraph" w:styleId="Heading1">
     <w:name w:val="heading 1"/>
@@ -3032,7 +4381,6 @@
   <w:style w:type="character" w:default="1" w:styleId="DefaultParagraphFont">
     <w:name w:val="Default Paragraph Font"/>
     <w:uiPriority w:val="1"/>
-    <w:semiHidden/>
     <w:unhideWhenUsed/>
   </w:style>
   <w:style w:type="table" w:default="1" w:styleId="TableNormal">

--- a/main/Multi-Asset Risk Dashboard & Portfolio.docx
+++ b/main/Multi-Asset Risk Dashboard & Portfolio.docx
@@ -2595,6 +2595,14 @@
       </w:r>
     </w:p>
     <w:p>
+      <w:pPr>
+        <w:pStyle w:val="Heading3"/>
+      </w:pPr>
+      <w:r>
+        <w:t>Summary of Observations</w:t>
+      </w:r>
+    </w:p>
+    <w:p>
       <w:r>
         <w:t xml:space="preserve">Upon running the code on Python, and exporting the data to Excel, the following </w:t>
       </w:r>
@@ -3423,12 +3431,2338 @@
         <w:t xml:space="preserve">With data sets from 77 months, and hence, 65 rolling periods, the cumulative net return of the portfolio is 371.08%. It is important to note that due to </w:t>
       </w:r>
       <w:r>
-        <w:t xml:space="preserve">some assets not having a live market capitalization value when data was extracted using the YFINANCE Python module, a fallback market capitalization was used. This resulted in the cumulative net return varying by </w:t>
+        <w:t xml:space="preserve">some assets not having a live market capitalization value </w:t>
+      </w:r>
+      <w:r>
+        <w:t>while extracting the data</w:t>
+      </w:r>
+      <w:r>
+        <w:t xml:space="preserve"> using the YFINANCE Python module, a fallback market capitalization was used. This resulted in the cumulative net return varying by </w:t>
       </w:r>
       <w:r>
         <w:t>±1% while running the code.</w:t>
       </w:r>
-    </w:p>
+      <w:r>
+        <w:t xml:space="preserve"> 65 rolling periods equate to ~5.417 years, which results in an annualized return of 33.13%. Upon verification:</w:t>
+      </w:r>
+    </w:p>
+    <w:p>
+      <w:pPr>
+        <w:rPr>
+          <w:rFonts w:eastAsiaTheme="minorEastAsia"/>
+        </w:rPr>
+      </w:pPr>
+      <m:oMathPara>
+        <m:oMath>
+          <m:sSup>
+            <m:sSupPr>
+              <m:ctrlPr>
+                <w:rPr>
+                  <w:rFonts w:ascii="Cambria Math" w:hAnsi="Cambria Math"/>
+                  <w:i/>
+                </w:rPr>
+              </m:ctrlPr>
+            </m:sSupPr>
+            <m:e>
+              <m:d>
+                <m:dPr>
+                  <m:ctrlPr>
+                    <w:rPr>
+                      <w:rFonts w:ascii="Cambria Math" w:hAnsi="Cambria Math"/>
+                      <w:i/>
+                    </w:rPr>
+                  </m:ctrlPr>
+                </m:dPr>
+                <m:e>
+                  <m:r>
+                    <w:rPr>
+                      <w:rFonts w:ascii="Cambria Math" w:hAnsi="Cambria Math"/>
+                    </w:rPr>
+                    <m:t>1+0.3313</m:t>
+                  </m:r>
+                </m:e>
+              </m:d>
+            </m:e>
+            <m:sup>
+              <m:r>
+                <w:rPr>
+                  <w:rFonts w:ascii="Cambria Math" w:hAnsi="Cambria Math"/>
+                </w:rPr>
+                <m:t>5.417</m:t>
+              </m:r>
+            </m:sup>
+          </m:sSup>
+          <m:r>
+            <w:rPr>
+              <w:rFonts w:ascii="Cambria Math" w:hAnsi="Cambria Math"/>
+            </w:rPr>
+            <m:t xml:space="preserve">-1=371.19% </m:t>
+          </m:r>
+        </m:oMath>
+      </m:oMathPara>
+    </w:p>
+    <w:p>
+      <w:pPr>
+        <w:rPr>
+          <w:rFonts w:eastAsiaTheme="minorEastAsia"/>
+        </w:rPr>
+      </w:pPr>
+      <w:r>
+        <w:rPr>
+          <w:rFonts w:eastAsiaTheme="minorEastAsia"/>
+        </w:rPr>
+        <w:lastRenderedPageBreak/>
+        <w:t xml:space="preserve">With an error of +0.11% (owing to </w:t>
+      </w:r>
+      <w:r>
+        <w:rPr>
+          <w:rFonts w:eastAsiaTheme="minorEastAsia"/>
+        </w:rPr>
+        <w:t xml:space="preserve">limited decimal places), we can say that the annualized return </w:t>
+      </w:r>
+      <w:r>
+        <w:rPr>
+          <w:rFonts w:eastAsiaTheme="minorEastAsia"/>
+        </w:rPr>
+        <w:t>equates</w:t>
+      </w:r>
+      <w:r>
+        <w:rPr>
+          <w:rFonts w:eastAsiaTheme="minorEastAsia"/>
+        </w:rPr>
+        <w:t xml:space="preserve"> </w:t>
+      </w:r>
+      <w:r>
+        <w:rPr>
+          <w:rFonts w:eastAsiaTheme="minorEastAsia"/>
+        </w:rPr>
+        <w:t>(with a 99.97% accuracy) to the final cumulative net return of the portfolio.</w:t>
+      </w:r>
+    </w:p>
+    <w:p>
+      <w:pPr>
+        <w:rPr>
+          <w:rFonts w:eastAsiaTheme="minorEastAsia"/>
+        </w:rPr>
+      </w:pPr>
+      <w:r>
+        <w:rPr>
+          <w:rFonts w:eastAsiaTheme="minorEastAsia"/>
+        </w:rPr>
+        <w:t xml:space="preserve">The </w:t>
+      </w:r>
+      <w:r>
+        <w:rPr>
+          <w:rFonts w:eastAsiaTheme="minorEastAsia"/>
+        </w:rPr>
+        <w:t>full-period final annualized volatility was calculated to be 21.83%, which indicates a</w:t>
+      </w:r>
+      <w:r>
+        <w:rPr>
+          <w:rFonts w:eastAsiaTheme="minorEastAsia"/>
+        </w:rPr>
+        <w:t xml:space="preserve"> moderately </w:t>
+      </w:r>
+      <w:r>
+        <w:rPr>
+          <w:rFonts w:eastAsiaTheme="minorEastAsia"/>
+        </w:rPr>
+        <w:t>aggressive portfolio, in part du</w:t>
+      </w:r>
+      <w:r>
+        <w:rPr>
+          <w:rFonts w:eastAsiaTheme="minorEastAsia"/>
+        </w:rPr>
+        <w:t>e to fluctuations in month-by-month returns for several assets</w:t>
+      </w:r>
+      <w:r>
+        <w:rPr>
+          <w:rFonts w:eastAsiaTheme="minorEastAsia"/>
+        </w:rPr>
+        <w:t>.</w:t>
+      </w:r>
+      <w:r>
+        <w:rPr>
+          <w:rFonts w:eastAsiaTheme="minorEastAsia"/>
+        </w:rPr>
+        <w:t xml:space="preserve"> The volatility can be seen through the wealth curve chart, which </w:t>
+      </w:r>
+      <w:r>
+        <w:rPr>
+          <w:rFonts w:eastAsiaTheme="minorEastAsia"/>
+        </w:rPr>
+        <w:t xml:space="preserve">depicts strong swings on a month-by-month basis. The final period rolling volatility was </w:t>
+      </w:r>
+      <w:r>
+        <w:rPr>
+          <w:rFonts w:eastAsiaTheme="minorEastAsia"/>
+        </w:rPr>
+        <w:t>18.72%.</w:t>
+      </w:r>
+    </w:p>
+    <w:p>
+      <w:pPr>
+        <w:rPr>
+          <w:rFonts w:eastAsiaTheme="minorEastAsia"/>
+        </w:rPr>
+      </w:pPr>
+      <w:r>
+        <w:rPr>
+          <w:rFonts w:eastAsiaTheme="minorEastAsia"/>
+        </w:rPr>
+        <w:t xml:space="preserve">The final Sharpe and Sortino ratios were 1.30 and 2.12, respectively. </w:t>
+      </w:r>
+      <w:r>
+        <w:rPr>
+          <w:rFonts w:eastAsiaTheme="minorEastAsia"/>
+        </w:rPr>
+        <w:t>The former indicates a good return on investment for the risk incurred in the portfolio</w:t>
+      </w:r>
+      <w:r>
+        <w:rPr>
+          <w:rFonts w:eastAsiaTheme="minorEastAsia"/>
+        </w:rPr>
+        <w:t xml:space="preserve"> (normally, the Sharpe ratio should be above 1.0). Likewise, the latter indicates a good return on investment </w:t>
+      </w:r>
+      <w:r>
+        <w:rPr>
+          <w:rFonts w:eastAsiaTheme="minorEastAsia"/>
+        </w:rPr>
+        <w:t>relative to low downside risk</w:t>
+      </w:r>
+      <w:r>
+        <w:rPr>
+          <w:rFonts w:eastAsiaTheme="minorEastAsia"/>
+        </w:rPr>
+        <w:t xml:space="preserve"> (an ideal Sortino ratio should be above 2.0). </w:t>
+      </w:r>
+      <w:r>
+        <w:rPr>
+          <w:rFonts w:eastAsiaTheme="minorEastAsia"/>
+        </w:rPr>
+        <w:t>This puts the portfolio in a positive light, opening an opportunity for investors.</w:t>
+      </w:r>
+    </w:p>
+    <w:p>
+      <w:pPr>
+        <w:rPr>
+          <w:rFonts w:eastAsiaTheme="minorEastAsia"/>
+        </w:rPr>
+      </w:pPr>
+      <w:r>
+        <w:rPr>
+          <w:rFonts w:eastAsiaTheme="minorEastAsia"/>
+        </w:rPr>
+        <w:t xml:space="preserve">The historical CvAR (95%) for the portfolio sits at 11.06%. This indicates that </w:t>
+      </w:r>
+      <w:r>
+        <w:rPr>
+          <w:rFonts w:eastAsiaTheme="minorEastAsia"/>
+        </w:rPr>
+        <w:t>for the worst 5% of trading days, the investor would incur an 11.06% loss. This may seem high from an initial viewpoint, but given the data covers the COVID-19 pandemic, the supply chain woes of 2022-23, and the trade wars between the U</w:t>
+      </w:r>
+      <w:r>
+        <w:rPr>
+          <w:rFonts w:eastAsiaTheme="minorEastAsia"/>
+        </w:rPr>
+        <w:t>nited States and Canada/EU (owing to Trump’s tariffs), such a loss may not seem too damaging, with other countries trying</w:t>
+      </w:r>
+      <w:r>
+        <w:rPr>
+          <w:rFonts w:eastAsiaTheme="minorEastAsia"/>
+        </w:rPr>
+        <w:t xml:space="preserve"> to come to a compromise (or negotiate a better deal to soften blows on the economy).</w:t>
+      </w:r>
+    </w:p>
+    <w:p>
+      <w:pPr>
+        <w:rPr>
+          <w:rFonts w:eastAsiaTheme="minorEastAsia"/>
+        </w:rPr>
+      </w:pPr>
+      <w:r>
+        <w:rPr>
+          <w:rFonts w:eastAsiaTheme="minorEastAsia"/>
+        </w:rPr>
+        <w:t>The latest rolling period beta of the portfolio was 0.33</w:t>
+      </w:r>
+      <w:r>
+        <w:rPr>
+          <w:rFonts w:eastAsiaTheme="minorEastAsia"/>
+        </w:rPr>
+        <w:t xml:space="preserve">, indicating that the </w:t>
+      </w:r>
+      <w:r>
+        <w:rPr>
+          <w:rFonts w:eastAsiaTheme="minorEastAsia"/>
+        </w:rPr>
+        <w:t xml:space="preserve">current sensitivity of the portfolio to the </w:t>
+      </w:r>
+      <w:r>
+        <w:rPr>
+          <w:rFonts w:eastAsiaTheme="minorEastAsia"/>
+        </w:rPr>
+        <w:t>benchmark</w:t>
+      </w:r>
+      <w:r>
+        <w:rPr>
+          <w:rFonts w:eastAsiaTheme="minorEastAsia"/>
+        </w:rPr>
+        <w:t xml:space="preserve"> is </w:t>
+      </w:r>
+      <w:r>
+        <w:rPr>
+          <w:rFonts w:eastAsiaTheme="minorEastAsia"/>
+        </w:rPr>
+        <w:t>low.</w:t>
+      </w:r>
+      <w:r>
+        <w:rPr>
+          <w:rFonts w:eastAsiaTheme="minorEastAsia"/>
+        </w:rPr>
+        <w:t xml:space="preserve"> The latest rolling period annualized alpha of the portfolio was 0.2329, indicating high returns compare</w:t>
+      </w:r>
+      <w:r>
+        <w:rPr>
+          <w:rFonts w:eastAsiaTheme="minorEastAsia"/>
+        </w:rPr>
+        <w:t>d to CAPM predictions despite a low beta.</w:t>
+      </w:r>
+    </w:p>
+    <w:p>
+      <w:pPr>
+        <w:rPr>
+          <w:rFonts w:eastAsiaTheme="minorEastAsia"/>
+        </w:rPr>
+      </w:pPr>
+      <w:r>
+        <w:rPr>
+          <w:rFonts w:eastAsiaTheme="minorEastAsia"/>
+        </w:rPr>
+        <w:t xml:space="preserve">The final (full period) skewness was -0.44, indicating skewness to the left. This </w:t>
+      </w:r>
+      <w:r>
+        <w:rPr>
+          <w:rFonts w:eastAsiaTheme="minorEastAsia"/>
+        </w:rPr>
+        <w:t>indicates</w:t>
+      </w:r>
+      <w:r>
+        <w:rPr>
+          <w:rFonts w:eastAsiaTheme="minorEastAsia"/>
+        </w:rPr>
+        <w:t xml:space="preserve"> that the mean is lower than the median. The final (full period) kurtosis was 3.04, </w:t>
+      </w:r>
+      <w:r>
+        <w:rPr>
+          <w:rFonts w:eastAsiaTheme="minorEastAsia"/>
+        </w:rPr>
+        <w:t xml:space="preserve">indicating that the portfolio </w:t>
+      </w:r>
+      <w:r>
+        <w:rPr>
+          <w:rFonts w:eastAsiaTheme="minorEastAsia"/>
+        </w:rPr>
+        <w:t xml:space="preserve">can be considered as mesokurtic. </w:t>
+      </w:r>
+      <w:r>
+        <w:rPr>
+          <w:rFonts w:eastAsiaTheme="minorEastAsia"/>
+        </w:rPr>
+        <w:t>There aren’t many extreme outliers that skew the portfolio’s results, and tails are generally standard-sized.</w:t>
+      </w:r>
+    </w:p>
+    <w:p>
+      <w:pPr>
+        <w:pStyle w:val="Heading3"/>
+        <w:rPr>
+          <w:rFonts w:eastAsiaTheme="minorEastAsia"/>
+        </w:rPr>
+      </w:pPr>
+      <w:r>
+        <w:rPr>
+          <w:rFonts w:eastAsiaTheme="minorEastAsia"/>
+        </w:rPr>
+        <w:t>Portfolio Weights</w:t>
+      </w:r>
+    </w:p>
+    <w:p>
+      <w:r>
+        <w:t xml:space="preserve">As expected, the portfolio weights fluctuate depending on </w:t>
+      </w:r>
+      <w:r>
+        <w:t xml:space="preserve">the rolling period. The weightage from the latest month of the final rolling period (May 2026) will be considered. The table below depicts the weight of each asset (note that any asset with a weightage below 0.0001 (or </w:t>
+      </w:r>
+      <w:r>
+        <w:t>below 1E-</w:t>
+      </w:r>
+      <w:r>
+        <w:t>4</w:t>
+      </w:r>
+      <w:r>
+        <w:t>) will be assigned a weightage of zero.</w:t>
+      </w:r>
+    </w:p>
+    <w:tbl>
+      <w:tblPr>
+        <w:tblStyle w:val="TableGrid"/>
+        <w:tblW w:w="0" w:type="auto"/>
+        <w:tblLook w:val="04A0" w:firstRow="1" w:lastRow="0" w:firstColumn="1" w:lastColumn="0" w:noHBand="0" w:noVBand="1"/>
+      </w:tblPr>
+      <w:tblGrid>
+        <w:gridCol w:w="1127"/>
+        <w:gridCol w:w="1127"/>
+        <w:gridCol w:w="1127"/>
+        <w:gridCol w:w="1127"/>
+        <w:gridCol w:w="1127"/>
+        <w:gridCol w:w="1127"/>
+        <w:gridCol w:w="1127"/>
+        <w:gridCol w:w="1127"/>
+      </w:tblGrid>
+      <w:tr>
+        <w:tc>
+          <w:tcPr>
+            <w:tcW w:w="1127" w:type="dxa"/>
+          </w:tcPr>
+          <w:p>
+            <w:r>
+              <w:rPr>
+                <w:b/>
+                <w:bCs/>
+                <w:lang w:val="en-GB"/>
+              </w:rPr>
+              <w:t>Asset</w:t>
+            </w:r>
+          </w:p>
+        </w:tc>
+        <w:tc>
+          <w:tcPr>
+            <w:tcW w:w="1127" w:type="dxa"/>
+          </w:tcPr>
+          <w:p>
+            <w:r>
+              <w:rPr>
+                <w:b/>
+                <w:bCs/>
+                <w:lang w:val="en-GB"/>
+              </w:rPr>
+              <w:t>Weight</w:t>
+            </w:r>
+          </w:p>
+        </w:tc>
+        <w:tc>
+          <w:tcPr>
+            <w:tcW w:w="1127" w:type="dxa"/>
+          </w:tcPr>
+          <w:p>
+            <w:r>
+              <w:rPr>
+                <w:b/>
+                <w:bCs/>
+                <w:lang w:val="en-GB"/>
+              </w:rPr>
+              <w:t>Asset</w:t>
+            </w:r>
+          </w:p>
+        </w:tc>
+        <w:tc>
+          <w:tcPr>
+            <w:tcW w:w="1127" w:type="dxa"/>
+          </w:tcPr>
+          <w:p>
+            <w:r>
+              <w:rPr>
+                <w:b/>
+                <w:bCs/>
+                <w:lang w:val="en-GB"/>
+              </w:rPr>
+              <w:t>Weight</w:t>
+            </w:r>
+          </w:p>
+        </w:tc>
+        <w:tc>
+          <w:tcPr>
+            <w:tcW w:w="1127" w:type="dxa"/>
+          </w:tcPr>
+          <w:p>
+            <w:r>
+              <w:rPr>
+                <w:b/>
+                <w:bCs/>
+                <w:lang w:val="en-GB"/>
+              </w:rPr>
+              <w:t>Asset</w:t>
+            </w:r>
+          </w:p>
+        </w:tc>
+        <w:tc>
+          <w:tcPr>
+            <w:tcW w:w="1127" w:type="dxa"/>
+          </w:tcPr>
+          <w:p>
+            <w:r>
+              <w:rPr>
+                <w:b/>
+                <w:bCs/>
+                <w:lang w:val="en-GB"/>
+              </w:rPr>
+              <w:t>Weight</w:t>
+            </w:r>
+          </w:p>
+        </w:tc>
+        <w:tc>
+          <w:tcPr>
+            <w:tcW w:w="1127" w:type="dxa"/>
+          </w:tcPr>
+          <w:p>
+            <w:r>
+              <w:rPr>
+                <w:b/>
+                <w:bCs/>
+                <w:lang w:val="en-GB"/>
+              </w:rPr>
+              <w:t>Asset</w:t>
+            </w:r>
+          </w:p>
+        </w:tc>
+        <w:tc>
+          <w:tcPr>
+            <w:tcW w:w="1127" w:type="dxa"/>
+          </w:tcPr>
+          <w:p>
+            <w:r>
+              <w:rPr>
+                <w:b/>
+                <w:bCs/>
+                <w:lang w:val="en-GB"/>
+              </w:rPr>
+              <w:t>Weight</w:t>
+            </w:r>
+          </w:p>
+        </w:tc>
+      </w:tr>
+      <w:tr>
+        <w:tc>
+          <w:tcPr>
+            <w:tcW w:w="1127" w:type="dxa"/>
+          </w:tcPr>
+          <w:p>
+            <w:r>
+              <w:rPr>
+                <w:lang w:val="en-GB"/>
+              </w:rPr>
+              <w:t>NVDA</w:t>
+            </w:r>
+          </w:p>
+        </w:tc>
+        <w:tc>
+          <w:tcPr>
+            <w:tcW w:w="1127" w:type="dxa"/>
+          </w:tcPr>
+          <w:p>
+            <w:r>
+              <w:rPr>
+                <w:lang w:val="en-GB"/>
+              </w:rPr>
+              <w:t>0.3104</w:t>
+            </w:r>
+          </w:p>
+        </w:tc>
+        <w:tc>
+          <w:tcPr>
+            <w:tcW w:w="1127" w:type="dxa"/>
+          </w:tcPr>
+          <w:p>
+            <w:r>
+              <w:rPr>
+                <w:lang w:val="en-GB"/>
+              </w:rPr>
+              <w:t>CRWD</w:t>
+            </w:r>
+          </w:p>
+        </w:tc>
+        <w:tc>
+          <w:tcPr>
+            <w:tcW w:w="1127" w:type="dxa"/>
+          </w:tcPr>
+          <w:p>
+            <w:r>
+              <w:rPr>
+                <w:lang w:val="en-GB"/>
+              </w:rPr>
+              <w:t>0.0000</w:t>
+            </w:r>
+          </w:p>
+        </w:tc>
+        <w:tc>
+          <w:tcPr>
+            <w:tcW w:w="1127" w:type="dxa"/>
+          </w:tcPr>
+          <w:p>
+            <w:r>
+              <w:rPr>
+                <w:lang w:val="en-GB"/>
+              </w:rPr>
+              <w:t>NOW</w:t>
+            </w:r>
+          </w:p>
+        </w:tc>
+        <w:tc>
+          <w:tcPr>
+            <w:tcW w:w="1127" w:type="dxa"/>
+          </w:tcPr>
+          <w:p>
+            <w:r>
+              <w:rPr>
+                <w:lang w:val="en-GB"/>
+              </w:rPr>
+              <w:t>0.0210</w:t>
+            </w:r>
+          </w:p>
+        </w:tc>
+        <w:tc>
+          <w:tcPr>
+            <w:tcW w:w="1127" w:type="dxa"/>
+          </w:tcPr>
+          <w:p>
+            <w:r>
+              <w:rPr>
+                <w:lang w:val="en-GB"/>
+              </w:rPr>
+              <w:t>NEE</w:t>
+            </w:r>
+          </w:p>
+        </w:tc>
+        <w:tc>
+          <w:tcPr>
+            <w:tcW w:w="1127" w:type="dxa"/>
+          </w:tcPr>
+          <w:p>
+            <w:r>
+              <w:rPr>
+                <w:lang w:val="en-GB"/>
+              </w:rPr>
+              <w:t>0.0109</w:t>
+            </w:r>
+          </w:p>
+        </w:tc>
+      </w:tr>
+      <w:tr>
+        <w:tc>
+          <w:tcPr>
+            <w:tcW w:w="1127" w:type="dxa"/>
+          </w:tcPr>
+          <w:p>
+            <w:r>
+              <w:rPr>
+                <w:lang w:val="en-GB"/>
+              </w:rPr>
+              <w:t>AVGO</w:t>
+            </w:r>
+          </w:p>
+        </w:tc>
+        <w:tc>
+          <w:tcPr>
+            <w:tcW w:w="1127" w:type="dxa"/>
+          </w:tcPr>
+          <w:p>
+            <w:r>
+              <w:rPr>
+                <w:lang w:val="en-GB"/>
+              </w:rPr>
+              <w:t>0.1057</w:t>
+            </w:r>
+          </w:p>
+        </w:tc>
+        <w:tc>
+          <w:tcPr>
+            <w:tcW w:w="1127" w:type="dxa"/>
+          </w:tcPr>
+          <w:p>
+            <w:r>
+              <w:rPr>
+                <w:lang w:val="en-GB"/>
+              </w:rPr>
+              <w:t>TEL</w:t>
+            </w:r>
+          </w:p>
+        </w:tc>
+        <w:tc>
+          <w:tcPr>
+            <w:tcW w:w="1127" w:type="dxa"/>
+          </w:tcPr>
+          <w:p>
+            <w:r>
+              <w:rPr>
+                <w:lang w:val="en-GB"/>
+              </w:rPr>
+              <w:t>0.0614</w:t>
+            </w:r>
+          </w:p>
+        </w:tc>
+        <w:tc>
+          <w:tcPr>
+            <w:tcW w:w="1127" w:type="dxa"/>
+          </w:tcPr>
+          <w:p>
+            <w:r>
+              <w:rPr>
+                <w:lang w:val="en-GB"/>
+              </w:rPr>
+              <w:t>EQIX</w:t>
+            </w:r>
+          </w:p>
+        </w:tc>
+        <w:tc>
+          <w:tcPr>
+            <w:tcW w:w="1127" w:type="dxa"/>
+          </w:tcPr>
+          <w:p>
+            <w:r>
+              <w:rPr>
+                <w:lang w:val="en-GB"/>
+              </w:rPr>
+              <w:t>0.0000</w:t>
+            </w:r>
+          </w:p>
+        </w:tc>
+        <w:tc>
+          <w:tcPr>
+            <w:tcW w:w="1127" w:type="dxa"/>
+          </w:tcPr>
+          <w:p>
+            <w:r>
+              <w:rPr>
+                <w:lang w:val="en-GB"/>
+              </w:rPr>
+              <w:t>SO</w:t>
+            </w:r>
+          </w:p>
+        </w:tc>
+        <w:tc>
+          <w:tcPr>
+            <w:tcW w:w="1127" w:type="dxa"/>
+          </w:tcPr>
+          <w:p>
+            <w:r>
+              <w:rPr>
+                <w:lang w:val="en-GB"/>
+              </w:rPr>
+              <w:t>0.0690</w:t>
+            </w:r>
+          </w:p>
+        </w:tc>
+      </w:tr>
+      <w:tr>
+        <w:tc>
+          <w:tcPr>
+            <w:tcW w:w="1127" w:type="dxa"/>
+          </w:tcPr>
+          <w:p>
+            <w:r>
+              <w:rPr>
+                <w:lang w:val="en-GB"/>
+              </w:rPr>
+              <w:t>MU</w:t>
+            </w:r>
+          </w:p>
+        </w:tc>
+        <w:tc>
+          <w:tcPr>
+            <w:tcW w:w="1127" w:type="dxa"/>
+          </w:tcPr>
+          <w:p>
+            <w:r>
+              <w:rPr>
+                <w:lang w:val="en-GB"/>
+              </w:rPr>
+              <w:t>0.0000</w:t>
+            </w:r>
+          </w:p>
+        </w:tc>
+        <w:tc>
+          <w:tcPr>
+            <w:tcW w:w="1127" w:type="dxa"/>
+          </w:tcPr>
+          <w:p>
+            <w:r>
+              <w:rPr>
+                <w:lang w:val="en-GB"/>
+              </w:rPr>
+              <w:t>CDNS</w:t>
+            </w:r>
+          </w:p>
+        </w:tc>
+        <w:tc>
+          <w:tcPr>
+            <w:tcW w:w="1127" w:type="dxa"/>
+          </w:tcPr>
+          <w:p>
+            <w:r>
+              <w:rPr>
+                <w:lang w:val="en-GB"/>
+              </w:rPr>
+              <w:t>0.0000</w:t>
+            </w:r>
+          </w:p>
+        </w:tc>
+        <w:tc>
+          <w:tcPr>
+            <w:tcW w:w="1127" w:type="dxa"/>
+          </w:tcPr>
+          <w:p>
+            <w:r>
+              <w:rPr>
+                <w:lang w:val="en-GB"/>
+              </w:rPr>
+              <w:t>DLR</w:t>
+            </w:r>
+          </w:p>
+        </w:tc>
+        <w:tc>
+          <w:tcPr>
+            <w:tcW w:w="1127" w:type="dxa"/>
+          </w:tcPr>
+          <w:p>
+            <w:r>
+              <w:rPr>
+                <w:lang w:val="en-GB"/>
+              </w:rPr>
+              <w:t>0.0142</w:t>
+            </w:r>
+          </w:p>
+        </w:tc>
+        <w:tc>
+          <w:tcPr>
+            <w:tcW w:w="1127" w:type="dxa"/>
+          </w:tcPr>
+          <w:p>
+            <w:r>
+              <w:rPr>
+                <w:lang w:val="en-GB"/>
+              </w:rPr>
+              <w:t>SRE</w:t>
+            </w:r>
+          </w:p>
+        </w:tc>
+        <w:tc>
+          <w:tcPr>
+            <w:tcW w:w="1127" w:type="dxa"/>
+          </w:tcPr>
+          <w:p>
+            <w:r>
+              <w:rPr>
+                <w:lang w:val="en-GB"/>
+              </w:rPr>
+              <w:t>0.0094</w:t>
+            </w:r>
+          </w:p>
+        </w:tc>
+      </w:tr>
+      <w:tr>
+        <w:tc>
+          <w:tcPr>
+            <w:tcW w:w="1127" w:type="dxa"/>
+          </w:tcPr>
+          <w:p>
+            <w:r>
+              <w:rPr>
+                <w:lang w:val="en-GB"/>
+              </w:rPr>
+              <w:t>AMD</w:t>
+            </w:r>
+          </w:p>
+        </w:tc>
+        <w:tc>
+          <w:tcPr>
+            <w:tcW w:w="1127" w:type="dxa"/>
+          </w:tcPr>
+          <w:p>
+            <w:r>
+              <w:rPr>
+                <w:lang w:val="en-GB"/>
+              </w:rPr>
+              <w:t>0.0375</w:t>
+            </w:r>
+          </w:p>
+        </w:tc>
+        <w:tc>
+          <w:tcPr>
+            <w:tcW w:w="1127" w:type="dxa"/>
+          </w:tcPr>
+          <w:p>
+            <w:r>
+              <w:rPr>
+                <w:lang w:val="en-GB"/>
+              </w:rPr>
+              <w:t>CRM</w:t>
+            </w:r>
+          </w:p>
+        </w:tc>
+        <w:tc>
+          <w:tcPr>
+            <w:tcW w:w="1127" w:type="dxa"/>
+          </w:tcPr>
+          <w:p>
+            <w:r>
+              <w:rPr>
+                <w:lang w:val="en-GB"/>
+              </w:rPr>
+              <w:t>0.0000</w:t>
+            </w:r>
+          </w:p>
+        </w:tc>
+        <w:tc>
+          <w:tcPr>
+            <w:tcW w:w="1127" w:type="dxa"/>
+          </w:tcPr>
+          <w:p>
+            <w:r>
+              <w:rPr>
+                <w:lang w:val="en-GB"/>
+              </w:rPr>
+              <w:t>VRT</w:t>
+            </w:r>
+          </w:p>
+        </w:tc>
+        <w:tc>
+          <w:tcPr>
+            <w:tcW w:w="1127" w:type="dxa"/>
+          </w:tcPr>
+          <w:p>
+            <w:r>
+              <w:rPr>
+                <w:lang w:val="en-GB"/>
+              </w:rPr>
+              <w:t>0.0000</w:t>
+            </w:r>
+          </w:p>
+        </w:tc>
+        <w:tc>
+          <w:tcPr>
+            <w:tcW w:w="1127" w:type="dxa"/>
+          </w:tcPr>
+          <w:p>
+            <w:r>
+              <w:rPr>
+                <w:lang w:val="en-GB"/>
+              </w:rPr>
+              <w:t>LMT</w:t>
+            </w:r>
+          </w:p>
+        </w:tc>
+        <w:tc>
+          <w:tcPr>
+            <w:tcW w:w="1127" w:type="dxa"/>
+          </w:tcPr>
+          <w:p>
+            <w:r>
+              <w:rPr>
+                <w:lang w:val="en-GB"/>
+              </w:rPr>
+              <w:t>0.1816</w:t>
+            </w:r>
+          </w:p>
+        </w:tc>
+      </w:tr>
+      <w:tr>
+        <w:tc>
+          <w:tcPr>
+            <w:tcW w:w="1127" w:type="dxa"/>
+          </w:tcPr>
+          <w:p>
+            <w:r>
+              <w:rPr>
+                <w:lang w:val="en-GB"/>
+              </w:rPr>
+              <w:t>MRVL</w:t>
+            </w:r>
+          </w:p>
+        </w:tc>
+        <w:tc>
+          <w:tcPr>
+            <w:tcW w:w="1127" w:type="dxa"/>
+          </w:tcPr>
+          <w:p>
+            <w:r>
+              <w:rPr>
+                <w:lang w:val="en-GB"/>
+              </w:rPr>
+              <w:t>0.0000</w:t>
+            </w:r>
+          </w:p>
+        </w:tc>
+        <w:tc>
+          <w:tcPr>
+            <w:tcW w:w="1127" w:type="dxa"/>
+          </w:tcPr>
+          <w:p>
+            <w:r>
+              <w:rPr>
+                <w:lang w:val="en-GB"/>
+              </w:rPr>
+              <w:t>NET</w:t>
+            </w:r>
+          </w:p>
+        </w:tc>
+        <w:tc>
+          <w:tcPr>
+            <w:tcW w:w="1127" w:type="dxa"/>
+          </w:tcPr>
+          <w:p>
+            <w:r>
+              <w:rPr>
+                <w:lang w:val="en-GB"/>
+              </w:rPr>
+              <w:t>0.0122</w:t>
+            </w:r>
+          </w:p>
+        </w:tc>
+        <w:tc>
+          <w:tcPr>
+            <w:tcW w:w="1127" w:type="dxa"/>
+          </w:tcPr>
+          <w:p>
+            <w:r>
+              <w:rPr>
+                <w:lang w:val="en-GB"/>
+              </w:rPr>
+              <w:t>ETN</w:t>
+            </w:r>
+          </w:p>
+        </w:tc>
+        <w:tc>
+          <w:tcPr>
+            <w:tcW w:w="1127" w:type="dxa"/>
+          </w:tcPr>
+          <w:p>
+            <w:r>
+              <w:rPr>
+                <w:lang w:val="en-GB"/>
+              </w:rPr>
+              <w:t>0.0000</w:t>
+            </w:r>
+          </w:p>
+        </w:tc>
+        <w:tc>
+          <w:tcPr>
+            <w:tcW w:w="1127" w:type="dxa"/>
+          </w:tcPr>
+          <w:p>
+            <w:r>
+              <w:rPr>
+                <w:lang w:val="en-GB"/>
+              </w:rPr>
+              <w:t>RTX</w:t>
+            </w:r>
+          </w:p>
+        </w:tc>
+        <w:tc>
+          <w:tcPr>
+            <w:tcW w:w="1127" w:type="dxa"/>
+          </w:tcPr>
+          <w:p>
+            <w:r>
+              <w:rPr>
+                <w:lang w:val="en-GB"/>
+              </w:rPr>
+              <w:t>0.0147</w:t>
+            </w:r>
+          </w:p>
+        </w:tc>
+      </w:tr>
+      <w:tr>
+        <w:tc>
+          <w:tcPr>
+            <w:tcW w:w="1127" w:type="dxa"/>
+          </w:tcPr>
+          <w:p>
+            <w:r>
+              <w:rPr>
+                <w:lang w:val="en-GB"/>
+              </w:rPr>
+              <w:t>MSFT</w:t>
+            </w:r>
+          </w:p>
+        </w:tc>
+        <w:tc>
+          <w:tcPr>
+            <w:tcW w:w="1127" w:type="dxa"/>
+          </w:tcPr>
+          <w:p>
+            <w:r>
+              <w:rPr>
+                <w:lang w:val="en-GB"/>
+              </w:rPr>
+              <w:t>0.1144</w:t>
+            </w:r>
+          </w:p>
+        </w:tc>
+        <w:tc>
+          <w:tcPr>
+            <w:tcW w:w="1127" w:type="dxa"/>
+          </w:tcPr>
+          <w:p>
+            <w:r>
+              <w:rPr>
+                <w:lang w:val="en-GB"/>
+              </w:rPr>
+              <w:t>ADBE</w:t>
+            </w:r>
+          </w:p>
+        </w:tc>
+        <w:tc>
+          <w:tcPr>
+            <w:tcW w:w="1127" w:type="dxa"/>
+          </w:tcPr>
+          <w:p>
+            <w:r>
+              <w:rPr>
+                <w:lang w:val="en-GB"/>
+              </w:rPr>
+              <w:t>0.0239</w:t>
+            </w:r>
+          </w:p>
+        </w:tc>
+        <w:tc>
+          <w:tcPr>
+            <w:tcW w:w="1127" w:type="dxa"/>
+          </w:tcPr>
+          <w:p>
+            <w:r>
+              <w:rPr>
+                <w:lang w:val="en-GB"/>
+              </w:rPr>
+              <w:t>IRM</w:t>
+            </w:r>
+          </w:p>
+        </w:tc>
+        <w:tc>
+          <w:tcPr>
+            <w:tcW w:w="1127" w:type="dxa"/>
+          </w:tcPr>
+          <w:p>
+            <w:r>
+              <w:rPr>
+                <w:lang w:val="en-GB"/>
+              </w:rPr>
+              <w:t>0.0000</w:t>
+            </w:r>
+          </w:p>
+        </w:tc>
+        <w:tc>
+          <w:tcPr>
+            <w:tcW w:w="1127" w:type="dxa"/>
+          </w:tcPr>
+          <w:p>
+            <w:r>
+              <w:rPr>
+                <w:lang w:val="en-GB"/>
+              </w:rPr>
+              <w:t>GD</w:t>
+            </w:r>
+          </w:p>
+        </w:tc>
+        <w:tc>
+          <w:tcPr>
+            <w:tcW w:w="1127" w:type="dxa"/>
+          </w:tcPr>
+          <w:p>
+            <w:r>
+              <w:rPr>
+                <w:lang w:val="en-GB"/>
+              </w:rPr>
+              <w:t>0.0138</w:t>
+            </w:r>
+          </w:p>
+        </w:tc>
+      </w:tr>
+    </w:tbl>
+    <w:p/>
+    <w:p>
+      <w:pPr>
+        <w:pStyle w:val="Heading2"/>
+      </w:pPr>
+      <w:r>
+        <w:lastRenderedPageBreak/>
+        <w:t>Drawdown</w:t>
+      </w:r>
+    </w:p>
+    <w:p>
+      <w:r>
+        <w:t xml:space="preserve">Since the period covers important events like COVID-19, the supply chain crisis, and Trump’s tariffs, </w:t>
+      </w:r>
+      <w:r>
+        <w:t>drawdown periods are inevitable. The 5 worst drawdown periods from data between January 1</w:t>
+      </w:r>
+      <w:r>
+        <w:rPr>
+          <w:vertAlign w:val="superscript"/>
+        </w:rPr>
+        <w:t>st</w:t>
+      </w:r>
+      <w:r>
+        <w:t>, 2020, and May 31</w:t>
+      </w:r>
+      <w:r>
+        <w:rPr>
+          <w:vertAlign w:val="superscript"/>
+        </w:rPr>
+        <w:t>st</w:t>
+      </w:r>
+      <w:r>
+        <w:t>, 2026, are shown below:</w:t>
+      </w:r>
+    </w:p>
+    <w:p/>
+    <w:tbl>
+      <w:tblPr>
+        <w:tblStyle w:val="TableGrid"/>
+        <w:tblW w:w="9016" w:type="dxa"/>
+        <w:jc w:val="center"/>
+        <w:tblLook w:val="04A0" w:firstRow="1" w:lastRow="0" w:firstColumn="1" w:lastColumn="0" w:noHBand="0" w:noVBand="1"/>
+      </w:tblPr>
+      <w:tblGrid>
+        <w:gridCol w:w="421"/>
+        <w:gridCol w:w="3215"/>
+        <w:gridCol w:w="1960"/>
+        <w:gridCol w:w="1960"/>
+        <w:gridCol w:w="1460"/>
+      </w:tblGrid>
+      <w:tr>
+        <w:trPr>
+          <w:trHeight w:val="290"/>
+          <w:jc w:val="center"/>
+        </w:trPr>
+        <w:tc>
+          <w:tcPr>
+            <w:tcW w:w="421" w:type="dxa"/>
+          </w:tcPr>
+          <w:p>
+            <w:pPr>
+              <w:jc w:val="center"/>
+              <w:rPr>
+                <w:rFonts w:eastAsia="Times New Roman"/>
+                <w:b/>
+                <w:bCs/>
+                <w:color w:val="000000"/>
+                <w:kern w:val="0"/>
+                <w:sz w:val="22"/>
+                <w:szCs w:val="22"/>
+                <w:lang w:val="en-GB" w:eastAsia="en-GB"/>
+                <w14:ligatures w14:val="none"/>
+              </w:rPr>
+            </w:pPr>
+            <w:r>
+              <w:rPr>
+                <w:rFonts w:eastAsia="Times New Roman"/>
+                <w:b/>
+                <w:bCs/>
+                <w:color w:val="000000"/>
+                <w:kern w:val="0"/>
+                <w:sz w:val="22"/>
+                <w:szCs w:val="22"/>
+                <w:lang w:val="en-GB" w:eastAsia="en-GB"/>
+                <w14:ligatures w14:val="none"/>
+              </w:rPr>
+              <w:t>#</w:t>
+            </w:r>
+          </w:p>
+        </w:tc>
+        <w:tc>
+          <w:tcPr>
+            <w:tcW w:w="3215" w:type="dxa"/>
+            <w:noWrap/>
+            <w:hideMark/>
+          </w:tcPr>
+          <w:p>
+            <w:pPr>
+              <w:jc w:val="center"/>
+              <w:rPr>
+                <w:rFonts w:eastAsia="Times New Roman"/>
+                <w:b/>
+                <w:bCs/>
+                <w:color w:val="000000"/>
+                <w:kern w:val="0"/>
+                <w:sz w:val="22"/>
+                <w:szCs w:val="22"/>
+                <w:lang w:val="en-GB" w:eastAsia="en-GB"/>
+                <w14:ligatures w14:val="none"/>
+              </w:rPr>
+            </w:pPr>
+            <w:r>
+              <w:rPr>
+                <w:rFonts w:eastAsia="Times New Roman"/>
+                <w:b/>
+                <w:bCs/>
+                <w:color w:val="000000"/>
+                <w:kern w:val="0"/>
+                <w:sz w:val="22"/>
+                <w:szCs w:val="22"/>
+                <w:lang w:val="en-GB" w:eastAsia="en-GB"/>
+                <w14:ligatures w14:val="none"/>
+              </w:rPr>
+              <w:t>Peak Date</w:t>
+            </w:r>
+          </w:p>
+        </w:tc>
+        <w:tc>
+          <w:tcPr>
+            <w:tcW w:w="1960" w:type="dxa"/>
+            <w:noWrap/>
+            <w:hideMark/>
+          </w:tcPr>
+          <w:p>
+            <w:pPr>
+              <w:jc w:val="center"/>
+              <w:rPr>
+                <w:rFonts w:eastAsia="Times New Roman"/>
+                <w:b/>
+                <w:bCs/>
+                <w:color w:val="000000"/>
+                <w:kern w:val="0"/>
+                <w:sz w:val="22"/>
+                <w:szCs w:val="22"/>
+                <w:lang w:val="en-GB" w:eastAsia="en-GB"/>
+                <w14:ligatures w14:val="none"/>
+              </w:rPr>
+            </w:pPr>
+            <w:r>
+              <w:rPr>
+                <w:rFonts w:eastAsia="Times New Roman"/>
+                <w:b/>
+                <w:bCs/>
+                <w:color w:val="000000"/>
+                <w:kern w:val="0"/>
+                <w:sz w:val="22"/>
+                <w:szCs w:val="22"/>
+                <w:lang w:val="en-GB" w:eastAsia="en-GB"/>
+                <w14:ligatures w14:val="none"/>
+              </w:rPr>
+              <w:t>Trough Date</w:t>
+            </w:r>
+          </w:p>
+        </w:tc>
+        <w:tc>
+          <w:tcPr>
+            <w:tcW w:w="1960" w:type="dxa"/>
+            <w:noWrap/>
+            <w:hideMark/>
+          </w:tcPr>
+          <w:p>
+            <w:pPr>
+              <w:jc w:val="center"/>
+              <w:rPr>
+                <w:rFonts w:eastAsia="Times New Roman"/>
+                <w:b/>
+                <w:bCs/>
+                <w:color w:val="000000"/>
+                <w:kern w:val="0"/>
+                <w:sz w:val="22"/>
+                <w:szCs w:val="22"/>
+                <w:lang w:val="en-GB" w:eastAsia="en-GB"/>
+                <w14:ligatures w14:val="none"/>
+              </w:rPr>
+            </w:pPr>
+            <w:r>
+              <w:rPr>
+                <w:rFonts w:eastAsia="Times New Roman"/>
+                <w:b/>
+                <w:bCs/>
+                <w:color w:val="000000"/>
+                <w:kern w:val="0"/>
+                <w:sz w:val="22"/>
+                <w:szCs w:val="22"/>
+                <w:lang w:val="en-GB" w:eastAsia="en-GB"/>
+                <w14:ligatures w14:val="none"/>
+              </w:rPr>
+              <w:t>Recovery Date</w:t>
+            </w:r>
+          </w:p>
+        </w:tc>
+        <w:tc>
+          <w:tcPr>
+            <w:tcW w:w="1460" w:type="dxa"/>
+            <w:noWrap/>
+            <w:hideMark/>
+          </w:tcPr>
+          <w:p>
+            <w:pPr>
+              <w:jc w:val="center"/>
+              <w:rPr>
+                <w:rFonts w:eastAsia="Times New Roman"/>
+                <w:b/>
+                <w:bCs/>
+                <w:color w:val="000000"/>
+                <w:kern w:val="0"/>
+                <w:sz w:val="22"/>
+                <w:szCs w:val="22"/>
+                <w:lang w:val="en-GB" w:eastAsia="en-GB"/>
+                <w14:ligatures w14:val="none"/>
+              </w:rPr>
+            </w:pPr>
+            <w:r>
+              <w:rPr>
+                <w:rFonts w:eastAsia="Times New Roman"/>
+                <w:b/>
+                <w:bCs/>
+                <w:color w:val="000000"/>
+                <w:kern w:val="0"/>
+                <w:sz w:val="22"/>
+                <w:szCs w:val="22"/>
+                <w:lang w:val="en-GB" w:eastAsia="en-GB"/>
+                <w14:ligatures w14:val="none"/>
+              </w:rPr>
+              <w:t>Drawdown (%)</w:t>
+            </w:r>
+          </w:p>
+        </w:tc>
+      </w:tr>
+      <w:tr>
+        <w:trPr>
+          <w:trHeight w:val="290"/>
+          <w:jc w:val="center"/>
+        </w:trPr>
+        <w:tc>
+          <w:tcPr>
+            <w:tcW w:w="421" w:type="dxa"/>
+          </w:tcPr>
+          <w:p>
+            <w:pPr>
+              <w:jc w:val="center"/>
+              <w:rPr>
+                <w:rFonts w:eastAsia="Times New Roman"/>
+                <w:color w:val="000000"/>
+                <w:kern w:val="0"/>
+                <w:sz w:val="22"/>
+                <w:szCs w:val="22"/>
+                <w:lang w:val="en-GB" w:eastAsia="en-GB"/>
+                <w14:ligatures w14:val="none"/>
+              </w:rPr>
+            </w:pPr>
+            <w:r>
+              <w:rPr>
+                <w:rFonts w:eastAsia="Times New Roman"/>
+                <w:color w:val="000000"/>
+                <w:kern w:val="0"/>
+                <w:sz w:val="22"/>
+                <w:szCs w:val="22"/>
+                <w:lang w:val="en-GB" w:eastAsia="en-GB"/>
+                <w14:ligatures w14:val="none"/>
+              </w:rPr>
+              <w:t>1</w:t>
+            </w:r>
+          </w:p>
+        </w:tc>
+        <w:tc>
+          <w:tcPr>
+            <w:tcW w:w="3215" w:type="dxa"/>
+            <w:noWrap/>
+            <w:hideMark/>
+          </w:tcPr>
+          <w:p>
+            <w:pPr>
+              <w:jc w:val="center"/>
+              <w:rPr>
+                <w:rFonts w:eastAsia="Times New Roman"/>
+                <w:color w:val="000000"/>
+                <w:kern w:val="0"/>
+                <w:sz w:val="22"/>
+                <w:szCs w:val="22"/>
+                <w:lang w:val="en-GB" w:eastAsia="en-GB"/>
+                <w14:ligatures w14:val="none"/>
+              </w:rPr>
+            </w:pPr>
+            <w:r>
+              <w:rPr>
+                <w:rFonts w:eastAsia="Times New Roman"/>
+                <w:color w:val="000000"/>
+                <w:kern w:val="0"/>
+                <w:sz w:val="22"/>
+                <w:szCs w:val="22"/>
+                <w:lang w:val="en-GB" w:eastAsia="en-GB"/>
+                <w14:ligatures w14:val="none"/>
+              </w:rPr>
+              <w:t>2022-03-31</w:t>
+            </w:r>
+          </w:p>
+        </w:tc>
+        <w:tc>
+          <w:tcPr>
+            <w:tcW w:w="1960" w:type="dxa"/>
+            <w:noWrap/>
+            <w:hideMark/>
+          </w:tcPr>
+          <w:p>
+            <w:pPr>
+              <w:jc w:val="center"/>
+              <w:rPr>
+                <w:rFonts w:eastAsia="Times New Roman"/>
+                <w:color w:val="000000"/>
+                <w:kern w:val="0"/>
+                <w:sz w:val="22"/>
+                <w:szCs w:val="22"/>
+                <w:lang w:val="en-GB" w:eastAsia="en-GB"/>
+                <w14:ligatures w14:val="none"/>
+              </w:rPr>
+            </w:pPr>
+            <w:r>
+              <w:rPr>
+                <w:rFonts w:eastAsia="Times New Roman"/>
+                <w:color w:val="000000"/>
+                <w:kern w:val="0"/>
+                <w:sz w:val="22"/>
+                <w:szCs w:val="22"/>
+                <w:lang w:val="en-GB" w:eastAsia="en-GB"/>
+                <w14:ligatures w14:val="none"/>
+              </w:rPr>
+              <w:t>2022-09-30</w:t>
+            </w:r>
+          </w:p>
+        </w:tc>
+        <w:tc>
+          <w:tcPr>
+            <w:tcW w:w="1960" w:type="dxa"/>
+            <w:noWrap/>
+            <w:hideMark/>
+          </w:tcPr>
+          <w:p>
+            <w:pPr>
+              <w:jc w:val="center"/>
+              <w:rPr>
+                <w:rFonts w:eastAsia="Times New Roman"/>
+                <w:color w:val="000000"/>
+                <w:kern w:val="0"/>
+                <w:sz w:val="22"/>
+                <w:szCs w:val="22"/>
+                <w:lang w:val="en-GB" w:eastAsia="en-GB"/>
+                <w14:ligatures w14:val="none"/>
+              </w:rPr>
+            </w:pPr>
+            <w:r>
+              <w:rPr>
+                <w:rFonts w:eastAsia="Times New Roman"/>
+                <w:color w:val="000000"/>
+                <w:kern w:val="0"/>
+                <w:sz w:val="22"/>
+                <w:szCs w:val="22"/>
+                <w:lang w:val="en-GB" w:eastAsia="en-GB"/>
+                <w14:ligatures w14:val="none"/>
+              </w:rPr>
+              <w:t>2023-02-28</w:t>
+            </w:r>
+          </w:p>
+        </w:tc>
+        <w:tc>
+          <w:tcPr>
+            <w:tcW w:w="1460" w:type="dxa"/>
+            <w:noWrap/>
+            <w:hideMark/>
+          </w:tcPr>
+          <w:p>
+            <w:pPr>
+              <w:jc w:val="center"/>
+              <w:rPr>
+                <w:rFonts w:eastAsia="Times New Roman"/>
+                <w:color w:val="000000"/>
+                <w:kern w:val="0"/>
+                <w:sz w:val="22"/>
+                <w:szCs w:val="22"/>
+                <w:lang w:val="en-GB" w:eastAsia="en-GB"/>
+                <w14:ligatures w14:val="none"/>
+              </w:rPr>
+            </w:pPr>
+            <w:r>
+              <w:rPr>
+                <w:rFonts w:eastAsia="Times New Roman"/>
+                <w:color w:val="000000"/>
+                <w:kern w:val="0"/>
+                <w:sz w:val="22"/>
+                <w:szCs w:val="22"/>
+                <w:lang w:val="en-GB" w:eastAsia="en-GB"/>
+                <w14:ligatures w14:val="none"/>
+              </w:rPr>
+              <w:t>-30.26</w:t>
+            </w:r>
+            <w:r>
+              <w:rPr>
+                <w:rFonts w:eastAsia="Times New Roman"/>
+                <w:color w:val="000000"/>
+                <w:kern w:val="0"/>
+                <w:sz w:val="22"/>
+                <w:szCs w:val="22"/>
+                <w:lang w:val="en-GB" w:eastAsia="en-GB"/>
+                <w14:ligatures w14:val="none"/>
+              </w:rPr>
+              <w:t>5</w:t>
+            </w:r>
+          </w:p>
+        </w:tc>
+      </w:tr>
+      <w:tr>
+        <w:trPr>
+          <w:trHeight w:val="290"/>
+          <w:jc w:val="center"/>
+        </w:trPr>
+        <w:tc>
+          <w:tcPr>
+            <w:tcW w:w="421" w:type="dxa"/>
+          </w:tcPr>
+          <w:p>
+            <w:pPr>
+              <w:jc w:val="center"/>
+              <w:rPr>
+                <w:rFonts w:eastAsia="Times New Roman"/>
+                <w:color w:val="000000"/>
+                <w:kern w:val="0"/>
+                <w:sz w:val="22"/>
+                <w:szCs w:val="22"/>
+                <w:lang w:val="en-GB" w:eastAsia="en-GB"/>
+                <w14:ligatures w14:val="none"/>
+              </w:rPr>
+            </w:pPr>
+            <w:r>
+              <w:rPr>
+                <w:rFonts w:eastAsia="Times New Roman"/>
+                <w:color w:val="000000"/>
+                <w:kern w:val="0"/>
+                <w:sz w:val="22"/>
+                <w:szCs w:val="22"/>
+                <w:lang w:val="en-GB" w:eastAsia="en-GB"/>
+                <w14:ligatures w14:val="none"/>
+              </w:rPr>
+              <w:t>2</w:t>
+            </w:r>
+          </w:p>
+        </w:tc>
+        <w:tc>
+          <w:tcPr>
+            <w:tcW w:w="3215" w:type="dxa"/>
+            <w:noWrap/>
+            <w:hideMark/>
+          </w:tcPr>
+          <w:p>
+            <w:pPr>
+              <w:jc w:val="center"/>
+              <w:rPr>
+                <w:rFonts w:eastAsia="Times New Roman"/>
+                <w:color w:val="000000"/>
+                <w:kern w:val="0"/>
+                <w:sz w:val="22"/>
+                <w:szCs w:val="22"/>
+                <w:lang w:val="en-GB" w:eastAsia="en-GB"/>
+                <w14:ligatures w14:val="none"/>
+              </w:rPr>
+            </w:pPr>
+            <w:r>
+              <w:rPr>
+                <w:rFonts w:eastAsia="Times New Roman"/>
+                <w:color w:val="000000"/>
+                <w:kern w:val="0"/>
+                <w:sz w:val="22"/>
+                <w:szCs w:val="22"/>
+                <w:lang w:val="en-GB" w:eastAsia="en-GB"/>
+                <w14:ligatures w14:val="none"/>
+              </w:rPr>
+              <w:t>2024-09-30</w:t>
+            </w:r>
+          </w:p>
+        </w:tc>
+        <w:tc>
+          <w:tcPr>
+            <w:tcW w:w="1960" w:type="dxa"/>
+            <w:noWrap/>
+            <w:hideMark/>
+          </w:tcPr>
+          <w:p>
+            <w:pPr>
+              <w:jc w:val="center"/>
+              <w:rPr>
+                <w:rFonts w:eastAsia="Times New Roman"/>
+                <w:color w:val="000000"/>
+                <w:kern w:val="0"/>
+                <w:sz w:val="22"/>
+                <w:szCs w:val="22"/>
+                <w:lang w:val="en-GB" w:eastAsia="en-GB"/>
+                <w14:ligatures w14:val="none"/>
+              </w:rPr>
+            </w:pPr>
+            <w:r>
+              <w:rPr>
+                <w:rFonts w:eastAsia="Times New Roman"/>
+                <w:color w:val="000000"/>
+                <w:kern w:val="0"/>
+                <w:sz w:val="22"/>
+                <w:szCs w:val="22"/>
+                <w:lang w:val="en-GB" w:eastAsia="en-GB"/>
+                <w14:ligatures w14:val="none"/>
+              </w:rPr>
+              <w:t>2025-03-31</w:t>
+            </w:r>
+          </w:p>
+        </w:tc>
+        <w:tc>
+          <w:tcPr>
+            <w:tcW w:w="1960" w:type="dxa"/>
+            <w:noWrap/>
+            <w:hideMark/>
+          </w:tcPr>
+          <w:p>
+            <w:pPr>
+              <w:jc w:val="center"/>
+              <w:rPr>
+                <w:rFonts w:eastAsia="Times New Roman"/>
+                <w:color w:val="000000"/>
+                <w:kern w:val="0"/>
+                <w:sz w:val="22"/>
+                <w:szCs w:val="22"/>
+                <w:lang w:val="en-GB" w:eastAsia="en-GB"/>
+                <w14:ligatures w14:val="none"/>
+              </w:rPr>
+            </w:pPr>
+            <w:r>
+              <w:rPr>
+                <w:rFonts w:eastAsia="Times New Roman"/>
+                <w:color w:val="000000"/>
+                <w:kern w:val="0"/>
+                <w:sz w:val="22"/>
+                <w:szCs w:val="22"/>
+                <w:lang w:val="en-GB" w:eastAsia="en-GB"/>
+                <w14:ligatures w14:val="none"/>
+              </w:rPr>
+              <w:t>2025-06-30</w:t>
+            </w:r>
+          </w:p>
+        </w:tc>
+        <w:tc>
+          <w:tcPr>
+            <w:tcW w:w="1460" w:type="dxa"/>
+            <w:noWrap/>
+            <w:hideMark/>
+          </w:tcPr>
+          <w:p>
+            <w:pPr>
+              <w:jc w:val="center"/>
+              <w:rPr>
+                <w:rFonts w:eastAsia="Times New Roman"/>
+                <w:color w:val="000000"/>
+                <w:kern w:val="0"/>
+                <w:sz w:val="22"/>
+                <w:szCs w:val="22"/>
+                <w:lang w:val="en-GB" w:eastAsia="en-GB"/>
+                <w14:ligatures w14:val="none"/>
+              </w:rPr>
+            </w:pPr>
+            <w:r>
+              <w:rPr>
+                <w:rFonts w:eastAsia="Times New Roman"/>
+                <w:color w:val="000000"/>
+                <w:kern w:val="0"/>
+                <w:sz w:val="22"/>
+                <w:szCs w:val="22"/>
+                <w:lang w:val="en-GB" w:eastAsia="en-GB"/>
+                <w14:ligatures w14:val="none"/>
+              </w:rPr>
+              <w:t>-13.1</w:t>
+            </w:r>
+            <w:r>
+              <w:rPr>
+                <w:rFonts w:eastAsia="Times New Roman"/>
+                <w:color w:val="000000"/>
+                <w:kern w:val="0"/>
+                <w:sz w:val="22"/>
+                <w:szCs w:val="22"/>
+                <w:lang w:val="en-GB" w:eastAsia="en-GB"/>
+                <w14:ligatures w14:val="none"/>
+              </w:rPr>
+              <w:t>80</w:t>
+            </w:r>
+          </w:p>
+        </w:tc>
+      </w:tr>
+      <w:tr>
+        <w:trPr>
+          <w:trHeight w:val="290"/>
+          <w:jc w:val="center"/>
+        </w:trPr>
+        <w:tc>
+          <w:tcPr>
+            <w:tcW w:w="421" w:type="dxa"/>
+          </w:tcPr>
+          <w:p>
+            <w:pPr>
+              <w:jc w:val="center"/>
+              <w:rPr>
+                <w:rFonts w:eastAsia="Times New Roman"/>
+                <w:color w:val="000000"/>
+                <w:kern w:val="0"/>
+                <w:sz w:val="22"/>
+                <w:szCs w:val="22"/>
+                <w:lang w:val="en-GB" w:eastAsia="en-GB"/>
+                <w14:ligatures w14:val="none"/>
+              </w:rPr>
+            </w:pPr>
+            <w:r>
+              <w:rPr>
+                <w:rFonts w:eastAsia="Times New Roman"/>
+                <w:color w:val="000000"/>
+                <w:kern w:val="0"/>
+                <w:sz w:val="22"/>
+                <w:szCs w:val="22"/>
+                <w:lang w:val="en-GB" w:eastAsia="en-GB"/>
+                <w14:ligatures w14:val="none"/>
+              </w:rPr>
+              <w:t>3</w:t>
+            </w:r>
+          </w:p>
+        </w:tc>
+        <w:tc>
+          <w:tcPr>
+            <w:tcW w:w="3215" w:type="dxa"/>
+            <w:noWrap/>
+            <w:hideMark/>
+          </w:tcPr>
+          <w:p>
+            <w:pPr>
+              <w:jc w:val="center"/>
+              <w:rPr>
+                <w:rFonts w:eastAsia="Times New Roman"/>
+                <w:color w:val="000000"/>
+                <w:kern w:val="0"/>
+                <w:sz w:val="22"/>
+                <w:szCs w:val="22"/>
+                <w:lang w:val="en-GB" w:eastAsia="en-GB"/>
+                <w14:ligatures w14:val="none"/>
+              </w:rPr>
+            </w:pPr>
+            <w:r>
+              <w:rPr>
+                <w:rFonts w:eastAsia="Times New Roman"/>
+                <w:color w:val="000000"/>
+                <w:kern w:val="0"/>
+                <w:sz w:val="22"/>
+                <w:szCs w:val="22"/>
+                <w:lang w:val="en-GB" w:eastAsia="en-GB"/>
+                <w14:ligatures w14:val="none"/>
+              </w:rPr>
+              <w:t>2023-08-31</w:t>
+            </w:r>
+          </w:p>
+        </w:tc>
+        <w:tc>
+          <w:tcPr>
+            <w:tcW w:w="1960" w:type="dxa"/>
+            <w:noWrap/>
+            <w:hideMark/>
+          </w:tcPr>
+          <w:p>
+            <w:pPr>
+              <w:jc w:val="center"/>
+              <w:rPr>
+                <w:rFonts w:eastAsia="Times New Roman"/>
+                <w:color w:val="000000"/>
+                <w:kern w:val="0"/>
+                <w:sz w:val="22"/>
+                <w:szCs w:val="22"/>
+                <w:lang w:val="en-GB" w:eastAsia="en-GB"/>
+                <w14:ligatures w14:val="none"/>
+              </w:rPr>
+            </w:pPr>
+            <w:r>
+              <w:rPr>
+                <w:rFonts w:eastAsia="Times New Roman"/>
+                <w:color w:val="000000"/>
+                <w:kern w:val="0"/>
+                <w:sz w:val="22"/>
+                <w:szCs w:val="22"/>
+                <w:lang w:val="en-GB" w:eastAsia="en-GB"/>
+                <w14:ligatures w14:val="none"/>
+              </w:rPr>
+              <w:t>2023-09-29</w:t>
+            </w:r>
+          </w:p>
+        </w:tc>
+        <w:tc>
+          <w:tcPr>
+            <w:tcW w:w="1960" w:type="dxa"/>
+            <w:noWrap/>
+            <w:hideMark/>
+          </w:tcPr>
+          <w:p>
+            <w:pPr>
+              <w:jc w:val="center"/>
+              <w:rPr>
+                <w:rFonts w:eastAsia="Times New Roman"/>
+                <w:color w:val="000000"/>
+                <w:kern w:val="0"/>
+                <w:sz w:val="22"/>
+                <w:szCs w:val="22"/>
+                <w:lang w:val="en-GB" w:eastAsia="en-GB"/>
+                <w14:ligatures w14:val="none"/>
+              </w:rPr>
+            </w:pPr>
+            <w:r>
+              <w:rPr>
+                <w:rFonts w:eastAsia="Times New Roman"/>
+                <w:color w:val="000000"/>
+                <w:kern w:val="0"/>
+                <w:sz w:val="22"/>
+                <w:szCs w:val="22"/>
+                <w:lang w:val="en-GB" w:eastAsia="en-GB"/>
+                <w14:ligatures w14:val="none"/>
+              </w:rPr>
+              <w:t>2023-11-30</w:t>
+            </w:r>
+          </w:p>
+        </w:tc>
+        <w:tc>
+          <w:tcPr>
+            <w:tcW w:w="1460" w:type="dxa"/>
+            <w:noWrap/>
+            <w:hideMark/>
+          </w:tcPr>
+          <w:p>
+            <w:pPr>
+              <w:jc w:val="center"/>
+              <w:rPr>
+                <w:rFonts w:eastAsia="Times New Roman"/>
+                <w:color w:val="000000"/>
+                <w:kern w:val="0"/>
+                <w:sz w:val="22"/>
+                <w:szCs w:val="22"/>
+                <w:lang w:val="en-GB" w:eastAsia="en-GB"/>
+                <w14:ligatures w14:val="none"/>
+              </w:rPr>
+            </w:pPr>
+            <w:r>
+              <w:rPr>
+                <w:rFonts w:eastAsia="Times New Roman"/>
+                <w:color w:val="000000"/>
+                <w:kern w:val="0"/>
+                <w:sz w:val="22"/>
+                <w:szCs w:val="22"/>
+                <w:lang w:val="en-GB" w:eastAsia="en-GB"/>
+                <w14:ligatures w14:val="none"/>
+              </w:rPr>
+              <w:t>-8.183</w:t>
+            </w:r>
+          </w:p>
+        </w:tc>
+      </w:tr>
+      <w:tr>
+        <w:trPr>
+          <w:trHeight w:val="290"/>
+          <w:jc w:val="center"/>
+        </w:trPr>
+        <w:tc>
+          <w:tcPr>
+            <w:tcW w:w="421" w:type="dxa"/>
+          </w:tcPr>
+          <w:p>
+            <w:pPr>
+              <w:jc w:val="center"/>
+              <w:rPr>
+                <w:rFonts w:eastAsia="Times New Roman"/>
+                <w:color w:val="000000"/>
+                <w:kern w:val="0"/>
+                <w:sz w:val="22"/>
+                <w:szCs w:val="22"/>
+                <w:lang w:val="en-GB" w:eastAsia="en-GB"/>
+                <w14:ligatures w14:val="none"/>
+              </w:rPr>
+            </w:pPr>
+            <w:r>
+              <w:rPr>
+                <w:rFonts w:eastAsia="Times New Roman"/>
+                <w:color w:val="000000"/>
+                <w:kern w:val="0"/>
+                <w:sz w:val="22"/>
+                <w:szCs w:val="22"/>
+                <w:lang w:val="en-GB" w:eastAsia="en-GB"/>
+                <w14:ligatures w14:val="none"/>
+              </w:rPr>
+              <w:t>4</w:t>
+            </w:r>
+          </w:p>
+        </w:tc>
+        <w:tc>
+          <w:tcPr>
+            <w:tcW w:w="3215" w:type="dxa"/>
+            <w:noWrap/>
+            <w:hideMark/>
+          </w:tcPr>
+          <w:p>
+            <w:pPr>
+              <w:jc w:val="center"/>
+              <w:rPr>
+                <w:rFonts w:eastAsia="Times New Roman"/>
+                <w:color w:val="000000"/>
+                <w:kern w:val="0"/>
+                <w:sz w:val="22"/>
+                <w:szCs w:val="22"/>
+                <w:lang w:val="en-GB" w:eastAsia="en-GB"/>
+                <w14:ligatures w14:val="none"/>
+              </w:rPr>
+            </w:pPr>
+            <w:r>
+              <w:rPr>
+                <w:rFonts w:eastAsia="Times New Roman"/>
+                <w:color w:val="000000"/>
+                <w:kern w:val="0"/>
+                <w:sz w:val="22"/>
+                <w:szCs w:val="22"/>
+                <w:lang w:val="en-GB" w:eastAsia="en-GB"/>
+                <w14:ligatures w14:val="none"/>
+              </w:rPr>
+              <w:t>2025-10-31</w:t>
+            </w:r>
+          </w:p>
+        </w:tc>
+        <w:tc>
+          <w:tcPr>
+            <w:tcW w:w="1960" w:type="dxa"/>
+            <w:noWrap/>
+            <w:hideMark/>
+          </w:tcPr>
+          <w:p>
+            <w:pPr>
+              <w:jc w:val="center"/>
+              <w:rPr>
+                <w:rFonts w:eastAsia="Times New Roman"/>
+                <w:color w:val="000000"/>
+                <w:kern w:val="0"/>
+                <w:sz w:val="22"/>
+                <w:szCs w:val="22"/>
+                <w:lang w:val="en-GB" w:eastAsia="en-GB"/>
+                <w14:ligatures w14:val="none"/>
+              </w:rPr>
+            </w:pPr>
+            <w:r>
+              <w:rPr>
+                <w:rFonts w:eastAsia="Times New Roman"/>
+                <w:color w:val="000000"/>
+                <w:kern w:val="0"/>
+                <w:sz w:val="22"/>
+                <w:szCs w:val="22"/>
+                <w:lang w:val="en-GB" w:eastAsia="en-GB"/>
+                <w14:ligatures w14:val="none"/>
+              </w:rPr>
+              <w:t>2025-11-28</w:t>
+            </w:r>
+          </w:p>
+        </w:tc>
+        <w:tc>
+          <w:tcPr>
+            <w:tcW w:w="1960" w:type="dxa"/>
+            <w:noWrap/>
+            <w:hideMark/>
+          </w:tcPr>
+          <w:p>
+            <w:pPr>
+              <w:jc w:val="center"/>
+              <w:rPr>
+                <w:rFonts w:eastAsia="Times New Roman"/>
+                <w:color w:val="000000"/>
+                <w:kern w:val="0"/>
+                <w:sz w:val="22"/>
+                <w:szCs w:val="22"/>
+                <w:lang w:val="en-GB" w:eastAsia="en-GB"/>
+                <w14:ligatures w14:val="none"/>
+              </w:rPr>
+            </w:pPr>
+            <w:r>
+              <w:rPr>
+                <w:rFonts w:eastAsia="Times New Roman"/>
+                <w:color w:val="000000"/>
+                <w:kern w:val="0"/>
+                <w:sz w:val="22"/>
+                <w:szCs w:val="22"/>
+                <w:lang w:val="en-GB" w:eastAsia="en-GB"/>
+                <w14:ligatures w14:val="none"/>
+              </w:rPr>
+              <w:t>2026-01-30</w:t>
+            </w:r>
+          </w:p>
+        </w:tc>
+        <w:tc>
+          <w:tcPr>
+            <w:tcW w:w="1460" w:type="dxa"/>
+            <w:noWrap/>
+            <w:hideMark/>
+          </w:tcPr>
+          <w:p>
+            <w:pPr>
+              <w:jc w:val="center"/>
+              <w:rPr>
+                <w:rFonts w:eastAsia="Times New Roman"/>
+                <w:color w:val="000000"/>
+                <w:kern w:val="0"/>
+                <w:sz w:val="22"/>
+                <w:szCs w:val="22"/>
+                <w:lang w:val="en-GB" w:eastAsia="en-GB"/>
+                <w14:ligatures w14:val="none"/>
+              </w:rPr>
+            </w:pPr>
+            <w:r>
+              <w:rPr>
+                <w:rFonts w:eastAsia="Times New Roman"/>
+                <w:color w:val="000000"/>
+                <w:kern w:val="0"/>
+                <w:sz w:val="22"/>
+                <w:szCs w:val="22"/>
+                <w:lang w:val="en-GB" w:eastAsia="en-GB"/>
+                <w14:ligatures w14:val="none"/>
+              </w:rPr>
+              <w:t>-7.0</w:t>
+            </w:r>
+            <w:r>
+              <w:rPr>
+                <w:rFonts w:eastAsia="Times New Roman"/>
+                <w:color w:val="000000"/>
+                <w:kern w:val="0"/>
+                <w:sz w:val="22"/>
+                <w:szCs w:val="22"/>
+                <w:lang w:val="en-GB" w:eastAsia="en-GB"/>
+                <w14:ligatures w14:val="none"/>
+              </w:rPr>
+              <w:t>60</w:t>
+            </w:r>
+          </w:p>
+        </w:tc>
+      </w:tr>
+      <w:tr>
+        <w:trPr>
+          <w:trHeight w:val="290"/>
+          <w:jc w:val="center"/>
+        </w:trPr>
+        <w:tc>
+          <w:tcPr>
+            <w:tcW w:w="421" w:type="dxa"/>
+          </w:tcPr>
+          <w:p>
+            <w:pPr>
+              <w:jc w:val="center"/>
+              <w:rPr>
+                <w:rFonts w:eastAsia="Times New Roman"/>
+                <w:color w:val="000000"/>
+                <w:kern w:val="0"/>
+                <w:sz w:val="22"/>
+                <w:szCs w:val="22"/>
+                <w:lang w:val="en-GB" w:eastAsia="en-GB"/>
+                <w14:ligatures w14:val="none"/>
+              </w:rPr>
+            </w:pPr>
+            <w:r>
+              <w:rPr>
+                <w:rFonts w:eastAsia="Times New Roman"/>
+                <w:color w:val="000000"/>
+                <w:kern w:val="0"/>
+                <w:sz w:val="22"/>
+                <w:szCs w:val="22"/>
+                <w:lang w:val="en-GB" w:eastAsia="en-GB"/>
+                <w14:ligatures w14:val="none"/>
+              </w:rPr>
+              <w:t>5</w:t>
+            </w:r>
+          </w:p>
+        </w:tc>
+        <w:tc>
+          <w:tcPr>
+            <w:tcW w:w="3215" w:type="dxa"/>
+            <w:noWrap/>
+            <w:hideMark/>
+          </w:tcPr>
+          <w:p>
+            <w:pPr>
+              <w:jc w:val="center"/>
+              <w:rPr>
+                <w:rFonts w:eastAsia="Times New Roman"/>
+                <w:color w:val="000000"/>
+                <w:kern w:val="0"/>
+                <w:sz w:val="22"/>
+                <w:szCs w:val="22"/>
+                <w:lang w:val="en-GB" w:eastAsia="en-GB"/>
+                <w14:ligatures w14:val="none"/>
+              </w:rPr>
+            </w:pPr>
+            <w:r>
+              <w:rPr>
+                <w:rFonts w:eastAsia="Times New Roman"/>
+                <w:color w:val="000000"/>
+                <w:kern w:val="0"/>
+                <w:sz w:val="22"/>
+                <w:szCs w:val="22"/>
+                <w:lang w:val="en-GB" w:eastAsia="en-GB"/>
+                <w14:ligatures w14:val="none"/>
+              </w:rPr>
+              <w:t>2021-08-31</w:t>
+            </w:r>
+          </w:p>
+        </w:tc>
+        <w:tc>
+          <w:tcPr>
+            <w:tcW w:w="1960" w:type="dxa"/>
+            <w:noWrap/>
+            <w:hideMark/>
+          </w:tcPr>
+          <w:p>
+            <w:pPr>
+              <w:jc w:val="center"/>
+              <w:rPr>
+                <w:rFonts w:eastAsia="Times New Roman"/>
+                <w:color w:val="000000"/>
+                <w:kern w:val="0"/>
+                <w:sz w:val="22"/>
+                <w:szCs w:val="22"/>
+                <w:lang w:val="en-GB" w:eastAsia="en-GB"/>
+                <w14:ligatures w14:val="none"/>
+              </w:rPr>
+            </w:pPr>
+            <w:r>
+              <w:rPr>
+                <w:rFonts w:eastAsia="Times New Roman"/>
+                <w:color w:val="000000"/>
+                <w:kern w:val="0"/>
+                <w:sz w:val="22"/>
+                <w:szCs w:val="22"/>
+                <w:lang w:val="en-GB" w:eastAsia="en-GB"/>
+                <w14:ligatures w14:val="none"/>
+              </w:rPr>
+              <w:t>2021-09-30</w:t>
+            </w:r>
+          </w:p>
+        </w:tc>
+        <w:tc>
+          <w:tcPr>
+            <w:tcW w:w="1960" w:type="dxa"/>
+            <w:noWrap/>
+            <w:hideMark/>
+          </w:tcPr>
+          <w:p>
+            <w:pPr>
+              <w:jc w:val="center"/>
+              <w:rPr>
+                <w:rFonts w:eastAsia="Times New Roman"/>
+                <w:color w:val="000000"/>
+                <w:kern w:val="0"/>
+                <w:sz w:val="22"/>
+                <w:szCs w:val="22"/>
+                <w:lang w:val="en-GB" w:eastAsia="en-GB"/>
+                <w14:ligatures w14:val="none"/>
+              </w:rPr>
+            </w:pPr>
+            <w:r>
+              <w:rPr>
+                <w:rFonts w:eastAsia="Times New Roman"/>
+                <w:color w:val="000000"/>
+                <w:kern w:val="0"/>
+                <w:sz w:val="22"/>
+                <w:szCs w:val="22"/>
+                <w:lang w:val="en-GB" w:eastAsia="en-GB"/>
+                <w14:ligatures w14:val="none"/>
+              </w:rPr>
+              <w:t>2021-10-29</w:t>
+            </w:r>
+          </w:p>
+        </w:tc>
+        <w:tc>
+          <w:tcPr>
+            <w:tcW w:w="1460" w:type="dxa"/>
+            <w:noWrap/>
+            <w:hideMark/>
+          </w:tcPr>
+          <w:p>
+            <w:pPr>
+              <w:jc w:val="center"/>
+              <w:rPr>
+                <w:rFonts w:eastAsia="Times New Roman"/>
+                <w:color w:val="000000"/>
+                <w:kern w:val="0"/>
+                <w:sz w:val="22"/>
+                <w:szCs w:val="22"/>
+                <w:lang w:val="en-GB" w:eastAsia="en-GB"/>
+                <w14:ligatures w14:val="none"/>
+              </w:rPr>
+            </w:pPr>
+            <w:r>
+              <w:rPr>
+                <w:rFonts w:eastAsia="Times New Roman"/>
+                <w:color w:val="000000"/>
+                <w:kern w:val="0"/>
+                <w:sz w:val="22"/>
+                <w:szCs w:val="22"/>
+                <w:lang w:val="en-GB" w:eastAsia="en-GB"/>
+                <w14:ligatures w14:val="none"/>
+              </w:rPr>
+              <w:t>-6.11</w:t>
+            </w:r>
+            <w:r>
+              <w:rPr>
+                <w:rFonts w:eastAsia="Times New Roman"/>
+                <w:color w:val="000000"/>
+                <w:kern w:val="0"/>
+                <w:sz w:val="22"/>
+                <w:szCs w:val="22"/>
+                <w:lang w:val="en-GB" w:eastAsia="en-GB"/>
+                <w14:ligatures w14:val="none"/>
+              </w:rPr>
+              <w:t>5</w:t>
+            </w:r>
+          </w:p>
+        </w:tc>
+      </w:tr>
+    </w:tbl>
+    <w:p/>
+    <w:p>
+      <w:r>
+        <w:t>The worst drawdown</w:t>
+      </w:r>
+      <w:r>
+        <w:t xml:space="preserve"> period</w:t>
+      </w:r>
+      <w:r>
+        <w:t xml:space="preserve"> was due to the supply chain crisis that occurred right after the peak of the pandemic, coupled with rising inflation. The second and fourth worst drawdown</w:t>
+      </w:r>
+      <w:r>
+        <w:t xml:space="preserve"> periods</w:t>
+      </w:r>
+      <w:r>
+        <w:t xml:space="preserve"> were primarily due to the tariffs imposed on Canada and the EU as part of the trade war between the nations. </w:t>
+      </w:r>
+      <w:r>
+        <w:t xml:space="preserve">The third worst drawdown was due to rising interest rates. Finally, the fifth worst drawdown period </w:t>
+      </w:r>
+      <w:r>
+        <w:t>was because of the Chinese property crisis (which indirectly affected American markets), as well as the impact of COVID-19.</w:t>
+      </w:r>
+    </w:p>
+    <w:p>
+      <w:r>
+        <w:t xml:space="preserve">Additionally, the worst month in terms of month-by-month return was September 2022, with a monthly return of -13.91%. </w:t>
+      </w:r>
+    </w:p>
+    <w:p>
+      <w:pPr>
+        <w:rPr>
+          <w:rFonts w:eastAsiaTheme="minorEastAsia"/>
+        </w:rPr>
+      </w:pPr>
+      <w:r>
+        <w:rPr>
+          <w:rFonts w:eastAsiaTheme="minorEastAsia"/>
+        </w:rPr>
+        <w:t xml:space="preserve"> </w:t>
+      </w:r>
+    </w:p>
+    <w:p>
+      <w:pPr>
+        <w:rPr>
+          <w:rFonts w:eastAsiaTheme="minorEastAsia"/>
+        </w:rPr>
+      </w:pPr>
+    </w:p>
+    <w:p/>
+    <w:p/>
     <w:p/>
     <w:p/>
     <w:p/>
@@ -4229,7 +6563,6 @@
     <w:next w:val="Normal"/>
     <w:link w:val="Heading3Char"/>
     <w:uiPriority w:val="9"/>
-    <w:semiHidden/>
     <w:unhideWhenUsed/>
     <w:qFormat/>
     <w:rsid w:val="00CF78ED"/>
@@ -4437,7 +6770,6 @@
     <w:basedOn w:val="DefaultParagraphFont"/>
     <w:link w:val="Heading3"/>
     <w:uiPriority w:val="9"/>
-    <w:semiHidden/>
     <w:rsid w:val="00CF78ED"/>
     <w:rPr>
       <w:rFonts w:eastAsiaTheme="majorEastAsia" w:cstheme="majorBidi"/>

--- a/main/Multi-Asset Risk Dashboard & Portfolio.docx
+++ b/main/Multi-Asset Risk Dashboard & Portfolio.docx
@@ -3,14 +3,1153 @@
 <w:document xmlns:wpc="http://schemas.microsoft.com/office/word/2010/wordprocessingCanvas" xmlns:cx="http://schemas.microsoft.com/office/drawing/2014/chartex" xmlns:cx1="http://schemas.microsoft.com/office/drawing/2015/9/8/chartex" xmlns:cx2="http://schemas.microsoft.com/office/drawing/2015/10/21/chartex" xmlns:cx3="http://schemas.microsoft.com/office/drawing/2016/5/9/chartex" xmlns:cx4="http://schemas.microsoft.com/office/drawing/2016/5/10/chartex" xmlns:cx5="http://schemas.microsoft.com/office/drawing/2016/5/11/chartex" xmlns:cx6="http://schemas.microsoft.com/office/drawing/2016/5/12/chartex" xmlns:cx7="http://schemas.microsoft.com/office/drawing/2016/5/13/chartex" xmlns:cx8="http://schemas.microsoft.com/office/drawing/2016/5/14/chartex" xmlns:mc="http://schemas.openxmlformats.org/markup-compatibility/2006" xmlns:aink="http://schemas.microsoft.com/office/drawing/2016/ink" xmlns:am3d="http://schemas.microsoft.com/office/drawing/2017/model3d" xmlns:o="urn:schemas-microsoft-com:office:office" xmlns:oel="http://schemas.microsoft.com/office/2019/extlst" xmlns:r="http://schemas.openxmlformats.org/officeDocument/2006/relationships" xmlns:m="http://schemas.openxmlformats.org/officeDocument/2006/math" xmlns:v="urn:schemas-microsoft-com:vml" xmlns:wp14="http://schemas.microsoft.com/office/word/2010/wordprocessingDrawing" xmlns:wp="http://schemas.openxmlformats.org/drawingml/2006/wordprocessingDrawing" xmlns:w10="urn:schemas-microsoft-com:office:word" xmlns:w="http://schemas.openxmlformats.org/wordprocessingml/2006/main" xmlns:w14="http://schemas.microsoft.com/office/word/2010/wordml" xmlns:w15="http://schemas.microsoft.com/office/word/2012/wordml" xmlns:w16cex="http://schemas.microsoft.com/office/word/2018/wordml/cex" xmlns:w16cid="http://schemas.microsoft.com/office/word/2016/wordml/cid" xmlns:w16="http://schemas.microsoft.com/office/word/2018/wordml" xmlns:w16du="http://schemas.microsoft.com/office/word/2023/wordml/word16du" xmlns:w16sdtdh="http://schemas.microsoft.com/office/word/2020/wordml/sdtdatahash" xmlns:w16sdtfl="http://schemas.microsoft.com/office/word/2024/wordml/sdtformatlock" xmlns:w16se="http://schemas.microsoft.com/office/word/2015/wordml/symex" xmlns:wpg="http://schemas.microsoft.com/office/word/2010/wordprocessingGroup" xmlns:wpi="http://schemas.microsoft.com/office/word/2010/wordprocessingInk" xmlns:wne="http://schemas.microsoft.com/office/word/2006/wordml" xmlns:wps="http://schemas.microsoft.com/office/word/2010/wordprocessingShape" mc:Ignorable="w14 w15 w16se w16cid w16 w16cex w16sdtdh w16sdtfl w16du wp14">
   <w:body>
     <w:p>
-      <w:r>
-        <w:t>Multi-Asset Risk Dashboard and Portfolio:</w:t>
-      </w:r>
-      <w:r>
-        <w:t xml:space="preserve"> (INTRO PAGE, TOCs, …)</w:t>
-      </w:r>
-    </w:p>
-    <w:p>
+      <w:pPr>
+        <w:jc w:val="center"/>
+        <w:rPr>
+          <w:b/>
+          <w:bCs/>
+          <w:sz w:val="56"/>
+          <w:szCs w:val="56"/>
+        </w:rPr>
+      </w:pPr>
+    </w:p>
+    <w:p>
+      <w:pPr>
+        <w:jc w:val="center"/>
+        <w:rPr>
+          <w:b/>
+          <w:bCs/>
+          <w:sz w:val="56"/>
+          <w:szCs w:val="56"/>
+        </w:rPr>
+      </w:pPr>
+    </w:p>
+    <w:p>
+      <w:pPr>
+        <w:jc w:val="center"/>
+        <w:rPr>
+          <w:b/>
+          <w:bCs/>
+          <w:sz w:val="56"/>
+          <w:szCs w:val="56"/>
+        </w:rPr>
+      </w:pPr>
+      <w:r>
+        <w:rPr>
+          <w:b/>
+          <w:bCs/>
+          <w:sz w:val="56"/>
+          <w:szCs w:val="56"/>
+        </w:rPr>
+        <w:t>MULTI-ASSET PORTFOLIO OPTIMIZATION AND RISK DASHBOARD</w:t>
+      </w:r>
+    </w:p>
+    <w:p>
+      <w:pPr>
+        <w:jc w:val="center"/>
+        <w:rPr>
+          <w:b/>
+          <w:bCs/>
+          <w:sz w:val="56"/>
+          <w:szCs w:val="56"/>
+        </w:rPr>
+      </w:pPr>
+    </w:p>
+    <w:p>
+      <w:pPr>
+        <w:jc w:val="center"/>
+        <w:rPr>
+          <w:b/>
+          <w:bCs/>
+          <w:sz w:val="56"/>
+          <w:szCs w:val="56"/>
+        </w:rPr>
+      </w:pPr>
+    </w:p>
+    <w:p>
+      <w:pPr>
+        <w:jc w:val="center"/>
+        <w:rPr>
+          <w:sz w:val="40"/>
+          <w:szCs w:val="40"/>
+        </w:rPr>
+      </w:pPr>
+      <w:r>
+        <w:rPr>
+          <w:sz w:val="40"/>
+          <w:szCs w:val="40"/>
+        </w:rPr>
+        <w:t>Report by Kevin Fernandes</w:t>
+      </w:r>
+    </w:p>
+    <w:p/>
+    <w:p>
+      <w:r>
+        <w:br w:type="page"/>
+      </w:r>
+    </w:p>
+    <w:sdt>
+      <w:sdtPr>
+        <w:rPr>
+          <w:rFonts w:ascii="Calibri" w:eastAsiaTheme="minorHAnsi" w:hAnsi="Calibri" w:cs="Calibri"/>
+          <w:color w:val="auto"/>
+          <w:kern w:val="2"/>
+          <w:sz w:val="24"/>
+          <w:szCs w:val="24"/>
+          <w14:ligatures w14:val="standardContextual"/>
+        </w:rPr>
+        <w:id w:val="-1689437349"/>
+        <w:docPartObj>
+          <w:docPartGallery w:val="Table of Contents"/>
+          <w:docPartUnique/>
+        </w:docPartObj>
+      </w:sdtPr>
+      <w:sdtEndPr>
+        <w:rPr>
+          <w:b/>
+          <w:bCs/>
+          <w:noProof/>
+        </w:rPr>
+      </w:sdtEndPr>
+      <w:sdtContent>
+        <w:p>
+          <w:pPr>
+            <w:pStyle w:val="TOCHeading"/>
+          </w:pPr>
+          <w:r>
+            <w:t>Table of Contents</w:t>
+          </w:r>
+        </w:p>
+        <w:p>
+          <w:pPr>
+            <w:pStyle w:val="TOC1"/>
+            <w:tabs>
+              <w:tab w:val="right" w:leader="dot" w:pos="9016"/>
+            </w:tabs>
+            <w:rPr>
+              <w:noProof/>
+            </w:rPr>
+          </w:pPr>
+          <w:r>
+            <w:fldChar w:fldCharType="begin"/>
+          </w:r>
+          <w:r>
+            <w:instrText xml:space="preserve"> TOC \o "1-3" \h \z \u </w:instrText>
+          </w:r>
+          <w:r>
+            <w:fldChar w:fldCharType="separate"/>
+          </w:r>
+          <w:hyperlink w:anchor="_Toc239141829" w:history="1">
+            <w:r>
+              <w:rPr>
+                <w:rStyle w:val="Hyperlink"/>
+                <w:noProof/>
+              </w:rPr>
+              <w:t>Introduction</w:t>
+            </w:r>
+            <w:r>
+              <w:rPr>
+                <w:noProof/>
+                <w:webHidden/>
+              </w:rPr>
+              <w:tab/>
+            </w:r>
+            <w:r>
+              <w:rPr>
+                <w:noProof/>
+                <w:webHidden/>
+              </w:rPr>
+              <w:fldChar w:fldCharType="begin"/>
+            </w:r>
+            <w:r>
+              <w:rPr>
+                <w:noProof/>
+                <w:webHidden/>
+              </w:rPr>
+              <w:instrText xml:space="preserve"> PAGEREF _Toc239141829 \h </w:instrText>
+            </w:r>
+            <w:r>
+              <w:rPr>
+                <w:noProof/>
+                <w:webHidden/>
+              </w:rPr>
+            </w:r>
+            <w:r>
+              <w:rPr>
+                <w:noProof/>
+                <w:webHidden/>
+              </w:rPr>
+              <w:fldChar w:fldCharType="separate"/>
+            </w:r>
+            <w:r>
+              <w:rPr>
+                <w:noProof/>
+                <w:webHidden/>
+              </w:rPr>
+              <w:t>3</w:t>
+            </w:r>
+            <w:r>
+              <w:rPr>
+                <w:noProof/>
+                <w:webHidden/>
+              </w:rPr>
+              <w:fldChar w:fldCharType="end"/>
+            </w:r>
+          </w:hyperlink>
+        </w:p>
+        <w:p>
+          <w:pPr>
+            <w:pStyle w:val="TOC1"/>
+            <w:tabs>
+              <w:tab w:val="right" w:leader="dot" w:pos="9016"/>
+            </w:tabs>
+            <w:rPr>
+              <w:noProof/>
+            </w:rPr>
+          </w:pPr>
+          <w:hyperlink w:anchor="_Toc239141830" w:history="1">
+            <w:r>
+              <w:rPr>
+                <w:rStyle w:val="Hyperlink"/>
+                <w:noProof/>
+              </w:rPr>
+              <w:t>Asset and Data Selection</w:t>
+            </w:r>
+            <w:r>
+              <w:rPr>
+                <w:noProof/>
+                <w:webHidden/>
+              </w:rPr>
+              <w:tab/>
+            </w:r>
+            <w:r>
+              <w:rPr>
+                <w:noProof/>
+                <w:webHidden/>
+              </w:rPr>
+              <w:fldChar w:fldCharType="begin"/>
+            </w:r>
+            <w:r>
+              <w:rPr>
+                <w:noProof/>
+                <w:webHidden/>
+              </w:rPr>
+              <w:instrText xml:space="preserve"> PAGEREF _Toc239141830 \h </w:instrText>
+            </w:r>
+            <w:r>
+              <w:rPr>
+                <w:noProof/>
+                <w:webHidden/>
+              </w:rPr>
+            </w:r>
+            <w:r>
+              <w:rPr>
+                <w:noProof/>
+                <w:webHidden/>
+              </w:rPr>
+              <w:fldChar w:fldCharType="separate"/>
+            </w:r>
+            <w:r>
+              <w:rPr>
+                <w:noProof/>
+                <w:webHidden/>
+              </w:rPr>
+              <w:t>4</w:t>
+            </w:r>
+            <w:r>
+              <w:rPr>
+                <w:noProof/>
+                <w:webHidden/>
+              </w:rPr>
+              <w:fldChar w:fldCharType="end"/>
+            </w:r>
+          </w:hyperlink>
+        </w:p>
+        <w:p>
+          <w:pPr>
+            <w:pStyle w:val="TOC2"/>
+            <w:tabs>
+              <w:tab w:val="right" w:leader="dot" w:pos="9016"/>
+            </w:tabs>
+            <w:rPr>
+              <w:noProof/>
+            </w:rPr>
+          </w:pPr>
+          <w:hyperlink w:anchor="_Toc239141831" w:history="1">
+            <w:r>
+              <w:rPr>
+                <w:rStyle w:val="Hyperlink"/>
+                <w:noProof/>
+              </w:rPr>
+              <w:t>Asset Choice</w:t>
+            </w:r>
+            <w:r>
+              <w:rPr>
+                <w:noProof/>
+                <w:webHidden/>
+              </w:rPr>
+              <w:tab/>
+            </w:r>
+            <w:r>
+              <w:rPr>
+                <w:noProof/>
+                <w:webHidden/>
+              </w:rPr>
+              <w:fldChar w:fldCharType="begin"/>
+            </w:r>
+            <w:r>
+              <w:rPr>
+                <w:noProof/>
+                <w:webHidden/>
+              </w:rPr>
+              <w:instrText xml:space="preserve"> PAGEREF _Toc239141831 \h </w:instrText>
+            </w:r>
+            <w:r>
+              <w:rPr>
+                <w:noProof/>
+                <w:webHidden/>
+              </w:rPr>
+            </w:r>
+            <w:r>
+              <w:rPr>
+                <w:noProof/>
+                <w:webHidden/>
+              </w:rPr>
+              <w:fldChar w:fldCharType="separate"/>
+            </w:r>
+            <w:r>
+              <w:rPr>
+                <w:noProof/>
+                <w:webHidden/>
+              </w:rPr>
+              <w:t>4</w:t>
+            </w:r>
+            <w:r>
+              <w:rPr>
+                <w:noProof/>
+                <w:webHidden/>
+              </w:rPr>
+              <w:fldChar w:fldCharType="end"/>
+            </w:r>
+          </w:hyperlink>
+        </w:p>
+        <w:p>
+          <w:pPr>
+            <w:pStyle w:val="TOC2"/>
+            <w:tabs>
+              <w:tab w:val="right" w:leader="dot" w:pos="9016"/>
+            </w:tabs>
+            <w:rPr>
+              <w:noProof/>
+            </w:rPr>
+          </w:pPr>
+          <w:hyperlink w:anchor="_Toc239141832" w:history="1">
+            <w:r>
+              <w:rPr>
+                <w:rStyle w:val="Hyperlink"/>
+                <w:noProof/>
+              </w:rPr>
+              <w:t>Selection of Data</w:t>
+            </w:r>
+            <w:r>
+              <w:rPr>
+                <w:noProof/>
+                <w:webHidden/>
+              </w:rPr>
+              <w:tab/>
+            </w:r>
+            <w:r>
+              <w:rPr>
+                <w:noProof/>
+                <w:webHidden/>
+              </w:rPr>
+              <w:fldChar w:fldCharType="begin"/>
+            </w:r>
+            <w:r>
+              <w:rPr>
+                <w:noProof/>
+                <w:webHidden/>
+              </w:rPr>
+              <w:instrText xml:space="preserve"> PAGEREF _Toc239141832 \h </w:instrText>
+            </w:r>
+            <w:r>
+              <w:rPr>
+                <w:noProof/>
+                <w:webHidden/>
+              </w:rPr>
+            </w:r>
+            <w:r>
+              <w:rPr>
+                <w:noProof/>
+                <w:webHidden/>
+              </w:rPr>
+              <w:fldChar w:fldCharType="separate"/>
+            </w:r>
+            <w:r>
+              <w:rPr>
+                <w:noProof/>
+                <w:webHidden/>
+              </w:rPr>
+              <w:t>6</w:t>
+            </w:r>
+            <w:r>
+              <w:rPr>
+                <w:noProof/>
+                <w:webHidden/>
+              </w:rPr>
+              <w:fldChar w:fldCharType="end"/>
+            </w:r>
+          </w:hyperlink>
+        </w:p>
+        <w:p>
+          <w:pPr>
+            <w:pStyle w:val="TOC2"/>
+            <w:tabs>
+              <w:tab w:val="right" w:leader="dot" w:pos="9016"/>
+            </w:tabs>
+            <w:rPr>
+              <w:noProof/>
+            </w:rPr>
+          </w:pPr>
+          <w:hyperlink w:anchor="_Toc239141833" w:history="1">
+            <w:r>
+              <w:rPr>
+                <w:rStyle w:val="Hyperlink"/>
+                <w:noProof/>
+              </w:rPr>
+              <w:t>Metric Assumptions</w:t>
+            </w:r>
+            <w:r>
+              <w:rPr>
+                <w:noProof/>
+                <w:webHidden/>
+              </w:rPr>
+              <w:tab/>
+            </w:r>
+            <w:r>
+              <w:rPr>
+                <w:noProof/>
+                <w:webHidden/>
+              </w:rPr>
+              <w:fldChar w:fldCharType="begin"/>
+            </w:r>
+            <w:r>
+              <w:rPr>
+                <w:noProof/>
+                <w:webHidden/>
+              </w:rPr>
+              <w:instrText xml:space="preserve"> PAGEREF _Toc239141833 \h </w:instrText>
+            </w:r>
+            <w:r>
+              <w:rPr>
+                <w:noProof/>
+                <w:webHidden/>
+              </w:rPr>
+            </w:r>
+            <w:r>
+              <w:rPr>
+                <w:noProof/>
+                <w:webHidden/>
+              </w:rPr>
+              <w:fldChar w:fldCharType="separate"/>
+            </w:r>
+            <w:r>
+              <w:rPr>
+                <w:noProof/>
+                <w:webHidden/>
+              </w:rPr>
+              <w:t>6</w:t>
+            </w:r>
+            <w:r>
+              <w:rPr>
+                <w:noProof/>
+                <w:webHidden/>
+              </w:rPr>
+              <w:fldChar w:fldCharType="end"/>
+            </w:r>
+          </w:hyperlink>
+        </w:p>
+        <w:p>
+          <w:pPr>
+            <w:pStyle w:val="TOC2"/>
+            <w:tabs>
+              <w:tab w:val="right" w:leader="dot" w:pos="9016"/>
+            </w:tabs>
+            <w:rPr>
+              <w:noProof/>
+            </w:rPr>
+          </w:pPr>
+          <w:hyperlink w:anchor="_Toc239141834" w:history="1">
+            <w:r>
+              <w:rPr>
+                <w:rStyle w:val="Hyperlink"/>
+                <w:noProof/>
+              </w:rPr>
+              <w:t>Portfolio Code</w:t>
+            </w:r>
+            <w:r>
+              <w:rPr>
+                <w:noProof/>
+                <w:webHidden/>
+              </w:rPr>
+              <w:tab/>
+            </w:r>
+            <w:r>
+              <w:rPr>
+                <w:noProof/>
+                <w:webHidden/>
+              </w:rPr>
+              <w:fldChar w:fldCharType="begin"/>
+            </w:r>
+            <w:r>
+              <w:rPr>
+                <w:noProof/>
+                <w:webHidden/>
+              </w:rPr>
+              <w:instrText xml:space="preserve"> PAGEREF _Toc239141834 \h </w:instrText>
+            </w:r>
+            <w:r>
+              <w:rPr>
+                <w:noProof/>
+                <w:webHidden/>
+              </w:rPr>
+            </w:r>
+            <w:r>
+              <w:rPr>
+                <w:noProof/>
+                <w:webHidden/>
+              </w:rPr>
+              <w:fldChar w:fldCharType="separate"/>
+            </w:r>
+            <w:r>
+              <w:rPr>
+                <w:noProof/>
+                <w:webHidden/>
+              </w:rPr>
+              <w:t>7</w:t>
+            </w:r>
+            <w:r>
+              <w:rPr>
+                <w:noProof/>
+                <w:webHidden/>
+              </w:rPr>
+              <w:fldChar w:fldCharType="end"/>
+            </w:r>
+          </w:hyperlink>
+        </w:p>
+        <w:p>
+          <w:pPr>
+            <w:pStyle w:val="TOC1"/>
+            <w:tabs>
+              <w:tab w:val="right" w:leader="dot" w:pos="9016"/>
+            </w:tabs>
+            <w:rPr>
+              <w:noProof/>
+            </w:rPr>
+          </w:pPr>
+          <w:hyperlink w:anchor="_Toc239141835" w:history="1">
+            <w:r>
+              <w:rPr>
+                <w:rStyle w:val="Hyperlink"/>
+                <w:noProof/>
+              </w:rPr>
+              <w:t>Black-Litterman Model (BLO)</w:t>
+            </w:r>
+            <w:r>
+              <w:rPr>
+                <w:noProof/>
+                <w:webHidden/>
+              </w:rPr>
+              <w:tab/>
+            </w:r>
+            <w:r>
+              <w:rPr>
+                <w:noProof/>
+                <w:webHidden/>
+              </w:rPr>
+              <w:fldChar w:fldCharType="begin"/>
+            </w:r>
+            <w:r>
+              <w:rPr>
+                <w:noProof/>
+                <w:webHidden/>
+              </w:rPr>
+              <w:instrText xml:space="preserve"> PAGEREF _Toc239141835 \h </w:instrText>
+            </w:r>
+            <w:r>
+              <w:rPr>
+                <w:noProof/>
+                <w:webHidden/>
+              </w:rPr>
+            </w:r>
+            <w:r>
+              <w:rPr>
+                <w:noProof/>
+                <w:webHidden/>
+              </w:rPr>
+              <w:fldChar w:fldCharType="separate"/>
+            </w:r>
+            <w:r>
+              <w:rPr>
+                <w:noProof/>
+                <w:webHidden/>
+              </w:rPr>
+              <w:t>7</w:t>
+            </w:r>
+            <w:r>
+              <w:rPr>
+                <w:noProof/>
+                <w:webHidden/>
+              </w:rPr>
+              <w:fldChar w:fldCharType="end"/>
+            </w:r>
+          </w:hyperlink>
+        </w:p>
+        <w:p>
+          <w:pPr>
+            <w:pStyle w:val="TOC2"/>
+            <w:tabs>
+              <w:tab w:val="right" w:leader="dot" w:pos="9016"/>
+            </w:tabs>
+            <w:rPr>
+              <w:noProof/>
+            </w:rPr>
+          </w:pPr>
+          <w:hyperlink w:anchor="_Toc239141836" w:history="1">
+            <w:r>
+              <w:rPr>
+                <w:rStyle w:val="Hyperlink"/>
+                <w:noProof/>
+              </w:rPr>
+              <w:t>Black-Litterman Metrics</w:t>
+            </w:r>
+            <w:r>
+              <w:rPr>
+                <w:noProof/>
+                <w:webHidden/>
+              </w:rPr>
+              <w:tab/>
+            </w:r>
+            <w:r>
+              <w:rPr>
+                <w:noProof/>
+                <w:webHidden/>
+              </w:rPr>
+              <w:fldChar w:fldCharType="begin"/>
+            </w:r>
+            <w:r>
+              <w:rPr>
+                <w:noProof/>
+                <w:webHidden/>
+              </w:rPr>
+              <w:instrText xml:space="preserve"> PAGEREF _Toc239141836 \h </w:instrText>
+            </w:r>
+            <w:r>
+              <w:rPr>
+                <w:noProof/>
+                <w:webHidden/>
+              </w:rPr>
+            </w:r>
+            <w:r>
+              <w:rPr>
+                <w:noProof/>
+                <w:webHidden/>
+              </w:rPr>
+              <w:fldChar w:fldCharType="separate"/>
+            </w:r>
+            <w:r>
+              <w:rPr>
+                <w:noProof/>
+                <w:webHidden/>
+              </w:rPr>
+              <w:t>8</w:t>
+            </w:r>
+            <w:r>
+              <w:rPr>
+                <w:noProof/>
+                <w:webHidden/>
+              </w:rPr>
+              <w:fldChar w:fldCharType="end"/>
+            </w:r>
+          </w:hyperlink>
+        </w:p>
+        <w:p>
+          <w:pPr>
+            <w:pStyle w:val="TOC2"/>
+            <w:tabs>
+              <w:tab w:val="right" w:leader="dot" w:pos="9016"/>
+            </w:tabs>
+            <w:rPr>
+              <w:noProof/>
+            </w:rPr>
+          </w:pPr>
+          <w:hyperlink w:anchor="_Toc239141837" w:history="1">
+            <w:r>
+              <w:rPr>
+                <w:rStyle w:val="Hyperlink"/>
+                <w:noProof/>
+              </w:rPr>
+              <w:t>Black-Litterman Observations</w:t>
+            </w:r>
+            <w:r>
+              <w:rPr>
+                <w:noProof/>
+                <w:webHidden/>
+              </w:rPr>
+              <w:tab/>
+            </w:r>
+            <w:r>
+              <w:rPr>
+                <w:noProof/>
+                <w:webHidden/>
+              </w:rPr>
+              <w:fldChar w:fldCharType="begin"/>
+            </w:r>
+            <w:r>
+              <w:rPr>
+                <w:noProof/>
+                <w:webHidden/>
+              </w:rPr>
+              <w:instrText xml:space="preserve"> PAGEREF _Toc239141837 \h </w:instrText>
+            </w:r>
+            <w:r>
+              <w:rPr>
+                <w:noProof/>
+                <w:webHidden/>
+              </w:rPr>
+            </w:r>
+            <w:r>
+              <w:rPr>
+                <w:noProof/>
+                <w:webHidden/>
+              </w:rPr>
+              <w:fldChar w:fldCharType="separate"/>
+            </w:r>
+            <w:r>
+              <w:rPr>
+                <w:noProof/>
+                <w:webHidden/>
+              </w:rPr>
+              <w:t>8</w:t>
+            </w:r>
+            <w:r>
+              <w:rPr>
+                <w:noProof/>
+                <w:webHidden/>
+              </w:rPr>
+              <w:fldChar w:fldCharType="end"/>
+            </w:r>
+          </w:hyperlink>
+        </w:p>
+        <w:p>
+          <w:pPr>
+            <w:pStyle w:val="TOC3"/>
+            <w:tabs>
+              <w:tab w:val="right" w:leader="dot" w:pos="9016"/>
+            </w:tabs>
+            <w:rPr>
+              <w:noProof/>
+            </w:rPr>
+          </w:pPr>
+          <w:hyperlink w:anchor="_Toc239141838" w:history="1">
+            <w:r>
+              <w:rPr>
+                <w:rStyle w:val="Hyperlink"/>
+                <w:noProof/>
+              </w:rPr>
+              <w:t>Summary of Observations</w:t>
+            </w:r>
+            <w:r>
+              <w:rPr>
+                <w:noProof/>
+                <w:webHidden/>
+              </w:rPr>
+              <w:tab/>
+            </w:r>
+            <w:r>
+              <w:rPr>
+                <w:noProof/>
+                <w:webHidden/>
+              </w:rPr>
+              <w:fldChar w:fldCharType="begin"/>
+            </w:r>
+            <w:r>
+              <w:rPr>
+                <w:noProof/>
+                <w:webHidden/>
+              </w:rPr>
+              <w:instrText xml:space="preserve"> PAGEREF _Toc239141838 \h </w:instrText>
+            </w:r>
+            <w:r>
+              <w:rPr>
+                <w:noProof/>
+                <w:webHidden/>
+              </w:rPr>
+            </w:r>
+            <w:r>
+              <w:rPr>
+                <w:noProof/>
+                <w:webHidden/>
+              </w:rPr>
+              <w:fldChar w:fldCharType="separate"/>
+            </w:r>
+            <w:r>
+              <w:rPr>
+                <w:noProof/>
+                <w:webHidden/>
+              </w:rPr>
+              <w:t>8</w:t>
+            </w:r>
+            <w:r>
+              <w:rPr>
+                <w:noProof/>
+                <w:webHidden/>
+              </w:rPr>
+              <w:fldChar w:fldCharType="end"/>
+            </w:r>
+          </w:hyperlink>
+        </w:p>
+        <w:p>
+          <w:pPr>
+            <w:pStyle w:val="TOC3"/>
+            <w:tabs>
+              <w:tab w:val="right" w:leader="dot" w:pos="9016"/>
+            </w:tabs>
+            <w:rPr>
+              <w:noProof/>
+            </w:rPr>
+          </w:pPr>
+          <w:hyperlink w:anchor="_Toc239141839" w:history="1">
+            <w:r>
+              <w:rPr>
+                <w:rStyle w:val="Hyperlink"/>
+                <w:noProof/>
+              </w:rPr>
+              <w:t>Portfolio Weights</w:t>
+            </w:r>
+            <w:r>
+              <w:rPr>
+                <w:noProof/>
+                <w:webHidden/>
+              </w:rPr>
+              <w:tab/>
+            </w:r>
+            <w:r>
+              <w:rPr>
+                <w:noProof/>
+                <w:webHidden/>
+              </w:rPr>
+              <w:fldChar w:fldCharType="begin"/>
+            </w:r>
+            <w:r>
+              <w:rPr>
+                <w:noProof/>
+                <w:webHidden/>
+              </w:rPr>
+              <w:instrText xml:space="preserve"> PAGEREF _Toc239141839 \h </w:instrText>
+            </w:r>
+            <w:r>
+              <w:rPr>
+                <w:noProof/>
+                <w:webHidden/>
+              </w:rPr>
+            </w:r>
+            <w:r>
+              <w:rPr>
+                <w:noProof/>
+                <w:webHidden/>
+              </w:rPr>
+              <w:fldChar w:fldCharType="separate"/>
+            </w:r>
+            <w:r>
+              <w:rPr>
+                <w:noProof/>
+                <w:webHidden/>
+              </w:rPr>
+              <w:t>9</w:t>
+            </w:r>
+            <w:r>
+              <w:rPr>
+                <w:noProof/>
+                <w:webHidden/>
+              </w:rPr>
+              <w:fldChar w:fldCharType="end"/>
+            </w:r>
+          </w:hyperlink>
+        </w:p>
+        <w:p>
+          <w:pPr>
+            <w:pStyle w:val="TOC2"/>
+            <w:tabs>
+              <w:tab w:val="right" w:leader="dot" w:pos="9016"/>
+            </w:tabs>
+            <w:rPr>
+              <w:noProof/>
+            </w:rPr>
+          </w:pPr>
+          <w:hyperlink w:anchor="_Toc239141840" w:history="1">
+            <w:r>
+              <w:rPr>
+                <w:rStyle w:val="Hyperlink"/>
+                <w:noProof/>
+              </w:rPr>
+              <w:t>Drawdown</w:t>
+            </w:r>
+            <w:r>
+              <w:rPr>
+                <w:noProof/>
+                <w:webHidden/>
+              </w:rPr>
+              <w:tab/>
+            </w:r>
+            <w:r>
+              <w:rPr>
+                <w:noProof/>
+                <w:webHidden/>
+              </w:rPr>
+              <w:fldChar w:fldCharType="begin"/>
+            </w:r>
+            <w:r>
+              <w:rPr>
+                <w:noProof/>
+                <w:webHidden/>
+              </w:rPr>
+              <w:instrText xml:space="preserve"> PAGEREF _Toc239141840 \h </w:instrText>
+            </w:r>
+            <w:r>
+              <w:rPr>
+                <w:noProof/>
+                <w:webHidden/>
+              </w:rPr>
+            </w:r>
+            <w:r>
+              <w:rPr>
+                <w:noProof/>
+                <w:webHidden/>
+              </w:rPr>
+              <w:fldChar w:fldCharType="separate"/>
+            </w:r>
+            <w:r>
+              <w:rPr>
+                <w:noProof/>
+                <w:webHidden/>
+              </w:rPr>
+              <w:t>10</w:t>
+            </w:r>
+            <w:r>
+              <w:rPr>
+                <w:noProof/>
+                <w:webHidden/>
+              </w:rPr>
+              <w:fldChar w:fldCharType="end"/>
+            </w:r>
+          </w:hyperlink>
+        </w:p>
+        <w:p>
+          <w:pPr>
+            <w:pStyle w:val="TOC2"/>
+            <w:tabs>
+              <w:tab w:val="right" w:leader="dot" w:pos="9016"/>
+            </w:tabs>
+            <w:rPr>
+              <w:noProof/>
+            </w:rPr>
+          </w:pPr>
+          <w:hyperlink w:anchor="_Toc239141841" w:history="1">
+            <w:r>
+              <w:rPr>
+                <w:rStyle w:val="Hyperlink"/>
+                <w:noProof/>
+              </w:rPr>
+              <w:t>References</w:t>
+            </w:r>
+            <w:r>
+              <w:rPr>
+                <w:noProof/>
+                <w:webHidden/>
+              </w:rPr>
+              <w:tab/>
+            </w:r>
+            <w:r>
+              <w:rPr>
+                <w:noProof/>
+                <w:webHidden/>
+              </w:rPr>
+              <w:fldChar w:fldCharType="begin"/>
+            </w:r>
+            <w:r>
+              <w:rPr>
+                <w:noProof/>
+                <w:webHidden/>
+              </w:rPr>
+              <w:instrText xml:space="preserve"> PAGEREF _Toc239141841 \h </w:instrText>
+            </w:r>
+            <w:r>
+              <w:rPr>
+                <w:noProof/>
+                <w:webHidden/>
+              </w:rPr>
+            </w:r>
+            <w:r>
+              <w:rPr>
+                <w:noProof/>
+                <w:webHidden/>
+              </w:rPr>
+              <w:fldChar w:fldCharType="separate"/>
+            </w:r>
+            <w:r>
+              <w:rPr>
+                <w:noProof/>
+                <w:webHidden/>
+              </w:rPr>
+              <w:t>11</w:t>
+            </w:r>
+            <w:r>
+              <w:rPr>
+                <w:noProof/>
+                <w:webHidden/>
+              </w:rPr>
+              <w:fldChar w:fldCharType="end"/>
+            </w:r>
+          </w:hyperlink>
+        </w:p>
+        <w:p>
+          <w:pPr>
+            <w:pStyle w:val="TOC2"/>
+            <w:tabs>
+              <w:tab w:val="right" w:leader="dot" w:pos="9016"/>
+            </w:tabs>
+            <w:rPr>
+              <w:noProof/>
+            </w:rPr>
+          </w:pPr>
+          <w:hyperlink w:anchor="_Toc239141842" w:history="1">
+            <w:r>
+              <w:rPr>
+                <w:rStyle w:val="Hyperlink"/>
+                <w:noProof/>
+              </w:rPr>
+              <w:t>Appendix</w:t>
+            </w:r>
+            <w:r>
+              <w:rPr>
+                <w:noProof/>
+                <w:webHidden/>
+              </w:rPr>
+              <w:tab/>
+            </w:r>
+            <w:r>
+              <w:rPr>
+                <w:noProof/>
+                <w:webHidden/>
+              </w:rPr>
+              <w:fldChar w:fldCharType="begin"/>
+            </w:r>
+            <w:r>
+              <w:rPr>
+                <w:noProof/>
+                <w:webHidden/>
+              </w:rPr>
+              <w:instrText xml:space="preserve"> PAGEREF _Toc239141842 \h </w:instrText>
+            </w:r>
+            <w:r>
+              <w:rPr>
+                <w:noProof/>
+                <w:webHidden/>
+              </w:rPr>
+            </w:r>
+            <w:r>
+              <w:rPr>
+                <w:noProof/>
+                <w:webHidden/>
+              </w:rPr>
+              <w:fldChar w:fldCharType="separate"/>
+            </w:r>
+            <w:r>
+              <w:rPr>
+                <w:noProof/>
+                <w:webHidden/>
+              </w:rPr>
+              <w:t>12</w:t>
+            </w:r>
+            <w:r>
+              <w:rPr>
+                <w:noProof/>
+                <w:webHidden/>
+              </w:rPr>
+              <w:fldChar w:fldCharType="end"/>
+            </w:r>
+          </w:hyperlink>
+        </w:p>
+        <w:p>
+          <w:r>
+            <w:rPr>
+              <w:b/>
+              <w:bCs/>
+              <w:noProof/>
+            </w:rPr>
+            <w:fldChar w:fldCharType="end"/>
+          </w:r>
+        </w:p>
+      </w:sdtContent>
+    </w:sdt>
+    <w:p/>
+    <w:p>
+      <w:r>
+        <w:br w:type="page"/>
+      </w:r>
+    </w:p>
+    <w:p>
+      <w:r>
+        <w:lastRenderedPageBreak/>
+        <w:fldChar w:fldCharType="begin"/>
+      </w:r>
+      <w:r>
+        <w:instrText xml:space="preserve"> TOC \h \z \c "Figure" </w:instrText>
+      </w:r>
+      <w:r>
+        <w:fldChar w:fldCharType="separate"/>
+      </w:r>
+      <w:r>
+        <w:rPr>
+          <w:b/>
+          <w:bCs/>
+          <w:noProof/>
+        </w:rPr>
+        <w:t>No table of figures entries found.</w:t>
+      </w:r>
+      <w:r>
+        <w:fldChar w:fldCharType="end"/>
+      </w:r>
+    </w:p>
+    <w:p/>
+    <w:p>
+      <w:r>
+        <w:br w:type="page"/>
+      </w:r>
+    </w:p>
+    <w:p>
+      <w:r>
+        <w:lastRenderedPageBreak/>
+        <w:fldChar w:fldCharType="begin"/>
+      </w:r>
+      <w:r>
+        <w:instrText xml:space="preserve"> TOC \h \z \c "Table" </w:instrText>
+      </w:r>
+      <w:r>
+        <w:fldChar w:fldCharType="separate"/>
+      </w:r>
+      <w:r>
+        <w:rPr>
+          <w:b/>
+          <w:bCs/>
+          <w:noProof/>
+        </w:rPr>
+        <w:t>No table of figures entries found.</w:t>
+      </w:r>
+      <w:r>
+        <w:fldChar w:fldCharType="end"/>
+      </w:r>
       <w:r>
         <w:br w:type="page"/>
       </w:r>
@@ -22,6 +1161,7 @@
           <w:rFonts w:ascii="Calibri" w:hAnsi="Calibri" w:cs="Calibri"/>
         </w:rPr>
       </w:pPr>
+      <w:bookmarkStart w:id="0" w:name="_Toc239141829"/>
       <w:r>
         <w:rPr>
           <w:rFonts w:ascii="Calibri" w:hAnsi="Calibri" w:cs="Calibri"/>
@@ -29,6 +1169,7 @@
         <w:lastRenderedPageBreak/>
         <w:t>Introduction</w:t>
       </w:r>
+      <w:bookmarkEnd w:id="0"/>
     </w:p>
     <w:p>
       <w:r>
@@ -291,20 +1432,24 @@
       <w:pPr>
         <w:pStyle w:val="Heading1"/>
       </w:pPr>
+      <w:bookmarkStart w:id="1" w:name="_Toc239141830"/>
       <w:r>
         <w:t xml:space="preserve">Asset </w:t>
       </w:r>
       <w:r>
         <w:t>and Data Selection</w:t>
       </w:r>
+      <w:bookmarkEnd w:id="1"/>
     </w:p>
     <w:p>
       <w:pPr>
         <w:pStyle w:val="Heading2"/>
       </w:pPr>
+      <w:bookmarkStart w:id="2" w:name="_Toc239141831"/>
       <w:r>
         <w:t>Asset Choice</w:t>
       </w:r>
+      <w:bookmarkEnd w:id="2"/>
     </w:p>
     <w:p>
       <w:r>
@@ -1476,12 +2621,14 @@
           <w:rFonts w:ascii="Calibri" w:hAnsi="Calibri" w:cs="Calibri"/>
         </w:rPr>
       </w:pPr>
+      <w:bookmarkStart w:id="3" w:name="_Toc239141832"/>
       <w:r>
         <w:rPr>
           <w:rFonts w:ascii="Calibri" w:hAnsi="Calibri" w:cs="Calibri"/>
         </w:rPr>
         <w:t>Selection of Data</w:t>
       </w:r>
+      <w:bookmarkEnd w:id="3"/>
     </w:p>
     <w:p>
       <w:r>
@@ -1898,12 +3045,14 @@
           <w:rFonts w:ascii="Calibri" w:eastAsiaTheme="minorEastAsia" w:hAnsi="Calibri" w:cs="Calibri"/>
         </w:rPr>
       </w:pPr>
+      <w:bookmarkStart w:id="4" w:name="_Toc239141833"/>
       <w:r>
         <w:rPr>
           <w:rFonts w:ascii="Calibri" w:eastAsiaTheme="minorEastAsia" w:hAnsi="Calibri" w:cs="Calibri"/>
         </w:rPr>
         <w:t>Metric Assumptions</w:t>
       </w:r>
+      <w:bookmarkEnd w:id="4"/>
     </w:p>
     <w:p>
       <w:r>
@@ -1962,10 +3111,12 @@
       <w:pPr>
         <w:pStyle w:val="Heading2"/>
       </w:pPr>
+      <w:bookmarkStart w:id="5" w:name="_Toc239141834"/>
       <w:r>
         <w:lastRenderedPageBreak/>
         <w:t>Portfolio Code</w:t>
       </w:r>
+      <w:bookmarkEnd w:id="5"/>
     </w:p>
     <w:p>
       <w:r>
@@ -1979,12 +3130,14 @@
       <w:pPr>
         <w:pStyle w:val="Heading1"/>
       </w:pPr>
+      <w:bookmarkStart w:id="6" w:name="_Toc239141835"/>
       <w:r>
         <w:t>Black-Litterman Model</w:t>
       </w:r>
       <w:r>
         <w:t xml:space="preserve"> (BLO)</w:t>
       </w:r>
+      <w:bookmarkEnd w:id="6"/>
     </w:p>
     <w:p>
       <w:r>
@@ -2514,12 +3667,14 @@
           <w:rFonts w:eastAsiaTheme="minorEastAsia"/>
         </w:rPr>
       </w:pPr>
+      <w:bookmarkStart w:id="7" w:name="_Toc239141836"/>
       <w:r>
         <w:rPr>
           <w:rFonts w:eastAsiaTheme="minorEastAsia"/>
         </w:rPr>
         <w:t>Black-Litterman Metrics</w:t>
       </w:r>
+      <w:bookmarkEnd w:id="7"/>
     </w:p>
     <w:p>
       <w:r>
@@ -2572,16 +3727,26 @@
         <w:t xml:space="preserve">These values were considered to reflect on my </w:t>
       </w:r>
       <w:r>
-        <w:t xml:space="preserve">views holding moderate weight, given the instability of the geopolitical situation, and the assumption that no Black Swan events occur in the near future, which may hamper the economy. </w:t>
+        <w:t xml:space="preserve">views holding moderate weight, given the instability of the geopolitical situation, and the assumption that no Black Swan events occur </w:t>
+      </w:r>
+      <w:proofErr w:type="gramStart"/>
+      <w:r>
+        <w:t>in the near future</w:t>
+      </w:r>
+      <w:proofErr w:type="gramEnd"/>
+      <w:r>
+        <w:t xml:space="preserve">, which may hamper the economy. </w:t>
       </w:r>
     </w:p>
     <w:p>
       <w:pPr>
         <w:pStyle w:val="Heading2"/>
       </w:pPr>
+      <w:bookmarkStart w:id="8" w:name="_Toc239141837"/>
       <w:r>
         <w:t>Black-Litterman Observations</w:t>
       </w:r>
+      <w:bookmarkEnd w:id="8"/>
     </w:p>
     <w:p>
       <w:r>
@@ -2598,9 +3763,11 @@
       <w:pPr>
         <w:pStyle w:val="Heading3"/>
       </w:pPr>
+      <w:bookmarkStart w:id="9" w:name="_Toc239141838"/>
       <w:r>
         <w:t>Summary of Observations</w:t>
       </w:r>
+      <w:bookmarkEnd w:id="9"/>
     </w:p>
     <w:p>
       <w:r>
@@ -3496,7 +4663,13 @@
             <w:rPr>
               <w:rFonts w:ascii="Cambria Math" w:hAnsi="Cambria Math"/>
             </w:rPr>
-            <m:t xml:space="preserve">-1=371.19% </m:t>
+            <m:t>-</m:t>
+          </m:r>
+          <m:r>
+            <w:rPr>
+              <w:rFonts w:ascii="Cambria Math" w:hAnsi="Cambria Math"/>
+            </w:rPr>
+            <m:t xml:space="preserve">1=371.19% </m:t>
           </m:r>
         </m:oMath>
       </m:oMathPara>
@@ -3779,12 +4952,14 @@
           <w:rFonts w:eastAsiaTheme="minorEastAsia"/>
         </w:rPr>
       </w:pPr>
+      <w:bookmarkStart w:id="10" w:name="_Toc239141839"/>
       <w:r>
         <w:rPr>
           <w:rFonts w:eastAsiaTheme="minorEastAsia"/>
         </w:rPr>
         <w:t>Portfolio Weights</w:t>
       </w:r>
+      <w:bookmarkEnd w:id="10"/>
     </w:p>
     <w:p>
       <w:r>
@@ -4583,10 +5758,12 @@
       <w:pPr>
         <w:pStyle w:val="Heading2"/>
       </w:pPr>
+      <w:bookmarkStart w:id="11" w:name="_Toc239141840"/>
       <w:r>
         <w:lastRenderedPageBreak/>
         <w:t>Drawdown</w:t>
       </w:r>
+      <w:bookmarkEnd w:id="11"/>
     </w:p>
     <w:p>
       <w:r>
@@ -5715,11 +6892,16 @@
     <w:p/>
     <w:p>
       <w:r>
-        <w:t>The worst drawdown</w:t>
+        <w:t xml:space="preserve">The worst </w:t>
+      </w:r>
+      <w:proofErr w:type="gramStart"/>
+      <w:r>
+        <w:t>drawdown</w:t>
       </w:r>
       <w:r>
         <w:t xml:space="preserve"> period</w:t>
       </w:r>
+      <w:proofErr w:type="gramEnd"/>
       <w:r>
         <w:t xml:space="preserve"> was due to the supply chain crisis that occurred right after the peak of the pandemic, coupled with rising inflation. The second and fourth worst drawdown</w:t>
       </w:r>
@@ -5738,9 +6920,693 @@
     </w:p>
     <w:p>
       <w:r>
-        <w:t xml:space="preserve">Additionally, the worst month in terms of month-by-month return was September 2022, with a monthly return of -13.91%. </w:t>
-      </w:r>
-    </w:p>
+        <w:t>Additionally, the worst month in terms of month-by-month return was September 2022, with a monthly return of -13.91%</w:t>
+      </w:r>
+      <w:r>
+        <w:t>, for reasons mentioned previously.</w:t>
+      </w:r>
+    </w:p>
+    <w:p>
+      <w:pPr>
+        <w:pStyle w:val="Heading2"/>
+      </w:pPr>
+      <w:r>
+        <w:t>Risk Analysis</w:t>
+      </w:r>
+    </w:p>
+    <w:p>
+      <w:r>
+        <w:t>The following table below outlines important metrics pertaining to risk</w:t>
+      </w:r>
+      <w:r>
+        <w:t>. Note that the following values calculated were from the latest rolling period of the final month (i.e. May 2026):</w:t>
+      </w:r>
+    </w:p>
+    <w:tbl>
+      <w:tblPr>
+        <w:tblStyle w:val="TableGrid"/>
+        <w:tblW w:w="0" w:type="auto"/>
+        <w:tblLook w:val="04A0" w:firstRow="1" w:lastRow="0" w:firstColumn="1" w:lastColumn="0" w:noHBand="0" w:noVBand="1"/>
+      </w:tblPr>
+      <w:tblGrid>
+        <w:gridCol w:w="4508"/>
+        <w:gridCol w:w="4508"/>
+      </w:tblGrid>
+      <w:tr>
+        <w:tc>
+          <w:tcPr>
+            <w:tcW w:w="4508" w:type="dxa"/>
+          </w:tcPr>
+          <w:p>
+            <w:pPr>
+              <w:jc w:val="center"/>
+              <w:rPr>
+                <w:b/>
+                <w:bCs/>
+              </w:rPr>
+            </w:pPr>
+            <w:r>
+              <w:rPr>
+                <w:b/>
+                <w:bCs/>
+              </w:rPr>
+              <w:t>Metric</w:t>
+            </w:r>
+          </w:p>
+        </w:tc>
+        <w:tc>
+          <w:tcPr>
+            <w:tcW w:w="4508" w:type="dxa"/>
+          </w:tcPr>
+          <w:p>
+            <w:pPr>
+              <w:jc w:val="center"/>
+              <w:rPr>
+                <w:b/>
+                <w:bCs/>
+              </w:rPr>
+            </w:pPr>
+            <w:r>
+              <w:rPr>
+                <w:b/>
+                <w:bCs/>
+              </w:rPr>
+              <w:t>Value</w:t>
+            </w:r>
+          </w:p>
+        </w:tc>
+      </w:tr>
+      <w:tr>
+        <w:tc>
+          <w:tcPr>
+            <w:tcW w:w="4508" w:type="dxa"/>
+            <w:vAlign w:val="bottom"/>
+          </w:tcPr>
+          <w:p>
+            <w:pPr>
+              <w:jc w:val="center"/>
+            </w:pPr>
+            <w:r>
+              <w:rPr>
+                <w:color w:val="000000"/>
+              </w:rPr>
+              <w:t>Latest Correlation</w:t>
+            </w:r>
+          </w:p>
+        </w:tc>
+        <w:tc>
+          <w:tcPr>
+            <w:tcW w:w="4508" w:type="dxa"/>
+            <w:vAlign w:val="bottom"/>
+          </w:tcPr>
+          <w:p>
+            <w:pPr>
+              <w:jc w:val="center"/>
+            </w:pPr>
+            <w:r>
+              <w:rPr>
+                <w:color w:val="000000"/>
+              </w:rPr>
+              <w:t>0.50</w:t>
+            </w:r>
+          </w:p>
+        </w:tc>
+      </w:tr>
+      <w:tr>
+        <w:tc>
+          <w:tcPr>
+            <w:tcW w:w="4508" w:type="dxa"/>
+            <w:vAlign w:val="bottom"/>
+          </w:tcPr>
+          <w:p>
+            <w:pPr>
+              <w:jc w:val="center"/>
+            </w:pPr>
+            <w:r>
+              <w:rPr>
+                <w:color w:val="000000"/>
+              </w:rPr>
+              <w:t>Latest Tracking Error (%)</w:t>
+            </w:r>
+          </w:p>
+        </w:tc>
+        <w:tc>
+          <w:tcPr>
+            <w:tcW w:w="4508" w:type="dxa"/>
+            <w:vAlign w:val="bottom"/>
+          </w:tcPr>
+          <w:p>
+            <w:pPr>
+              <w:jc w:val="center"/>
+            </w:pPr>
+            <w:r>
+              <w:rPr>
+                <w:color w:val="000000"/>
+              </w:rPr>
+              <w:t>24.74</w:t>
+            </w:r>
+          </w:p>
+        </w:tc>
+      </w:tr>
+      <w:tr>
+        <w:tc>
+          <w:tcPr>
+            <w:tcW w:w="4508" w:type="dxa"/>
+            <w:vAlign w:val="bottom"/>
+          </w:tcPr>
+          <w:p>
+            <w:pPr>
+              <w:jc w:val="center"/>
+            </w:pPr>
+            <w:r>
+              <w:rPr>
+                <w:color w:val="000000"/>
+              </w:rPr>
+              <w:t>Latest Information Ratio</w:t>
+            </w:r>
+          </w:p>
+        </w:tc>
+        <w:tc>
+          <w:tcPr>
+            <w:tcW w:w="4508" w:type="dxa"/>
+            <w:vAlign w:val="bottom"/>
+          </w:tcPr>
+          <w:p>
+            <w:pPr>
+              <w:jc w:val="center"/>
+            </w:pPr>
+            <w:r>
+              <w:rPr>
+                <w:color w:val="000000"/>
+              </w:rPr>
+              <w:t>-</w:t>
+            </w:r>
+            <w:r>
+              <w:rPr>
+                <w:color w:val="000000"/>
+              </w:rPr>
+              <w:t>0.10</w:t>
+            </w:r>
+          </w:p>
+        </w:tc>
+      </w:tr>
+      <w:tr>
+        <w:tc>
+          <w:tcPr>
+            <w:tcW w:w="4508" w:type="dxa"/>
+            <w:vAlign w:val="bottom"/>
+          </w:tcPr>
+          <w:p>
+            <w:pPr>
+              <w:jc w:val="center"/>
+            </w:pPr>
+            <w:r>
+              <w:rPr>
+                <w:color w:val="000000"/>
+              </w:rPr>
+              <w:t>Latest Up-Capture Ratio (%)</w:t>
+            </w:r>
+          </w:p>
+        </w:tc>
+        <w:tc>
+          <w:tcPr>
+            <w:tcW w:w="4508" w:type="dxa"/>
+            <w:vAlign w:val="bottom"/>
+          </w:tcPr>
+          <w:p>
+            <w:pPr>
+              <w:jc w:val="center"/>
+            </w:pPr>
+            <w:r>
+              <w:rPr>
+                <w:color w:val="000000"/>
+              </w:rPr>
+              <w:t>49.59</w:t>
+            </w:r>
+          </w:p>
+        </w:tc>
+      </w:tr>
+      <w:tr>
+        <w:tc>
+          <w:tcPr>
+            <w:tcW w:w="4508" w:type="dxa"/>
+            <w:vAlign w:val="bottom"/>
+          </w:tcPr>
+          <w:p>
+            <w:pPr>
+              <w:jc w:val="center"/>
+            </w:pPr>
+            <w:r>
+              <w:rPr>
+                <w:color w:val="000000"/>
+              </w:rPr>
+              <w:t>Latest Down-Capture Ratio (%)</w:t>
+            </w:r>
+          </w:p>
+        </w:tc>
+        <w:tc>
+          <w:tcPr>
+            <w:tcW w:w="4508" w:type="dxa"/>
+            <w:vAlign w:val="bottom"/>
+          </w:tcPr>
+          <w:p>
+            <w:pPr>
+              <w:jc w:val="center"/>
+            </w:pPr>
+            <w:r>
+              <w:rPr>
+                <w:color w:val="000000"/>
+              </w:rPr>
+              <w:t>-34.68</w:t>
+            </w:r>
+          </w:p>
+        </w:tc>
+      </w:tr>
+    </w:tbl>
+    <w:p/>
+    <w:p>
+      <w:r>
+        <w:t xml:space="preserve">Throughout the optimization, correlation remained positive, with the final value at 0.50, indicating </w:t>
+      </w:r>
+      <w:r>
+        <w:t xml:space="preserve">that assets generally go up together. </w:t>
+      </w:r>
+      <w:r>
+        <w:t xml:space="preserve">However, the portfolio cannot be considered as one lacking volatility, as the latest tracking error </w:t>
+      </w:r>
+      <w:r>
+        <w:t>was calculated to be 24.74%</w:t>
+      </w:r>
+    </w:p>
+    <w:p>
+      <w:r>
+        <w:lastRenderedPageBreak/>
+        <w:t xml:space="preserve">A tracking error of 24.74% is </w:t>
+      </w:r>
+      <w:r>
+        <w:t xml:space="preserve">generally very </w:t>
+      </w:r>
+      <w:r>
+        <w:t>high but</w:t>
+      </w:r>
+      <w:r>
+        <w:t xml:space="preserve"> given the choice of assets and their </w:t>
+      </w:r>
+      <w:r>
+        <w:t>volatile</w:t>
+      </w:r>
+      <w:r>
+        <w:t xml:space="preserve"> marke</w:t>
+      </w:r>
+      <w:r>
+        <w:t>t, as well as geopolitical tension</w:t>
+      </w:r>
+      <w:r>
+        <w:t xml:space="preserve">, it seems plausible. </w:t>
+      </w:r>
+      <w:r>
+        <w:t>Furthermore, upon observing the final portfolio asset weights, the tracking error justifies itself.</w:t>
+      </w:r>
+    </w:p>
+    <w:p>
+      <w:r>
+        <w:t>An information ratio of -0.10 means that the portfolio</w:t>
+      </w:r>
+      <w:r>
+        <w:t xml:space="preserve">’s benchmark return outperformed the portfolio’s actual return, </w:t>
+      </w:r>
+      <w:r>
+        <w:t xml:space="preserve">which seems reasonable given the </w:t>
+      </w:r>
+      <w:r>
+        <w:t xml:space="preserve">comparatively conservative </w:t>
+      </w:r>
+      <w:r>
+        <w:t xml:space="preserve">volatility of the portfolio, and the moderate correlation. </w:t>
+      </w:r>
+    </w:p>
+    <w:p>
+      <w:r>
+        <w:t xml:space="preserve">While the up-capture ratio isn’t high enough to justify beating the benchmark, the down-capture ratio </w:t>
+      </w:r>
+      <w:r>
+        <w:t xml:space="preserve">of -34.68% indicates that during </w:t>
+      </w:r>
+      <w:r>
+        <w:t>crashes, the portfolio doesn’t suffer as much as the benchmark.</w:t>
+      </w:r>
+    </w:p>
+    <w:p>
+      <w:pPr>
+        <w:pStyle w:val="Heading2"/>
+      </w:pPr>
+      <w:r>
+        <w:t>Scenario Analysis</w:t>
+      </w:r>
+    </w:p>
+    <w:p>
+      <w:r>
+        <w:t>The</w:t>
+      </w:r>
+      <w:r>
+        <w:t xml:space="preserve"> data exported to optimize this portfolio encompasses several significant events that have had a ma</w:t>
+      </w:r>
+      <w:r>
+        <w:t>jor impact on the stock market. In chronological order, I have explained their potential influence on my portfolio:</w:t>
+      </w:r>
+    </w:p>
+    <w:p>
+      <w:pPr>
+        <w:pStyle w:val="ListParagraph"/>
+        <w:numPr>
+          <w:ilvl w:val="0"/>
+          <w:numId w:val="1"/>
+        </w:numPr>
+      </w:pPr>
+      <w:r>
+        <w:t xml:space="preserve">COVID-19 pandemic: </w:t>
+      </w:r>
+      <w:r>
+        <w:t xml:space="preserve">While the pandemic did have devastating effects on the economy in 2020, resulting in a recession, </w:t>
+      </w:r>
+      <w:r>
+        <w:t xml:space="preserve">2021 waves did little damage to the economy, as the world was slowly getting used to what was called the ‘new normal’. </w:t>
+      </w:r>
+      <w:r>
+        <w:t>While cases and deaths were in the millions, the rollout (and eventual mandate) of vaccines, followed by a return to work helped recover the economy fro</w:t>
+      </w:r>
+      <w:r>
+        <w:t xml:space="preserve">m </w:t>
+      </w:r>
+      <w:r>
+        <w:t>the recession caused by the first wave of lockdowns</w:t>
+      </w:r>
+      <w:r>
+        <w:t xml:space="preserve"> [6]</w:t>
+      </w:r>
+      <w:r>
+        <w:t>.</w:t>
+      </w:r>
+      <w:r>
+        <w:t xml:space="preserve"> This can be reflected by the slow but gradual rise in the wealth curve (see Appendix).</w:t>
+      </w:r>
+    </w:p>
+    <w:p>
+      <w:pPr>
+        <w:pStyle w:val="ListParagraph"/>
+        <w:numPr>
+          <w:ilvl w:val="0"/>
+          <w:numId w:val="1"/>
+        </w:numPr>
+      </w:pPr>
+      <w:r>
+        <w:t xml:space="preserve">Supply Chain crisis: </w:t>
+      </w:r>
+      <w:r>
+        <w:t xml:space="preserve">While there was no one reason for this, several factors played a key role in the supply chain crisis, and their effect on the economy. Lasting two years, it initially arose </w:t>
+      </w:r>
+      <w:proofErr w:type="gramStart"/>
+      <w:r>
+        <w:t>as a result of</w:t>
+      </w:r>
+      <w:proofErr w:type="gramEnd"/>
+      <w:r>
+        <w:t xml:space="preserve"> easing restrictions, economic recovery, and hence, </w:t>
+      </w:r>
+      <w:r>
+        <w:t xml:space="preserve">rapidly increasing demand. This </w:t>
+      </w:r>
+      <w:r>
+        <w:t>puts</w:t>
+      </w:r>
+      <w:r>
+        <w:t xml:space="preserve"> </w:t>
+      </w:r>
+      <w:r>
+        <w:t>strain</w:t>
+      </w:r>
+      <w:r>
+        <w:t xml:space="preserve"> on the supply chain, with many items increasingly being out of stock and taking months to reach </w:t>
+      </w:r>
+      <w:r>
+        <w:t>their</w:t>
+      </w:r>
+      <w:r>
+        <w:t xml:space="preserve"> destination. Furthermore, the egregious Russian invasion of Ukraine</w:t>
+      </w:r>
+      <w:r>
+        <w:t xml:space="preserve"> disrupted supply of wheat and fertilizers, which Ukraine is known for (and hence considered the breadbasket of Europe)</w:t>
+      </w:r>
+      <w:r>
+        <w:t xml:space="preserve">. That, along with increasing oil prices due to sanctions on Russia, </w:t>
+      </w:r>
+      <w:r>
+        <w:t xml:space="preserve">caused a sharp decline in stock prices, and hence the portfolio’s wealth curve. </w:t>
+      </w:r>
+      <w:r>
+        <w:t>GDP growth was affected across the world</w:t>
+      </w:r>
+      <w:r>
+        <w:t xml:space="preserve">, particularly in the United States, which saw growth below predicted levels </w:t>
+      </w:r>
+      <w:r>
+        <w:t>because of</w:t>
+      </w:r>
+      <w:r>
+        <w:t xml:space="preserve"> the war [7]. </w:t>
+      </w:r>
+      <w:r>
+        <w:t xml:space="preserve">Moreover, </w:t>
+      </w:r>
+      <w:r>
+        <w:t>China’s zero-COVID policy implemented from December 2022</w:t>
+      </w:r>
+      <w:r>
+        <w:t xml:space="preserve">, along with </w:t>
+      </w:r>
+      <w:r>
+        <w:t xml:space="preserve">the real estate crisis following Evergrande’s </w:t>
+      </w:r>
+      <w:r>
+        <w:t>collapse in 2021</w:t>
+      </w:r>
+      <w:r>
+        <w:t xml:space="preserve"> complicated this already significant issue.</w:t>
+      </w:r>
+    </w:p>
+    <w:p>
+      <w:pPr>
+        <w:pStyle w:val="ListParagraph"/>
+        <w:numPr>
+          <w:ilvl w:val="0"/>
+          <w:numId w:val="1"/>
+        </w:numPr>
+      </w:pPr>
+      <w:r>
+        <w:t xml:space="preserve">Rise in inflation and interest rates </w:t>
+      </w:r>
+      <w:r>
+        <w:t>–</w:t>
+      </w:r>
+      <w:r>
+        <w:t xml:space="preserve"> </w:t>
+      </w:r>
+      <w:r>
+        <w:t>Following COVID-19, inflation rose in 2022</w:t>
+      </w:r>
+      <w:r>
+        <w:t xml:space="preserve"> </w:t>
+      </w:r>
+      <w:proofErr w:type="gramStart"/>
+      <w:r>
+        <w:t>as a result of</w:t>
+      </w:r>
+      <w:proofErr w:type="gramEnd"/>
+      <w:r>
+        <w:t xml:space="preserve"> supply chain issues and increasing demand, </w:t>
+      </w:r>
+      <w:r>
+        <w:t xml:space="preserve">in addition to the </w:t>
+      </w:r>
+      <w:r>
+        <w:t xml:space="preserve">sharp rise in energy prices following the war in Ukraine. </w:t>
+      </w:r>
+      <w:r>
+        <w:t xml:space="preserve">This shock in the stock market is reflected in the portfolio, wherein monthly drawdowns as high as </w:t>
+      </w:r>
+      <w:r>
+        <w:t xml:space="preserve">30% were reported. </w:t>
+      </w:r>
+      <w:r>
+        <w:t xml:space="preserve">Moreover, a significant decline in the wealth curve, particularly from </w:t>
+      </w:r>
+      <w:r>
+        <w:t>March</w:t>
+      </w:r>
+      <w:r>
+        <w:t xml:space="preserve"> </w:t>
+      </w:r>
+      <w:r>
+        <w:t>2022,</w:t>
+      </w:r>
+      <w:r>
+        <w:t xml:space="preserve"> </w:t>
+      </w:r>
+      <w:r>
+        <w:lastRenderedPageBreak/>
+        <w:t xml:space="preserve">was noted, with a dip of </w:t>
+      </w:r>
+      <w:r>
+        <w:t xml:space="preserve">31.6% in cumulative wealth between March and September. </w:t>
+      </w:r>
+      <w:r>
+        <w:t xml:space="preserve">Upon analyzing the rolling portfolio weights at the end of each month, it is interesting to note </w:t>
+      </w:r>
+      <w:r>
+        <w:t>that most of the portfolio’s weightage was scattered across two assets, NVIDIA (NVDA)</w:t>
+      </w:r>
+      <w:r>
+        <w:t xml:space="preserve">, and Lockheed Martin (LMT). </w:t>
+      </w:r>
+      <w:r>
+        <w:t xml:space="preserve">The rise in AI, </w:t>
+      </w:r>
+      <w:r>
+        <w:t>the demand for semiconductors, and the gigantic market cap could explain the former’s port</w:t>
+      </w:r>
+      <w:r>
+        <w:t>folio weight</w:t>
+      </w:r>
+      <w:r>
+        <w:t xml:space="preserve"> being among the highest. Likewise, the war in Ukraine, as well as military aid</w:t>
+      </w:r>
+      <w:r>
+        <w:t xml:space="preserve"> alongside increasing military expenditure (and projects) explains the high portfolio weight for the latter.</w:t>
+      </w:r>
+    </w:p>
+    <w:p>
+      <w:pPr>
+        <w:pStyle w:val="ListParagraph"/>
+        <w:numPr>
+          <w:ilvl w:val="0"/>
+          <w:numId w:val="1"/>
+        </w:numPr>
+      </w:pPr>
+      <w:r>
+        <w:t>Trump’s trade war:</w:t>
+      </w:r>
+      <w:r>
+        <w:t xml:space="preserve"> Trump’s “Liberation Day Tariffs”, coupled with the ongoing trade war with Canada (which has escalated further at the time of writing this report (9</w:t>
+      </w:r>
+      <w:r>
+        <w:rPr>
+          <w:vertAlign w:val="superscript"/>
+        </w:rPr>
+        <w:t>th</w:t>
+      </w:r>
+      <w:r>
+        <w:t xml:space="preserve"> </w:t>
+      </w:r>
+      <w:r>
+        <w:t>September</w:t>
+      </w:r>
+      <w:r>
+        <w:t xml:space="preserve"> 2026)</w:t>
+      </w:r>
+      <w:r>
+        <w:t>) and Mexico have resulted in several crashes, most notably in April</w:t>
+      </w:r>
+      <w:r>
+        <w:t xml:space="preserve"> 2025</w:t>
+      </w:r>
+      <w:r>
+        <w:t xml:space="preserve">, where stocks fell by more than 10%. </w:t>
+      </w:r>
+      <w:r>
+        <w:t>However, upon viewing the wealth curve chart, there was no significant dr</w:t>
+      </w:r>
+      <w:r>
+        <w:t>op in cumulative wealth</w:t>
+      </w:r>
+      <w:r>
+        <w:t>; instead, the wealth curve chart depicted a constant rise until July 2025.</w:t>
+      </w:r>
+    </w:p>
+    <w:p>
+      <w:pPr>
+        <w:pStyle w:val="ListParagraph"/>
+        <w:numPr>
+          <w:ilvl w:val="0"/>
+          <w:numId w:val="1"/>
+        </w:numPr>
+      </w:pPr>
+      <w:r>
+        <w:t xml:space="preserve">AI bubble: </w:t>
+      </w:r>
+      <w:r>
+        <w:t>Since the rise of AI</w:t>
+      </w:r>
+      <w:r>
+        <w:t xml:space="preserve"> (particularly agents like ChatGPT), </w:t>
+      </w:r>
+      <w:r>
+        <w:t>there has always been talk about the AI bubble eventually bursting.</w:t>
+      </w:r>
+      <w:r>
+        <w:t xml:space="preserve"> This fear is reasonable, as most investors have experienced the dotcom bubble burst in 2000, w</w:t>
+      </w:r>
+      <w:r>
+        <w:t xml:space="preserve">hich shattered </w:t>
+      </w:r>
+      <w:r>
+        <w:t>Nasdaq</w:t>
+      </w:r>
+      <w:r>
+        <w:t xml:space="preserve">. </w:t>
+      </w:r>
+      <w:r>
+        <w:t xml:space="preserve">Excess investments in AI from almost every </w:t>
+      </w:r>
+      <w:r>
+        <w:t>big firm has raised these fears</w:t>
+      </w:r>
+      <w:r>
+        <w:t xml:space="preserve">, resulting in some investors pulling out their money. This is noticeable towards the end of 2025, with the wealth curve showing a small decline between October and November. </w:t>
+      </w:r>
+    </w:p>
+    <w:p>
+      <w:pPr>
+        <w:pStyle w:val="ListParagraph"/>
+        <w:numPr>
+          <w:ilvl w:val="0"/>
+          <w:numId w:val="1"/>
+        </w:numPr>
+      </w:pPr>
+      <w:r>
+        <w:t xml:space="preserve">2026 Iran War: The invasion of Iran by Israel with the help of United States resulted in a war </w:t>
+      </w:r>
+      <w:r>
+        <w:t xml:space="preserve">where neighboring countries </w:t>
+      </w:r>
+      <w:r>
+        <w:t xml:space="preserve">in the Middle East were caught in the crossfire. Moreover, the Strait of Hormuz and </w:t>
+      </w:r>
+      <w:r>
+        <w:t xml:space="preserve">Bab El-Mandeb have been subjected to blockades and attacks by both the United States and Iran’s coalition (IRGC and Houthis). </w:t>
+      </w:r>
+      <w:r>
+        <w:t xml:space="preserve">This spiked Oil and Brent prices, leading to a decline in stock prices, as well as a rise in cost of living among almost all countries worldwide. </w:t>
+      </w:r>
+      <w:r>
+        <w:t>This can be visualized in the wealth curve chart, as cumulative wealth took an initial hit between February and March, before recovering and rising further. At the time of writing this report, there have been on-and-off attacks between the two warring parties</w:t>
+      </w:r>
+      <w:r>
+        <w:t>.</w:t>
+      </w:r>
+    </w:p>
+    <w:p/>
+    <w:p/>
+    <w:p/>
     <w:p>
       <w:pPr>
         <w:rPr>
@@ -5794,6 +7660,7 @@
           <w:rFonts w:ascii="Calibri" w:eastAsiaTheme="minorEastAsia" w:hAnsi="Calibri" w:cs="Calibri"/>
         </w:rPr>
       </w:pPr>
+      <w:bookmarkStart w:id="12" w:name="_Toc239141841"/>
       <w:r>
         <w:rPr>
           <w:rFonts w:ascii="Calibri" w:eastAsiaTheme="minorEastAsia" w:hAnsi="Calibri" w:cs="Calibri"/>
@@ -5801,6 +7668,7 @@
         <w:lastRenderedPageBreak/>
         <w:t>References</w:t>
       </w:r>
+      <w:bookmarkEnd w:id="12"/>
     </w:p>
     <w:p>
       <w:r>
@@ -5822,7 +7690,7 @@
       <w:r>
         <w:t xml:space="preserve">, Jun. 29, 2026. [Online]. Available: </w:t>
       </w:r>
-      <w:hyperlink r:id="rId5" w:history="1">
+      <w:hyperlink r:id="rId6" w:history="1">
         <w:r>
           <w:rPr>
             <w:rStyle w:val="Hyperlink"/>
@@ -5848,7 +7716,7 @@
       <w:r>
         <w:t xml:space="preserve">. [Online]. Available: </w:t>
       </w:r>
-      <w:hyperlink r:id="rId6" w:history="1">
+      <w:hyperlink r:id="rId7" w:history="1">
         <w:r>
           <w:rPr>
             <w:rStyle w:val="Hyperlink"/>
@@ -5864,7 +7732,7 @@
       <w:r>
         <w:t xml:space="preserve">[3] T. M. Idzorek, “A step-by-step guide to the Black-Litterman model: Incorporating user-specified confidence levels,” Zephyr Associates, Inc., Jul. 20, 2004. [Online]. Available: </w:t>
       </w:r>
-      <w:hyperlink r:id="rId7" w:history="1">
+      <w:hyperlink r:id="rId8" w:history="1">
         <w:r>
           <w:rPr>
             <w:rStyle w:val="Hyperlink"/>
@@ -5890,7 +7758,7 @@
       <w:r>
         <w:t xml:space="preserve">. [Online]. Available: </w:t>
       </w:r>
-      <w:hyperlink r:id="rId8" w:history="1">
+      <w:hyperlink r:id="rId9" w:history="1">
         <w:r>
           <w:rPr>
             <w:rStyle w:val="Hyperlink"/>
@@ -5916,7 +7784,7 @@
       <w:r>
         <w:t xml:space="preserve">, Jul. 6, 2026. [Online]. Available: </w:t>
       </w:r>
-      <w:hyperlink r:id="rId9" w:history="1">
+      <w:hyperlink r:id="rId10" w:history="1">
         <w:r>
           <w:rPr>
             <w:rStyle w:val="Hyperlink"/>
@@ -5928,10 +7796,82 @@
         <w:t>. [Accessed: Aug. 27, 2026].</w:t>
       </w:r>
     </w:p>
+    <w:p>
+      <w:r>
+        <w:t xml:space="preserve">[6] R. </w:t>
+      </w:r>
+      <w:proofErr w:type="spellStart"/>
+      <w:r>
+        <w:t>Sunge</w:t>
+      </w:r>
+      <w:proofErr w:type="spellEnd"/>
+      <w:r>
+        <w:t xml:space="preserve">, C. </w:t>
+      </w:r>
+      <w:proofErr w:type="spellStart"/>
+      <w:r>
+        <w:t>Mudzingiri</w:t>
+      </w:r>
+      <w:proofErr w:type="spellEnd"/>
+      <w:r>
+        <w:t xml:space="preserve">, and N. Mkhize, “The COVID-19 pandemic and economic recovery: The mediating role of governance, a global perspective,” </w:t>
+      </w:r>
+      <w:proofErr w:type="spellStart"/>
+      <w:r>
+        <w:rPr>
+          <w:i/>
+          <w:iCs/>
+        </w:rPr>
+        <w:t>Heliyon</w:t>
+      </w:r>
+      <w:proofErr w:type="spellEnd"/>
+      <w:r>
+        <w:t xml:space="preserve">, vol. 10, no. 22, Art. no. e39869, Nov. 2024, </w:t>
+      </w:r>
+      <w:proofErr w:type="gramStart"/>
+      <w:r>
+        <w:t>doi:10.1016/j.heliyon</w:t>
+      </w:r>
+      <w:proofErr w:type="gramEnd"/>
+      <w:r>
+        <w:t>.2024.e3986</w:t>
+      </w:r>
+      <w:r>
+        <w:t>9.</w:t>
+      </w:r>
+    </w:p>
+    <w:p>
+      <w:r>
+        <w:t xml:space="preserve">[7] P. Tan, “War fallout: U.S. economy to slow, Europe risks recession and Russia to suffer double-digit decline,” </w:t>
+      </w:r>
+      <w:r>
+        <w:rPr>
+          <w:i/>
+          <w:iCs/>
+        </w:rPr>
+        <w:t>CNBC</w:t>
+      </w:r>
+      <w:r>
+        <w:t xml:space="preserve">, Mar. 6, 2022. [Online]. Available: </w:t>
+      </w:r>
+      <w:hyperlink r:id="rId11" w:history="1">
+        <w:r>
+          <w:rPr>
+            <w:rStyle w:val="Hyperlink"/>
+          </w:rPr>
+          <w:t>https://www.cnbc.com/2022/03/06/war-fallout-us-economy-to-slow-europe-risks-recession-and-russia-to-suffer-double-digit-decline.html</w:t>
+        </w:r>
+      </w:hyperlink>
+      <w:r>
+        <w:t>. [Accessed: Sep. 1, 2026].</w:t>
+      </w:r>
+    </w:p>
     <w:p/>
     <w:p/>
     <w:p/>
     <w:p/>
+    <w:p/>
+    <w:p/>
     <w:p>
       <w:r>
         <w:br w:type="page"/>
@@ -5944,6 +7884,7 @@
           <w:rFonts w:ascii="Calibri" w:hAnsi="Calibri" w:cs="Calibri"/>
         </w:rPr>
       </w:pPr>
+      <w:bookmarkStart w:id="13" w:name="_Toc239141842"/>
       <w:r>
         <w:rPr>
           <w:rFonts w:ascii="Calibri" w:hAnsi="Calibri" w:cs="Calibri"/>
@@ -5951,6 +7892,7 @@
         <w:lastRenderedPageBreak/>
         <w:t>Appendix</w:t>
       </w:r>
+      <w:bookmarkEnd w:id="13"/>
     </w:p>
     <w:p/>
     <w:p>
@@ -6714,6 +8656,7 @@
   <w:style w:type="character" w:default="1" w:styleId="DefaultParagraphFont">
     <w:name w:val="Default Paragraph Font"/>
     <w:uiPriority w:val="1"/>
+    <w:semiHidden/>
     <w:unhideWhenUsed/>
   </w:style>
   <w:style w:type="table" w:default="1" w:styleId="TableNormal">
@@ -7090,6 +9033,63 @@
       </w:tblBorders>
     </w:tblPr>
   </w:style>
+  <w:style w:type="paragraph" w:styleId="TOCHeading">
+    <w:name w:val="TOC Heading"/>
+    <w:basedOn w:val="Heading1"/>
+    <w:next w:val="Normal"/>
+    <w:uiPriority w:val="39"/>
+    <w:unhideWhenUsed/>
+    <w:qFormat/>
+    <w:rsid w:val="00011F12"/>
+    <w:pPr>
+      <w:spacing w:before="240" w:after="0" w:line="259" w:lineRule="auto"/>
+      <w:outlineLvl w:val="9"/>
+    </w:pPr>
+    <w:rPr>
+      <w:kern w:val="0"/>
+      <w:sz w:val="32"/>
+      <w:szCs w:val="32"/>
+      <w14:ligatures w14:val="none"/>
+    </w:rPr>
+  </w:style>
+  <w:style w:type="paragraph" w:styleId="TOC1">
+    <w:name w:val="toc 1"/>
+    <w:basedOn w:val="Normal"/>
+    <w:next w:val="Normal"/>
+    <w:autoRedefine/>
+    <w:uiPriority w:val="39"/>
+    <w:unhideWhenUsed/>
+    <w:rsid w:val="00011F12"/>
+    <w:pPr>
+      <w:spacing w:after="100"/>
+    </w:pPr>
+  </w:style>
+  <w:style w:type="paragraph" w:styleId="TOC2">
+    <w:name w:val="toc 2"/>
+    <w:basedOn w:val="Normal"/>
+    <w:next w:val="Normal"/>
+    <w:autoRedefine/>
+    <w:uiPriority w:val="39"/>
+    <w:unhideWhenUsed/>
+    <w:rsid w:val="00011F12"/>
+    <w:pPr>
+      <w:spacing w:after="100"/>
+      <w:ind w:left="240"/>
+    </w:pPr>
+  </w:style>
+  <w:style w:type="paragraph" w:styleId="TOC3">
+    <w:name w:val="toc 3"/>
+    <w:basedOn w:val="Normal"/>
+    <w:next w:val="Normal"/>
+    <w:autoRedefine/>
+    <w:uiPriority w:val="39"/>
+    <w:unhideWhenUsed/>
+    <w:rsid w:val="00011F12"/>
+    <w:pPr>
+      <w:spacing w:after="100"/>
+      <w:ind w:left="480"/>
+    </w:pPr>
+  </w:style>
 </w:styles>
 </file>
 
@@ -7406,4 +9406,16 @@
     </a:ext>
   </a:extLst>
 </a:theme>
+</file>
+
+<file path=customXml/item1.xml><?xml version="1.0" encoding="utf-8"?>
+<b:Sources xmlns:b="http://schemas.openxmlformats.org/officeDocument/2006/bibliography" xmlns="http://schemas.openxmlformats.org/officeDocument/2006/bibliography" SelectedStyle="\APASixthEditionOfficeOnline.xsl" StyleName="APA" Version="6"/>
+</file>
+
+<file path=customXml/itemProps1.xml><?xml version="1.0" encoding="utf-8"?>
+<ds:datastoreItem xmlns:ds="http://schemas.openxmlformats.org/officeDocument/2006/customXml" ds:itemID="{70D9F0EB-2881-42BA-9899-3FA9FF9DA128}">
+  <ds:schemaRefs>
+    <ds:schemaRef ds:uri="http://schemas.openxmlformats.org/officeDocument/2006/bibliography"/>
+  </ds:schemaRefs>
+</ds:datastoreItem>
 </file>
--- a/main/Multi-Asset Risk Dashboard & Portfolio.docx
+++ b/main/Multi-Asset Risk Dashboard & Portfolio.docx
@@ -1422,10 +1422,21 @@
         <w:t>I have considered three different portfolios to compare: Risk Parity, Equal-Weight, and Black-Litterman.</w:t>
       </w:r>
       <w:r>
-        <w:t xml:space="preserve"> The risk parity ensures equal risk (volatility) for each of the 24 assets, and the </w:t>
+        <w:t xml:space="preserve"> The risk parity ensures equal risk </w:t>
+      </w:r>
+      <w:r>
+        <w:t xml:space="preserve">contribution </w:t>
+      </w:r>
+      <w:r>
+        <w:t xml:space="preserve">for each of the 24 assets, and the </w:t>
       </w:r>
       <w:r>
         <w:t>equal weight portfolio ensures equal weightage (4.167%) for each asset.</w:t>
+      </w:r>
+    </w:p>
+    <w:p>
+      <w:r>
+        <w:t>This report will cover the Black-Litterman Portfolio.</w:t>
       </w:r>
     </w:p>
     <w:p>
@@ -1978,6 +1989,7 @@
           </w:tcPr>
           <w:p>
             <w:r>
+              <w:lastRenderedPageBreak/>
               <w:t xml:space="preserve">Salesforce Inc. </w:t>
             </w:r>
           </w:p>
@@ -1998,11 +2010,7 @@
           </w:tcPr>
           <w:p>
             <w:r>
-              <w:t xml:space="preserve">Their investment and future reliance on AI may enable </w:t>
-            </w:r>
-            <w:r>
-              <w:lastRenderedPageBreak/>
-              <w:t>them to perform tasks at a faster speed, increasing their usefulness.</w:t>
+              <w:t>Their investment and future reliance on AI may enable them to perform tasks at a faster speed, increasing their usefulness.</w:t>
             </w:r>
           </w:p>
         </w:tc>
@@ -2014,7 +2022,6 @@
           </w:tcPr>
           <w:p>
             <w:r>
-              <w:lastRenderedPageBreak/>
               <w:t>Cloudflare Inc.</w:t>
             </w:r>
           </w:p>
@@ -2518,11 +2525,11 @@
           </w:tcPr>
           <w:p>
             <w:r>
-              <w:t xml:space="preserve">Multiple contracts signed this year, along with the potential for more given Trump’s order to increase % </w:t>
+              <w:t xml:space="preserve">Multiple contracts signed this year, along with the potential for more given </w:t>
             </w:r>
             <w:r>
               <w:lastRenderedPageBreak/>
-              <w:t>of GDP spent on military to 5% for NATO parties.</w:t>
+              <w:t>Trump’s order to increase % of GDP spent on military to 5% for NATO parties.</w:t>
             </w:r>
           </w:p>
         </w:tc>
@@ -3345,6 +3352,69 @@
         </w:rPr>
         <w:t xml:space="preserve"> views from an investor’s perspective.</w:t>
       </w:r>
+      <w:r>
+        <w:rPr>
+          <w:rFonts w:eastAsiaTheme="minorEastAsia"/>
+        </w:rPr>
+        <w:t xml:space="preserve"> To summarize:</w:t>
+      </w:r>
+    </w:p>
+    <w:p>
+      <w:pPr>
+        <w:rPr>
+          <w:rFonts w:eastAsiaTheme="minorEastAsia"/>
+        </w:rPr>
+      </w:pPr>
+      <w:r>
+        <w:rPr>
+          <w:rFonts w:eastAsiaTheme="minorEastAsia"/>
+        </w:rPr>
+        <w:t xml:space="preserve">Absolute views: NVDA = 2.5% monthly return; </w:t>
+      </w:r>
+      <w:r>
+        <w:rPr>
+          <w:rFonts w:eastAsiaTheme="minorEastAsia"/>
+        </w:rPr>
+        <w:t>MRVL = 1.5% monthly return</w:t>
+      </w:r>
+      <w:r>
+        <w:rPr>
+          <w:rFonts w:eastAsiaTheme="minorEastAsia"/>
+        </w:rPr>
+        <w:t>.</w:t>
+      </w:r>
+    </w:p>
+    <w:p>
+      <w:pPr>
+        <w:rPr>
+          <w:rFonts w:eastAsiaTheme="minorEastAsia"/>
+        </w:rPr>
+      </w:pPr>
+      <w:r>
+        <w:rPr>
+          <w:rFonts w:eastAsiaTheme="minorEastAsia"/>
+        </w:rPr>
+        <w:t xml:space="preserve">Relative views: LMT &gt; MSFT + 1.0% monthly return; </w:t>
+      </w:r>
+      <w:r>
+        <w:rPr>
+          <w:rFonts w:eastAsiaTheme="minorEastAsia"/>
+        </w:rPr>
+        <w:t>TEL &gt; MU + 0.5% monthly return.</w:t>
+      </w:r>
+    </w:p>
+    <w:p>
+      <w:pPr>
+        <w:rPr>
+          <w:rFonts w:eastAsiaTheme="minorEastAsia"/>
+        </w:rPr>
+      </w:pPr>
+      <w:r>
+        <w:rPr>
+          <w:rFonts w:eastAsiaTheme="minorEastAsia"/>
+        </w:rPr>
+        <w:t>The explanations for each of the views are provided below:</w:t>
+      </w:r>
     </w:p>
     <w:p>
       <w:pPr>
@@ -3566,7 +3636,14 @@
         <w:rPr>
           <w:rFonts w:eastAsiaTheme="minorEastAsia"/>
         </w:rPr>
-        <w:t>electronic components</w:t>
+        <w:t xml:space="preserve">electronic </w:t>
+      </w:r>
+      <w:r>
+        <w:rPr>
+          <w:rFonts w:eastAsiaTheme="minorEastAsia"/>
+        </w:rPr>
+        <w:lastRenderedPageBreak/>
+        <w:t>components</w:t>
       </w:r>
       <w:r>
         <w:rPr>
@@ -3656,7 +3733,6 @@
         <w:rPr>
           <w:rFonts w:eastAsiaTheme="minorEastAsia"/>
         </w:rPr>
-        <w:lastRenderedPageBreak/>
         <w:t>While the stock rose rapidly due to NVIDIA’s investment, the growth of the semiconductor industry, coupled with the rapid rise of AI, gives MRVL a good chance for its stock price (and market cap) to undergo a steady and significant rise in the future.</w:t>
       </w:r>
     </w:p>
@@ -3729,13 +3805,108 @@
       <w:r>
         <w:t xml:space="preserve">views holding moderate weight, given the instability of the geopolitical situation, and the assumption that no Black Swan events occur </w:t>
       </w:r>
-      <w:proofErr w:type="gramStart"/>
-      <w:r>
-        <w:t>in the near future</w:t>
-      </w:r>
-      <w:proofErr w:type="gramEnd"/>
-      <w:r>
-        <w:t xml:space="preserve">, which may hamper the economy. </w:t>
+      <w:r>
+        <w:t>in the foreseeable future.</w:t>
+      </w:r>
+    </w:p>
+    <w:p>
+      <w:r>
+        <w:t xml:space="preserve">I could have chosen a </w:t>
+      </w:r>
+      <w:r>
+        <w:t xml:space="preserve">τ of 1/N, where N = 77 months (which would give </w:t>
+      </w:r>
+      <m:oMath>
+        <m:f>
+          <m:fPr>
+            <m:ctrlPr>
+              <w:rPr>
+                <w:rFonts w:ascii="Cambria Math" w:hAnsi="Cambria Math"/>
+                <w:i/>
+              </w:rPr>
+            </m:ctrlPr>
+          </m:fPr>
+          <m:num>
+            <m:r>
+              <w:rPr>
+                <w:rFonts w:ascii="Cambria Math" w:hAnsi="Cambria Math"/>
+              </w:rPr>
+              <m:t>1</m:t>
+            </m:r>
+          </m:num>
+          <m:den>
+            <m:r>
+              <w:rPr>
+                <w:rFonts w:ascii="Cambria Math" w:hAnsi="Cambria Math"/>
+              </w:rPr>
+              <m:t>N</m:t>
+            </m:r>
+          </m:den>
+        </m:f>
+        <m:r>
+          <w:rPr>
+            <w:rFonts w:ascii="Cambria Math" w:hAnsi="Cambria Math"/>
+          </w:rPr>
+          <m:t>=</m:t>
+        </m:r>
+        <m:f>
+          <m:fPr>
+            <m:ctrlPr>
+              <w:rPr>
+                <w:rFonts w:ascii="Cambria Math" w:hAnsi="Cambria Math"/>
+                <w:i/>
+              </w:rPr>
+            </m:ctrlPr>
+          </m:fPr>
+          <m:num>
+            <m:r>
+              <w:rPr>
+                <w:rFonts w:ascii="Cambria Math" w:hAnsi="Cambria Math"/>
+              </w:rPr>
+              <m:t>1</m:t>
+            </m:r>
+          </m:num>
+          <m:den>
+            <m:r>
+              <w:rPr>
+                <w:rFonts w:ascii="Cambria Math" w:hAnsi="Cambria Math"/>
+              </w:rPr>
+              <m:t>77</m:t>
+            </m:r>
+          </m:den>
+        </m:f>
+        <m:r>
+          <w:rPr>
+            <w:rFonts w:ascii="Cambria Math" w:hAnsi="Cambria Math"/>
+          </w:rPr>
+          <m:t>=</m:t>
+        </m:r>
+        <m:r>
+          <w:rPr>
+            <w:rFonts w:ascii="Cambria Math" w:hAnsi="Cambria Math"/>
+          </w:rPr>
+          <m:t>0.013</m:t>
+        </m:r>
+      </m:oMath>
+      <w:r>
+        <w:rPr>
+          <w:rFonts w:eastAsiaTheme="minorEastAsia"/>
+        </w:rPr>
+        <w:t xml:space="preserve">. However, I assumed that my views hold more weight on the portfolio, and hence I selected </w:t>
+      </w:r>
+      <m:oMath>
+        <m:r>
+          <w:rPr>
+            <w:rFonts w:ascii="Cambria Math" w:eastAsiaTheme="minorEastAsia" w:hAnsi="Cambria Math"/>
+          </w:rPr>
+          <m:t>τ=0.035</m:t>
+        </m:r>
+      </m:oMath>
+      <w:r>
+        <w:rPr>
+          <w:rFonts w:eastAsiaTheme="minorEastAsia"/>
+        </w:rPr>
+        <w:t>.</w:t>
       </w:r>
     </w:p>
     <w:p>
@@ -4595,6 +4766,7 @@
     <w:p/>
     <w:p>
       <w:r>
+        <w:lastRenderedPageBreak/>
         <w:t xml:space="preserve">With data sets from 77 months, and hence, 65 rolling periods, the cumulative net return of the portfolio is 371.08%. It is important to note that due to </w:t>
       </w:r>
       <w:r>
@@ -4684,7 +4856,6 @@
         <w:rPr>
           <w:rFonts w:eastAsiaTheme="minorEastAsia"/>
         </w:rPr>
-        <w:lastRenderedPageBreak/>
         <w:t xml:space="preserve">With an error of +0.11% (owing to </w:t>
       </w:r>
       <w:r>
@@ -5006,6 +5177,7 @@
                 <w:bCs/>
                 <w:lang w:val="en-GB"/>
               </w:rPr>
+              <w:lastRenderedPageBreak/>
               <w:t>Asset</w:t>
             </w:r>
           </w:p>
@@ -5760,7 +5932,6 @@
       </w:pPr>
       <w:bookmarkStart w:id="11" w:name="_Toc239141840"/>
       <w:r>
-        <w:lastRenderedPageBreak/>
         <w:t>Drawdown</w:t>
       </w:r>
       <w:bookmarkEnd w:id="11"/>
@@ -6892,16 +7063,11 @@
     <w:p/>
     <w:p>
       <w:r>
-        <w:t xml:space="preserve">The worst </w:t>
-      </w:r>
-      <w:proofErr w:type="gramStart"/>
-      <w:r>
-        <w:t>drawdown</w:t>
+        <w:t>The worst drawdown</w:t>
       </w:r>
       <w:r>
         <w:t xml:space="preserve"> period</w:t>
       </w:r>
-      <w:proofErr w:type="gramEnd"/>
       <w:r>
         <w:t xml:space="preserve"> was due to the supply chain crisis that occurred right after the peak of the pandemic, coupled with rising inflation. The second and fourth worst drawdown</w:t>
       </w:r>
@@ -7160,6 +7326,7 @@
               <w:rPr>
                 <w:color w:val="000000"/>
               </w:rPr>
+              <w:lastRenderedPageBreak/>
               <w:t>Latest Down-Capture Ratio (%)</w:t>
             </w:r>
           </w:p>
@@ -7200,7 +7367,6 @@
     </w:p>
     <w:p>
       <w:r>
-        <w:lastRenderedPageBreak/>
         <w:t xml:space="preserve">A tracking error of 24.74% is </w:t>
       </w:r>
       <w:r>
@@ -7325,13 +7491,8 @@
       <w:r>
         <w:t xml:space="preserve">While there was no one reason for this, several factors played a key role in the supply chain crisis, and their effect on the economy. Lasting two years, it initially arose </w:t>
       </w:r>
-      <w:proofErr w:type="gramStart"/>
-      <w:r>
-        <w:t>as a result of</w:t>
-      </w:r>
-      <w:proofErr w:type="gramEnd"/>
-      <w:r>
-        <w:t xml:space="preserve"> easing restrictions, economic recovery, and hence, </w:t>
+      <w:r>
+        <w:t xml:space="preserve">as a result of easing restrictions, economic recovery, and hence, </w:t>
       </w:r>
       <w:r>
         <w:t xml:space="preserve">rapidly increasing demand. This </w:t>
@@ -7379,7 +7540,11 @@
         <w:t xml:space="preserve">Moreover, </w:t>
       </w:r>
       <w:r>
-        <w:t>China’s zero-COVID policy implemented from December 2022</w:t>
+        <w:t xml:space="preserve">China’s zero-COVID policy </w:t>
+      </w:r>
+      <w:r>
+        <w:lastRenderedPageBreak/>
+        <w:t>implemented from December 2022</w:t>
       </w:r>
       <w:r>
         <w:t xml:space="preserve">, along with </w:t>
@@ -7415,46 +7580,34 @@
         <w:t>Following COVID-19, inflation rose in 2022</w:t>
       </w:r>
       <w:r>
+        <w:t xml:space="preserve"> as a result of supply chain issues and increasing demand, </w:t>
+      </w:r>
+      <w:r>
+        <w:t xml:space="preserve">in addition to the </w:t>
+      </w:r>
+      <w:r>
+        <w:t xml:space="preserve">sharp rise in energy prices following the war in Ukraine. </w:t>
+      </w:r>
+      <w:r>
+        <w:t xml:space="preserve">This shock in the stock market is reflected in the portfolio, wherein monthly drawdowns as high as </w:t>
+      </w:r>
+      <w:r>
+        <w:t xml:space="preserve">30% were reported. </w:t>
+      </w:r>
+      <w:r>
+        <w:t xml:space="preserve">Moreover, a significant decline in the wealth curve, particularly from </w:t>
+      </w:r>
+      <w:r>
+        <w:t>March</w:t>
+      </w:r>
+      <w:r>
         <w:t xml:space="preserve"> </w:t>
       </w:r>
-      <w:proofErr w:type="gramStart"/>
-      <w:r>
-        <w:t>as a result of</w:t>
-      </w:r>
-      <w:proofErr w:type="gramEnd"/>
-      <w:r>
-        <w:t xml:space="preserve"> supply chain issues and increasing demand, </w:t>
-      </w:r>
-      <w:r>
-        <w:t xml:space="preserve">in addition to the </w:t>
-      </w:r>
-      <w:r>
-        <w:t xml:space="preserve">sharp rise in energy prices following the war in Ukraine. </w:t>
-      </w:r>
-      <w:r>
-        <w:t xml:space="preserve">This shock in the stock market is reflected in the portfolio, wherein monthly drawdowns as high as </w:t>
-      </w:r>
-      <w:r>
-        <w:t xml:space="preserve">30% were reported. </w:t>
-      </w:r>
-      <w:r>
-        <w:t xml:space="preserve">Moreover, a significant decline in the wealth curve, particularly from </w:t>
-      </w:r>
-      <w:r>
-        <w:t>March</w:t>
-      </w:r>
-      <w:r>
-        <w:t xml:space="preserve"> </w:t>
-      </w:r>
       <w:r>
         <w:t>2022,</w:t>
       </w:r>
       <w:r>
-        <w:t xml:space="preserve"> </w:t>
-      </w:r>
-      <w:r>
-        <w:lastRenderedPageBreak/>
-        <w:t xml:space="preserve">was noted, with a dip of </w:t>
+        <w:t xml:space="preserve"> was noted, with a dip of </w:t>
       </w:r>
       <w:r>
         <w:t xml:space="preserve">31.6% in cumulative wealth between March and September. </w:t>
@@ -7798,25 +7951,8 @@
     </w:p>
     <w:p>
       <w:r>
-        <w:t xml:space="preserve">[6] R. </w:t>
-      </w:r>
-      <w:proofErr w:type="spellStart"/>
-      <w:r>
-        <w:t>Sunge</w:t>
-      </w:r>
-      <w:proofErr w:type="spellEnd"/>
-      <w:r>
-        <w:t xml:space="preserve">, C. </w:t>
-      </w:r>
-      <w:proofErr w:type="spellStart"/>
-      <w:r>
-        <w:t>Mudzingiri</w:t>
-      </w:r>
-      <w:proofErr w:type="spellEnd"/>
-      <w:r>
-        <w:t xml:space="preserve">, and N. Mkhize, “The COVID-19 pandemic and economic recovery: The mediating role of governance, a global perspective,” </w:t>
-      </w:r>
-      <w:proofErr w:type="spellStart"/>
+        <w:t xml:space="preserve">[6] R. Sunge, C. Mudzingiri, and N. Mkhize, “The COVID-19 pandemic and economic recovery: The mediating role of governance, a global perspective,” </w:t>
+      </w:r>
       <w:r>
         <w:rPr>
           <w:i/>
@@ -7824,17 +7960,8 @@
         </w:rPr>
         <w:t>Heliyon</w:t>
       </w:r>
-      <w:proofErr w:type="spellEnd"/>
-      <w:r>
-        <w:t xml:space="preserve">, vol. 10, no. 22, Art. no. e39869, Nov. 2024, </w:t>
-      </w:r>
-      <w:proofErr w:type="gramStart"/>
-      <w:r>
-        <w:t>doi:10.1016/j.heliyon</w:t>
-      </w:r>
-      <w:proofErr w:type="gramEnd"/>
-      <w:r>
-        <w:t>.2024.e3986</w:t>
+      <w:r>
+        <w:t>, vol. 10, no. 22, Art. no. e39869, Nov. 2024, doi:10.1016/j.heliyon.2024.e3986</w:t>
       </w:r>
       <w:r>
         <w:t>9.</w:t>

--- a/main/Multi-Asset Risk Dashboard & Portfolio.docx
+++ b/main/Multi-Asset Risk Dashboard & Portfolio.docx
@@ -129,48 +129,48 @@
             <w:rPr>
               <w:rFonts w:asciiTheme="minorHAnsi" w:eastAsiaTheme="minorEastAsia" w:hAnsiTheme="minorHAnsi" w:cstheme="minorBidi"/>
               <w:noProof/>
-              <w:sz w:val="22"/>
-              <w:szCs w:val="22"/>
+              <w:sz w:val="20"/>
+              <w:szCs w:val="20"/>
               <w:lang w:val="en-GB" w:eastAsia="en-GB"/>
             </w:rPr>
           </w:pPr>
           <w:r>
             <w:rPr>
-              <w:sz w:val="22"/>
-              <w:szCs w:val="22"/>
+              <w:sz w:val="18"/>
+              <w:szCs w:val="18"/>
             </w:rPr>
             <w:fldChar w:fldCharType="begin"/>
           </w:r>
           <w:r>
             <w:rPr>
-              <w:sz w:val="22"/>
-              <w:szCs w:val="22"/>
+              <w:sz w:val="18"/>
+              <w:szCs w:val="18"/>
             </w:rPr>
             <w:instrText xml:space="preserve"> TOC \o "1-3" \h \z \u </w:instrText>
           </w:r>
           <w:r>
             <w:rPr>
-              <w:sz w:val="22"/>
-              <w:szCs w:val="22"/>
+              <w:sz w:val="18"/>
+              <w:szCs w:val="18"/>
             </w:rPr>
             <w:fldChar w:fldCharType="separate"/>
           </w:r>
-          <w:hyperlink w:anchor="_Toc242432133" w:history="1">
+          <w:hyperlink w:anchor="_Toc242460238" w:history="1">
             <w:r>
               <w:rPr>
                 <w:rStyle w:val="Hyperlink"/>
                 <w:noProof/>
-                <w:sz w:val="22"/>
-                <w:szCs w:val="22"/>
-              </w:rPr>
-              <w:t>Introduction</w:t>
+                <w:sz w:val="20"/>
+                <w:szCs w:val="20"/>
+              </w:rPr>
+              <w:t>List of Figures</w:t>
             </w:r>
             <w:r>
               <w:rPr>
                 <w:noProof/>
                 <w:webHidden/>
-                <w:sz w:val="22"/>
-                <w:szCs w:val="22"/>
+                <w:sz w:val="20"/>
+                <w:szCs w:val="20"/>
               </w:rPr>
               <w:tab/>
             </w:r>
@@ -178,8 +178,8 @@
               <w:rPr>
                 <w:noProof/>
                 <w:webHidden/>
-                <w:sz w:val="22"/>
-                <w:szCs w:val="22"/>
+                <w:sz w:val="20"/>
+                <w:szCs w:val="20"/>
               </w:rPr>
               <w:fldChar w:fldCharType="begin"/>
             </w:r>
@@ -187,25 +187,25 @@
               <w:rPr>
                 <w:noProof/>
                 <w:webHidden/>
-                <w:sz w:val="22"/>
-                <w:szCs w:val="22"/>
-              </w:rPr>
-              <w:instrText xml:space="preserve"> PAGEREF _Toc242432133 \h </w:instrText>
+                <w:sz w:val="20"/>
+                <w:szCs w:val="20"/>
+              </w:rPr>
+              <w:instrText xml:space="preserve"> PAGEREF _Toc242460238 \h </w:instrText>
             </w:r>
             <w:r>
               <w:rPr>
                 <w:noProof/>
                 <w:webHidden/>
-                <w:sz w:val="22"/>
-                <w:szCs w:val="22"/>
+                <w:sz w:val="20"/>
+                <w:szCs w:val="20"/>
               </w:rPr>
             </w:r>
             <w:r>
               <w:rPr>
                 <w:noProof/>
                 <w:webHidden/>
-                <w:sz w:val="22"/>
-                <w:szCs w:val="22"/>
+                <w:sz w:val="20"/>
+                <w:szCs w:val="20"/>
               </w:rPr>
               <w:fldChar w:fldCharType="separate"/>
             </w:r>
@@ -213,17 +213,17 @@
               <w:rPr>
                 <w:noProof/>
                 <w:webHidden/>
-                <w:sz w:val="22"/>
-                <w:szCs w:val="22"/>
-              </w:rPr>
-              <w:t>6</w:t>
+                <w:sz w:val="20"/>
+                <w:szCs w:val="20"/>
+              </w:rPr>
+              <w:t>3</w:t>
             </w:r>
             <w:r>
               <w:rPr>
                 <w:noProof/>
                 <w:webHidden/>
-                <w:sz w:val="22"/>
-                <w:szCs w:val="22"/>
+                <w:sz w:val="20"/>
+                <w:szCs w:val="20"/>
               </w:rPr>
               <w:fldChar w:fldCharType="end"/>
             </w:r>
@@ -238,27 +238,27 @@
             <w:rPr>
               <w:rFonts w:asciiTheme="minorHAnsi" w:eastAsiaTheme="minorEastAsia" w:hAnsiTheme="minorHAnsi" w:cstheme="minorBidi"/>
               <w:noProof/>
-              <w:sz w:val="22"/>
-              <w:szCs w:val="22"/>
+              <w:sz w:val="20"/>
+              <w:szCs w:val="20"/>
               <w:lang w:val="en-GB" w:eastAsia="en-GB"/>
             </w:rPr>
           </w:pPr>
-          <w:hyperlink w:anchor="_Toc242432134" w:history="1">
+          <w:hyperlink w:anchor="_Toc242460239" w:history="1">
             <w:r>
               <w:rPr>
                 <w:rStyle w:val="Hyperlink"/>
                 <w:noProof/>
-                <w:sz w:val="22"/>
-                <w:szCs w:val="22"/>
-              </w:rPr>
-              <w:t>Asset and Data Selection</w:t>
+                <w:sz w:val="20"/>
+                <w:szCs w:val="20"/>
+              </w:rPr>
+              <w:t>List of Tables</w:t>
             </w:r>
             <w:r>
               <w:rPr>
                 <w:noProof/>
                 <w:webHidden/>
-                <w:sz w:val="22"/>
-                <w:szCs w:val="22"/>
+                <w:sz w:val="20"/>
+                <w:szCs w:val="20"/>
               </w:rPr>
               <w:tab/>
             </w:r>
@@ -266,8 +266,8 @@
               <w:rPr>
                 <w:noProof/>
                 <w:webHidden/>
-                <w:sz w:val="22"/>
-                <w:szCs w:val="22"/>
+                <w:sz w:val="20"/>
+                <w:szCs w:val="20"/>
               </w:rPr>
               <w:fldChar w:fldCharType="begin"/>
             </w:r>
@@ -275,25 +275,25 @@
               <w:rPr>
                 <w:noProof/>
                 <w:webHidden/>
-                <w:sz w:val="22"/>
-                <w:szCs w:val="22"/>
-              </w:rPr>
-              <w:instrText xml:space="preserve"> PAGEREF _Toc242432134 \h </w:instrText>
+                <w:sz w:val="20"/>
+                <w:szCs w:val="20"/>
+              </w:rPr>
+              <w:instrText xml:space="preserve"> PAGEREF _Toc242460239 \h </w:instrText>
             </w:r>
             <w:r>
               <w:rPr>
                 <w:noProof/>
                 <w:webHidden/>
-                <w:sz w:val="22"/>
-                <w:szCs w:val="22"/>
+                <w:sz w:val="20"/>
+                <w:szCs w:val="20"/>
               </w:rPr>
             </w:r>
             <w:r>
               <w:rPr>
                 <w:noProof/>
                 <w:webHidden/>
-                <w:sz w:val="22"/>
-                <w:szCs w:val="22"/>
+                <w:sz w:val="20"/>
+                <w:szCs w:val="20"/>
               </w:rPr>
               <w:fldChar w:fldCharType="separate"/>
             </w:r>
@@ -301,17 +301,193 @@
               <w:rPr>
                 <w:noProof/>
                 <w:webHidden/>
-                <w:sz w:val="22"/>
-                <w:szCs w:val="22"/>
-              </w:rPr>
-              <w:t>7</w:t>
+                <w:sz w:val="20"/>
+                <w:szCs w:val="20"/>
+              </w:rPr>
+              <w:t>4</w:t>
             </w:r>
             <w:r>
               <w:rPr>
                 <w:noProof/>
                 <w:webHidden/>
-                <w:sz w:val="22"/>
-                <w:szCs w:val="22"/>
+                <w:sz w:val="20"/>
+                <w:szCs w:val="20"/>
+              </w:rPr>
+              <w:fldChar w:fldCharType="end"/>
+            </w:r>
+          </w:hyperlink>
+        </w:p>
+        <w:p>
+          <w:pPr>
+            <w:pStyle w:val="TOC1"/>
+            <w:tabs>
+              <w:tab w:val="right" w:leader="dot" w:pos="9016"/>
+            </w:tabs>
+            <w:rPr>
+              <w:rFonts w:asciiTheme="minorHAnsi" w:eastAsiaTheme="minorEastAsia" w:hAnsiTheme="minorHAnsi" w:cstheme="minorBidi"/>
+              <w:noProof/>
+              <w:sz w:val="20"/>
+              <w:szCs w:val="20"/>
+              <w:lang w:val="en-GB" w:eastAsia="en-GB"/>
+            </w:rPr>
+          </w:pPr>
+          <w:hyperlink w:anchor="_Toc242460240" w:history="1">
+            <w:r>
+              <w:rPr>
+                <w:rStyle w:val="Hyperlink"/>
+                <w:noProof/>
+                <w:sz w:val="20"/>
+                <w:szCs w:val="20"/>
+              </w:rPr>
+              <w:t>Introduction</w:t>
+            </w:r>
+            <w:r>
+              <w:rPr>
+                <w:noProof/>
+                <w:webHidden/>
+                <w:sz w:val="20"/>
+                <w:szCs w:val="20"/>
+              </w:rPr>
+              <w:tab/>
+            </w:r>
+            <w:r>
+              <w:rPr>
+                <w:noProof/>
+                <w:webHidden/>
+                <w:sz w:val="20"/>
+                <w:szCs w:val="20"/>
+              </w:rPr>
+              <w:fldChar w:fldCharType="begin"/>
+            </w:r>
+            <w:r>
+              <w:rPr>
+                <w:noProof/>
+                <w:webHidden/>
+                <w:sz w:val="20"/>
+                <w:szCs w:val="20"/>
+              </w:rPr>
+              <w:instrText xml:space="preserve"> PAGEREF _Toc242460240 \h </w:instrText>
+            </w:r>
+            <w:r>
+              <w:rPr>
+                <w:noProof/>
+                <w:webHidden/>
+                <w:sz w:val="20"/>
+                <w:szCs w:val="20"/>
+              </w:rPr>
+            </w:r>
+            <w:r>
+              <w:rPr>
+                <w:noProof/>
+                <w:webHidden/>
+                <w:sz w:val="20"/>
+                <w:szCs w:val="20"/>
+              </w:rPr>
+              <w:fldChar w:fldCharType="separate"/>
+            </w:r>
+            <w:r>
+              <w:rPr>
+                <w:noProof/>
+                <w:webHidden/>
+                <w:sz w:val="20"/>
+                <w:szCs w:val="20"/>
+              </w:rPr>
+              <w:t>5</w:t>
+            </w:r>
+            <w:r>
+              <w:rPr>
+                <w:noProof/>
+                <w:webHidden/>
+                <w:sz w:val="20"/>
+                <w:szCs w:val="20"/>
+              </w:rPr>
+              <w:fldChar w:fldCharType="end"/>
+            </w:r>
+          </w:hyperlink>
+        </w:p>
+        <w:p>
+          <w:pPr>
+            <w:pStyle w:val="TOC1"/>
+            <w:tabs>
+              <w:tab w:val="right" w:leader="dot" w:pos="9016"/>
+            </w:tabs>
+            <w:rPr>
+              <w:rFonts w:asciiTheme="minorHAnsi" w:eastAsiaTheme="minorEastAsia" w:hAnsiTheme="minorHAnsi" w:cstheme="minorBidi"/>
+              <w:noProof/>
+              <w:sz w:val="20"/>
+              <w:szCs w:val="20"/>
+              <w:lang w:val="en-GB" w:eastAsia="en-GB"/>
+            </w:rPr>
+          </w:pPr>
+          <w:hyperlink w:anchor="_Toc242460241" w:history="1">
+            <w:r>
+              <w:rPr>
+                <w:rStyle w:val="Hyperlink"/>
+                <w:noProof/>
+                <w:sz w:val="20"/>
+                <w:szCs w:val="20"/>
+              </w:rPr>
+              <w:t>Asset and Data Selection</w:t>
+            </w:r>
+            <w:r>
+              <w:rPr>
+                <w:noProof/>
+                <w:webHidden/>
+                <w:sz w:val="20"/>
+                <w:szCs w:val="20"/>
+              </w:rPr>
+              <w:tab/>
+            </w:r>
+            <w:r>
+              <w:rPr>
+                <w:noProof/>
+                <w:webHidden/>
+                <w:sz w:val="20"/>
+                <w:szCs w:val="20"/>
+              </w:rPr>
+              <w:fldChar w:fldCharType="begin"/>
+            </w:r>
+            <w:r>
+              <w:rPr>
+                <w:noProof/>
+                <w:webHidden/>
+                <w:sz w:val="20"/>
+                <w:szCs w:val="20"/>
+              </w:rPr>
+              <w:instrText xml:space="preserve"> PAGEREF _Toc242460241 \h </w:instrText>
+            </w:r>
+            <w:r>
+              <w:rPr>
+                <w:noProof/>
+                <w:webHidden/>
+                <w:sz w:val="20"/>
+                <w:szCs w:val="20"/>
+              </w:rPr>
+            </w:r>
+            <w:r>
+              <w:rPr>
+                <w:noProof/>
+                <w:webHidden/>
+                <w:sz w:val="20"/>
+                <w:szCs w:val="20"/>
+              </w:rPr>
+              <w:fldChar w:fldCharType="separate"/>
+            </w:r>
+            <w:r>
+              <w:rPr>
+                <w:noProof/>
+                <w:webHidden/>
+                <w:sz w:val="20"/>
+                <w:szCs w:val="20"/>
+              </w:rPr>
+              <w:t>6</w:t>
+            </w:r>
+            <w:r>
+              <w:rPr>
+                <w:noProof/>
+                <w:webHidden/>
+                <w:sz w:val="20"/>
+                <w:szCs w:val="20"/>
               </w:rPr>
               <w:fldChar w:fldCharType="end"/>
             </w:r>
@@ -326,18 +502,18 @@
             <w:rPr>
               <w:rFonts w:asciiTheme="minorHAnsi" w:eastAsiaTheme="minorEastAsia" w:hAnsiTheme="minorHAnsi" w:cstheme="minorBidi"/>
               <w:noProof/>
-              <w:sz w:val="22"/>
-              <w:szCs w:val="22"/>
+              <w:sz w:val="20"/>
+              <w:szCs w:val="20"/>
               <w:lang w:val="en-GB" w:eastAsia="en-GB"/>
             </w:rPr>
           </w:pPr>
-          <w:hyperlink w:anchor="_Toc242432135" w:history="1">
+          <w:hyperlink w:anchor="_Toc242460242" w:history="1">
             <w:r>
               <w:rPr>
                 <w:rStyle w:val="Hyperlink"/>
                 <w:noProof/>
-                <w:sz w:val="22"/>
-                <w:szCs w:val="22"/>
+                <w:sz w:val="20"/>
+                <w:szCs w:val="20"/>
               </w:rPr>
               <w:t>Asset Choice</w:t>
             </w:r>
@@ -345,8 +521,8 @@
               <w:rPr>
                 <w:noProof/>
                 <w:webHidden/>
-                <w:sz w:val="22"/>
-                <w:szCs w:val="22"/>
+                <w:sz w:val="20"/>
+                <w:szCs w:val="20"/>
               </w:rPr>
               <w:tab/>
             </w:r>
@@ -354,8 +530,8 @@
               <w:rPr>
                 <w:noProof/>
                 <w:webHidden/>
-                <w:sz w:val="22"/>
-                <w:szCs w:val="22"/>
+                <w:sz w:val="20"/>
+                <w:szCs w:val="20"/>
               </w:rPr>
               <w:fldChar w:fldCharType="begin"/>
             </w:r>
@@ -363,25 +539,25 @@
               <w:rPr>
                 <w:noProof/>
                 <w:webHidden/>
-                <w:sz w:val="22"/>
-                <w:szCs w:val="22"/>
-              </w:rPr>
-              <w:instrText xml:space="preserve"> PAGEREF _Toc242432135 \h </w:instrText>
+                <w:sz w:val="20"/>
+                <w:szCs w:val="20"/>
+              </w:rPr>
+              <w:instrText xml:space="preserve"> PAGEREF _Toc242460242 \h </w:instrText>
             </w:r>
             <w:r>
               <w:rPr>
                 <w:noProof/>
                 <w:webHidden/>
-                <w:sz w:val="22"/>
-                <w:szCs w:val="22"/>
+                <w:sz w:val="20"/>
+                <w:szCs w:val="20"/>
               </w:rPr>
             </w:r>
             <w:r>
               <w:rPr>
                 <w:noProof/>
                 <w:webHidden/>
-                <w:sz w:val="22"/>
-                <w:szCs w:val="22"/>
+                <w:sz w:val="20"/>
+                <w:szCs w:val="20"/>
               </w:rPr>
               <w:fldChar w:fldCharType="separate"/>
             </w:r>
@@ -389,17 +565,17 @@
               <w:rPr>
                 <w:noProof/>
                 <w:webHidden/>
-                <w:sz w:val="22"/>
-                <w:szCs w:val="22"/>
-              </w:rPr>
-              <w:t>7</w:t>
+                <w:sz w:val="20"/>
+                <w:szCs w:val="20"/>
+              </w:rPr>
+              <w:t>6</w:t>
             </w:r>
             <w:r>
               <w:rPr>
                 <w:noProof/>
                 <w:webHidden/>
-                <w:sz w:val="22"/>
-                <w:szCs w:val="22"/>
+                <w:sz w:val="20"/>
+                <w:szCs w:val="20"/>
               </w:rPr>
               <w:fldChar w:fldCharType="end"/>
             </w:r>
@@ -414,18 +590,18 @@
             <w:rPr>
               <w:rFonts w:asciiTheme="minorHAnsi" w:eastAsiaTheme="minorEastAsia" w:hAnsiTheme="minorHAnsi" w:cstheme="minorBidi"/>
               <w:noProof/>
-              <w:sz w:val="22"/>
-              <w:szCs w:val="22"/>
+              <w:sz w:val="20"/>
+              <w:szCs w:val="20"/>
               <w:lang w:val="en-GB" w:eastAsia="en-GB"/>
             </w:rPr>
           </w:pPr>
-          <w:hyperlink w:anchor="_Toc242432136" w:history="1">
+          <w:hyperlink w:anchor="_Toc242460243" w:history="1">
             <w:r>
               <w:rPr>
                 <w:rStyle w:val="Hyperlink"/>
                 <w:noProof/>
-                <w:sz w:val="22"/>
-                <w:szCs w:val="22"/>
+                <w:sz w:val="20"/>
+                <w:szCs w:val="20"/>
               </w:rPr>
               <w:t>Selection of Data</w:t>
             </w:r>
@@ -433,8 +609,8 @@
               <w:rPr>
                 <w:noProof/>
                 <w:webHidden/>
-                <w:sz w:val="22"/>
-                <w:szCs w:val="22"/>
+                <w:sz w:val="20"/>
+                <w:szCs w:val="20"/>
               </w:rPr>
               <w:tab/>
             </w:r>
@@ -442,8 +618,8 @@
               <w:rPr>
                 <w:noProof/>
                 <w:webHidden/>
-                <w:sz w:val="22"/>
-                <w:szCs w:val="22"/>
+                <w:sz w:val="20"/>
+                <w:szCs w:val="20"/>
               </w:rPr>
               <w:fldChar w:fldCharType="begin"/>
             </w:r>
@@ -451,25 +627,25 @@
               <w:rPr>
                 <w:noProof/>
                 <w:webHidden/>
-                <w:sz w:val="22"/>
-                <w:szCs w:val="22"/>
-              </w:rPr>
-              <w:instrText xml:space="preserve"> PAGEREF _Toc242432136 \h </w:instrText>
+                <w:sz w:val="20"/>
+                <w:szCs w:val="20"/>
+              </w:rPr>
+              <w:instrText xml:space="preserve"> PAGEREF _Toc242460243 \h </w:instrText>
             </w:r>
             <w:r>
               <w:rPr>
                 <w:noProof/>
                 <w:webHidden/>
-                <w:sz w:val="22"/>
-                <w:szCs w:val="22"/>
+                <w:sz w:val="20"/>
+                <w:szCs w:val="20"/>
               </w:rPr>
             </w:r>
             <w:r>
               <w:rPr>
                 <w:noProof/>
                 <w:webHidden/>
-                <w:sz w:val="22"/>
-                <w:szCs w:val="22"/>
+                <w:sz w:val="20"/>
+                <w:szCs w:val="20"/>
               </w:rPr>
               <w:fldChar w:fldCharType="separate"/>
             </w:r>
@@ -477,17 +653,17 @@
               <w:rPr>
                 <w:noProof/>
                 <w:webHidden/>
-                <w:sz w:val="22"/>
-                <w:szCs w:val="22"/>
-              </w:rPr>
-              <w:t>9</w:t>
+                <w:sz w:val="20"/>
+                <w:szCs w:val="20"/>
+              </w:rPr>
+              <w:t>8</w:t>
             </w:r>
             <w:r>
               <w:rPr>
                 <w:noProof/>
                 <w:webHidden/>
-                <w:sz w:val="22"/>
-                <w:szCs w:val="22"/>
+                <w:sz w:val="20"/>
+                <w:szCs w:val="20"/>
               </w:rPr>
               <w:fldChar w:fldCharType="end"/>
             </w:r>
@@ -502,18 +678,18 @@
             <w:rPr>
               <w:rFonts w:asciiTheme="minorHAnsi" w:eastAsiaTheme="minorEastAsia" w:hAnsiTheme="minorHAnsi" w:cstheme="minorBidi"/>
               <w:noProof/>
-              <w:sz w:val="22"/>
-              <w:szCs w:val="22"/>
+              <w:sz w:val="20"/>
+              <w:szCs w:val="20"/>
               <w:lang w:val="en-GB" w:eastAsia="en-GB"/>
             </w:rPr>
           </w:pPr>
-          <w:hyperlink w:anchor="_Toc242432137" w:history="1">
+          <w:hyperlink w:anchor="_Toc242460244" w:history="1">
             <w:r>
               <w:rPr>
                 <w:rStyle w:val="Hyperlink"/>
                 <w:noProof/>
-                <w:sz w:val="22"/>
-                <w:szCs w:val="22"/>
+                <w:sz w:val="20"/>
+                <w:szCs w:val="20"/>
               </w:rPr>
               <w:t>Metric Assumptions</w:t>
             </w:r>
@@ -521,8 +697,8 @@
               <w:rPr>
                 <w:noProof/>
                 <w:webHidden/>
-                <w:sz w:val="22"/>
-                <w:szCs w:val="22"/>
+                <w:sz w:val="20"/>
+                <w:szCs w:val="20"/>
               </w:rPr>
               <w:tab/>
             </w:r>
@@ -530,8 +706,8 @@
               <w:rPr>
                 <w:noProof/>
                 <w:webHidden/>
-                <w:sz w:val="22"/>
-                <w:szCs w:val="22"/>
+                <w:sz w:val="20"/>
+                <w:szCs w:val="20"/>
               </w:rPr>
               <w:fldChar w:fldCharType="begin"/>
             </w:r>
@@ -539,25 +715,25 @@
               <w:rPr>
                 <w:noProof/>
                 <w:webHidden/>
-                <w:sz w:val="22"/>
-                <w:szCs w:val="22"/>
-              </w:rPr>
-              <w:instrText xml:space="preserve"> PAGEREF _Toc242432137 \h </w:instrText>
+                <w:sz w:val="20"/>
+                <w:szCs w:val="20"/>
+              </w:rPr>
+              <w:instrText xml:space="preserve"> PAGEREF _Toc242460244 \h </w:instrText>
             </w:r>
             <w:r>
               <w:rPr>
                 <w:noProof/>
                 <w:webHidden/>
-                <w:sz w:val="22"/>
-                <w:szCs w:val="22"/>
+                <w:sz w:val="20"/>
+                <w:szCs w:val="20"/>
               </w:rPr>
             </w:r>
             <w:r>
               <w:rPr>
                 <w:noProof/>
                 <w:webHidden/>
-                <w:sz w:val="22"/>
-                <w:szCs w:val="22"/>
+                <w:sz w:val="20"/>
+                <w:szCs w:val="20"/>
               </w:rPr>
               <w:fldChar w:fldCharType="separate"/>
             </w:r>
@@ -565,17 +741,17 @@
               <w:rPr>
                 <w:noProof/>
                 <w:webHidden/>
-                <w:sz w:val="22"/>
-                <w:szCs w:val="22"/>
-              </w:rPr>
-              <w:t>9</w:t>
+                <w:sz w:val="20"/>
+                <w:szCs w:val="20"/>
+              </w:rPr>
+              <w:t>8</w:t>
             </w:r>
             <w:r>
               <w:rPr>
                 <w:noProof/>
                 <w:webHidden/>
-                <w:sz w:val="22"/>
-                <w:szCs w:val="22"/>
+                <w:sz w:val="20"/>
+                <w:szCs w:val="20"/>
               </w:rPr>
               <w:fldChar w:fldCharType="end"/>
             </w:r>
@@ -590,18 +766,18 @@
             <w:rPr>
               <w:rFonts w:asciiTheme="minorHAnsi" w:eastAsiaTheme="minorEastAsia" w:hAnsiTheme="minorHAnsi" w:cstheme="minorBidi"/>
               <w:noProof/>
-              <w:sz w:val="22"/>
-              <w:szCs w:val="22"/>
+              <w:sz w:val="20"/>
+              <w:szCs w:val="20"/>
               <w:lang w:val="en-GB" w:eastAsia="en-GB"/>
             </w:rPr>
           </w:pPr>
-          <w:hyperlink w:anchor="_Toc242432138" w:history="1">
+          <w:hyperlink w:anchor="_Toc242460245" w:history="1">
             <w:r>
               <w:rPr>
                 <w:rStyle w:val="Hyperlink"/>
                 <w:noProof/>
-                <w:sz w:val="22"/>
-                <w:szCs w:val="22"/>
+                <w:sz w:val="20"/>
+                <w:szCs w:val="20"/>
               </w:rPr>
               <w:t>Portfolio Code</w:t>
             </w:r>
@@ -609,8 +785,8 @@
               <w:rPr>
                 <w:noProof/>
                 <w:webHidden/>
-                <w:sz w:val="22"/>
-                <w:szCs w:val="22"/>
+                <w:sz w:val="20"/>
+                <w:szCs w:val="20"/>
               </w:rPr>
               <w:tab/>
             </w:r>
@@ -618,8 +794,8 @@
               <w:rPr>
                 <w:noProof/>
                 <w:webHidden/>
-                <w:sz w:val="22"/>
-                <w:szCs w:val="22"/>
+                <w:sz w:val="20"/>
+                <w:szCs w:val="20"/>
               </w:rPr>
               <w:fldChar w:fldCharType="begin"/>
             </w:r>
@@ -627,25 +803,25 @@
               <w:rPr>
                 <w:noProof/>
                 <w:webHidden/>
-                <w:sz w:val="22"/>
-                <w:szCs w:val="22"/>
-              </w:rPr>
-              <w:instrText xml:space="preserve"> PAGEREF _Toc242432138 \h </w:instrText>
+                <w:sz w:val="20"/>
+                <w:szCs w:val="20"/>
+              </w:rPr>
+              <w:instrText xml:space="preserve"> PAGEREF _Toc242460245 \h </w:instrText>
             </w:r>
             <w:r>
               <w:rPr>
                 <w:noProof/>
                 <w:webHidden/>
-                <w:sz w:val="22"/>
-                <w:szCs w:val="22"/>
+                <w:sz w:val="20"/>
+                <w:szCs w:val="20"/>
               </w:rPr>
             </w:r>
             <w:r>
               <w:rPr>
                 <w:noProof/>
                 <w:webHidden/>
-                <w:sz w:val="22"/>
-                <w:szCs w:val="22"/>
+                <w:sz w:val="20"/>
+                <w:szCs w:val="20"/>
               </w:rPr>
               <w:fldChar w:fldCharType="separate"/>
             </w:r>
@@ -653,17 +829,17 @@
               <w:rPr>
                 <w:noProof/>
                 <w:webHidden/>
-                <w:sz w:val="22"/>
-                <w:szCs w:val="22"/>
-              </w:rPr>
-              <w:t>10</w:t>
+                <w:sz w:val="20"/>
+                <w:szCs w:val="20"/>
+              </w:rPr>
+              <w:t>9</w:t>
             </w:r>
             <w:r>
               <w:rPr>
                 <w:noProof/>
                 <w:webHidden/>
-                <w:sz w:val="22"/>
-                <w:szCs w:val="22"/>
+                <w:sz w:val="20"/>
+                <w:szCs w:val="20"/>
               </w:rPr>
               <w:fldChar w:fldCharType="end"/>
             </w:r>
@@ -678,18 +854,18 @@
             <w:rPr>
               <w:rFonts w:asciiTheme="minorHAnsi" w:eastAsiaTheme="minorEastAsia" w:hAnsiTheme="minorHAnsi" w:cstheme="minorBidi"/>
               <w:noProof/>
-              <w:sz w:val="22"/>
-              <w:szCs w:val="22"/>
+              <w:sz w:val="20"/>
+              <w:szCs w:val="20"/>
               <w:lang w:val="en-GB" w:eastAsia="en-GB"/>
             </w:rPr>
           </w:pPr>
-          <w:hyperlink w:anchor="_Toc242432139" w:history="1">
+          <w:hyperlink w:anchor="_Toc242460246" w:history="1">
             <w:r>
               <w:rPr>
                 <w:rStyle w:val="Hyperlink"/>
                 <w:noProof/>
-                <w:sz w:val="22"/>
-                <w:szCs w:val="22"/>
+                <w:sz w:val="20"/>
+                <w:szCs w:val="20"/>
               </w:rPr>
               <w:t>Black-Litterman Model (BLO)</w:t>
             </w:r>
@@ -697,8 +873,8 @@
               <w:rPr>
                 <w:noProof/>
                 <w:webHidden/>
-                <w:sz w:val="22"/>
-                <w:szCs w:val="22"/>
+                <w:sz w:val="20"/>
+                <w:szCs w:val="20"/>
               </w:rPr>
               <w:tab/>
             </w:r>
@@ -706,8 +882,8 @@
               <w:rPr>
                 <w:noProof/>
                 <w:webHidden/>
-                <w:sz w:val="22"/>
-                <w:szCs w:val="22"/>
+                <w:sz w:val="20"/>
+                <w:szCs w:val="20"/>
               </w:rPr>
               <w:fldChar w:fldCharType="begin"/>
             </w:r>
@@ -715,25 +891,25 @@
               <w:rPr>
                 <w:noProof/>
                 <w:webHidden/>
-                <w:sz w:val="22"/>
-                <w:szCs w:val="22"/>
-              </w:rPr>
-              <w:instrText xml:space="preserve"> PAGEREF _Toc242432139 \h </w:instrText>
+                <w:sz w:val="20"/>
+                <w:szCs w:val="20"/>
+              </w:rPr>
+              <w:instrText xml:space="preserve"> PAGEREF _Toc242460246 \h </w:instrText>
             </w:r>
             <w:r>
               <w:rPr>
                 <w:noProof/>
                 <w:webHidden/>
-                <w:sz w:val="22"/>
-                <w:szCs w:val="22"/>
+                <w:sz w:val="20"/>
+                <w:szCs w:val="20"/>
               </w:rPr>
             </w:r>
             <w:r>
               <w:rPr>
                 <w:noProof/>
                 <w:webHidden/>
-                <w:sz w:val="22"/>
-                <w:szCs w:val="22"/>
+                <w:sz w:val="20"/>
+                <w:szCs w:val="20"/>
               </w:rPr>
               <w:fldChar w:fldCharType="separate"/>
             </w:r>
@@ -741,17 +917,17 @@
               <w:rPr>
                 <w:noProof/>
                 <w:webHidden/>
-                <w:sz w:val="22"/>
-                <w:szCs w:val="22"/>
-              </w:rPr>
-              <w:t>10</w:t>
+                <w:sz w:val="20"/>
+                <w:szCs w:val="20"/>
+              </w:rPr>
+              <w:t>9</w:t>
             </w:r>
             <w:r>
               <w:rPr>
                 <w:noProof/>
                 <w:webHidden/>
-                <w:sz w:val="22"/>
-                <w:szCs w:val="22"/>
+                <w:sz w:val="20"/>
+                <w:szCs w:val="20"/>
               </w:rPr>
               <w:fldChar w:fldCharType="end"/>
             </w:r>
@@ -766,18 +942,18 @@
             <w:rPr>
               <w:rFonts w:asciiTheme="minorHAnsi" w:eastAsiaTheme="minorEastAsia" w:hAnsiTheme="minorHAnsi" w:cstheme="minorBidi"/>
               <w:noProof/>
-              <w:sz w:val="22"/>
-              <w:szCs w:val="22"/>
+              <w:sz w:val="20"/>
+              <w:szCs w:val="20"/>
               <w:lang w:val="en-GB" w:eastAsia="en-GB"/>
             </w:rPr>
           </w:pPr>
-          <w:hyperlink w:anchor="_Toc242432140" w:history="1">
+          <w:hyperlink w:anchor="_Toc242460247" w:history="1">
             <w:r>
               <w:rPr>
                 <w:rStyle w:val="Hyperlink"/>
                 <w:noProof/>
-                <w:sz w:val="22"/>
-                <w:szCs w:val="22"/>
+                <w:sz w:val="20"/>
+                <w:szCs w:val="20"/>
               </w:rPr>
               <w:t>Black-Litterman Metrics</w:t>
             </w:r>
@@ -785,8 +961,8 @@
               <w:rPr>
                 <w:noProof/>
                 <w:webHidden/>
-                <w:sz w:val="22"/>
-                <w:szCs w:val="22"/>
+                <w:sz w:val="20"/>
+                <w:szCs w:val="20"/>
               </w:rPr>
               <w:tab/>
             </w:r>
@@ -794,8 +970,8 @@
               <w:rPr>
                 <w:noProof/>
                 <w:webHidden/>
-                <w:sz w:val="22"/>
-                <w:szCs w:val="22"/>
+                <w:sz w:val="20"/>
+                <w:szCs w:val="20"/>
               </w:rPr>
               <w:fldChar w:fldCharType="begin"/>
             </w:r>
@@ -803,25 +979,25 @@
               <w:rPr>
                 <w:noProof/>
                 <w:webHidden/>
-                <w:sz w:val="22"/>
-                <w:szCs w:val="22"/>
-              </w:rPr>
-              <w:instrText xml:space="preserve"> PAGEREF _Toc242432140 \h </w:instrText>
+                <w:sz w:val="20"/>
+                <w:szCs w:val="20"/>
+              </w:rPr>
+              <w:instrText xml:space="preserve"> PAGEREF _Toc242460247 \h </w:instrText>
             </w:r>
             <w:r>
               <w:rPr>
                 <w:noProof/>
                 <w:webHidden/>
-                <w:sz w:val="22"/>
-                <w:szCs w:val="22"/>
+                <w:sz w:val="20"/>
+                <w:szCs w:val="20"/>
               </w:rPr>
             </w:r>
             <w:r>
               <w:rPr>
                 <w:noProof/>
                 <w:webHidden/>
-                <w:sz w:val="22"/>
-                <w:szCs w:val="22"/>
+                <w:sz w:val="20"/>
+                <w:szCs w:val="20"/>
               </w:rPr>
               <w:fldChar w:fldCharType="separate"/>
             </w:r>
@@ -829,17 +1005,17 @@
               <w:rPr>
                 <w:noProof/>
                 <w:webHidden/>
-                <w:sz w:val="22"/>
-                <w:szCs w:val="22"/>
-              </w:rPr>
-              <w:t>11</w:t>
+                <w:sz w:val="20"/>
+                <w:szCs w:val="20"/>
+              </w:rPr>
+              <w:t>10</w:t>
             </w:r>
             <w:r>
               <w:rPr>
                 <w:noProof/>
                 <w:webHidden/>
-                <w:sz w:val="22"/>
-                <w:szCs w:val="22"/>
+                <w:sz w:val="20"/>
+                <w:szCs w:val="20"/>
               </w:rPr>
               <w:fldChar w:fldCharType="end"/>
             </w:r>
@@ -854,18 +1030,18 @@
             <w:rPr>
               <w:rFonts w:asciiTheme="minorHAnsi" w:eastAsiaTheme="minorEastAsia" w:hAnsiTheme="minorHAnsi" w:cstheme="minorBidi"/>
               <w:noProof/>
-              <w:sz w:val="22"/>
-              <w:szCs w:val="22"/>
+              <w:sz w:val="20"/>
+              <w:szCs w:val="20"/>
               <w:lang w:val="en-GB" w:eastAsia="en-GB"/>
             </w:rPr>
           </w:pPr>
-          <w:hyperlink w:anchor="_Toc242432141" w:history="1">
+          <w:hyperlink w:anchor="_Toc242460248" w:history="1">
             <w:r>
               <w:rPr>
                 <w:rStyle w:val="Hyperlink"/>
                 <w:noProof/>
-                <w:sz w:val="22"/>
-                <w:szCs w:val="22"/>
+                <w:sz w:val="20"/>
+                <w:szCs w:val="20"/>
               </w:rPr>
               <w:t>Black-Litterman Observations</w:t>
             </w:r>
@@ -873,8 +1049,8 @@
               <w:rPr>
                 <w:noProof/>
                 <w:webHidden/>
-                <w:sz w:val="22"/>
-                <w:szCs w:val="22"/>
+                <w:sz w:val="20"/>
+                <w:szCs w:val="20"/>
               </w:rPr>
               <w:tab/>
             </w:r>
@@ -882,8 +1058,8 @@
               <w:rPr>
                 <w:noProof/>
                 <w:webHidden/>
-                <w:sz w:val="22"/>
-                <w:szCs w:val="22"/>
+                <w:sz w:val="20"/>
+                <w:szCs w:val="20"/>
               </w:rPr>
               <w:fldChar w:fldCharType="begin"/>
             </w:r>
@@ -891,25 +1067,25 @@
               <w:rPr>
                 <w:noProof/>
                 <w:webHidden/>
-                <w:sz w:val="22"/>
-                <w:szCs w:val="22"/>
-              </w:rPr>
-              <w:instrText xml:space="preserve"> PAGEREF _Toc242432141 \h </w:instrText>
+                <w:sz w:val="20"/>
+                <w:szCs w:val="20"/>
+              </w:rPr>
+              <w:instrText xml:space="preserve"> PAGEREF _Toc242460248 \h </w:instrText>
             </w:r>
             <w:r>
               <w:rPr>
                 <w:noProof/>
                 <w:webHidden/>
-                <w:sz w:val="22"/>
-                <w:szCs w:val="22"/>
+                <w:sz w:val="20"/>
+                <w:szCs w:val="20"/>
               </w:rPr>
             </w:r>
             <w:r>
               <w:rPr>
                 <w:noProof/>
                 <w:webHidden/>
-                <w:sz w:val="22"/>
-                <w:szCs w:val="22"/>
+                <w:sz w:val="20"/>
+                <w:szCs w:val="20"/>
               </w:rPr>
               <w:fldChar w:fldCharType="separate"/>
             </w:r>
@@ -917,17 +1093,17 @@
               <w:rPr>
                 <w:noProof/>
                 <w:webHidden/>
-                <w:sz w:val="22"/>
-                <w:szCs w:val="22"/>
-              </w:rPr>
-              <w:t>11</w:t>
+                <w:sz w:val="20"/>
+                <w:szCs w:val="20"/>
+              </w:rPr>
+              <w:t>10</w:t>
             </w:r>
             <w:r>
               <w:rPr>
                 <w:noProof/>
                 <w:webHidden/>
-                <w:sz w:val="22"/>
-                <w:szCs w:val="22"/>
+                <w:sz w:val="20"/>
+                <w:szCs w:val="20"/>
               </w:rPr>
               <w:fldChar w:fldCharType="end"/>
             </w:r>
@@ -942,18 +1118,18 @@
             <w:rPr>
               <w:rFonts w:asciiTheme="minorHAnsi" w:eastAsiaTheme="minorEastAsia" w:hAnsiTheme="minorHAnsi" w:cstheme="minorBidi"/>
               <w:noProof/>
-              <w:sz w:val="22"/>
-              <w:szCs w:val="22"/>
+              <w:sz w:val="20"/>
+              <w:szCs w:val="20"/>
               <w:lang w:val="en-GB" w:eastAsia="en-GB"/>
             </w:rPr>
           </w:pPr>
-          <w:hyperlink w:anchor="_Toc242432142" w:history="1">
+          <w:hyperlink w:anchor="_Toc242460249" w:history="1">
             <w:r>
               <w:rPr>
                 <w:rStyle w:val="Hyperlink"/>
                 <w:noProof/>
-                <w:sz w:val="22"/>
-                <w:szCs w:val="22"/>
+                <w:sz w:val="20"/>
+                <w:szCs w:val="20"/>
               </w:rPr>
               <w:t>Summary of Observations</w:t>
             </w:r>
@@ -961,8 +1137,8 @@
               <w:rPr>
                 <w:noProof/>
                 <w:webHidden/>
-                <w:sz w:val="22"/>
-                <w:szCs w:val="22"/>
+                <w:sz w:val="20"/>
+                <w:szCs w:val="20"/>
               </w:rPr>
               <w:tab/>
             </w:r>
@@ -970,8 +1146,8 @@
               <w:rPr>
                 <w:noProof/>
                 <w:webHidden/>
-                <w:sz w:val="22"/>
-                <w:szCs w:val="22"/>
+                <w:sz w:val="20"/>
+                <w:szCs w:val="20"/>
               </w:rPr>
               <w:fldChar w:fldCharType="begin"/>
             </w:r>
@@ -979,25 +1155,25 @@
               <w:rPr>
                 <w:noProof/>
                 <w:webHidden/>
-                <w:sz w:val="22"/>
-                <w:szCs w:val="22"/>
-              </w:rPr>
-              <w:instrText xml:space="preserve"> PAGEREF _Toc242432142 \h </w:instrText>
+                <w:sz w:val="20"/>
+                <w:szCs w:val="20"/>
+              </w:rPr>
+              <w:instrText xml:space="preserve"> PAGEREF _Toc242460249 \h </w:instrText>
             </w:r>
             <w:r>
               <w:rPr>
                 <w:noProof/>
                 <w:webHidden/>
-                <w:sz w:val="22"/>
-                <w:szCs w:val="22"/>
+                <w:sz w:val="20"/>
+                <w:szCs w:val="20"/>
               </w:rPr>
             </w:r>
             <w:r>
               <w:rPr>
                 <w:noProof/>
                 <w:webHidden/>
-                <w:sz w:val="22"/>
-                <w:szCs w:val="22"/>
+                <w:sz w:val="20"/>
+                <w:szCs w:val="20"/>
               </w:rPr>
               <w:fldChar w:fldCharType="separate"/>
             </w:r>
@@ -1005,17 +1181,17 @@
               <w:rPr>
                 <w:noProof/>
                 <w:webHidden/>
-                <w:sz w:val="22"/>
-                <w:szCs w:val="22"/>
-              </w:rPr>
-              <w:t>11</w:t>
+                <w:sz w:val="20"/>
+                <w:szCs w:val="20"/>
+              </w:rPr>
+              <w:t>10</w:t>
             </w:r>
             <w:r>
               <w:rPr>
                 <w:noProof/>
                 <w:webHidden/>
-                <w:sz w:val="22"/>
-                <w:szCs w:val="22"/>
+                <w:sz w:val="20"/>
+                <w:szCs w:val="20"/>
               </w:rPr>
               <w:fldChar w:fldCharType="end"/>
             </w:r>
@@ -1030,18 +1206,18 @@
             <w:rPr>
               <w:rFonts w:asciiTheme="minorHAnsi" w:eastAsiaTheme="minorEastAsia" w:hAnsiTheme="minorHAnsi" w:cstheme="minorBidi"/>
               <w:noProof/>
-              <w:sz w:val="22"/>
-              <w:szCs w:val="22"/>
+              <w:sz w:val="20"/>
+              <w:szCs w:val="20"/>
               <w:lang w:val="en-GB" w:eastAsia="en-GB"/>
             </w:rPr>
           </w:pPr>
-          <w:hyperlink w:anchor="_Toc242432143" w:history="1">
+          <w:hyperlink w:anchor="_Toc242460250" w:history="1">
             <w:r>
               <w:rPr>
                 <w:rStyle w:val="Hyperlink"/>
                 <w:noProof/>
-                <w:sz w:val="22"/>
-                <w:szCs w:val="22"/>
+                <w:sz w:val="20"/>
+                <w:szCs w:val="20"/>
               </w:rPr>
               <w:t>Portfolio Weights</w:t>
             </w:r>
@@ -1049,8 +1225,8 @@
               <w:rPr>
                 <w:noProof/>
                 <w:webHidden/>
-                <w:sz w:val="22"/>
-                <w:szCs w:val="22"/>
+                <w:sz w:val="20"/>
+                <w:szCs w:val="20"/>
               </w:rPr>
               <w:tab/>
             </w:r>
@@ -1058,8 +1234,8 @@
               <w:rPr>
                 <w:noProof/>
                 <w:webHidden/>
-                <w:sz w:val="22"/>
-                <w:szCs w:val="22"/>
+                <w:sz w:val="20"/>
+                <w:szCs w:val="20"/>
               </w:rPr>
               <w:fldChar w:fldCharType="begin"/>
             </w:r>
@@ -1067,25 +1243,25 @@
               <w:rPr>
                 <w:noProof/>
                 <w:webHidden/>
-                <w:sz w:val="22"/>
-                <w:szCs w:val="22"/>
-              </w:rPr>
-              <w:instrText xml:space="preserve"> PAGEREF _Toc242432143 \h </w:instrText>
+                <w:sz w:val="20"/>
+                <w:szCs w:val="20"/>
+              </w:rPr>
+              <w:instrText xml:space="preserve"> PAGEREF _Toc242460250 \h </w:instrText>
             </w:r>
             <w:r>
               <w:rPr>
                 <w:noProof/>
                 <w:webHidden/>
-                <w:sz w:val="22"/>
-                <w:szCs w:val="22"/>
+                <w:sz w:val="20"/>
+                <w:szCs w:val="20"/>
               </w:rPr>
             </w:r>
             <w:r>
               <w:rPr>
                 <w:noProof/>
                 <w:webHidden/>
-                <w:sz w:val="22"/>
-                <w:szCs w:val="22"/>
+                <w:sz w:val="20"/>
+                <w:szCs w:val="20"/>
               </w:rPr>
               <w:fldChar w:fldCharType="separate"/>
             </w:r>
@@ -1093,17 +1269,17 @@
               <w:rPr>
                 <w:noProof/>
                 <w:webHidden/>
-                <w:sz w:val="22"/>
-                <w:szCs w:val="22"/>
-              </w:rPr>
-              <w:t>12</w:t>
+                <w:sz w:val="20"/>
+                <w:szCs w:val="20"/>
+              </w:rPr>
+              <w:t>11</w:t>
             </w:r>
             <w:r>
               <w:rPr>
                 <w:noProof/>
                 <w:webHidden/>
-                <w:sz w:val="22"/>
-                <w:szCs w:val="22"/>
+                <w:sz w:val="20"/>
+                <w:szCs w:val="20"/>
               </w:rPr>
               <w:fldChar w:fldCharType="end"/>
             </w:r>
@@ -1118,18 +1294,18 @@
             <w:rPr>
               <w:rFonts w:asciiTheme="minorHAnsi" w:eastAsiaTheme="minorEastAsia" w:hAnsiTheme="minorHAnsi" w:cstheme="minorBidi"/>
               <w:noProof/>
-              <w:sz w:val="22"/>
-              <w:szCs w:val="22"/>
+              <w:sz w:val="20"/>
+              <w:szCs w:val="20"/>
               <w:lang w:val="en-GB" w:eastAsia="en-GB"/>
             </w:rPr>
           </w:pPr>
-          <w:hyperlink w:anchor="_Toc242432144" w:history="1">
+          <w:hyperlink w:anchor="_Toc242460251" w:history="1">
             <w:r>
               <w:rPr>
                 <w:rStyle w:val="Hyperlink"/>
                 <w:noProof/>
-                <w:sz w:val="22"/>
-                <w:szCs w:val="22"/>
+                <w:sz w:val="20"/>
+                <w:szCs w:val="20"/>
               </w:rPr>
               <w:t>Drawdown</w:t>
             </w:r>
@@ -1137,8 +1313,8 @@
               <w:rPr>
                 <w:noProof/>
                 <w:webHidden/>
-                <w:sz w:val="22"/>
-                <w:szCs w:val="22"/>
+                <w:sz w:val="20"/>
+                <w:szCs w:val="20"/>
               </w:rPr>
               <w:tab/>
             </w:r>
@@ -1146,8 +1322,8 @@
               <w:rPr>
                 <w:noProof/>
                 <w:webHidden/>
-                <w:sz w:val="22"/>
-                <w:szCs w:val="22"/>
+                <w:sz w:val="20"/>
+                <w:szCs w:val="20"/>
               </w:rPr>
               <w:fldChar w:fldCharType="begin"/>
             </w:r>
@@ -1155,25 +1331,25 @@
               <w:rPr>
                 <w:noProof/>
                 <w:webHidden/>
-                <w:sz w:val="22"/>
-                <w:szCs w:val="22"/>
-              </w:rPr>
-              <w:instrText xml:space="preserve"> PAGEREF _Toc242432144 \h </w:instrText>
+                <w:sz w:val="20"/>
+                <w:szCs w:val="20"/>
+              </w:rPr>
+              <w:instrText xml:space="preserve"> PAGEREF _Toc242460251 \h </w:instrText>
             </w:r>
             <w:r>
               <w:rPr>
                 <w:noProof/>
                 <w:webHidden/>
-                <w:sz w:val="22"/>
-                <w:szCs w:val="22"/>
+                <w:sz w:val="20"/>
+                <w:szCs w:val="20"/>
               </w:rPr>
             </w:r>
             <w:r>
               <w:rPr>
                 <w:noProof/>
                 <w:webHidden/>
-                <w:sz w:val="22"/>
-                <w:szCs w:val="22"/>
+                <w:sz w:val="20"/>
+                <w:szCs w:val="20"/>
               </w:rPr>
               <w:fldChar w:fldCharType="separate"/>
             </w:r>
@@ -1181,17 +1357,17 @@
               <w:rPr>
                 <w:noProof/>
                 <w:webHidden/>
-                <w:sz w:val="22"/>
-                <w:szCs w:val="22"/>
-              </w:rPr>
-              <w:t>13</w:t>
+                <w:sz w:val="20"/>
+                <w:szCs w:val="20"/>
+              </w:rPr>
+              <w:t>12</w:t>
             </w:r>
             <w:r>
               <w:rPr>
                 <w:noProof/>
                 <w:webHidden/>
-                <w:sz w:val="22"/>
-                <w:szCs w:val="22"/>
+                <w:sz w:val="20"/>
+                <w:szCs w:val="20"/>
               </w:rPr>
               <w:fldChar w:fldCharType="end"/>
             </w:r>
@@ -1206,18 +1382,18 @@
             <w:rPr>
               <w:rFonts w:asciiTheme="minorHAnsi" w:eastAsiaTheme="minorEastAsia" w:hAnsiTheme="minorHAnsi" w:cstheme="minorBidi"/>
               <w:noProof/>
-              <w:sz w:val="22"/>
-              <w:szCs w:val="22"/>
+              <w:sz w:val="20"/>
+              <w:szCs w:val="20"/>
               <w:lang w:val="en-GB" w:eastAsia="en-GB"/>
             </w:rPr>
           </w:pPr>
-          <w:hyperlink w:anchor="_Toc242432145" w:history="1">
+          <w:hyperlink w:anchor="_Toc242460252" w:history="1">
             <w:r>
               <w:rPr>
                 <w:rStyle w:val="Hyperlink"/>
                 <w:noProof/>
-                <w:sz w:val="22"/>
-                <w:szCs w:val="22"/>
+                <w:sz w:val="20"/>
+                <w:szCs w:val="20"/>
               </w:rPr>
               <w:t>Risk Analysis</w:t>
             </w:r>
@@ -1225,8 +1401,8 @@
               <w:rPr>
                 <w:noProof/>
                 <w:webHidden/>
-                <w:sz w:val="22"/>
-                <w:szCs w:val="22"/>
+                <w:sz w:val="20"/>
+                <w:szCs w:val="20"/>
               </w:rPr>
               <w:tab/>
             </w:r>
@@ -1234,8 +1410,8 @@
               <w:rPr>
                 <w:noProof/>
                 <w:webHidden/>
-                <w:sz w:val="22"/>
-                <w:szCs w:val="22"/>
+                <w:sz w:val="20"/>
+                <w:szCs w:val="20"/>
               </w:rPr>
               <w:fldChar w:fldCharType="begin"/>
             </w:r>
@@ -1243,25 +1419,25 @@
               <w:rPr>
                 <w:noProof/>
                 <w:webHidden/>
-                <w:sz w:val="22"/>
-                <w:szCs w:val="22"/>
-              </w:rPr>
-              <w:instrText xml:space="preserve"> PAGEREF _Toc242432145 \h </w:instrText>
+                <w:sz w:val="20"/>
+                <w:szCs w:val="20"/>
+              </w:rPr>
+              <w:instrText xml:space="preserve"> PAGEREF _Toc242460252 \h </w:instrText>
             </w:r>
             <w:r>
               <w:rPr>
                 <w:noProof/>
                 <w:webHidden/>
-                <w:sz w:val="22"/>
-                <w:szCs w:val="22"/>
+                <w:sz w:val="20"/>
+                <w:szCs w:val="20"/>
               </w:rPr>
             </w:r>
             <w:r>
               <w:rPr>
                 <w:noProof/>
                 <w:webHidden/>
-                <w:sz w:val="22"/>
-                <w:szCs w:val="22"/>
+                <w:sz w:val="20"/>
+                <w:szCs w:val="20"/>
               </w:rPr>
               <w:fldChar w:fldCharType="separate"/>
             </w:r>
@@ -1269,17 +1445,17 @@
               <w:rPr>
                 <w:noProof/>
                 <w:webHidden/>
-                <w:sz w:val="22"/>
-                <w:szCs w:val="22"/>
-              </w:rPr>
-              <w:t>14</w:t>
+                <w:sz w:val="20"/>
+                <w:szCs w:val="20"/>
+              </w:rPr>
+              <w:t>13</w:t>
             </w:r>
             <w:r>
               <w:rPr>
                 <w:noProof/>
                 <w:webHidden/>
-                <w:sz w:val="22"/>
-                <w:szCs w:val="22"/>
+                <w:sz w:val="20"/>
+                <w:szCs w:val="20"/>
               </w:rPr>
               <w:fldChar w:fldCharType="end"/>
             </w:r>
@@ -1294,18 +1470,18 @@
             <w:rPr>
               <w:rFonts w:asciiTheme="minorHAnsi" w:eastAsiaTheme="minorEastAsia" w:hAnsiTheme="minorHAnsi" w:cstheme="minorBidi"/>
               <w:noProof/>
-              <w:sz w:val="22"/>
-              <w:szCs w:val="22"/>
+              <w:sz w:val="20"/>
+              <w:szCs w:val="20"/>
               <w:lang w:val="en-GB" w:eastAsia="en-GB"/>
             </w:rPr>
           </w:pPr>
-          <w:hyperlink w:anchor="_Toc242432146" w:history="1">
+          <w:hyperlink w:anchor="_Toc242460253" w:history="1">
             <w:r>
               <w:rPr>
                 <w:rStyle w:val="Hyperlink"/>
                 <w:noProof/>
-                <w:sz w:val="22"/>
-                <w:szCs w:val="22"/>
+                <w:sz w:val="20"/>
+                <w:szCs w:val="20"/>
               </w:rPr>
               <w:t>Scenario Analysis</w:t>
             </w:r>
@@ -1313,8 +1489,8 @@
               <w:rPr>
                 <w:noProof/>
                 <w:webHidden/>
-                <w:sz w:val="22"/>
-                <w:szCs w:val="22"/>
+                <w:sz w:val="20"/>
+                <w:szCs w:val="20"/>
               </w:rPr>
               <w:tab/>
             </w:r>
@@ -1322,8 +1498,8 @@
               <w:rPr>
                 <w:noProof/>
                 <w:webHidden/>
-                <w:sz w:val="22"/>
-                <w:szCs w:val="22"/>
+                <w:sz w:val="20"/>
+                <w:szCs w:val="20"/>
               </w:rPr>
               <w:fldChar w:fldCharType="begin"/>
             </w:r>
@@ -1331,25 +1507,25 @@
               <w:rPr>
                 <w:noProof/>
                 <w:webHidden/>
-                <w:sz w:val="22"/>
-                <w:szCs w:val="22"/>
-              </w:rPr>
-              <w:instrText xml:space="preserve"> PAGEREF _Toc242432146 \h </w:instrText>
+                <w:sz w:val="20"/>
+                <w:szCs w:val="20"/>
+              </w:rPr>
+              <w:instrText xml:space="preserve"> PAGEREF _Toc242460253 \h </w:instrText>
             </w:r>
             <w:r>
               <w:rPr>
                 <w:noProof/>
                 <w:webHidden/>
-                <w:sz w:val="22"/>
-                <w:szCs w:val="22"/>
+                <w:sz w:val="20"/>
+                <w:szCs w:val="20"/>
               </w:rPr>
             </w:r>
             <w:r>
               <w:rPr>
                 <w:noProof/>
                 <w:webHidden/>
-                <w:sz w:val="22"/>
-                <w:szCs w:val="22"/>
+                <w:sz w:val="20"/>
+                <w:szCs w:val="20"/>
               </w:rPr>
               <w:fldChar w:fldCharType="separate"/>
             </w:r>
@@ -1357,17 +1533,17 @@
               <w:rPr>
                 <w:noProof/>
                 <w:webHidden/>
-                <w:sz w:val="22"/>
-                <w:szCs w:val="22"/>
-              </w:rPr>
-              <w:t>14</w:t>
+                <w:sz w:val="20"/>
+                <w:szCs w:val="20"/>
+              </w:rPr>
+              <w:t>13</w:t>
             </w:r>
             <w:r>
               <w:rPr>
                 <w:noProof/>
                 <w:webHidden/>
-                <w:sz w:val="22"/>
-                <w:szCs w:val="22"/>
+                <w:sz w:val="20"/>
+                <w:szCs w:val="20"/>
               </w:rPr>
               <w:fldChar w:fldCharType="end"/>
             </w:r>
@@ -1382,18 +1558,18 @@
             <w:rPr>
               <w:rFonts w:asciiTheme="minorHAnsi" w:eastAsiaTheme="minorEastAsia" w:hAnsiTheme="minorHAnsi" w:cstheme="minorBidi"/>
               <w:noProof/>
-              <w:sz w:val="22"/>
-              <w:szCs w:val="22"/>
+              <w:sz w:val="20"/>
+              <w:szCs w:val="20"/>
               <w:lang w:val="en-GB" w:eastAsia="en-GB"/>
             </w:rPr>
           </w:pPr>
-          <w:hyperlink w:anchor="_Toc242432147" w:history="1">
+          <w:hyperlink w:anchor="_Toc242460254" w:history="1">
             <w:r>
               <w:rPr>
                 <w:rStyle w:val="Hyperlink"/>
                 <w:noProof/>
-                <w:sz w:val="22"/>
-                <w:szCs w:val="22"/>
+                <w:sz w:val="20"/>
+                <w:szCs w:val="20"/>
               </w:rPr>
               <w:t>Limitations</w:t>
             </w:r>
@@ -1401,8 +1577,8 @@
               <w:rPr>
                 <w:noProof/>
                 <w:webHidden/>
-                <w:sz w:val="22"/>
-                <w:szCs w:val="22"/>
+                <w:sz w:val="20"/>
+                <w:szCs w:val="20"/>
               </w:rPr>
               <w:tab/>
             </w:r>
@@ -1410,8 +1586,8 @@
               <w:rPr>
                 <w:noProof/>
                 <w:webHidden/>
-                <w:sz w:val="22"/>
-                <w:szCs w:val="22"/>
+                <w:sz w:val="20"/>
+                <w:szCs w:val="20"/>
               </w:rPr>
               <w:fldChar w:fldCharType="begin"/>
             </w:r>
@@ -1419,25 +1595,25 @@
               <w:rPr>
                 <w:noProof/>
                 <w:webHidden/>
-                <w:sz w:val="22"/>
-                <w:szCs w:val="22"/>
-              </w:rPr>
-              <w:instrText xml:space="preserve"> PAGEREF _Toc242432147 \h </w:instrText>
+                <w:sz w:val="20"/>
+                <w:szCs w:val="20"/>
+              </w:rPr>
+              <w:instrText xml:space="preserve"> PAGEREF _Toc242460254 \h </w:instrText>
             </w:r>
             <w:r>
               <w:rPr>
                 <w:noProof/>
                 <w:webHidden/>
-                <w:sz w:val="22"/>
-                <w:szCs w:val="22"/>
+                <w:sz w:val="20"/>
+                <w:szCs w:val="20"/>
               </w:rPr>
             </w:r>
             <w:r>
               <w:rPr>
                 <w:noProof/>
                 <w:webHidden/>
-                <w:sz w:val="22"/>
-                <w:szCs w:val="22"/>
+                <w:sz w:val="20"/>
+                <w:szCs w:val="20"/>
               </w:rPr>
               <w:fldChar w:fldCharType="separate"/>
             </w:r>
@@ -1445,17 +1621,17 @@
               <w:rPr>
                 <w:noProof/>
                 <w:webHidden/>
-                <w:sz w:val="22"/>
-                <w:szCs w:val="22"/>
-              </w:rPr>
-              <w:t>16</w:t>
+                <w:sz w:val="20"/>
+                <w:szCs w:val="20"/>
+              </w:rPr>
+              <w:t>15</w:t>
             </w:r>
             <w:r>
               <w:rPr>
                 <w:noProof/>
                 <w:webHidden/>
-                <w:sz w:val="22"/>
-                <w:szCs w:val="22"/>
+                <w:sz w:val="20"/>
+                <w:szCs w:val="20"/>
               </w:rPr>
               <w:fldChar w:fldCharType="end"/>
             </w:r>
@@ -1470,18 +1646,18 @@
             <w:rPr>
               <w:rFonts w:asciiTheme="minorHAnsi" w:eastAsiaTheme="minorEastAsia" w:hAnsiTheme="minorHAnsi" w:cstheme="minorBidi"/>
               <w:noProof/>
-              <w:sz w:val="22"/>
-              <w:szCs w:val="22"/>
+              <w:sz w:val="20"/>
+              <w:szCs w:val="20"/>
               <w:lang w:val="en-GB" w:eastAsia="en-GB"/>
             </w:rPr>
           </w:pPr>
-          <w:hyperlink w:anchor="_Toc242432148" w:history="1">
+          <w:hyperlink w:anchor="_Toc242460255" w:history="1">
             <w:r>
               <w:rPr>
                 <w:rStyle w:val="Hyperlink"/>
                 <w:noProof/>
-                <w:sz w:val="22"/>
-                <w:szCs w:val="22"/>
+                <w:sz w:val="20"/>
+                <w:szCs w:val="20"/>
               </w:rPr>
               <w:t>Conclusion</w:t>
             </w:r>
@@ -1489,8 +1665,8 @@
               <w:rPr>
                 <w:noProof/>
                 <w:webHidden/>
-                <w:sz w:val="22"/>
-                <w:szCs w:val="22"/>
+                <w:sz w:val="20"/>
+                <w:szCs w:val="20"/>
               </w:rPr>
               <w:tab/>
             </w:r>
@@ -1498,8 +1674,8 @@
               <w:rPr>
                 <w:noProof/>
                 <w:webHidden/>
-                <w:sz w:val="22"/>
-                <w:szCs w:val="22"/>
+                <w:sz w:val="20"/>
+                <w:szCs w:val="20"/>
               </w:rPr>
               <w:fldChar w:fldCharType="begin"/>
             </w:r>
@@ -1507,25 +1683,25 @@
               <w:rPr>
                 <w:noProof/>
                 <w:webHidden/>
-                <w:sz w:val="22"/>
-                <w:szCs w:val="22"/>
-              </w:rPr>
-              <w:instrText xml:space="preserve"> PAGEREF _Toc242432148 \h </w:instrText>
+                <w:sz w:val="20"/>
+                <w:szCs w:val="20"/>
+              </w:rPr>
+              <w:instrText xml:space="preserve"> PAGEREF _Toc242460255 \h </w:instrText>
             </w:r>
             <w:r>
               <w:rPr>
                 <w:noProof/>
                 <w:webHidden/>
-                <w:sz w:val="22"/>
-                <w:szCs w:val="22"/>
+                <w:sz w:val="20"/>
+                <w:szCs w:val="20"/>
               </w:rPr>
             </w:r>
             <w:r>
               <w:rPr>
                 <w:noProof/>
                 <w:webHidden/>
-                <w:sz w:val="22"/>
-                <w:szCs w:val="22"/>
+                <w:sz w:val="20"/>
+                <w:szCs w:val="20"/>
               </w:rPr>
               <w:fldChar w:fldCharType="separate"/>
             </w:r>
@@ -1533,17 +1709,17 @@
               <w:rPr>
                 <w:noProof/>
                 <w:webHidden/>
-                <w:sz w:val="22"/>
-                <w:szCs w:val="22"/>
-              </w:rPr>
-              <w:t>16</w:t>
+                <w:sz w:val="20"/>
+                <w:szCs w:val="20"/>
+              </w:rPr>
+              <w:t>15</w:t>
             </w:r>
             <w:r>
               <w:rPr>
                 <w:noProof/>
                 <w:webHidden/>
-                <w:sz w:val="22"/>
-                <w:szCs w:val="22"/>
+                <w:sz w:val="20"/>
+                <w:szCs w:val="20"/>
               </w:rPr>
               <w:fldChar w:fldCharType="end"/>
             </w:r>
@@ -1558,18 +1734,18 @@
             <w:rPr>
               <w:rFonts w:asciiTheme="minorHAnsi" w:eastAsiaTheme="minorEastAsia" w:hAnsiTheme="minorHAnsi" w:cstheme="minorBidi"/>
               <w:noProof/>
-              <w:sz w:val="22"/>
-              <w:szCs w:val="22"/>
+              <w:sz w:val="20"/>
+              <w:szCs w:val="20"/>
               <w:lang w:val="en-GB" w:eastAsia="en-GB"/>
             </w:rPr>
           </w:pPr>
-          <w:hyperlink w:anchor="_Toc242432149" w:history="1">
+          <w:hyperlink w:anchor="_Toc242460256" w:history="1">
             <w:r>
               <w:rPr>
                 <w:rStyle w:val="Hyperlink"/>
                 <w:noProof/>
-                <w:sz w:val="22"/>
-                <w:szCs w:val="22"/>
+                <w:sz w:val="20"/>
+                <w:szCs w:val="20"/>
               </w:rPr>
               <w:t>References</w:t>
             </w:r>
@@ -1577,8 +1753,8 @@
               <w:rPr>
                 <w:noProof/>
                 <w:webHidden/>
-                <w:sz w:val="22"/>
-                <w:szCs w:val="22"/>
+                <w:sz w:val="20"/>
+                <w:szCs w:val="20"/>
               </w:rPr>
               <w:tab/>
             </w:r>
@@ -1586,8 +1762,8 @@
               <w:rPr>
                 <w:noProof/>
                 <w:webHidden/>
-                <w:sz w:val="22"/>
-                <w:szCs w:val="22"/>
+                <w:sz w:val="20"/>
+                <w:szCs w:val="20"/>
               </w:rPr>
               <w:fldChar w:fldCharType="begin"/>
             </w:r>
@@ -1595,25 +1771,25 @@
               <w:rPr>
                 <w:noProof/>
                 <w:webHidden/>
-                <w:sz w:val="22"/>
-                <w:szCs w:val="22"/>
-              </w:rPr>
-              <w:instrText xml:space="preserve"> PAGEREF _Toc242432149 \h </w:instrText>
+                <w:sz w:val="20"/>
+                <w:szCs w:val="20"/>
+              </w:rPr>
+              <w:instrText xml:space="preserve"> PAGEREF _Toc242460256 \h </w:instrText>
             </w:r>
             <w:r>
               <w:rPr>
                 <w:noProof/>
                 <w:webHidden/>
-                <w:sz w:val="22"/>
-                <w:szCs w:val="22"/>
+                <w:sz w:val="20"/>
+                <w:szCs w:val="20"/>
               </w:rPr>
             </w:r>
             <w:r>
               <w:rPr>
                 <w:noProof/>
                 <w:webHidden/>
-                <w:sz w:val="22"/>
-                <w:szCs w:val="22"/>
+                <w:sz w:val="20"/>
+                <w:szCs w:val="20"/>
               </w:rPr>
               <w:fldChar w:fldCharType="separate"/>
             </w:r>
@@ -1621,17 +1797,17 @@
               <w:rPr>
                 <w:noProof/>
                 <w:webHidden/>
-                <w:sz w:val="22"/>
-                <w:szCs w:val="22"/>
-              </w:rPr>
-              <w:t>17</w:t>
+                <w:sz w:val="20"/>
+                <w:szCs w:val="20"/>
+              </w:rPr>
+              <w:t>16</w:t>
             </w:r>
             <w:r>
               <w:rPr>
                 <w:noProof/>
                 <w:webHidden/>
-                <w:sz w:val="22"/>
-                <w:szCs w:val="22"/>
+                <w:sz w:val="20"/>
+                <w:szCs w:val="20"/>
               </w:rPr>
               <w:fldChar w:fldCharType="end"/>
             </w:r>
@@ -1646,18 +1822,18 @@
             <w:rPr>
               <w:rFonts w:asciiTheme="minorHAnsi" w:eastAsiaTheme="minorEastAsia" w:hAnsiTheme="minorHAnsi" w:cstheme="minorBidi"/>
               <w:noProof/>
-              <w:sz w:val="22"/>
-              <w:szCs w:val="22"/>
+              <w:sz w:val="20"/>
+              <w:szCs w:val="20"/>
               <w:lang w:val="en-GB" w:eastAsia="en-GB"/>
             </w:rPr>
           </w:pPr>
-          <w:hyperlink w:anchor="_Toc242432150" w:history="1">
+          <w:hyperlink w:anchor="_Toc242460257" w:history="1">
             <w:r>
               <w:rPr>
                 <w:rStyle w:val="Hyperlink"/>
                 <w:noProof/>
-                <w:sz w:val="22"/>
-                <w:szCs w:val="22"/>
+                <w:sz w:val="20"/>
+                <w:szCs w:val="20"/>
               </w:rPr>
               <w:t>Appendix 1: Black-Litterman Summary Metrics</w:t>
             </w:r>
@@ -1665,8 +1841,8 @@
               <w:rPr>
                 <w:noProof/>
                 <w:webHidden/>
-                <w:sz w:val="22"/>
-                <w:szCs w:val="22"/>
+                <w:sz w:val="20"/>
+                <w:szCs w:val="20"/>
               </w:rPr>
               <w:tab/>
             </w:r>
@@ -1674,8 +1850,8 @@
               <w:rPr>
                 <w:noProof/>
                 <w:webHidden/>
-                <w:sz w:val="22"/>
-                <w:szCs w:val="22"/>
+                <w:sz w:val="20"/>
+                <w:szCs w:val="20"/>
               </w:rPr>
               <w:fldChar w:fldCharType="begin"/>
             </w:r>
@@ -1683,25 +1859,25 @@
               <w:rPr>
                 <w:noProof/>
                 <w:webHidden/>
-                <w:sz w:val="22"/>
-                <w:szCs w:val="22"/>
-              </w:rPr>
-              <w:instrText xml:space="preserve"> PAGEREF _Toc242432150 \h </w:instrText>
+                <w:sz w:val="20"/>
+                <w:szCs w:val="20"/>
+              </w:rPr>
+              <w:instrText xml:space="preserve"> PAGEREF _Toc242460257 \h </w:instrText>
             </w:r>
             <w:r>
               <w:rPr>
                 <w:noProof/>
                 <w:webHidden/>
-                <w:sz w:val="22"/>
-                <w:szCs w:val="22"/>
+                <w:sz w:val="20"/>
+                <w:szCs w:val="20"/>
               </w:rPr>
             </w:r>
             <w:r>
               <w:rPr>
                 <w:noProof/>
                 <w:webHidden/>
-                <w:sz w:val="22"/>
-                <w:szCs w:val="22"/>
+                <w:sz w:val="20"/>
+                <w:szCs w:val="20"/>
               </w:rPr>
               <w:fldChar w:fldCharType="separate"/>
             </w:r>
@@ -1709,17 +1885,17 @@
               <w:rPr>
                 <w:noProof/>
                 <w:webHidden/>
-                <w:sz w:val="22"/>
-                <w:szCs w:val="22"/>
-              </w:rPr>
-              <w:t>19</w:t>
+                <w:sz w:val="20"/>
+                <w:szCs w:val="20"/>
+              </w:rPr>
+              <w:t>18</w:t>
             </w:r>
             <w:r>
               <w:rPr>
                 <w:noProof/>
                 <w:webHidden/>
-                <w:sz w:val="22"/>
-                <w:szCs w:val="22"/>
+                <w:sz w:val="20"/>
+                <w:szCs w:val="20"/>
               </w:rPr>
               <w:fldChar w:fldCharType="end"/>
             </w:r>
@@ -1734,18 +1910,18 @@
             <w:rPr>
               <w:rFonts w:asciiTheme="minorHAnsi" w:eastAsiaTheme="minorEastAsia" w:hAnsiTheme="minorHAnsi" w:cstheme="minorBidi"/>
               <w:noProof/>
-              <w:sz w:val="22"/>
-              <w:szCs w:val="22"/>
+              <w:sz w:val="20"/>
+              <w:szCs w:val="20"/>
               <w:lang w:val="en-GB" w:eastAsia="en-GB"/>
             </w:rPr>
           </w:pPr>
-          <w:hyperlink w:anchor="_Toc242432151" w:history="1">
+          <w:hyperlink w:anchor="_Toc242460258" w:history="1">
             <w:r>
               <w:rPr>
                 <w:rStyle w:val="Hyperlink"/>
                 <w:noProof/>
-                <w:sz w:val="22"/>
-                <w:szCs w:val="22"/>
+                <w:sz w:val="20"/>
+                <w:szCs w:val="20"/>
               </w:rPr>
               <w:t>Appendix 2: Rolling Returns and Volatility</w:t>
             </w:r>
@@ -1753,8 +1929,8 @@
               <w:rPr>
                 <w:noProof/>
                 <w:webHidden/>
-                <w:sz w:val="22"/>
-                <w:szCs w:val="22"/>
+                <w:sz w:val="20"/>
+                <w:szCs w:val="20"/>
               </w:rPr>
               <w:tab/>
             </w:r>
@@ -1762,8 +1938,8 @@
               <w:rPr>
                 <w:noProof/>
                 <w:webHidden/>
-                <w:sz w:val="22"/>
-                <w:szCs w:val="22"/>
+                <w:sz w:val="20"/>
+                <w:szCs w:val="20"/>
               </w:rPr>
               <w:fldChar w:fldCharType="begin"/>
             </w:r>
@@ -1771,25 +1947,25 @@
               <w:rPr>
                 <w:noProof/>
                 <w:webHidden/>
-                <w:sz w:val="22"/>
-                <w:szCs w:val="22"/>
-              </w:rPr>
-              <w:instrText xml:space="preserve"> PAGEREF _Toc242432151 \h </w:instrText>
+                <w:sz w:val="20"/>
+                <w:szCs w:val="20"/>
+              </w:rPr>
+              <w:instrText xml:space="preserve"> PAGEREF _Toc242460258 \h </w:instrText>
             </w:r>
             <w:r>
               <w:rPr>
                 <w:noProof/>
                 <w:webHidden/>
-                <w:sz w:val="22"/>
-                <w:szCs w:val="22"/>
+                <w:sz w:val="20"/>
+                <w:szCs w:val="20"/>
               </w:rPr>
             </w:r>
             <w:r>
               <w:rPr>
                 <w:noProof/>
                 <w:webHidden/>
-                <w:sz w:val="22"/>
-                <w:szCs w:val="22"/>
+                <w:sz w:val="20"/>
+                <w:szCs w:val="20"/>
               </w:rPr>
               <w:fldChar w:fldCharType="separate"/>
             </w:r>
@@ -1797,17 +1973,17 @@
               <w:rPr>
                 <w:noProof/>
                 <w:webHidden/>
-                <w:sz w:val="22"/>
-                <w:szCs w:val="22"/>
-              </w:rPr>
-              <w:t>20</w:t>
+                <w:sz w:val="20"/>
+                <w:szCs w:val="20"/>
+              </w:rPr>
+              <w:t>19</w:t>
             </w:r>
             <w:r>
               <w:rPr>
                 <w:noProof/>
                 <w:webHidden/>
-                <w:sz w:val="22"/>
-                <w:szCs w:val="22"/>
+                <w:sz w:val="20"/>
+                <w:szCs w:val="20"/>
               </w:rPr>
               <w:fldChar w:fldCharType="end"/>
             </w:r>
@@ -1822,18 +1998,18 @@
             <w:rPr>
               <w:rFonts w:asciiTheme="minorHAnsi" w:eastAsiaTheme="minorEastAsia" w:hAnsiTheme="minorHAnsi" w:cstheme="minorBidi"/>
               <w:noProof/>
-              <w:sz w:val="22"/>
-              <w:szCs w:val="22"/>
+              <w:sz w:val="20"/>
+              <w:szCs w:val="20"/>
               <w:lang w:val="en-GB" w:eastAsia="en-GB"/>
             </w:rPr>
           </w:pPr>
-          <w:hyperlink w:anchor="_Toc242432152" w:history="1">
+          <w:hyperlink w:anchor="_Toc242460259" w:history="1">
             <w:r>
               <w:rPr>
                 <w:rStyle w:val="Hyperlink"/>
                 <w:noProof/>
-                <w:sz w:val="22"/>
-                <w:szCs w:val="22"/>
+                <w:sz w:val="20"/>
+                <w:szCs w:val="20"/>
               </w:rPr>
               <w:t>Appendix 3: Rolling Correlation and Tracking Error</w:t>
             </w:r>
@@ -1841,8 +2017,8 @@
               <w:rPr>
                 <w:noProof/>
                 <w:webHidden/>
-                <w:sz w:val="22"/>
-                <w:szCs w:val="22"/>
+                <w:sz w:val="20"/>
+                <w:szCs w:val="20"/>
               </w:rPr>
               <w:tab/>
             </w:r>
@@ -1850,8 +2026,8 @@
               <w:rPr>
                 <w:noProof/>
                 <w:webHidden/>
-                <w:sz w:val="22"/>
-                <w:szCs w:val="22"/>
+                <w:sz w:val="20"/>
+                <w:szCs w:val="20"/>
               </w:rPr>
               <w:fldChar w:fldCharType="begin"/>
             </w:r>
@@ -1859,25 +2035,25 @@
               <w:rPr>
                 <w:noProof/>
                 <w:webHidden/>
-                <w:sz w:val="22"/>
-                <w:szCs w:val="22"/>
-              </w:rPr>
-              <w:instrText xml:space="preserve"> PAGEREF _Toc242432152 \h </w:instrText>
+                <w:sz w:val="20"/>
+                <w:szCs w:val="20"/>
+              </w:rPr>
+              <w:instrText xml:space="preserve"> PAGEREF _Toc242460259 \h </w:instrText>
             </w:r>
             <w:r>
               <w:rPr>
                 <w:noProof/>
                 <w:webHidden/>
-                <w:sz w:val="22"/>
-                <w:szCs w:val="22"/>
+                <w:sz w:val="20"/>
+                <w:szCs w:val="20"/>
               </w:rPr>
             </w:r>
             <w:r>
               <w:rPr>
                 <w:noProof/>
                 <w:webHidden/>
-                <w:sz w:val="22"/>
-                <w:szCs w:val="22"/>
+                <w:sz w:val="20"/>
+                <w:szCs w:val="20"/>
               </w:rPr>
               <w:fldChar w:fldCharType="separate"/>
             </w:r>
@@ -1885,17 +2061,17 @@
               <w:rPr>
                 <w:noProof/>
                 <w:webHidden/>
-                <w:sz w:val="22"/>
-                <w:szCs w:val="22"/>
-              </w:rPr>
-              <w:t>21</w:t>
+                <w:sz w:val="20"/>
+                <w:szCs w:val="20"/>
+              </w:rPr>
+              <w:t>20</w:t>
             </w:r>
             <w:r>
               <w:rPr>
                 <w:noProof/>
                 <w:webHidden/>
-                <w:sz w:val="22"/>
-                <w:szCs w:val="22"/>
+                <w:sz w:val="20"/>
+                <w:szCs w:val="20"/>
               </w:rPr>
               <w:fldChar w:fldCharType="end"/>
             </w:r>
@@ -1910,18 +2086,18 @@
             <w:rPr>
               <w:rFonts w:asciiTheme="minorHAnsi" w:eastAsiaTheme="minorEastAsia" w:hAnsiTheme="minorHAnsi" w:cstheme="minorBidi"/>
               <w:noProof/>
-              <w:sz w:val="22"/>
-              <w:szCs w:val="22"/>
+              <w:sz w:val="20"/>
+              <w:szCs w:val="20"/>
               <w:lang w:val="en-GB" w:eastAsia="en-GB"/>
             </w:rPr>
           </w:pPr>
-          <w:hyperlink w:anchor="_Toc242432153" w:history="1">
+          <w:hyperlink w:anchor="_Toc242460260" w:history="1">
             <w:r>
               <w:rPr>
                 <w:rStyle w:val="Hyperlink"/>
                 <w:noProof/>
-                <w:sz w:val="22"/>
-                <w:szCs w:val="22"/>
+                <w:sz w:val="20"/>
+                <w:szCs w:val="20"/>
               </w:rPr>
               <w:t>Appendix 4: Rolling Sharpe Chart</w:t>
             </w:r>
@@ -1929,8 +2105,8 @@
               <w:rPr>
                 <w:noProof/>
                 <w:webHidden/>
-                <w:sz w:val="22"/>
-                <w:szCs w:val="22"/>
+                <w:sz w:val="20"/>
+                <w:szCs w:val="20"/>
               </w:rPr>
               <w:tab/>
             </w:r>
@@ -1938,8 +2114,8 @@
               <w:rPr>
                 <w:noProof/>
                 <w:webHidden/>
-                <w:sz w:val="22"/>
-                <w:szCs w:val="22"/>
+                <w:sz w:val="20"/>
+                <w:szCs w:val="20"/>
               </w:rPr>
               <w:fldChar w:fldCharType="begin"/>
             </w:r>
@@ -1947,25 +2123,25 @@
               <w:rPr>
                 <w:noProof/>
                 <w:webHidden/>
-                <w:sz w:val="22"/>
-                <w:szCs w:val="22"/>
-              </w:rPr>
-              <w:instrText xml:space="preserve"> PAGEREF _Toc242432153 \h </w:instrText>
+                <w:sz w:val="20"/>
+                <w:szCs w:val="20"/>
+              </w:rPr>
+              <w:instrText xml:space="preserve"> PAGEREF _Toc242460260 \h </w:instrText>
             </w:r>
             <w:r>
               <w:rPr>
                 <w:noProof/>
                 <w:webHidden/>
-                <w:sz w:val="22"/>
-                <w:szCs w:val="22"/>
+                <w:sz w:val="20"/>
+                <w:szCs w:val="20"/>
               </w:rPr>
             </w:r>
             <w:r>
               <w:rPr>
                 <w:noProof/>
                 <w:webHidden/>
-                <w:sz w:val="22"/>
-                <w:szCs w:val="22"/>
+                <w:sz w:val="20"/>
+                <w:szCs w:val="20"/>
               </w:rPr>
               <w:fldChar w:fldCharType="separate"/>
             </w:r>
@@ -1973,17 +2149,17 @@
               <w:rPr>
                 <w:noProof/>
                 <w:webHidden/>
-                <w:sz w:val="22"/>
-                <w:szCs w:val="22"/>
-              </w:rPr>
-              <w:t>22</w:t>
+                <w:sz w:val="20"/>
+                <w:szCs w:val="20"/>
+              </w:rPr>
+              <w:t>21</w:t>
             </w:r>
             <w:r>
               <w:rPr>
                 <w:noProof/>
                 <w:webHidden/>
-                <w:sz w:val="22"/>
-                <w:szCs w:val="22"/>
+                <w:sz w:val="20"/>
+                <w:szCs w:val="20"/>
               </w:rPr>
               <w:fldChar w:fldCharType="end"/>
             </w:r>
@@ -1998,18 +2174,18 @@
             <w:rPr>
               <w:rFonts w:asciiTheme="minorHAnsi" w:eastAsiaTheme="minorEastAsia" w:hAnsiTheme="minorHAnsi" w:cstheme="minorBidi"/>
               <w:noProof/>
-              <w:sz w:val="22"/>
-              <w:szCs w:val="22"/>
+              <w:sz w:val="20"/>
+              <w:szCs w:val="20"/>
               <w:lang w:val="en-GB" w:eastAsia="en-GB"/>
             </w:rPr>
           </w:pPr>
-          <w:hyperlink w:anchor="_Toc242432154" w:history="1">
+          <w:hyperlink w:anchor="_Toc242460261" w:history="1">
             <w:r>
               <w:rPr>
                 <w:rStyle w:val="Hyperlink"/>
                 <w:noProof/>
-                <w:sz w:val="22"/>
-                <w:szCs w:val="22"/>
+                <w:sz w:val="20"/>
+                <w:szCs w:val="20"/>
               </w:rPr>
               <w:t>Appendix 5: Rolling Sortino Chart</w:t>
             </w:r>
@@ -2017,8 +2193,8 @@
               <w:rPr>
                 <w:noProof/>
                 <w:webHidden/>
-                <w:sz w:val="22"/>
-                <w:szCs w:val="22"/>
+                <w:sz w:val="20"/>
+                <w:szCs w:val="20"/>
               </w:rPr>
               <w:tab/>
             </w:r>
@@ -2026,8 +2202,8 @@
               <w:rPr>
                 <w:noProof/>
                 <w:webHidden/>
-                <w:sz w:val="22"/>
-                <w:szCs w:val="22"/>
+                <w:sz w:val="20"/>
+                <w:szCs w:val="20"/>
               </w:rPr>
               <w:fldChar w:fldCharType="begin"/>
             </w:r>
@@ -2035,25 +2211,25 @@
               <w:rPr>
                 <w:noProof/>
                 <w:webHidden/>
-                <w:sz w:val="22"/>
-                <w:szCs w:val="22"/>
-              </w:rPr>
-              <w:instrText xml:space="preserve"> PAGEREF _Toc242432154 \h </w:instrText>
+                <w:sz w:val="20"/>
+                <w:szCs w:val="20"/>
+              </w:rPr>
+              <w:instrText xml:space="preserve"> PAGEREF _Toc242460261 \h </w:instrText>
             </w:r>
             <w:r>
               <w:rPr>
                 <w:noProof/>
                 <w:webHidden/>
-                <w:sz w:val="22"/>
-                <w:szCs w:val="22"/>
+                <w:sz w:val="20"/>
+                <w:szCs w:val="20"/>
               </w:rPr>
             </w:r>
             <w:r>
               <w:rPr>
                 <w:noProof/>
                 <w:webHidden/>
-                <w:sz w:val="22"/>
-                <w:szCs w:val="22"/>
+                <w:sz w:val="20"/>
+                <w:szCs w:val="20"/>
               </w:rPr>
               <w:fldChar w:fldCharType="separate"/>
             </w:r>
@@ -2061,17 +2237,17 @@
               <w:rPr>
                 <w:noProof/>
                 <w:webHidden/>
-                <w:sz w:val="22"/>
-                <w:szCs w:val="22"/>
-              </w:rPr>
-              <w:t>22</w:t>
+                <w:sz w:val="20"/>
+                <w:szCs w:val="20"/>
+              </w:rPr>
+              <w:t>21</w:t>
             </w:r>
             <w:r>
               <w:rPr>
                 <w:noProof/>
                 <w:webHidden/>
-                <w:sz w:val="22"/>
-                <w:szCs w:val="22"/>
+                <w:sz w:val="20"/>
+                <w:szCs w:val="20"/>
               </w:rPr>
               <w:fldChar w:fldCharType="end"/>
             </w:r>
@@ -2086,18 +2262,18 @@
             <w:rPr>
               <w:rFonts w:asciiTheme="minorHAnsi" w:eastAsiaTheme="minorEastAsia" w:hAnsiTheme="minorHAnsi" w:cstheme="minorBidi"/>
               <w:noProof/>
-              <w:sz w:val="22"/>
-              <w:szCs w:val="22"/>
+              <w:sz w:val="20"/>
+              <w:szCs w:val="20"/>
               <w:lang w:val="en-GB" w:eastAsia="en-GB"/>
             </w:rPr>
           </w:pPr>
-          <w:hyperlink w:anchor="_Toc242432155" w:history="1">
+          <w:hyperlink w:anchor="_Toc242460262" w:history="1">
             <w:r>
               <w:rPr>
                 <w:rStyle w:val="Hyperlink"/>
                 <w:noProof/>
-                <w:sz w:val="22"/>
-                <w:szCs w:val="22"/>
+                <w:sz w:val="20"/>
+                <w:szCs w:val="20"/>
               </w:rPr>
               <w:t>Appendix 6: Rolling Kurtosis and Skewness Chart</w:t>
             </w:r>
@@ -2105,8 +2281,8 @@
               <w:rPr>
                 <w:noProof/>
                 <w:webHidden/>
-                <w:sz w:val="22"/>
-                <w:szCs w:val="22"/>
+                <w:sz w:val="20"/>
+                <w:szCs w:val="20"/>
               </w:rPr>
               <w:tab/>
             </w:r>
@@ -2114,8 +2290,8 @@
               <w:rPr>
                 <w:noProof/>
                 <w:webHidden/>
-                <w:sz w:val="22"/>
-                <w:szCs w:val="22"/>
+                <w:sz w:val="20"/>
+                <w:szCs w:val="20"/>
               </w:rPr>
               <w:fldChar w:fldCharType="begin"/>
             </w:r>
@@ -2123,25 +2299,25 @@
               <w:rPr>
                 <w:noProof/>
                 <w:webHidden/>
-                <w:sz w:val="22"/>
-                <w:szCs w:val="22"/>
-              </w:rPr>
-              <w:instrText xml:space="preserve"> PAGEREF _Toc242432155 \h </w:instrText>
+                <w:sz w:val="20"/>
+                <w:szCs w:val="20"/>
+              </w:rPr>
+              <w:instrText xml:space="preserve"> PAGEREF _Toc242460262 \h </w:instrText>
             </w:r>
             <w:r>
               <w:rPr>
                 <w:noProof/>
                 <w:webHidden/>
-                <w:sz w:val="22"/>
-                <w:szCs w:val="22"/>
+                <w:sz w:val="20"/>
+                <w:szCs w:val="20"/>
               </w:rPr>
             </w:r>
             <w:r>
               <w:rPr>
                 <w:noProof/>
                 <w:webHidden/>
-                <w:sz w:val="22"/>
-                <w:szCs w:val="22"/>
+                <w:sz w:val="20"/>
+                <w:szCs w:val="20"/>
               </w:rPr>
               <w:fldChar w:fldCharType="separate"/>
             </w:r>
@@ -2149,17 +2325,17 @@
               <w:rPr>
                 <w:noProof/>
                 <w:webHidden/>
-                <w:sz w:val="22"/>
-                <w:szCs w:val="22"/>
-              </w:rPr>
-              <w:t>23</w:t>
+                <w:sz w:val="20"/>
+                <w:szCs w:val="20"/>
+              </w:rPr>
+              <w:t>22</w:t>
             </w:r>
             <w:r>
               <w:rPr>
                 <w:noProof/>
                 <w:webHidden/>
-                <w:sz w:val="22"/>
-                <w:szCs w:val="22"/>
+                <w:sz w:val="20"/>
+                <w:szCs w:val="20"/>
               </w:rPr>
               <w:fldChar w:fldCharType="end"/>
             </w:r>
@@ -2174,18 +2350,18 @@
             <w:rPr>
               <w:rFonts w:asciiTheme="minorHAnsi" w:eastAsiaTheme="minorEastAsia" w:hAnsiTheme="minorHAnsi" w:cstheme="minorBidi"/>
               <w:noProof/>
-              <w:sz w:val="22"/>
-              <w:szCs w:val="22"/>
+              <w:sz w:val="20"/>
+              <w:szCs w:val="20"/>
               <w:lang w:val="en-GB" w:eastAsia="en-GB"/>
             </w:rPr>
           </w:pPr>
-          <w:hyperlink w:anchor="_Toc242432156" w:history="1">
+          <w:hyperlink w:anchor="_Toc242460263" w:history="1">
             <w:r>
               <w:rPr>
                 <w:rStyle w:val="Hyperlink"/>
                 <w:noProof/>
-                <w:sz w:val="22"/>
-                <w:szCs w:val="22"/>
+                <w:sz w:val="20"/>
+                <w:szCs w:val="20"/>
               </w:rPr>
               <w:t>Appendix 7: Rolling Information Ratio</w:t>
             </w:r>
@@ -2193,8 +2369,8 @@
               <w:rPr>
                 <w:noProof/>
                 <w:webHidden/>
-                <w:sz w:val="22"/>
-                <w:szCs w:val="22"/>
+                <w:sz w:val="20"/>
+                <w:szCs w:val="20"/>
               </w:rPr>
               <w:tab/>
             </w:r>
@@ -2202,8 +2378,8 @@
               <w:rPr>
                 <w:noProof/>
                 <w:webHidden/>
-                <w:sz w:val="22"/>
-                <w:szCs w:val="22"/>
+                <w:sz w:val="20"/>
+                <w:szCs w:val="20"/>
               </w:rPr>
               <w:fldChar w:fldCharType="begin"/>
             </w:r>
@@ -2211,25 +2387,25 @@
               <w:rPr>
                 <w:noProof/>
                 <w:webHidden/>
-                <w:sz w:val="22"/>
-                <w:szCs w:val="22"/>
-              </w:rPr>
-              <w:instrText xml:space="preserve"> PAGEREF _Toc242432156 \h </w:instrText>
+                <w:sz w:val="20"/>
+                <w:szCs w:val="20"/>
+              </w:rPr>
+              <w:instrText xml:space="preserve"> PAGEREF _Toc242460263 \h </w:instrText>
             </w:r>
             <w:r>
               <w:rPr>
                 <w:noProof/>
                 <w:webHidden/>
-                <w:sz w:val="22"/>
-                <w:szCs w:val="22"/>
+                <w:sz w:val="20"/>
+                <w:szCs w:val="20"/>
               </w:rPr>
             </w:r>
             <w:r>
               <w:rPr>
                 <w:noProof/>
                 <w:webHidden/>
-                <w:sz w:val="22"/>
-                <w:szCs w:val="22"/>
+                <w:sz w:val="20"/>
+                <w:szCs w:val="20"/>
               </w:rPr>
               <w:fldChar w:fldCharType="separate"/>
             </w:r>
@@ -2237,17 +2413,17 @@
               <w:rPr>
                 <w:noProof/>
                 <w:webHidden/>
-                <w:sz w:val="22"/>
-                <w:szCs w:val="22"/>
-              </w:rPr>
-              <w:t>23</w:t>
+                <w:sz w:val="20"/>
+                <w:szCs w:val="20"/>
+              </w:rPr>
+              <w:t>22</w:t>
             </w:r>
             <w:r>
               <w:rPr>
                 <w:noProof/>
                 <w:webHidden/>
-                <w:sz w:val="22"/>
-                <w:szCs w:val="22"/>
+                <w:sz w:val="20"/>
+                <w:szCs w:val="20"/>
               </w:rPr>
               <w:fldChar w:fldCharType="end"/>
             </w:r>
@@ -2262,18 +2438,18 @@
             <w:rPr>
               <w:rFonts w:asciiTheme="minorHAnsi" w:eastAsiaTheme="minorEastAsia" w:hAnsiTheme="minorHAnsi" w:cstheme="minorBidi"/>
               <w:noProof/>
-              <w:sz w:val="22"/>
-              <w:szCs w:val="22"/>
+              <w:sz w:val="20"/>
+              <w:szCs w:val="20"/>
               <w:lang w:val="en-GB" w:eastAsia="en-GB"/>
             </w:rPr>
           </w:pPr>
-          <w:hyperlink w:anchor="_Toc242432157" w:history="1">
+          <w:hyperlink w:anchor="_Toc242460264" w:history="1">
             <w:r>
               <w:rPr>
                 <w:rStyle w:val="Hyperlink"/>
                 <w:noProof/>
-                <w:sz w:val="22"/>
-                <w:szCs w:val="22"/>
+                <w:sz w:val="20"/>
+                <w:szCs w:val="20"/>
               </w:rPr>
               <w:t>Appendix 8: Up-Capture and Down-Capture Ratios</w:t>
             </w:r>
@@ -2281,8 +2457,8 @@
               <w:rPr>
                 <w:noProof/>
                 <w:webHidden/>
-                <w:sz w:val="22"/>
-                <w:szCs w:val="22"/>
+                <w:sz w:val="20"/>
+                <w:szCs w:val="20"/>
               </w:rPr>
               <w:tab/>
             </w:r>
@@ -2290,8 +2466,8 @@
               <w:rPr>
                 <w:noProof/>
                 <w:webHidden/>
-                <w:sz w:val="22"/>
-                <w:szCs w:val="22"/>
+                <w:sz w:val="20"/>
+                <w:szCs w:val="20"/>
               </w:rPr>
               <w:fldChar w:fldCharType="begin"/>
             </w:r>
@@ -2299,25 +2475,25 @@
               <w:rPr>
                 <w:noProof/>
                 <w:webHidden/>
-                <w:sz w:val="22"/>
-                <w:szCs w:val="22"/>
-              </w:rPr>
-              <w:instrText xml:space="preserve"> PAGEREF _Toc242432157 \h </w:instrText>
+                <w:sz w:val="20"/>
+                <w:szCs w:val="20"/>
+              </w:rPr>
+              <w:instrText xml:space="preserve"> PAGEREF _Toc242460264 \h </w:instrText>
             </w:r>
             <w:r>
               <w:rPr>
                 <w:noProof/>
                 <w:webHidden/>
-                <w:sz w:val="22"/>
-                <w:szCs w:val="22"/>
+                <w:sz w:val="20"/>
+                <w:szCs w:val="20"/>
               </w:rPr>
             </w:r>
             <w:r>
               <w:rPr>
                 <w:noProof/>
                 <w:webHidden/>
-                <w:sz w:val="22"/>
-                <w:szCs w:val="22"/>
+                <w:sz w:val="20"/>
+                <w:szCs w:val="20"/>
               </w:rPr>
               <w:fldChar w:fldCharType="separate"/>
             </w:r>
@@ -2325,17 +2501,17 @@
               <w:rPr>
                 <w:noProof/>
                 <w:webHidden/>
-                <w:sz w:val="22"/>
-                <w:szCs w:val="22"/>
-              </w:rPr>
-              <w:t>24</w:t>
+                <w:sz w:val="20"/>
+                <w:szCs w:val="20"/>
+              </w:rPr>
+              <w:t>23</w:t>
             </w:r>
             <w:r>
               <w:rPr>
                 <w:noProof/>
                 <w:webHidden/>
-                <w:sz w:val="22"/>
-                <w:szCs w:val="22"/>
+                <w:sz w:val="20"/>
+                <w:szCs w:val="20"/>
               </w:rPr>
               <w:fldChar w:fldCharType="end"/>
             </w:r>
@@ -2350,18 +2526,18 @@
             <w:rPr>
               <w:rFonts w:asciiTheme="minorHAnsi" w:eastAsiaTheme="minorEastAsia" w:hAnsiTheme="minorHAnsi" w:cstheme="minorBidi"/>
               <w:noProof/>
-              <w:sz w:val="22"/>
-              <w:szCs w:val="22"/>
+              <w:sz w:val="20"/>
+              <w:szCs w:val="20"/>
               <w:lang w:val="en-GB" w:eastAsia="en-GB"/>
             </w:rPr>
           </w:pPr>
-          <w:hyperlink w:anchor="_Toc242432158" w:history="1">
+          <w:hyperlink w:anchor="_Toc242460265" w:history="1">
             <w:r>
               <w:rPr>
                 <w:rStyle w:val="Hyperlink"/>
                 <w:noProof/>
-                <w:sz w:val="22"/>
-                <w:szCs w:val="22"/>
+                <w:sz w:val="20"/>
+                <w:szCs w:val="20"/>
               </w:rPr>
               <w:t>Appendix 9: Wealth Chart</w:t>
             </w:r>
@@ -2369,8 +2545,8 @@
               <w:rPr>
                 <w:noProof/>
                 <w:webHidden/>
-                <w:sz w:val="22"/>
-                <w:szCs w:val="22"/>
+                <w:sz w:val="20"/>
+                <w:szCs w:val="20"/>
               </w:rPr>
               <w:tab/>
             </w:r>
@@ -2378,8 +2554,8 @@
               <w:rPr>
                 <w:noProof/>
                 <w:webHidden/>
-                <w:sz w:val="22"/>
-                <w:szCs w:val="22"/>
+                <w:sz w:val="20"/>
+                <w:szCs w:val="20"/>
               </w:rPr>
               <w:fldChar w:fldCharType="begin"/>
             </w:r>
@@ -2387,25 +2563,25 @@
               <w:rPr>
                 <w:noProof/>
                 <w:webHidden/>
-                <w:sz w:val="22"/>
-                <w:szCs w:val="22"/>
-              </w:rPr>
-              <w:instrText xml:space="preserve"> PAGEREF _Toc242432158 \h </w:instrText>
+                <w:sz w:val="20"/>
+                <w:szCs w:val="20"/>
+              </w:rPr>
+              <w:instrText xml:space="preserve"> PAGEREF _Toc242460265 \h </w:instrText>
             </w:r>
             <w:r>
               <w:rPr>
                 <w:noProof/>
                 <w:webHidden/>
-                <w:sz w:val="22"/>
-                <w:szCs w:val="22"/>
+                <w:sz w:val="20"/>
+                <w:szCs w:val="20"/>
               </w:rPr>
             </w:r>
             <w:r>
               <w:rPr>
                 <w:noProof/>
                 <w:webHidden/>
-                <w:sz w:val="22"/>
-                <w:szCs w:val="22"/>
+                <w:sz w:val="20"/>
+                <w:szCs w:val="20"/>
               </w:rPr>
               <w:fldChar w:fldCharType="separate"/>
             </w:r>
@@ -2413,17 +2589,17 @@
               <w:rPr>
                 <w:noProof/>
                 <w:webHidden/>
-                <w:sz w:val="22"/>
-                <w:szCs w:val="22"/>
-              </w:rPr>
-              <w:t>25</w:t>
+                <w:sz w:val="20"/>
+                <w:szCs w:val="20"/>
+              </w:rPr>
+              <w:t>24</w:t>
             </w:r>
             <w:r>
               <w:rPr>
                 <w:noProof/>
                 <w:webHidden/>
-                <w:sz w:val="22"/>
-                <w:szCs w:val="22"/>
+                <w:sz w:val="20"/>
+                <w:szCs w:val="20"/>
               </w:rPr>
               <w:fldChar w:fldCharType="end"/>
             </w:r>
@@ -2438,18 +2614,18 @@
             <w:rPr>
               <w:rFonts w:asciiTheme="minorHAnsi" w:eastAsiaTheme="minorEastAsia" w:hAnsiTheme="minorHAnsi" w:cstheme="minorBidi"/>
               <w:noProof/>
-              <w:sz w:val="22"/>
-              <w:szCs w:val="22"/>
+              <w:sz w:val="20"/>
+              <w:szCs w:val="20"/>
               <w:lang w:val="en-GB" w:eastAsia="en-GB"/>
             </w:rPr>
           </w:pPr>
-          <w:hyperlink w:anchor="_Toc242432159" w:history="1">
+          <w:hyperlink w:anchor="_Toc242460266" w:history="1">
             <w:r>
               <w:rPr>
                 <w:rStyle w:val="Hyperlink"/>
                 <w:noProof/>
-                <w:sz w:val="22"/>
-                <w:szCs w:val="22"/>
+                <w:sz w:val="20"/>
+                <w:szCs w:val="20"/>
               </w:rPr>
               <w:t>Appendix 10: Portfolio Drawdown Chart</w:t>
             </w:r>
@@ -2457,8 +2633,8 @@
               <w:rPr>
                 <w:noProof/>
                 <w:webHidden/>
-                <w:sz w:val="22"/>
-                <w:szCs w:val="22"/>
+                <w:sz w:val="20"/>
+                <w:szCs w:val="20"/>
               </w:rPr>
               <w:tab/>
             </w:r>
@@ -2466,8 +2642,8 @@
               <w:rPr>
                 <w:noProof/>
                 <w:webHidden/>
-                <w:sz w:val="22"/>
-                <w:szCs w:val="22"/>
+                <w:sz w:val="20"/>
+                <w:szCs w:val="20"/>
               </w:rPr>
               <w:fldChar w:fldCharType="begin"/>
             </w:r>
@@ -2475,25 +2651,25 @@
               <w:rPr>
                 <w:noProof/>
                 <w:webHidden/>
-                <w:sz w:val="22"/>
-                <w:szCs w:val="22"/>
-              </w:rPr>
-              <w:instrText xml:space="preserve"> PAGEREF _Toc242432159 \h </w:instrText>
+                <w:sz w:val="20"/>
+                <w:szCs w:val="20"/>
+              </w:rPr>
+              <w:instrText xml:space="preserve"> PAGEREF _Toc242460266 \h </w:instrText>
             </w:r>
             <w:r>
               <w:rPr>
                 <w:noProof/>
                 <w:webHidden/>
-                <w:sz w:val="22"/>
-                <w:szCs w:val="22"/>
+                <w:sz w:val="20"/>
+                <w:szCs w:val="20"/>
               </w:rPr>
             </w:r>
             <w:r>
               <w:rPr>
                 <w:noProof/>
                 <w:webHidden/>
-                <w:sz w:val="22"/>
-                <w:szCs w:val="22"/>
+                <w:sz w:val="20"/>
+                <w:szCs w:val="20"/>
               </w:rPr>
               <w:fldChar w:fldCharType="separate"/>
             </w:r>
@@ -2501,17 +2677,17 @@
               <w:rPr>
                 <w:noProof/>
                 <w:webHidden/>
-                <w:sz w:val="22"/>
-                <w:szCs w:val="22"/>
-              </w:rPr>
-              <w:t>26</w:t>
+                <w:sz w:val="20"/>
+                <w:szCs w:val="20"/>
+              </w:rPr>
+              <w:t>25</w:t>
             </w:r>
             <w:r>
               <w:rPr>
                 <w:noProof/>
                 <w:webHidden/>
-                <w:sz w:val="22"/>
-                <w:szCs w:val="22"/>
+                <w:sz w:val="20"/>
+                <w:szCs w:val="20"/>
               </w:rPr>
               <w:fldChar w:fldCharType="end"/>
             </w:r>
@@ -2526,18 +2702,18 @@
             <w:rPr>
               <w:rFonts w:asciiTheme="minorHAnsi" w:eastAsiaTheme="minorEastAsia" w:hAnsiTheme="minorHAnsi" w:cstheme="minorBidi"/>
               <w:noProof/>
-              <w:sz w:val="22"/>
-              <w:szCs w:val="22"/>
+              <w:sz w:val="20"/>
+              <w:szCs w:val="20"/>
               <w:lang w:val="en-GB" w:eastAsia="en-GB"/>
             </w:rPr>
           </w:pPr>
-          <w:hyperlink w:anchor="_Toc242432160" w:history="1">
+          <w:hyperlink w:anchor="_Toc242460267" w:history="1">
             <w:r>
               <w:rPr>
                 <w:rStyle w:val="Hyperlink"/>
                 <w:noProof/>
-                <w:sz w:val="22"/>
-                <w:szCs w:val="22"/>
+                <w:sz w:val="20"/>
+                <w:szCs w:val="20"/>
               </w:rPr>
               <w:t>Appendix 11: Q-Q Portfolio Net Return Chart</w:t>
             </w:r>
@@ -2545,8 +2721,8 @@
               <w:rPr>
                 <w:noProof/>
                 <w:webHidden/>
-                <w:sz w:val="22"/>
-                <w:szCs w:val="22"/>
+                <w:sz w:val="20"/>
+                <w:szCs w:val="20"/>
               </w:rPr>
               <w:tab/>
             </w:r>
@@ -2554,8 +2730,8 @@
               <w:rPr>
                 <w:noProof/>
                 <w:webHidden/>
-                <w:sz w:val="22"/>
-                <w:szCs w:val="22"/>
+                <w:sz w:val="20"/>
+                <w:szCs w:val="20"/>
               </w:rPr>
               <w:fldChar w:fldCharType="begin"/>
             </w:r>
@@ -2563,25 +2739,25 @@
               <w:rPr>
                 <w:noProof/>
                 <w:webHidden/>
-                <w:sz w:val="22"/>
-                <w:szCs w:val="22"/>
-              </w:rPr>
-              <w:instrText xml:space="preserve"> PAGEREF _Toc242432160 \h </w:instrText>
+                <w:sz w:val="20"/>
+                <w:szCs w:val="20"/>
+              </w:rPr>
+              <w:instrText xml:space="preserve"> PAGEREF _Toc242460267 \h </w:instrText>
             </w:r>
             <w:r>
               <w:rPr>
                 <w:noProof/>
                 <w:webHidden/>
-                <w:sz w:val="22"/>
-                <w:szCs w:val="22"/>
+                <w:sz w:val="20"/>
+                <w:szCs w:val="20"/>
               </w:rPr>
             </w:r>
             <w:r>
               <w:rPr>
                 <w:noProof/>
                 <w:webHidden/>
-                <w:sz w:val="22"/>
-                <w:szCs w:val="22"/>
+                <w:sz w:val="20"/>
+                <w:szCs w:val="20"/>
               </w:rPr>
               <w:fldChar w:fldCharType="separate"/>
             </w:r>
@@ -2589,17 +2765,17 @@
               <w:rPr>
                 <w:noProof/>
                 <w:webHidden/>
-                <w:sz w:val="22"/>
-                <w:szCs w:val="22"/>
-              </w:rPr>
-              <w:t>27</w:t>
+                <w:sz w:val="20"/>
+                <w:szCs w:val="20"/>
+              </w:rPr>
+              <w:t>26</w:t>
             </w:r>
             <w:r>
               <w:rPr>
                 <w:noProof/>
                 <w:webHidden/>
-                <w:sz w:val="22"/>
-                <w:szCs w:val="22"/>
+                <w:sz w:val="20"/>
+                <w:szCs w:val="20"/>
               </w:rPr>
               <w:fldChar w:fldCharType="end"/>
             </w:r>
@@ -2614,18 +2790,18 @@
             <w:rPr>
               <w:rFonts w:asciiTheme="minorHAnsi" w:eastAsiaTheme="minorEastAsia" w:hAnsiTheme="minorHAnsi" w:cstheme="minorBidi"/>
               <w:noProof/>
-              <w:sz w:val="22"/>
-              <w:szCs w:val="22"/>
+              <w:sz w:val="20"/>
+              <w:szCs w:val="20"/>
               <w:lang w:val="en-GB" w:eastAsia="en-GB"/>
             </w:rPr>
           </w:pPr>
-          <w:hyperlink w:anchor="_Toc242432161" w:history="1">
+          <w:hyperlink w:anchor="_Toc242460268" w:history="1">
             <w:r>
               <w:rPr>
                 <w:rStyle w:val="Hyperlink"/>
                 <w:noProof/>
-                <w:sz w:val="22"/>
-                <w:szCs w:val="22"/>
+                <w:sz w:val="20"/>
+                <w:szCs w:val="20"/>
               </w:rPr>
               <w:t>Appendix 12: Final Portfolio Weights</w:t>
             </w:r>
@@ -2633,8 +2809,8 @@
               <w:rPr>
                 <w:noProof/>
                 <w:webHidden/>
-                <w:sz w:val="22"/>
-                <w:szCs w:val="22"/>
+                <w:sz w:val="20"/>
+                <w:szCs w:val="20"/>
               </w:rPr>
               <w:tab/>
             </w:r>
@@ -2642,8 +2818,8 @@
               <w:rPr>
                 <w:noProof/>
                 <w:webHidden/>
-                <w:sz w:val="22"/>
-                <w:szCs w:val="22"/>
+                <w:sz w:val="20"/>
+                <w:szCs w:val="20"/>
               </w:rPr>
               <w:fldChar w:fldCharType="begin"/>
             </w:r>
@@ -2651,25 +2827,25 @@
               <w:rPr>
                 <w:noProof/>
                 <w:webHidden/>
-                <w:sz w:val="22"/>
-                <w:szCs w:val="22"/>
-              </w:rPr>
-              <w:instrText xml:space="preserve"> PAGEREF _Toc242432161 \h </w:instrText>
+                <w:sz w:val="20"/>
+                <w:szCs w:val="20"/>
+              </w:rPr>
+              <w:instrText xml:space="preserve"> PAGEREF _Toc242460268 \h </w:instrText>
             </w:r>
             <w:r>
               <w:rPr>
                 <w:noProof/>
                 <w:webHidden/>
-                <w:sz w:val="22"/>
-                <w:szCs w:val="22"/>
+                <w:sz w:val="20"/>
+                <w:szCs w:val="20"/>
               </w:rPr>
             </w:r>
             <w:r>
               <w:rPr>
                 <w:noProof/>
                 <w:webHidden/>
-                <w:sz w:val="22"/>
-                <w:szCs w:val="22"/>
+                <w:sz w:val="20"/>
+                <w:szCs w:val="20"/>
               </w:rPr>
               <w:fldChar w:fldCharType="separate"/>
             </w:r>
@@ -2677,17 +2853,17 @@
               <w:rPr>
                 <w:noProof/>
                 <w:webHidden/>
-                <w:sz w:val="22"/>
-                <w:szCs w:val="22"/>
-              </w:rPr>
-              <w:t>28</w:t>
+                <w:sz w:val="20"/>
+                <w:szCs w:val="20"/>
+              </w:rPr>
+              <w:t>27</w:t>
             </w:r>
             <w:r>
               <w:rPr>
                 <w:noProof/>
                 <w:webHidden/>
-                <w:sz w:val="22"/>
-                <w:szCs w:val="22"/>
+                <w:sz w:val="20"/>
+                <w:szCs w:val="20"/>
               </w:rPr>
               <w:fldChar w:fldCharType="end"/>
             </w:r>
@@ -2702,18 +2878,18 @@
             <w:rPr>
               <w:rFonts w:asciiTheme="minorHAnsi" w:eastAsiaTheme="minorEastAsia" w:hAnsiTheme="minorHAnsi" w:cstheme="minorBidi"/>
               <w:noProof/>
-              <w:sz w:val="22"/>
-              <w:szCs w:val="22"/>
+              <w:sz w:val="20"/>
+              <w:szCs w:val="20"/>
               <w:lang w:val="en-GB" w:eastAsia="en-GB"/>
             </w:rPr>
           </w:pPr>
-          <w:hyperlink w:anchor="_Toc242432162" w:history="1">
+          <w:hyperlink w:anchor="_Toc242460269" w:history="1">
             <w:r>
               <w:rPr>
                 <w:rStyle w:val="Hyperlink"/>
                 <w:noProof/>
-                <w:sz w:val="22"/>
-                <w:szCs w:val="22"/>
+                <w:sz w:val="20"/>
+                <w:szCs w:val="20"/>
               </w:rPr>
               <w:t>Appendix 13: Final Risk Contribution Chart</w:t>
             </w:r>
@@ -2721,8 +2897,8 @@
               <w:rPr>
                 <w:noProof/>
                 <w:webHidden/>
-                <w:sz w:val="22"/>
-                <w:szCs w:val="22"/>
+                <w:sz w:val="20"/>
+                <w:szCs w:val="20"/>
               </w:rPr>
               <w:tab/>
             </w:r>
@@ -2730,8 +2906,8 @@
               <w:rPr>
                 <w:noProof/>
                 <w:webHidden/>
-                <w:sz w:val="22"/>
-                <w:szCs w:val="22"/>
+                <w:sz w:val="20"/>
+                <w:szCs w:val="20"/>
               </w:rPr>
               <w:fldChar w:fldCharType="begin"/>
             </w:r>
@@ -2739,25 +2915,25 @@
               <w:rPr>
                 <w:noProof/>
                 <w:webHidden/>
-                <w:sz w:val="22"/>
-                <w:szCs w:val="22"/>
-              </w:rPr>
-              <w:instrText xml:space="preserve"> PAGEREF _Toc242432162 \h </w:instrText>
+                <w:sz w:val="20"/>
+                <w:szCs w:val="20"/>
+              </w:rPr>
+              <w:instrText xml:space="preserve"> PAGEREF _Toc242460269 \h </w:instrText>
             </w:r>
             <w:r>
               <w:rPr>
                 <w:noProof/>
                 <w:webHidden/>
-                <w:sz w:val="22"/>
-                <w:szCs w:val="22"/>
+                <w:sz w:val="20"/>
+                <w:szCs w:val="20"/>
               </w:rPr>
             </w:r>
             <w:r>
               <w:rPr>
                 <w:noProof/>
                 <w:webHidden/>
-                <w:sz w:val="22"/>
-                <w:szCs w:val="22"/>
+                <w:sz w:val="20"/>
+                <w:szCs w:val="20"/>
               </w:rPr>
               <w:fldChar w:fldCharType="separate"/>
             </w:r>
@@ -2765,17 +2941,17 @@
               <w:rPr>
                 <w:noProof/>
                 <w:webHidden/>
-                <w:sz w:val="22"/>
-                <w:szCs w:val="22"/>
-              </w:rPr>
-              <w:t>29</w:t>
+                <w:sz w:val="20"/>
+                <w:szCs w:val="20"/>
+              </w:rPr>
+              <w:t>28</w:t>
             </w:r>
             <w:r>
               <w:rPr>
                 <w:noProof/>
                 <w:webHidden/>
-                <w:sz w:val="22"/>
-                <w:szCs w:val="22"/>
+                <w:sz w:val="20"/>
+                <w:szCs w:val="20"/>
               </w:rPr>
               <w:fldChar w:fldCharType="end"/>
             </w:r>
@@ -2787,8 +2963,8 @@
               <w:b/>
               <w:bCs/>
               <w:noProof/>
-              <w:sz w:val="22"/>
-              <w:szCs w:val="22"/>
+              <w:sz w:val="18"/>
+              <w:szCs w:val="18"/>
             </w:rPr>
             <w:fldChar w:fldCharType="end"/>
           </w:r>
@@ -2798,6 +2974,7 @@
     <w:p/>
     <w:p>
       <w:pPr>
+        <w:pStyle w:val="Heading1"/>
         <w:rPr>
           <w:noProof/>
         </w:rPr>
@@ -2805,8 +2982,13 @@
       <w:r>
         <w:br w:type="page"/>
       </w:r>
+      <w:bookmarkStart w:id="0" w:name="_Toc242460238"/>
       <w:r>
         <w:lastRenderedPageBreak/>
+        <w:t>List of Figures</w:t>
+      </w:r>
+      <w:bookmarkEnd w:id="0"/>
+      <w:r>
         <w:fldChar w:fldCharType="begin"/>
       </w:r>
       <w:r>
@@ -2814,23 +2996,6 @@
       </w:r>
       <w:r>
         <w:fldChar w:fldCharType="separate"/>
-      </w:r>
-      <w:r>
-        <w:rPr>
-          <w:b/>
-          <w:bCs/>
-          <w:noProof/>
-        </w:rPr>
-        <w:t>No table of figures entries found.</w:t>
-      </w:r>
-      <w:r>
-        <w:fldChar w:fldCharType="end"/>
-      </w:r>
-    </w:p>
-    <w:p/>
-    <w:p>
-      <w:r>
-        <w:br w:type="page"/>
       </w:r>
     </w:p>
     <w:p>
@@ -2840,11 +3005,739 @@
           <w:tab w:val="right" w:leader="dot" w:pos="9016"/>
         </w:tabs>
         <w:rPr>
+          <w:rFonts w:asciiTheme="minorHAnsi" w:eastAsiaTheme="minorEastAsia" w:hAnsiTheme="minorHAnsi" w:cstheme="minorBidi"/>
+          <w:noProof/>
+          <w:lang w:val="en-GB" w:eastAsia="en-GB"/>
+        </w:rPr>
+      </w:pPr>
+      <w:hyperlink w:anchor="_Toc242460199" w:history="1">
+        <w:r>
+          <w:rPr>
+            <w:rStyle w:val="Hyperlink"/>
+            <w:noProof/>
+          </w:rPr>
+          <w:t>Figure 1: Rolling Sharpe Ratio</w:t>
+        </w:r>
+        <w:r>
+          <w:rPr>
+            <w:noProof/>
+            <w:webHidden/>
+          </w:rPr>
+          <w:tab/>
+        </w:r>
+        <w:r>
+          <w:rPr>
+            <w:noProof/>
+            <w:webHidden/>
+          </w:rPr>
+          <w:fldChar w:fldCharType="begin"/>
+        </w:r>
+        <w:r>
+          <w:rPr>
+            <w:noProof/>
+            <w:webHidden/>
+          </w:rPr>
+          <w:instrText xml:space="preserve"> PAGEREF _Toc242460199 \h </w:instrText>
+        </w:r>
+        <w:r>
+          <w:rPr>
+            <w:noProof/>
+            <w:webHidden/>
+          </w:rPr>
+        </w:r>
+        <w:r>
+          <w:rPr>
+            <w:noProof/>
+            <w:webHidden/>
+          </w:rPr>
+          <w:fldChar w:fldCharType="separate"/>
+        </w:r>
+        <w:r>
+          <w:rPr>
+            <w:noProof/>
+            <w:webHidden/>
+          </w:rPr>
+          <w:t>21</w:t>
+        </w:r>
+        <w:r>
+          <w:rPr>
+            <w:noProof/>
+            <w:webHidden/>
+          </w:rPr>
+          <w:fldChar w:fldCharType="end"/>
+        </w:r>
+      </w:hyperlink>
+    </w:p>
+    <w:p>
+      <w:pPr>
+        <w:pStyle w:val="TableofFigures"/>
+        <w:tabs>
+          <w:tab w:val="right" w:leader="dot" w:pos="9016"/>
+        </w:tabs>
+        <w:rPr>
+          <w:rFonts w:asciiTheme="minorHAnsi" w:eastAsiaTheme="minorEastAsia" w:hAnsiTheme="minorHAnsi" w:cstheme="minorBidi"/>
+          <w:noProof/>
+          <w:lang w:val="en-GB" w:eastAsia="en-GB"/>
+        </w:rPr>
+      </w:pPr>
+      <w:hyperlink w:anchor="_Toc242460200" w:history="1">
+        <w:r>
+          <w:rPr>
+            <w:rStyle w:val="Hyperlink"/>
+            <w:noProof/>
+          </w:rPr>
+          <w:t>Figure 2: Rolling Sortino Ratio</w:t>
+        </w:r>
+        <w:r>
+          <w:rPr>
+            <w:noProof/>
+            <w:webHidden/>
+          </w:rPr>
+          <w:tab/>
+        </w:r>
+        <w:r>
+          <w:rPr>
+            <w:noProof/>
+            <w:webHidden/>
+          </w:rPr>
+          <w:fldChar w:fldCharType="begin"/>
+        </w:r>
+        <w:r>
+          <w:rPr>
+            <w:noProof/>
+            <w:webHidden/>
+          </w:rPr>
+          <w:instrText xml:space="preserve"> PAGEREF _Toc242460200 \h </w:instrText>
+        </w:r>
+        <w:r>
+          <w:rPr>
+            <w:noProof/>
+            <w:webHidden/>
+          </w:rPr>
+        </w:r>
+        <w:r>
+          <w:rPr>
+            <w:noProof/>
+            <w:webHidden/>
+          </w:rPr>
+          <w:fldChar w:fldCharType="separate"/>
+        </w:r>
+        <w:r>
+          <w:rPr>
+            <w:noProof/>
+            <w:webHidden/>
+          </w:rPr>
+          <w:t>21</w:t>
+        </w:r>
+        <w:r>
+          <w:rPr>
+            <w:noProof/>
+            <w:webHidden/>
+          </w:rPr>
+          <w:fldChar w:fldCharType="end"/>
+        </w:r>
+      </w:hyperlink>
+    </w:p>
+    <w:p>
+      <w:pPr>
+        <w:pStyle w:val="TableofFigures"/>
+        <w:tabs>
+          <w:tab w:val="right" w:leader="dot" w:pos="9016"/>
+        </w:tabs>
+        <w:rPr>
+          <w:rFonts w:asciiTheme="minorHAnsi" w:eastAsiaTheme="minorEastAsia" w:hAnsiTheme="minorHAnsi" w:cstheme="minorBidi"/>
+          <w:noProof/>
+          <w:lang w:val="en-GB" w:eastAsia="en-GB"/>
+        </w:rPr>
+      </w:pPr>
+      <w:hyperlink w:anchor="_Toc242460201" w:history="1">
+        <w:r>
+          <w:rPr>
+            <w:rStyle w:val="Hyperlink"/>
+            <w:noProof/>
+          </w:rPr>
+          <w:t>Figure 3: Rolling Kurtosis and Skewness</w:t>
+        </w:r>
+        <w:r>
+          <w:rPr>
+            <w:noProof/>
+            <w:webHidden/>
+          </w:rPr>
+          <w:tab/>
+        </w:r>
+        <w:r>
+          <w:rPr>
+            <w:noProof/>
+            <w:webHidden/>
+          </w:rPr>
+          <w:fldChar w:fldCharType="begin"/>
+        </w:r>
+        <w:r>
+          <w:rPr>
+            <w:noProof/>
+            <w:webHidden/>
+          </w:rPr>
+          <w:instrText xml:space="preserve"> PAGEREF _Toc242460201 \h </w:instrText>
+        </w:r>
+        <w:r>
+          <w:rPr>
+            <w:noProof/>
+            <w:webHidden/>
+          </w:rPr>
+        </w:r>
+        <w:r>
+          <w:rPr>
+            <w:noProof/>
+            <w:webHidden/>
+          </w:rPr>
+          <w:fldChar w:fldCharType="separate"/>
+        </w:r>
+        <w:r>
+          <w:rPr>
+            <w:noProof/>
+            <w:webHidden/>
+          </w:rPr>
+          <w:t>22</w:t>
+        </w:r>
+        <w:r>
+          <w:rPr>
+            <w:noProof/>
+            <w:webHidden/>
+          </w:rPr>
+          <w:fldChar w:fldCharType="end"/>
+        </w:r>
+      </w:hyperlink>
+    </w:p>
+    <w:p>
+      <w:pPr>
+        <w:pStyle w:val="TableofFigures"/>
+        <w:tabs>
+          <w:tab w:val="right" w:leader="dot" w:pos="9016"/>
+        </w:tabs>
+        <w:rPr>
+          <w:rFonts w:asciiTheme="minorHAnsi" w:eastAsiaTheme="minorEastAsia" w:hAnsiTheme="minorHAnsi" w:cstheme="minorBidi"/>
+          <w:noProof/>
+          <w:lang w:val="en-GB" w:eastAsia="en-GB"/>
+        </w:rPr>
+      </w:pPr>
+      <w:hyperlink w:anchor="_Toc242460202" w:history="1">
+        <w:r>
+          <w:rPr>
+            <w:rStyle w:val="Hyperlink"/>
+            <w:noProof/>
+          </w:rPr>
+          <w:t>Figure 4: Rolling Information Ratio</w:t>
+        </w:r>
+        <w:r>
+          <w:rPr>
+            <w:noProof/>
+            <w:webHidden/>
+          </w:rPr>
+          <w:tab/>
+        </w:r>
+        <w:r>
+          <w:rPr>
+            <w:noProof/>
+            <w:webHidden/>
+          </w:rPr>
+          <w:fldChar w:fldCharType="begin"/>
+        </w:r>
+        <w:r>
+          <w:rPr>
+            <w:noProof/>
+            <w:webHidden/>
+          </w:rPr>
+          <w:instrText xml:space="preserve"> PAGEREF _Toc242460202 \h </w:instrText>
+        </w:r>
+        <w:r>
+          <w:rPr>
+            <w:noProof/>
+            <w:webHidden/>
+          </w:rPr>
+        </w:r>
+        <w:r>
+          <w:rPr>
+            <w:noProof/>
+            <w:webHidden/>
+          </w:rPr>
+          <w:fldChar w:fldCharType="separate"/>
+        </w:r>
+        <w:r>
+          <w:rPr>
+            <w:noProof/>
+            <w:webHidden/>
+          </w:rPr>
+          <w:t>22</w:t>
+        </w:r>
+        <w:r>
+          <w:rPr>
+            <w:noProof/>
+            <w:webHidden/>
+          </w:rPr>
+          <w:fldChar w:fldCharType="end"/>
+        </w:r>
+      </w:hyperlink>
+    </w:p>
+    <w:p>
+      <w:pPr>
+        <w:pStyle w:val="TableofFigures"/>
+        <w:tabs>
+          <w:tab w:val="right" w:leader="dot" w:pos="9016"/>
+        </w:tabs>
+        <w:rPr>
+          <w:rFonts w:asciiTheme="minorHAnsi" w:eastAsiaTheme="minorEastAsia" w:hAnsiTheme="minorHAnsi" w:cstheme="minorBidi"/>
+          <w:noProof/>
+          <w:lang w:val="en-GB" w:eastAsia="en-GB"/>
+        </w:rPr>
+      </w:pPr>
+      <w:hyperlink w:anchor="_Toc242460203" w:history="1">
+        <w:r>
+          <w:rPr>
+            <w:rStyle w:val="Hyperlink"/>
+            <w:noProof/>
+          </w:rPr>
+          <w:t>Figure 5: Rolling Up-Capture and Down-Capture Ratio</w:t>
+        </w:r>
+        <w:r>
+          <w:rPr>
+            <w:noProof/>
+            <w:webHidden/>
+          </w:rPr>
+          <w:tab/>
+        </w:r>
+        <w:r>
+          <w:rPr>
+            <w:noProof/>
+            <w:webHidden/>
+          </w:rPr>
+          <w:fldChar w:fldCharType="begin"/>
+        </w:r>
+        <w:r>
+          <w:rPr>
+            <w:noProof/>
+            <w:webHidden/>
+          </w:rPr>
+          <w:instrText xml:space="preserve"> PAGEREF _Toc242460203 \h </w:instrText>
+        </w:r>
+        <w:r>
+          <w:rPr>
+            <w:noProof/>
+            <w:webHidden/>
+          </w:rPr>
+        </w:r>
+        <w:r>
+          <w:rPr>
+            <w:noProof/>
+            <w:webHidden/>
+          </w:rPr>
+          <w:fldChar w:fldCharType="separate"/>
+        </w:r>
+        <w:r>
+          <w:rPr>
+            <w:noProof/>
+            <w:webHidden/>
+          </w:rPr>
+          <w:t>23</w:t>
+        </w:r>
+        <w:r>
+          <w:rPr>
+            <w:noProof/>
+            <w:webHidden/>
+          </w:rPr>
+          <w:fldChar w:fldCharType="end"/>
+        </w:r>
+      </w:hyperlink>
+    </w:p>
+    <w:p>
+      <w:pPr>
+        <w:pStyle w:val="TableofFigures"/>
+        <w:tabs>
+          <w:tab w:val="right" w:leader="dot" w:pos="9016"/>
+        </w:tabs>
+        <w:rPr>
+          <w:rFonts w:asciiTheme="minorHAnsi" w:eastAsiaTheme="minorEastAsia" w:hAnsiTheme="minorHAnsi" w:cstheme="minorBidi"/>
+          <w:noProof/>
+          <w:lang w:val="en-GB" w:eastAsia="en-GB"/>
+        </w:rPr>
+      </w:pPr>
+      <w:hyperlink w:anchor="_Toc242460204" w:history="1">
+        <w:r>
+          <w:rPr>
+            <w:rStyle w:val="Hyperlink"/>
+            <w:noProof/>
+          </w:rPr>
+          <w:t>Figure 6: Wealth Curve: Portfolio vs Benchmark</w:t>
+        </w:r>
+        <w:r>
+          <w:rPr>
+            <w:noProof/>
+            <w:webHidden/>
+          </w:rPr>
+          <w:tab/>
+        </w:r>
+        <w:r>
+          <w:rPr>
+            <w:noProof/>
+            <w:webHidden/>
+          </w:rPr>
+          <w:fldChar w:fldCharType="begin"/>
+        </w:r>
+        <w:r>
+          <w:rPr>
+            <w:noProof/>
+            <w:webHidden/>
+          </w:rPr>
+          <w:instrText xml:space="preserve"> PAGEREF _Toc242460204 \h </w:instrText>
+        </w:r>
+        <w:r>
+          <w:rPr>
+            <w:noProof/>
+            <w:webHidden/>
+          </w:rPr>
+        </w:r>
+        <w:r>
+          <w:rPr>
+            <w:noProof/>
+            <w:webHidden/>
+          </w:rPr>
+          <w:fldChar w:fldCharType="separate"/>
+        </w:r>
+        <w:r>
+          <w:rPr>
+            <w:noProof/>
+            <w:webHidden/>
+          </w:rPr>
+          <w:t>24</w:t>
+        </w:r>
+        <w:r>
+          <w:rPr>
+            <w:noProof/>
+            <w:webHidden/>
+          </w:rPr>
+          <w:fldChar w:fldCharType="end"/>
+        </w:r>
+      </w:hyperlink>
+    </w:p>
+    <w:p>
+      <w:pPr>
+        <w:pStyle w:val="TableofFigures"/>
+        <w:tabs>
+          <w:tab w:val="right" w:leader="dot" w:pos="9016"/>
+        </w:tabs>
+        <w:rPr>
+          <w:rFonts w:asciiTheme="minorHAnsi" w:eastAsiaTheme="minorEastAsia" w:hAnsiTheme="minorHAnsi" w:cstheme="minorBidi"/>
+          <w:noProof/>
+          <w:lang w:val="en-GB" w:eastAsia="en-GB"/>
+        </w:rPr>
+      </w:pPr>
+      <w:hyperlink w:anchor="_Toc242460205" w:history="1">
+        <w:r>
+          <w:rPr>
+            <w:rStyle w:val="Hyperlink"/>
+            <w:noProof/>
+          </w:rPr>
+          <w:t>Figure 7: Portfolio Drawdown</w:t>
+        </w:r>
+        <w:r>
+          <w:rPr>
+            <w:noProof/>
+            <w:webHidden/>
+          </w:rPr>
+          <w:tab/>
+        </w:r>
+        <w:r>
+          <w:rPr>
+            <w:noProof/>
+            <w:webHidden/>
+          </w:rPr>
+          <w:fldChar w:fldCharType="begin"/>
+        </w:r>
+        <w:r>
+          <w:rPr>
+            <w:noProof/>
+            <w:webHidden/>
+          </w:rPr>
+          <w:instrText xml:space="preserve"> PAGEREF _Toc242460205 \h </w:instrText>
+        </w:r>
+        <w:r>
+          <w:rPr>
+            <w:noProof/>
+            <w:webHidden/>
+          </w:rPr>
+        </w:r>
+        <w:r>
+          <w:rPr>
+            <w:noProof/>
+            <w:webHidden/>
+          </w:rPr>
+          <w:fldChar w:fldCharType="separate"/>
+        </w:r>
+        <w:r>
+          <w:rPr>
+            <w:noProof/>
+            <w:webHidden/>
+          </w:rPr>
+          <w:t>25</w:t>
+        </w:r>
+        <w:r>
+          <w:rPr>
+            <w:noProof/>
+            <w:webHidden/>
+          </w:rPr>
+          <w:fldChar w:fldCharType="end"/>
+        </w:r>
+      </w:hyperlink>
+    </w:p>
+    <w:p>
+      <w:pPr>
+        <w:pStyle w:val="TableofFigures"/>
+        <w:tabs>
+          <w:tab w:val="right" w:leader="dot" w:pos="9016"/>
+        </w:tabs>
+        <w:rPr>
+          <w:rFonts w:asciiTheme="minorHAnsi" w:eastAsiaTheme="minorEastAsia" w:hAnsiTheme="minorHAnsi" w:cstheme="minorBidi"/>
+          <w:noProof/>
+          <w:lang w:val="en-GB" w:eastAsia="en-GB"/>
+        </w:rPr>
+      </w:pPr>
+      <w:hyperlink w:anchor="_Toc242460206" w:history="1">
+        <w:r>
+          <w:rPr>
+            <w:rStyle w:val="Hyperlink"/>
+            <w:noProof/>
+          </w:rPr>
+          <w:t>Figure 8: Q-Q Plot - Portfolio Net Returns</w:t>
+        </w:r>
+        <w:r>
+          <w:rPr>
+            <w:noProof/>
+            <w:webHidden/>
+          </w:rPr>
+          <w:tab/>
+        </w:r>
+        <w:r>
+          <w:rPr>
+            <w:noProof/>
+            <w:webHidden/>
+          </w:rPr>
+          <w:fldChar w:fldCharType="begin"/>
+        </w:r>
+        <w:r>
+          <w:rPr>
+            <w:noProof/>
+            <w:webHidden/>
+          </w:rPr>
+          <w:instrText xml:space="preserve"> PAGEREF _Toc242460206 \h </w:instrText>
+        </w:r>
+        <w:r>
+          <w:rPr>
+            <w:noProof/>
+            <w:webHidden/>
+          </w:rPr>
+        </w:r>
+        <w:r>
+          <w:rPr>
+            <w:noProof/>
+            <w:webHidden/>
+          </w:rPr>
+          <w:fldChar w:fldCharType="separate"/>
+        </w:r>
+        <w:r>
+          <w:rPr>
+            <w:noProof/>
+            <w:webHidden/>
+          </w:rPr>
+          <w:t>26</w:t>
+        </w:r>
+        <w:r>
+          <w:rPr>
+            <w:noProof/>
+            <w:webHidden/>
+          </w:rPr>
+          <w:fldChar w:fldCharType="end"/>
+        </w:r>
+      </w:hyperlink>
+    </w:p>
+    <w:p>
+      <w:pPr>
+        <w:pStyle w:val="TableofFigures"/>
+        <w:tabs>
+          <w:tab w:val="right" w:leader="dot" w:pos="9016"/>
+        </w:tabs>
+        <w:rPr>
+          <w:rFonts w:asciiTheme="minorHAnsi" w:eastAsiaTheme="minorEastAsia" w:hAnsiTheme="minorHAnsi" w:cstheme="minorBidi"/>
+          <w:noProof/>
+          <w:lang w:val="en-GB" w:eastAsia="en-GB"/>
+        </w:rPr>
+      </w:pPr>
+      <w:hyperlink w:anchor="_Toc242460207" w:history="1">
+        <w:r>
+          <w:rPr>
+            <w:rStyle w:val="Hyperlink"/>
+            <w:noProof/>
+          </w:rPr>
+          <w:t>Figure 9: Portfolio Weights</w:t>
+        </w:r>
+        <w:r>
+          <w:rPr>
+            <w:noProof/>
+            <w:webHidden/>
+          </w:rPr>
+          <w:tab/>
+        </w:r>
+        <w:r>
+          <w:rPr>
+            <w:noProof/>
+            <w:webHidden/>
+          </w:rPr>
+          <w:fldChar w:fldCharType="begin"/>
+        </w:r>
+        <w:r>
+          <w:rPr>
+            <w:noProof/>
+            <w:webHidden/>
+          </w:rPr>
+          <w:instrText xml:space="preserve"> PAGEREF _Toc242460207 \h </w:instrText>
+        </w:r>
+        <w:r>
+          <w:rPr>
+            <w:noProof/>
+            <w:webHidden/>
+          </w:rPr>
+        </w:r>
+        <w:r>
+          <w:rPr>
+            <w:noProof/>
+            <w:webHidden/>
+          </w:rPr>
+          <w:fldChar w:fldCharType="separate"/>
+        </w:r>
+        <w:r>
+          <w:rPr>
+            <w:noProof/>
+            <w:webHidden/>
+          </w:rPr>
+          <w:t>27</w:t>
+        </w:r>
+        <w:r>
+          <w:rPr>
+            <w:noProof/>
+            <w:webHidden/>
+          </w:rPr>
+          <w:fldChar w:fldCharType="end"/>
+        </w:r>
+      </w:hyperlink>
+    </w:p>
+    <w:p>
+      <w:pPr>
+        <w:pStyle w:val="TableofFigures"/>
+        <w:tabs>
+          <w:tab w:val="right" w:leader="dot" w:pos="9016"/>
+        </w:tabs>
+        <w:rPr>
+          <w:rFonts w:asciiTheme="minorHAnsi" w:eastAsiaTheme="minorEastAsia" w:hAnsiTheme="minorHAnsi" w:cstheme="minorBidi"/>
+          <w:noProof/>
+          <w:lang w:val="en-GB" w:eastAsia="en-GB"/>
+        </w:rPr>
+      </w:pPr>
+      <w:hyperlink w:anchor="_Toc242460208" w:history="1">
+        <w:r>
+          <w:rPr>
+            <w:rStyle w:val="Hyperlink"/>
+            <w:noProof/>
+          </w:rPr>
+          <w:t>Figure 10: Final Risk Contributions</w:t>
+        </w:r>
+        <w:r>
+          <w:rPr>
+            <w:noProof/>
+            <w:webHidden/>
+          </w:rPr>
+          <w:tab/>
+        </w:r>
+        <w:r>
+          <w:rPr>
+            <w:noProof/>
+            <w:webHidden/>
+          </w:rPr>
+          <w:fldChar w:fldCharType="begin"/>
+        </w:r>
+        <w:r>
+          <w:rPr>
+            <w:noProof/>
+            <w:webHidden/>
+          </w:rPr>
+          <w:instrText xml:space="preserve"> PAGEREF _Toc242460208 \h </w:instrText>
+        </w:r>
+        <w:r>
+          <w:rPr>
+            <w:noProof/>
+            <w:webHidden/>
+          </w:rPr>
+        </w:r>
+        <w:r>
+          <w:rPr>
+            <w:noProof/>
+            <w:webHidden/>
+          </w:rPr>
+          <w:fldChar w:fldCharType="separate"/>
+        </w:r>
+        <w:r>
+          <w:rPr>
+            <w:noProof/>
+            <w:webHidden/>
+          </w:rPr>
+          <w:t>28</w:t>
+        </w:r>
+        <w:r>
+          <w:rPr>
+            <w:noProof/>
+            <w:webHidden/>
+          </w:rPr>
+          <w:fldChar w:fldCharType="end"/>
+        </w:r>
+      </w:hyperlink>
+    </w:p>
+    <w:p>
+      <w:pPr>
+        <w:rPr>
           <w:noProof/>
         </w:rPr>
       </w:pPr>
       <w:r>
+        <w:fldChar w:fldCharType="end"/>
+      </w:r>
+    </w:p>
+    <w:p/>
+    <w:p>
+      <w:r>
+        <w:br w:type="page"/>
+      </w:r>
+    </w:p>
+    <w:p>
+      <w:pPr>
+        <w:pStyle w:val="Heading1"/>
+      </w:pPr>
+      <w:bookmarkStart w:id="1" w:name="_Toc242460239"/>
+      <w:r>
         <w:lastRenderedPageBreak/>
+        <w:t>List of Tables</w:t>
+      </w:r>
+      <w:bookmarkEnd w:id="1"/>
+    </w:p>
+    <w:p>
+      <w:pPr>
+        <w:pStyle w:val="TableofFigures"/>
+        <w:tabs>
+          <w:tab w:val="right" w:leader="dot" w:pos="9016"/>
+        </w:tabs>
+        <w:rPr>
+          <w:rFonts w:asciiTheme="minorHAnsi" w:eastAsiaTheme="minorEastAsia" w:hAnsiTheme="minorHAnsi" w:cstheme="minorBidi"/>
+          <w:noProof/>
+          <w:lang w:val="en-GB" w:eastAsia="en-GB"/>
+        </w:rPr>
+      </w:pPr>
+      <w:r>
         <w:fldChar w:fldCharType="begin"/>
       </w:r>
       <w:r>
@@ -2853,7 +3746,7 @@
       <w:r>
         <w:fldChar w:fldCharType="separate"/>
       </w:r>
-      <w:hyperlink w:anchor="_Toc242432186" w:history="1">
+      <w:hyperlink w:anchor="_Toc242458270" w:history="1">
         <w:r>
           <w:rPr>
             <w:rStyle w:val="Hyperlink"/>
@@ -2880,7 +3773,7 @@
             <w:noProof/>
             <w:webHidden/>
           </w:rPr>
-          <w:instrText xml:space="preserve"> PAGEREF _Toc242432186 \h </w:instrText>
+          <w:instrText xml:space="preserve"> PAGEREF _Toc242458270 \h </w:instrText>
         </w:r>
         <w:r>
           <w:rPr>
@@ -2900,7 +3793,7 @@
             <w:noProof/>
             <w:webHidden/>
           </w:rPr>
-          <w:t>9</w:t>
+          <w:t>8</w:t>
         </w:r>
         <w:r>
           <w:rPr>
@@ -2918,10 +3811,12 @@
           <w:tab w:val="right" w:leader="dot" w:pos="9016"/>
         </w:tabs>
         <w:rPr>
+          <w:rFonts w:asciiTheme="minorHAnsi" w:eastAsiaTheme="minorEastAsia" w:hAnsiTheme="minorHAnsi" w:cstheme="minorBidi"/>
           <w:noProof/>
+          <w:lang w:val="en-GB" w:eastAsia="en-GB"/>
         </w:rPr>
       </w:pPr>
-      <w:hyperlink w:anchor="_Toc242432187" w:history="1">
+      <w:hyperlink w:anchor="_Toc242458271" w:history="1">
         <w:r>
           <w:rPr>
             <w:rStyle w:val="Hyperlink"/>
@@ -2948,7 +3843,7 @@
             <w:noProof/>
             <w:webHidden/>
           </w:rPr>
-          <w:instrText xml:space="preserve"> PAGEREF _Toc242432187 \h </w:instrText>
+          <w:instrText xml:space="preserve"> PAGEREF _Toc242458271 \h </w:instrText>
         </w:r>
         <w:r>
           <w:rPr>
@@ -2968,7 +3863,7 @@
             <w:noProof/>
             <w:webHidden/>
           </w:rPr>
-          <w:t>11</w:t>
+          <w:t>10</w:t>
         </w:r>
         <w:r>
           <w:rPr>
@@ -2986,16 +3881,18 @@
           <w:tab w:val="right" w:leader="dot" w:pos="9016"/>
         </w:tabs>
         <w:rPr>
+          <w:rFonts w:asciiTheme="minorHAnsi" w:eastAsiaTheme="minorEastAsia" w:hAnsiTheme="minorHAnsi" w:cstheme="minorBidi"/>
           <w:noProof/>
+          <w:lang w:val="en-GB" w:eastAsia="en-GB"/>
         </w:rPr>
       </w:pPr>
-      <w:hyperlink w:anchor="_Toc242432188" w:history="1">
+      <w:hyperlink w:anchor="_Toc242458272" w:history="1">
         <w:r>
           <w:rPr>
             <w:rStyle w:val="Hyperlink"/>
             <w:noProof/>
           </w:rPr>
-          <w:t>Table 3: Portfolio Weightage</w:t>
+          <w:t>Table 3: Portfolio Weights</w:t>
         </w:r>
         <w:r>
           <w:rPr>
@@ -3016,7 +3913,147 @@
             <w:noProof/>
             <w:webHidden/>
           </w:rPr>
-          <w:instrText xml:space="preserve"> PAGEREF _Toc242432188 \h </w:instrText>
+          <w:instrText xml:space="preserve"> PAGEREF _Toc242458272 \h </w:instrText>
+        </w:r>
+        <w:r>
+          <w:rPr>
+            <w:noProof/>
+            <w:webHidden/>
+          </w:rPr>
+        </w:r>
+        <w:r>
+          <w:rPr>
+            <w:noProof/>
+            <w:webHidden/>
+          </w:rPr>
+          <w:fldChar w:fldCharType="separate"/>
+        </w:r>
+        <w:r>
+          <w:rPr>
+            <w:noProof/>
+            <w:webHidden/>
+          </w:rPr>
+          <w:t>12</w:t>
+        </w:r>
+        <w:r>
+          <w:rPr>
+            <w:noProof/>
+            <w:webHidden/>
+          </w:rPr>
+          <w:fldChar w:fldCharType="end"/>
+        </w:r>
+      </w:hyperlink>
+    </w:p>
+    <w:p>
+      <w:pPr>
+        <w:pStyle w:val="TableofFigures"/>
+        <w:tabs>
+          <w:tab w:val="right" w:leader="dot" w:pos="9016"/>
+        </w:tabs>
+        <w:rPr>
+          <w:rFonts w:asciiTheme="minorHAnsi" w:eastAsiaTheme="minorEastAsia" w:hAnsiTheme="minorHAnsi" w:cstheme="minorBidi"/>
+          <w:noProof/>
+          <w:lang w:val="en-GB" w:eastAsia="en-GB"/>
+        </w:rPr>
+      </w:pPr>
+      <w:hyperlink w:anchor="_Toc242458273" w:history="1">
+        <w:r>
+          <w:rPr>
+            <w:rStyle w:val="Hyperlink"/>
+            <w:noProof/>
+          </w:rPr>
+          <w:t>Table 4: Top 5 Worst Drawdown Periods</w:t>
+        </w:r>
+        <w:r>
+          <w:rPr>
+            <w:noProof/>
+            <w:webHidden/>
+          </w:rPr>
+          <w:tab/>
+        </w:r>
+        <w:r>
+          <w:rPr>
+            <w:noProof/>
+            <w:webHidden/>
+          </w:rPr>
+          <w:fldChar w:fldCharType="begin"/>
+        </w:r>
+        <w:r>
+          <w:rPr>
+            <w:noProof/>
+            <w:webHidden/>
+          </w:rPr>
+          <w:instrText xml:space="preserve"> PAGEREF _Toc242458273 \h </w:instrText>
+        </w:r>
+        <w:r>
+          <w:rPr>
+            <w:noProof/>
+            <w:webHidden/>
+          </w:rPr>
+        </w:r>
+        <w:r>
+          <w:rPr>
+            <w:noProof/>
+            <w:webHidden/>
+          </w:rPr>
+          <w:fldChar w:fldCharType="separate"/>
+        </w:r>
+        <w:r>
+          <w:rPr>
+            <w:noProof/>
+            <w:webHidden/>
+          </w:rPr>
+          <w:t>12</w:t>
+        </w:r>
+        <w:r>
+          <w:rPr>
+            <w:noProof/>
+            <w:webHidden/>
+          </w:rPr>
+          <w:fldChar w:fldCharType="end"/>
+        </w:r>
+      </w:hyperlink>
+    </w:p>
+    <w:p>
+      <w:pPr>
+        <w:pStyle w:val="TableofFigures"/>
+        <w:tabs>
+          <w:tab w:val="right" w:leader="dot" w:pos="9016"/>
+        </w:tabs>
+        <w:rPr>
+          <w:rFonts w:asciiTheme="minorHAnsi" w:eastAsiaTheme="minorEastAsia" w:hAnsiTheme="minorHAnsi" w:cstheme="minorBidi"/>
+          <w:noProof/>
+          <w:lang w:val="en-GB" w:eastAsia="en-GB"/>
+        </w:rPr>
+      </w:pPr>
+      <w:hyperlink w:anchor="_Toc242458274" w:history="1">
+        <w:r>
+          <w:rPr>
+            <w:rStyle w:val="Hyperlink"/>
+            <w:noProof/>
+          </w:rPr>
+          <w:t>Table 5: Risk Analysis Summary</w:t>
+        </w:r>
+        <w:r>
+          <w:rPr>
+            <w:noProof/>
+            <w:webHidden/>
+          </w:rPr>
+          <w:tab/>
+        </w:r>
+        <w:r>
+          <w:rPr>
+            <w:noProof/>
+            <w:webHidden/>
+          </w:rPr>
+          <w:fldChar w:fldCharType="begin"/>
+        </w:r>
+        <w:r>
+          <w:rPr>
+            <w:noProof/>
+            <w:webHidden/>
+          </w:rPr>
+          <w:instrText xml:space="preserve"> PAGEREF _Toc242458274 \h </w:instrText>
         </w:r>
         <w:r>
           <w:rPr>
@@ -3048,142 +4085,6 @@
       </w:hyperlink>
     </w:p>
     <w:p>
-      <w:pPr>
-        <w:pStyle w:val="TableofFigures"/>
-        <w:tabs>
-          <w:tab w:val="right" w:leader="dot" w:pos="9016"/>
-        </w:tabs>
-        <w:rPr>
-          <w:noProof/>
-        </w:rPr>
-      </w:pPr>
-      <w:hyperlink w:anchor="_Toc242432189" w:history="1">
-        <w:r>
-          <w:rPr>
-            <w:rStyle w:val="Hyperlink"/>
-            <w:noProof/>
-          </w:rPr>
-          <w:t>Table 4: Top 5 Worst Drawdown Periods</w:t>
-        </w:r>
-        <w:r>
-          <w:rPr>
-            <w:noProof/>
-            <w:webHidden/>
-          </w:rPr>
-          <w:tab/>
-        </w:r>
-        <w:r>
-          <w:rPr>
-            <w:noProof/>
-            <w:webHidden/>
-          </w:rPr>
-          <w:fldChar w:fldCharType="begin"/>
-        </w:r>
-        <w:r>
-          <w:rPr>
-            <w:noProof/>
-            <w:webHidden/>
-          </w:rPr>
-          <w:instrText xml:space="preserve"> PAGEREF _Toc242432189 \h </w:instrText>
-        </w:r>
-        <w:r>
-          <w:rPr>
-            <w:noProof/>
-            <w:webHidden/>
-          </w:rPr>
-        </w:r>
-        <w:r>
-          <w:rPr>
-            <w:noProof/>
-            <w:webHidden/>
-          </w:rPr>
-          <w:fldChar w:fldCharType="separate"/>
-        </w:r>
-        <w:r>
-          <w:rPr>
-            <w:noProof/>
-            <w:webHidden/>
-          </w:rPr>
-          <w:t>13</w:t>
-        </w:r>
-        <w:r>
-          <w:rPr>
-            <w:noProof/>
-            <w:webHidden/>
-          </w:rPr>
-          <w:fldChar w:fldCharType="end"/>
-        </w:r>
-      </w:hyperlink>
-    </w:p>
-    <w:p>
-      <w:pPr>
-        <w:pStyle w:val="TableofFigures"/>
-        <w:tabs>
-          <w:tab w:val="right" w:leader="dot" w:pos="9016"/>
-        </w:tabs>
-        <w:rPr>
-          <w:noProof/>
-        </w:rPr>
-      </w:pPr>
-      <w:hyperlink w:anchor="_Toc242432190" w:history="1">
-        <w:r>
-          <w:rPr>
-            <w:rStyle w:val="Hyperlink"/>
-            <w:noProof/>
-          </w:rPr>
-          <w:t>Table 5: Risk Analysis Summary</w:t>
-        </w:r>
-        <w:r>
-          <w:rPr>
-            <w:noProof/>
-            <w:webHidden/>
-          </w:rPr>
-          <w:tab/>
-        </w:r>
-        <w:r>
-          <w:rPr>
-            <w:noProof/>
-            <w:webHidden/>
-          </w:rPr>
-          <w:fldChar w:fldCharType="begin"/>
-        </w:r>
-        <w:r>
-          <w:rPr>
-            <w:noProof/>
-            <w:webHidden/>
-          </w:rPr>
-          <w:instrText xml:space="preserve"> PAGEREF _Toc242432190 \h </w:instrText>
-        </w:r>
-        <w:r>
-          <w:rPr>
-            <w:noProof/>
-            <w:webHidden/>
-          </w:rPr>
-        </w:r>
-        <w:r>
-          <w:rPr>
-            <w:noProof/>
-            <w:webHidden/>
-          </w:rPr>
-          <w:fldChar w:fldCharType="separate"/>
-        </w:r>
-        <w:r>
-          <w:rPr>
-            <w:noProof/>
-            <w:webHidden/>
-          </w:rPr>
-          <w:t>14</w:t>
-        </w:r>
-        <w:r>
-          <w:rPr>
-            <w:noProof/>
-            <w:webHidden/>
-          </w:rPr>
-          <w:fldChar w:fldCharType="end"/>
-        </w:r>
-      </w:hyperlink>
-    </w:p>
-    <w:p>
       <w:r>
         <w:fldChar w:fldCharType="end"/>
       </w:r>
@@ -3198,7 +4099,7 @@
           <w:rFonts w:ascii="Calibri" w:hAnsi="Calibri" w:cs="Calibri"/>
         </w:rPr>
       </w:pPr>
-      <w:bookmarkStart w:id="0" w:name="_Toc242432133"/>
+      <w:bookmarkStart w:id="2" w:name="_Toc242460240"/>
       <w:r>
         <w:rPr>
           <w:rFonts w:ascii="Calibri" w:hAnsi="Calibri" w:cs="Calibri"/>
@@ -3206,7 +4107,7 @@
         <w:lastRenderedPageBreak/>
         <w:t>Introduction</w:t>
       </w:r>
-      <w:bookmarkEnd w:id="0"/>
+      <w:bookmarkEnd w:id="2"/>
     </w:p>
     <w:p>
       <w:r>
@@ -3239,7 +4140,15 @@
         <w:t xml:space="preserve">that </w:t>
       </w:r>
       <w:r>
-        <w:t>the semiconductor business booms. Companies such as NVIDIA and MICRON are expected to grow in the next few years.</w:t>
+        <w:t xml:space="preserve">the semiconductor business </w:t>
+      </w:r>
+      <w:proofErr w:type="gramStart"/>
+      <w:r>
+        <w:t>booms</w:t>
+      </w:r>
+      <w:proofErr w:type="gramEnd"/>
+      <w:r>
+        <w:t>. Companies such as NVIDIA and MICRON are expected to grow in the next few years.</w:t>
       </w:r>
       <w:r>
         <w:t xml:space="preserve"> This industry, given the </w:t>
@@ -3465,7 +4374,13 @@
         <w:t xml:space="preserve">for each of the 24 assets, and the </w:t>
       </w:r>
       <w:r>
-        <w:t>equal weight portfolio ensures equal weightage (4.167%) for each asset.</w:t>
+        <w:t>equal weight portfolio ensures equal weigh</w:t>
+      </w:r>
+      <w:r>
+        <w:t>ts</w:t>
+      </w:r>
+      <w:r>
+        <w:t xml:space="preserve"> (4.167%) for each asset.</w:t>
       </w:r>
     </w:p>
     <w:p>
@@ -3477,24 +4392,24 @@
       <w:pPr>
         <w:pStyle w:val="Heading1"/>
       </w:pPr>
-      <w:bookmarkStart w:id="1" w:name="_Toc242432134"/>
+      <w:bookmarkStart w:id="3" w:name="_Toc242460241"/>
       <w:r>
         <w:t xml:space="preserve">Asset </w:t>
       </w:r>
       <w:r>
         <w:t>and Data Selection</w:t>
       </w:r>
-      <w:bookmarkEnd w:id="1"/>
+      <w:bookmarkEnd w:id="3"/>
     </w:p>
     <w:p>
       <w:pPr>
         <w:pStyle w:val="Heading2"/>
       </w:pPr>
-      <w:bookmarkStart w:id="2" w:name="_Toc242432135"/>
+      <w:bookmarkStart w:id="4" w:name="_Toc242460242"/>
       <w:r>
         <w:t>Asset Choice</w:t>
       </w:r>
-      <w:bookmarkEnd w:id="2"/>
+      <w:bookmarkEnd w:id="4"/>
     </w:p>
     <w:p>
       <w:r>
@@ -3507,7 +4422,15 @@
         <w:t>.</w:t>
       </w:r>
       <w:r>
-        <w:t xml:space="preserve"> For clarity’s sake, I have tabulated my choice by dividing them into sectors I see fit, and explaining said choice in a sentence or two.</w:t>
+        <w:t xml:space="preserve"> For clarity’s sake, I have tabulated my choice by dividing them into sectors I see </w:t>
+      </w:r>
+      <w:proofErr w:type="gramStart"/>
+      <w:r>
+        <w:t>fit, and</w:t>
+      </w:r>
+      <w:proofErr w:type="gramEnd"/>
+      <w:r>
+        <w:t xml:space="preserve"> explaining said choice in a sentence or two.</w:t>
       </w:r>
     </w:p>
     <w:tbl>
@@ -4575,7 +5498,6 @@
           </w:tcPr>
           <w:p>
             <w:r>
-              <w:lastRenderedPageBreak/>
               <w:t>RTX Corp Inc.</w:t>
             </w:r>
           </w:p>
@@ -4645,7 +5567,7 @@
         <w:pStyle w:val="Caption"/>
         <w:jc w:val="center"/>
       </w:pPr>
-      <w:bookmarkStart w:id="3" w:name="_Toc242432186"/>
+      <w:bookmarkStart w:id="5" w:name="_Toc242458270"/>
       <w:r>
         <w:t xml:space="preserve">Table </w:t>
       </w:r>
@@ -4670,7 +5592,7 @@
       <w:r>
         <w:t>: Asset Choice Reasoning</w:t>
       </w:r>
-      <w:bookmarkEnd w:id="3"/>
+      <w:bookmarkEnd w:id="5"/>
     </w:p>
     <w:p>
       <w:r>
@@ -4696,14 +5618,14 @@
           <w:rFonts w:ascii="Calibri" w:hAnsi="Calibri" w:cs="Calibri"/>
         </w:rPr>
       </w:pPr>
-      <w:bookmarkStart w:id="4" w:name="_Toc242432136"/>
+      <w:bookmarkStart w:id="6" w:name="_Toc242460243"/>
       <w:r>
         <w:rPr>
           <w:rFonts w:ascii="Calibri" w:hAnsi="Calibri" w:cs="Calibri"/>
         </w:rPr>
         <w:t>Selection of Data</w:t>
       </w:r>
-      <w:bookmarkEnd w:id="4"/>
+      <w:bookmarkEnd w:id="6"/>
     </w:p>
     <w:p>
       <w:r>
@@ -5120,14 +6042,14 @@
           <w:rFonts w:ascii="Calibri" w:eastAsiaTheme="minorEastAsia" w:hAnsi="Calibri" w:cs="Calibri"/>
         </w:rPr>
       </w:pPr>
-      <w:bookmarkStart w:id="5" w:name="_Toc242432137"/>
+      <w:bookmarkStart w:id="7" w:name="_Toc242460244"/>
       <w:r>
         <w:rPr>
           <w:rFonts w:ascii="Calibri" w:eastAsiaTheme="minorEastAsia" w:hAnsi="Calibri" w:cs="Calibri"/>
         </w:rPr>
         <w:t>Metric Assumptions</w:t>
       </w:r>
-      <w:bookmarkEnd w:id="5"/>
+      <w:bookmarkEnd w:id="7"/>
     </w:p>
     <w:p>
       <w:r>
@@ -5186,12 +6108,12 @@
       <w:pPr>
         <w:pStyle w:val="Heading2"/>
       </w:pPr>
-      <w:bookmarkStart w:id="6" w:name="_Toc242432138"/>
+      <w:bookmarkStart w:id="8" w:name="_Toc242460245"/>
       <w:r>
         <w:lastRenderedPageBreak/>
         <w:t>Portfolio Code</w:t>
       </w:r>
-      <w:bookmarkEnd w:id="6"/>
+      <w:bookmarkEnd w:id="8"/>
     </w:p>
     <w:p>
       <w:r>
@@ -5205,14 +6127,14 @@
       <w:pPr>
         <w:pStyle w:val="Heading1"/>
       </w:pPr>
-      <w:bookmarkStart w:id="7" w:name="_Toc242432139"/>
+      <w:bookmarkStart w:id="9" w:name="_Toc242460246"/>
       <w:r>
         <w:t>Black-Litterman Model</w:t>
       </w:r>
       <w:r>
         <w:t xml:space="preserve"> (BLO)</w:t>
       </w:r>
-      <w:bookmarkEnd w:id="7"/>
+      <w:bookmarkEnd w:id="9"/>
     </w:p>
     <w:p>
       <w:r>
@@ -5676,7 +6598,21 @@
         <w:rPr>
           <w:rFonts w:eastAsiaTheme="minorEastAsia"/>
         </w:rPr>
-        <w:t>have a significant growth, primarily due to its investment in AI, and how commonplace their software is.</w:t>
+        <w:t xml:space="preserve">have </w:t>
+      </w:r>
+      <w:proofErr w:type="gramStart"/>
+      <w:r>
+        <w:rPr>
+          <w:rFonts w:eastAsiaTheme="minorEastAsia"/>
+        </w:rPr>
+        <w:t>a significant</w:t>
+      </w:r>
+      <w:proofErr w:type="gramEnd"/>
+      <w:r>
+        <w:rPr>
+          <w:rFonts w:eastAsiaTheme="minorEastAsia"/>
+        </w:rPr>
+        <w:t xml:space="preserve"> growth, primarily due to its investment in AI, and how commonplace their software is.</w:t>
       </w:r>
     </w:p>
     <w:p>
@@ -5843,14 +6779,14 @@
           <w:rFonts w:eastAsiaTheme="minorEastAsia"/>
         </w:rPr>
       </w:pPr>
-      <w:bookmarkStart w:id="8" w:name="_Toc242432140"/>
+      <w:bookmarkStart w:id="10" w:name="_Toc242460247"/>
       <w:r>
         <w:rPr>
           <w:rFonts w:eastAsiaTheme="minorEastAsia"/>
         </w:rPr>
         <w:t>Black-Litterman Metrics</w:t>
       </w:r>
-      <w:bookmarkEnd w:id="8"/>
+      <w:bookmarkEnd w:id="10"/>
     </w:p>
     <w:p>
       <w:r>
@@ -6007,11 +6943,11 @@
       <w:pPr>
         <w:pStyle w:val="Heading2"/>
       </w:pPr>
-      <w:bookmarkStart w:id="9" w:name="_Toc242432141"/>
+      <w:bookmarkStart w:id="11" w:name="_Toc242460248"/>
       <w:r>
         <w:t>Black-Litterman Observations</w:t>
       </w:r>
-      <w:bookmarkEnd w:id="9"/>
+      <w:bookmarkEnd w:id="11"/>
     </w:p>
     <w:p>
       <w:r>
@@ -6028,11 +6964,11 @@
       <w:pPr>
         <w:pStyle w:val="Heading3"/>
       </w:pPr>
-      <w:bookmarkStart w:id="10" w:name="_Toc242432142"/>
+      <w:bookmarkStart w:id="12" w:name="_Toc242460249"/>
       <w:r>
         <w:t>Summary of Observations</w:t>
       </w:r>
-      <w:bookmarkEnd w:id="10"/>
+      <w:bookmarkEnd w:id="12"/>
     </w:p>
     <w:p>
       <w:r>
@@ -6863,7 +7799,7 @@
         <w:pStyle w:val="Caption"/>
         <w:jc w:val="center"/>
       </w:pPr>
-      <w:bookmarkStart w:id="11" w:name="_Toc242432187"/>
+      <w:bookmarkStart w:id="13" w:name="_Toc242458271"/>
       <w:r>
         <w:t xml:space="preserve">Table </w:t>
       </w:r>
@@ -6888,7 +7824,7 @@
       <w:r>
         <w:t>: Summary of Observations</w:t>
       </w:r>
-      <w:bookmarkEnd w:id="11"/>
+      <w:bookmarkEnd w:id="13"/>
     </w:p>
     <w:p>
       <w:r>
@@ -6967,7 +7903,13 @@
             <w:rPr>
               <w:rFonts w:ascii="Cambria Math" w:hAnsi="Cambria Math"/>
             </w:rPr>
-            <m:t xml:space="preserve">-1=371.19% </m:t>
+            <m:t>-</m:t>
+          </m:r>
+          <m:r>
+            <w:rPr>
+              <w:rFonts w:ascii="Cambria Math" w:hAnsi="Cambria Math"/>
+            </w:rPr>
+            <m:t xml:space="preserve">1=371.19% </m:t>
           </m:r>
         </m:oMath>
       </m:oMathPara>
@@ -7116,7 +8058,19 @@
         <w:rPr>
           <w:rFonts w:eastAsiaTheme="minorEastAsia"/>
         </w:rPr>
-        <w:t xml:space="preserve">The historical CvAR (95%) for the portfolio sits at 11.06%. This indicates </w:t>
+        <w:t>The historical C</w:t>
+      </w:r>
+      <w:r>
+        <w:rPr>
+          <w:rFonts w:eastAsiaTheme="minorEastAsia"/>
+        </w:rPr>
+        <w:t xml:space="preserve">VaR </w:t>
+      </w:r>
+      <w:r>
+        <w:rPr>
+          <w:rFonts w:eastAsiaTheme="minorEastAsia"/>
+        </w:rPr>
+        <w:t xml:space="preserve">(95%) for the portfolio sits at 11.06%. This indicates </w:t>
       </w:r>
       <w:r>
         <w:rPr>
@@ -7262,13 +8216,7 @@
         <w:rPr>
           <w:rFonts w:eastAsiaTheme="minorEastAsia"/>
         </w:rPr>
-        <w:t>leptokurtic</w:t>
-      </w:r>
-      <w:r>
-        <w:rPr>
-          <w:rFonts w:eastAsiaTheme="minorEastAsia"/>
-        </w:rPr>
-        <w:t xml:space="preserve">. </w:t>
+        <w:t>slightly leptokurtic.</w:t>
       </w:r>
     </w:p>
     <w:p>
@@ -7278,21 +8226,33 @@
           <w:rFonts w:eastAsiaTheme="minorEastAsia"/>
         </w:rPr>
       </w:pPr>
-      <w:bookmarkStart w:id="12" w:name="_Toc242432143"/>
+      <w:bookmarkStart w:id="14" w:name="_Toc242460250"/>
       <w:r>
         <w:rPr>
           <w:rFonts w:eastAsiaTheme="minorEastAsia"/>
         </w:rPr>
         <w:t>Portfolio Weights</w:t>
       </w:r>
-      <w:bookmarkEnd w:id="12"/>
+      <w:bookmarkEnd w:id="14"/>
     </w:p>
     <w:p>
       <w:r>
         <w:t xml:space="preserve">As expected, the portfolio weights fluctuate depending on </w:t>
       </w:r>
       <w:r>
-        <w:t xml:space="preserve">the rolling period. The weightage from the latest month of the final rolling period (May 2026) will be considered. The table below depicts the weight of each asset (note that any asset with a weightage below 0.0001 (or </w:t>
+        <w:t xml:space="preserve">the rolling period. The </w:t>
+      </w:r>
+      <w:r>
+        <w:t>weights</w:t>
+      </w:r>
+      <w:r>
+        <w:t xml:space="preserve"> from the latest month of the final rolling period (May 2026) will be considered. The table below depicts the weight of each asset (note that any asset with a </w:t>
+      </w:r>
+      <w:r>
+        <w:t>weight</w:t>
+      </w:r>
+      <w:r>
+        <w:t xml:space="preserve"> below 0.0001 (or </w:t>
       </w:r>
       <w:r>
         <w:t>below 1E-</w:t>
@@ -7301,7 +8261,13 @@
         <w:t>4</w:t>
       </w:r>
       <w:r>
-        <w:t>) will be assigned a weightage of zero.</w:t>
+        <w:t xml:space="preserve">) will be </w:t>
+      </w:r>
+      <w:r>
+        <w:t>assumed as zero</w:t>
+      </w:r>
+      <w:r>
+        <w:t>.</w:t>
       </w:r>
     </w:p>
     <w:tbl>
@@ -8088,7 +9054,7 @@
         <w:pStyle w:val="Caption"/>
         <w:jc w:val="center"/>
       </w:pPr>
-      <w:bookmarkStart w:id="13" w:name="_Toc242432188"/>
+      <w:bookmarkStart w:id="15" w:name="_Toc242458272"/>
       <w:r>
         <w:t xml:space="preserve">Table </w:t>
       </w:r>
@@ -8111,9 +9077,12 @@
         <w:fldChar w:fldCharType="end"/>
       </w:r>
       <w:r>
-        <w:t>: Portfolio Weightage</w:t>
-      </w:r>
-      <w:bookmarkEnd w:id="13"/>
+        <w:t xml:space="preserve">: Portfolio </w:t>
+      </w:r>
+      <w:r>
+        <w:t>Weights</w:t>
+      </w:r>
+      <w:bookmarkEnd w:id="15"/>
     </w:p>
     <w:p>
       <w:r>
@@ -8126,7 +9095,13 @@
         <w:t>would have an expected monthly return of 2.5%</w:t>
       </w:r>
       <w:r>
-        <w:t>. Therefore, the bet on that happening is why NVDA holds the most weightage in the portfolio and has a significant impact on its performance. Likewise,</w:t>
+        <w:t>. Therefore, the bet on that happening is why NVDA holds the most weigh</w:t>
+      </w:r>
+      <w:r>
+        <w:t>t</w:t>
+      </w:r>
+      <w:r>
+        <w:t xml:space="preserve"> in the portfolio and has a significant impact on its performance. Likewise,</w:t>
       </w:r>
       <w:r>
         <w:t xml:space="preserve"> I expect LMT to out-do MSFT by 1.0%, with both stocks</w:t>
@@ -8139,11 +9114,11 @@
       <w:pPr>
         <w:pStyle w:val="Heading2"/>
       </w:pPr>
-      <w:bookmarkStart w:id="14" w:name="_Toc242432144"/>
+      <w:bookmarkStart w:id="16" w:name="_Toc242460251"/>
       <w:r>
         <w:t>Drawdown</w:t>
       </w:r>
-      <w:bookmarkEnd w:id="14"/>
+      <w:bookmarkEnd w:id="16"/>
     </w:p>
     <w:p>
       <w:r>
@@ -9275,7 +10250,7 @@
         <w:pStyle w:val="Caption"/>
         <w:jc w:val="center"/>
       </w:pPr>
-      <w:bookmarkStart w:id="15" w:name="_Toc242432189"/>
+      <w:bookmarkStart w:id="17" w:name="_Toc242458273"/>
       <w:r>
         <w:t xml:space="preserve">Table </w:t>
       </w:r>
@@ -9300,7 +10275,7 @@
       <w:r>
         <w:t>: Top 5 Worst Drawdown Periods</w:t>
       </w:r>
-      <w:bookmarkEnd w:id="15"/>
+      <w:bookmarkEnd w:id="17"/>
     </w:p>
     <w:p>
       <w:r>
@@ -9316,7 +10291,22 @@
         <w:t xml:space="preserve">The second drawdown </w:t>
       </w:r>
       <w:r>
-        <w:t xml:space="preserve">period occurred during Trump’s Liberation Day tariff announcement, which caused the stock market to temporarily crash. </w:t>
+        <w:t>period occurred during Trump’s</w:t>
+      </w:r>
+      <w:r>
+        <w:t xml:space="preserve"> </w:t>
+      </w:r>
+      <w:r>
+        <w:t>initial tariffs, and just before the Liberation Day tariffs</w:t>
+      </w:r>
+      <w:r>
+        <w:t xml:space="preserve">, </w:t>
+      </w:r>
+      <w:r>
+        <w:t>causing</w:t>
+      </w:r>
+      <w:r>
+        <w:t xml:space="preserve"> the stock market to temporarily crash. </w:t>
       </w:r>
       <w:r>
         <w:t xml:space="preserve">The third period </w:t>
@@ -9340,12 +10330,12 @@
       <w:pPr>
         <w:pStyle w:val="Heading2"/>
       </w:pPr>
-      <w:bookmarkStart w:id="16" w:name="_Toc242432145"/>
+      <w:bookmarkStart w:id="18" w:name="_Toc242460252"/>
       <w:r>
         <w:lastRenderedPageBreak/>
         <w:t>Risk Analysis</w:t>
       </w:r>
-      <w:bookmarkEnd w:id="16"/>
+      <w:bookmarkEnd w:id="18"/>
     </w:p>
     <w:p>
       <w:r>
@@ -9602,7 +10592,7 @@
         <w:pStyle w:val="Caption"/>
         <w:jc w:val="center"/>
       </w:pPr>
-      <w:bookmarkStart w:id="17" w:name="_Toc242432190"/>
+      <w:bookmarkStart w:id="19" w:name="_Toc242458274"/>
       <w:r>
         <w:t xml:space="preserve">Table </w:t>
       </w:r>
@@ -9627,14 +10617,20 @@
       <w:r>
         <w:t>: Risk Analysis Summary</w:t>
       </w:r>
-      <w:bookmarkEnd w:id="17"/>
+      <w:bookmarkEnd w:id="19"/>
     </w:p>
     <w:p>
       <w:r>
         <w:t xml:space="preserve">Throughout the optimization, correlation remained positive, with the final value at 0.50, indicating </w:t>
       </w:r>
       <w:r>
-        <w:t xml:space="preserve">that assets generally go up together. </w:t>
+        <w:t xml:space="preserve">that </w:t>
+      </w:r>
+      <w:r>
+        <w:t>the portfolio exhibits moderate movement with the benchmark</w:t>
+      </w:r>
+      <w:r>
+        <w:t xml:space="preserve">. </w:t>
       </w:r>
       <w:r>
         <w:t xml:space="preserve">However, the portfolio cannot be considered as one lacking volatility, as the latest tracking error </w:t>
@@ -9728,11 +10724,11 @@
       <w:pPr>
         <w:pStyle w:val="Heading2"/>
       </w:pPr>
-      <w:bookmarkStart w:id="18" w:name="_Toc242432146"/>
+      <w:bookmarkStart w:id="20" w:name="_Toc242460253"/>
       <w:r>
         <w:t>Scenario Analysis</w:t>
       </w:r>
-      <w:bookmarkEnd w:id="18"/>
+      <w:bookmarkEnd w:id="20"/>
     </w:p>
     <w:p>
       <w:r>
@@ -9801,10 +10797,16 @@
       <w:r>
         <w:t xml:space="preserve">While there was no one reason for this, several factors played a key role in the supply chain crisis, and their effect on the economy. Lasting two years, it initially arose </w:t>
       </w:r>
-      <w:r>
-        <w:t xml:space="preserve">as a result of easing restrictions, economic recovery, and hence, </w:t>
-      </w:r>
-      <w:r>
+      <w:proofErr w:type="gramStart"/>
+      <w:r>
+        <w:t>as a result of</w:t>
+      </w:r>
+      <w:proofErr w:type="gramEnd"/>
+      <w:r>
+        <w:t xml:space="preserve"> easing restrictions, economic recovery, and hence, </w:t>
+      </w:r>
+      <w:r>
+        <w:lastRenderedPageBreak/>
         <w:t xml:space="preserve">rapidly increasing demand. This </w:t>
       </w:r>
       <w:r>
@@ -9817,11 +10819,7 @@
         <w:t>strain</w:t>
       </w:r>
       <w:r>
-        <w:t xml:space="preserve"> on the supply chain, with many items </w:t>
-      </w:r>
-      <w:r>
-        <w:lastRenderedPageBreak/>
-        <w:t xml:space="preserve">increasingly being out of stock and taking months to reach </w:t>
+        <w:t xml:space="preserve"> on the supply chain, with many items increasingly being out of stock and taking months to reach </w:t>
       </w:r>
       <w:r>
         <w:t>their</w:t>
@@ -9896,7 +10894,15 @@
         <w:t>Following COVID-19, inflation rose in 2022</w:t>
       </w:r>
       <w:r>
-        <w:t xml:space="preserve"> as a result of supply chain issues and increasing demand, </w:t>
+        <w:t xml:space="preserve"> </w:t>
+      </w:r>
+      <w:proofErr w:type="gramStart"/>
+      <w:r>
+        <w:t>as a result of</w:t>
+      </w:r>
+      <w:proofErr w:type="gramEnd"/>
+      <w:r>
+        <w:t xml:space="preserve"> supply chain issues and increasing demand, </w:t>
       </w:r>
       <w:r>
         <w:t xml:space="preserve">in addition to the </w:t>
@@ -9950,7 +10956,7 @@
         <w:t xml:space="preserve">Upon analyzing the rolling portfolio weights at the end of each month, it is interesting to note </w:t>
       </w:r>
       <w:r>
-        <w:t>that most of the portfolio’s weightage was scattered across two assets, NVIDIA (NVDA)</w:t>
+        <w:t>that most of the portfolio’s weight was scattered across two assets, NVIDIA (NVDA)</w:t>
       </w:r>
       <w:r>
         <w:t xml:space="preserve">, and Lockheed Martin (LMT). </w:t>
@@ -10082,14 +11088,14 @@
         <w:t xml:space="preserve">Bab El-Mandeb have been subjected to blockades and attacks by both the United States and Iran’s coalition (IRGC and Houthis). </w:t>
       </w:r>
       <w:r>
-        <w:t xml:space="preserve">This spiked Oil and Brent prices, leading to a decline in stock prices, as well as a rise in cost of living among almost all countries worldwide. </w:t>
-      </w:r>
-      <w:r>
-        <w:t xml:space="preserve">This can be visualized </w:t>
+        <w:t xml:space="preserve">This spiked Oil and Brent prices, leading to a decline in stock prices, as well </w:t>
       </w:r>
       <w:r>
         <w:lastRenderedPageBreak/>
-        <w:t>in the wealth curve chart, as cumulative wealth took an initial hit between February and March, before recovering and rising further. At the time of writing this report, there have been on-and-off attacks between the two warring parties</w:t>
+        <w:t xml:space="preserve">as a rise in cost of living among almost all countries worldwide. </w:t>
+      </w:r>
+      <w:r>
+        <w:t>This can be visualized in the wealth curve chart, as cumulative wealth took an initial hit between February and March, before recovering and rising further. At the time of writing this report, there have been on-and-off attacks between the two warring parties</w:t>
       </w:r>
       <w:r>
         <w:t>.</w:t>
@@ -10099,11 +11105,11 @@
       <w:pPr>
         <w:pStyle w:val="Heading2"/>
       </w:pPr>
-      <w:bookmarkStart w:id="19" w:name="_Toc242432147"/>
+      <w:bookmarkStart w:id="21" w:name="_Toc242460254"/>
       <w:r>
         <w:t>Limitations</w:t>
       </w:r>
-      <w:bookmarkEnd w:id="19"/>
+      <w:bookmarkEnd w:id="21"/>
     </w:p>
     <w:p>
       <w:r>
@@ -10225,15 +11231,23 @@
       <w:pPr>
         <w:pStyle w:val="Heading2"/>
       </w:pPr>
-      <w:bookmarkStart w:id="20" w:name="_Toc242432148"/>
+      <w:bookmarkStart w:id="22" w:name="_Toc242460255"/>
       <w:r>
         <w:t>Conclusion</w:t>
       </w:r>
-      <w:bookmarkEnd w:id="20"/>
+      <w:bookmarkEnd w:id="22"/>
     </w:p>
     <w:p>
       <w:r>
-        <w:t>Despite several drawdown periods and the performance of the ben</w:t>
+        <w:t xml:space="preserve">Despite several </w:t>
+      </w:r>
+      <w:proofErr w:type="gramStart"/>
+      <w:r>
+        <w:t>drawdown</w:t>
+      </w:r>
+      <w:proofErr w:type="gramEnd"/>
+      <w:r>
+        <w:t xml:space="preserve"> periods and the performance of the ben</w:t>
       </w:r>
       <w:r>
         <w:t xml:space="preserve">chmark being significantly better than the portfolio, </w:t>
@@ -10266,13 +11280,10 @@
         <w:t xml:space="preserve">, </w:t>
       </w:r>
       <w:r>
-        <w:t xml:space="preserve">but significant annual returns are </w:t>
-      </w:r>
-      <w:r>
-        <w:t>expected</w:t>
-      </w:r>
-      <w:r>
-        <w:t xml:space="preserve">, beating yearly inflation. </w:t>
+        <w:t>but a significant annual return is expected.</w:t>
+      </w:r>
+      <w:r>
+        <w:t xml:space="preserve"> </w:t>
       </w:r>
     </w:p>
     <w:p>
@@ -10304,7 +11315,15 @@
         <w:t xml:space="preserve">. </w:t>
       </w:r>
       <w:r>
-        <w:t xml:space="preserve">LMT, with more defense contracts in the near future, </w:t>
+        <w:t xml:space="preserve">LMT, with more defense contracts </w:t>
+      </w:r>
+      <w:proofErr w:type="gramStart"/>
+      <w:r>
+        <w:t>in the near future</w:t>
+      </w:r>
+      <w:proofErr w:type="gramEnd"/>
+      <w:r>
+        <w:t xml:space="preserve">, </w:t>
       </w:r>
       <w:r>
         <w:t xml:space="preserve">is expected to garner significant monthly returns, which would be more than MSFT. </w:t>
@@ -10332,12 +11351,12 @@
       <w:pPr>
         <w:pStyle w:val="Heading1"/>
       </w:pPr>
-      <w:bookmarkStart w:id="21" w:name="_Toc242432149"/>
+      <w:bookmarkStart w:id="23" w:name="_Toc242460256"/>
       <w:r>
         <w:lastRenderedPageBreak/>
         <w:t>References</w:t>
       </w:r>
-      <w:bookmarkEnd w:id="21"/>
+      <w:bookmarkEnd w:id="23"/>
     </w:p>
     <w:p>
       <w:r>
@@ -10477,7 +11496,15 @@
         <w:t xml:space="preserve"> </w:t>
       </w:r>
       <w:r>
-        <w:t xml:space="preserve">D. Jagielski, “Jensen Huang says Marvell Technology is the next trillion-dollar company. How quickly can it get there?,” Yahoo Finance, Jun. 15, 2026. [Online]. Available: </w:t>
+        <w:t xml:space="preserve">D. Jagielski, “Jensen Huang says Marvell Technology is the next trillion-dollar company. How quickly can it get </w:t>
+      </w:r>
+      <w:proofErr w:type="gramStart"/>
+      <w:r>
+        <w:t>there?,</w:t>
+      </w:r>
+      <w:proofErr w:type="gramEnd"/>
+      <w:r>
+        <w:t xml:space="preserve">” Yahoo Finance, Jun. 15, 2026. [Online]. Available: </w:t>
       </w:r>
       <w:hyperlink r:id="rId11" w:history="1">
         <w:r>
@@ -10499,8 +11526,25 @@
         <w:t>7</w:t>
       </w:r>
       <w:r>
-        <w:t xml:space="preserve">] R. Sunge, C. Mudzingiri, and N. Mkhize, “The COVID-19 pandemic and economic recovery: The mediating role of governance, a global perspective,” </w:t>
-      </w:r>
+        <w:t xml:space="preserve">] R. </w:t>
+      </w:r>
+      <w:proofErr w:type="spellStart"/>
+      <w:r>
+        <w:t>Sunge</w:t>
+      </w:r>
+      <w:proofErr w:type="spellEnd"/>
+      <w:r>
+        <w:t xml:space="preserve">, C. </w:t>
+      </w:r>
+      <w:proofErr w:type="spellStart"/>
+      <w:r>
+        <w:t>Mudzingiri</w:t>
+      </w:r>
+      <w:proofErr w:type="spellEnd"/>
+      <w:r>
+        <w:t xml:space="preserve">, and N. Mkhize, “The COVID-19 pandemic and economic recovery: The mediating role of governance, a global perspective,” </w:t>
+      </w:r>
+      <w:proofErr w:type="spellStart"/>
       <w:r>
         <w:rPr>
           <w:i/>
@@ -10508,8 +11552,17 @@
         </w:rPr>
         <w:t>Heliyon</w:t>
       </w:r>
-      <w:r>
-        <w:t>, vol. 10, no. 22, Art. no. e39869, Nov. 2024, doi:10.1016/j.heliyon.2024.e3986</w:t>
+      <w:proofErr w:type="spellEnd"/>
+      <w:r>
+        <w:t xml:space="preserve">, vol. 10, no. 22, Art. no. e39869, Nov. 2024, </w:t>
+      </w:r>
+      <w:proofErr w:type="gramStart"/>
+      <w:r>
+        <w:t>doi:10.1016/j.heliyon</w:t>
+      </w:r>
+      <w:proofErr w:type="gramEnd"/>
+      <w:r>
+        <w:t>.2024.e3986</w:t>
       </w:r>
       <w:r>
         <w:t>9.</w:t>
@@ -10557,7 +11610,21 @@
         <w:rPr>
           <w:lang w:val="en-GB"/>
         </w:rPr>
-        <w:t xml:space="preserve">[9] R. Davies, F. McEvoy, and J. Hellings, “Liberation day,” Economics Observatory, Apr. 7, 2025. [Online]. Available: </w:t>
+        <w:t>[9] R. Davies, F. McEvoy, and J. Hellings, “</w:t>
+      </w:r>
+      <w:proofErr w:type="gramStart"/>
+      <w:r>
+        <w:rPr>
+          <w:lang w:val="en-GB"/>
+        </w:rPr>
+        <w:t>Liberation day</w:t>
+      </w:r>
+      <w:proofErr w:type="gramEnd"/>
+      <w:r>
+        <w:rPr>
+          <w:lang w:val="en-GB"/>
+        </w:rPr>
+        <w:t xml:space="preserve">,” Economics Observatory, Apr. 7, 2025. [Online]. Available: </w:t>
       </w:r>
       <w:hyperlink r:id="rId13" w:history="1">
         <w:r>
@@ -10673,7 +11740,7 @@
       <w:pPr>
         <w:pStyle w:val="Heading1"/>
       </w:pPr>
-      <w:bookmarkStart w:id="22" w:name="_Toc242432150"/>
+      <w:bookmarkStart w:id="24" w:name="_Toc242460257"/>
       <w:r>
         <w:lastRenderedPageBreak/>
         <w:t>Appendi</w:t>
@@ -10687,7 +11754,7 @@
       <w:r>
         <w:t>1: Black-Litterman Summary Metrics</w:t>
       </w:r>
-      <w:bookmarkEnd w:id="22"/>
+      <w:bookmarkEnd w:id="24"/>
     </w:p>
     <w:tbl>
       <w:tblPr>
@@ -11413,7 +12480,33 @@
                 <w:lang w:val="en-GB" w:eastAsia="en-GB"/>
                 <w14:ligatures w14:val="none"/>
               </w:rPr>
-              <w:t>Historical VaR 95% (%)</w:t>
+              <w:t xml:space="preserve">Historical </w:t>
+            </w:r>
+            <w:proofErr w:type="spellStart"/>
+            <w:r>
+              <w:rPr>
+                <w:rFonts w:eastAsia="Times New Roman"/>
+                <w:color w:val="000000"/>
+                <w:kern w:val="0"/>
+                <w:sz w:val="22"/>
+                <w:szCs w:val="22"/>
+                <w:lang w:val="en-GB" w:eastAsia="en-GB"/>
+                <w14:ligatures w14:val="none"/>
+              </w:rPr>
+              <w:t>VaR</w:t>
+            </w:r>
+            <w:proofErr w:type="spellEnd"/>
+            <w:r>
+              <w:rPr>
+                <w:rFonts w:eastAsia="Times New Roman"/>
+                <w:color w:val="000000"/>
+                <w:kern w:val="0"/>
+                <w:sz w:val="22"/>
+                <w:szCs w:val="22"/>
+                <w:lang w:val="en-GB" w:eastAsia="en-GB"/>
+                <w14:ligatures w14:val="none"/>
+              </w:rPr>
+              <w:t xml:space="preserve"> 95% (%)</w:t>
             </w:r>
           </w:p>
         </w:tc>
@@ -12911,6 +14004,7 @@
           </w:tcPr>
           <w:p>
             <w:pPr>
+              <w:keepNext/>
               <w:spacing w:after="0" w:line="240" w:lineRule="auto"/>
               <w:jc w:val="right"/>
               <w:rPr>
@@ -12939,7 +14033,36 @@
         </w:tc>
       </w:tr>
     </w:tbl>
-    <w:p/>
+    <w:p>
+      <w:pPr>
+        <w:pStyle w:val="Caption"/>
+        <w:jc w:val="center"/>
+      </w:pPr>
+      <w:r>
+        <w:t xml:space="preserve">Table </w:t>
+      </w:r>
+      <w:r>
+        <w:fldChar w:fldCharType="begin"/>
+      </w:r>
+      <w:r>
+        <w:instrText xml:space="preserve"> SEQ Table \* ARABIC </w:instrText>
+      </w:r>
+      <w:r>
+        <w:fldChar w:fldCharType="separate"/>
+      </w:r>
+      <w:r>
+        <w:rPr>
+          <w:noProof/>
+        </w:rPr>
+        <w:t>6</w:t>
+      </w:r>
+      <w:r>
+        <w:fldChar w:fldCharType="end"/>
+      </w:r>
+      <w:r>
+        <w:t>: Black-Litterman Portfolio Summary Metrics</w:t>
+      </w:r>
+    </w:p>
     <w:p>
       <w:r>
         <w:br w:type="page"/>
@@ -12949,7 +14072,7 @@
       <w:pPr>
         <w:pStyle w:val="Heading1"/>
       </w:pPr>
-      <w:bookmarkStart w:id="23" w:name="_Toc242432151"/>
+      <w:bookmarkStart w:id="25" w:name="_Toc242460258"/>
       <w:r>
         <w:lastRenderedPageBreak/>
         <w:t>Appendix 2</w:t>
@@ -12960,7 +14083,7 @@
       <w:r>
         <w:t>Rolling Returns and Volatility</w:t>
       </w:r>
-      <w:bookmarkEnd w:id="23"/>
+      <w:bookmarkEnd w:id="25"/>
     </w:p>
     <w:tbl>
       <w:tblPr>
@@ -18472,6 +19595,7 @@
           </w:tcPr>
           <w:p>
             <w:pPr>
+              <w:keepNext/>
               <w:rPr>
                 <w:rFonts w:eastAsia="Times New Roman"/>
                 <w:color w:val="000000"/>
@@ -18498,6 +19622,38 @@
         </w:tc>
       </w:tr>
     </w:tbl>
+    <w:p>
+      <w:pPr>
+        <w:pStyle w:val="Caption"/>
+        <w:framePr w:hSpace="180" w:wrap="around" w:vAnchor="text" w:hAnchor="text" w:xAlign="center" w:y="1"/>
+        <w:suppressOverlap/>
+        <w:jc w:val="center"/>
+      </w:pPr>
+      <w:r>
+        <w:t xml:space="preserve">Table </w:t>
+      </w:r>
+      <w:r>
+        <w:fldChar w:fldCharType="begin"/>
+      </w:r>
+      <w:r>
+        <w:instrText xml:space="preserve"> SEQ Table \* ARABIC </w:instrText>
+      </w:r>
+      <w:r>
+        <w:fldChar w:fldCharType="separate"/>
+      </w:r>
+      <w:r>
+        <w:rPr>
+          <w:noProof/>
+        </w:rPr>
+        <w:t>7</w:t>
+      </w:r>
+      <w:r>
+        <w:fldChar w:fldCharType="end"/>
+      </w:r>
+      <w:r>
+        <w:t>: Rolling Returns and Volatility</w:t>
+      </w:r>
+    </w:p>
     <w:p/>
     <w:p/>
     <w:p/>
@@ -18529,12 +19685,12 @@
       <w:pPr>
         <w:pStyle w:val="Heading1"/>
       </w:pPr>
-      <w:bookmarkStart w:id="24" w:name="_Toc242432152"/>
+      <w:bookmarkStart w:id="26" w:name="_Toc242460259"/>
       <w:r>
         <w:lastRenderedPageBreak/>
         <w:t>Appendix 3: Rolling Correlation and Tracking Error</w:t>
       </w:r>
-      <w:bookmarkEnd w:id="24"/>
+      <w:bookmarkEnd w:id="26"/>
     </w:p>
     <w:tbl>
       <w:tblPr>
@@ -24294,6 +25450,7 @@
           </w:tcPr>
           <w:p>
             <w:pPr>
+              <w:keepNext/>
               <w:jc w:val="right"/>
               <w:rPr>
                 <w:rFonts w:eastAsia="Times New Roman"/>
@@ -24321,19 +25478,51 @@
         </w:tc>
       </w:tr>
     </w:tbl>
-    <w:p/>
+    <w:p>
+      <w:pPr>
+        <w:pStyle w:val="Caption"/>
+        <w:jc w:val="center"/>
+      </w:pPr>
+      <w:r>
+        <w:t xml:space="preserve">Table </w:t>
+      </w:r>
+      <w:r>
+        <w:fldChar w:fldCharType="begin"/>
+      </w:r>
+      <w:r>
+        <w:instrText xml:space="preserve"> SEQ Table \* ARABIC </w:instrText>
+      </w:r>
+      <w:r>
+        <w:fldChar w:fldCharType="separate"/>
+      </w:r>
+      <w:r>
+        <w:rPr>
+          <w:noProof/>
+        </w:rPr>
+        <w:t>8</w:t>
+      </w:r>
+      <w:r>
+        <w:fldChar w:fldCharType="end"/>
+      </w:r>
+      <w:r>
+        <w:t>: Rolling Correlation and Tracking Error</w:t>
+      </w:r>
+    </w:p>
     <w:p>
       <w:pPr>
         <w:pStyle w:val="Heading1"/>
       </w:pPr>
-      <w:bookmarkStart w:id="25" w:name="_Toc242432153"/>
+      <w:bookmarkStart w:id="27" w:name="_Toc242460260"/>
       <w:r>
         <w:lastRenderedPageBreak/>
         <w:t>Appendix 4: Rolling Sharpe Chart</w:t>
       </w:r>
-      <w:bookmarkEnd w:id="25"/>
+      <w:bookmarkEnd w:id="27"/>
     </w:p>
     <w:p>
+      <w:pPr>
+        <w:keepNext/>
+      </w:pPr>
       <w:r>
         <w:rPr>
           <w:noProof/>
@@ -24361,15 +25550,50 @@
     </w:p>
     <w:p>
       <w:pPr>
+        <w:pStyle w:val="Caption"/>
+        <w:jc w:val="center"/>
+      </w:pPr>
+      <w:bookmarkStart w:id="28" w:name="_Toc242460199"/>
+      <w:r>
+        <w:t xml:space="preserve">Figure </w:t>
+      </w:r>
+      <w:r>
+        <w:fldChar w:fldCharType="begin"/>
+      </w:r>
+      <w:r>
+        <w:instrText xml:space="preserve"> SEQ Figure \* ARABIC </w:instrText>
+      </w:r>
+      <w:r>
+        <w:fldChar w:fldCharType="separate"/>
+      </w:r>
+      <w:r>
+        <w:rPr>
+          <w:noProof/>
+        </w:rPr>
+        <w:t>1</w:t>
+      </w:r>
+      <w:r>
+        <w:fldChar w:fldCharType="end"/>
+      </w:r>
+      <w:r>
+        <w:t>: Rolling Sharpe Ratio</w:t>
+      </w:r>
+      <w:bookmarkEnd w:id="28"/>
+    </w:p>
+    <w:p>
+      <w:pPr>
         <w:pStyle w:val="Heading1"/>
       </w:pPr>
-      <w:bookmarkStart w:id="26" w:name="_Toc242432154"/>
+      <w:bookmarkStart w:id="29" w:name="_Toc242460261"/>
       <w:r>
         <w:t>Appendix 5: Rolling Sortino Chart</w:t>
       </w:r>
-      <w:bookmarkEnd w:id="26"/>
+      <w:bookmarkEnd w:id="29"/>
     </w:p>
     <w:p>
+      <w:pPr>
+        <w:keepNext/>
+      </w:pPr>
       <w:r>
         <w:rPr>
           <w:noProof/>
@@ -24396,6 +25620,38 @@
       </w:r>
     </w:p>
     <w:p>
+      <w:pPr>
+        <w:pStyle w:val="Caption"/>
+        <w:jc w:val="center"/>
+      </w:pPr>
+      <w:bookmarkStart w:id="30" w:name="_Toc242460200"/>
+      <w:r>
+        <w:t xml:space="preserve">Figure </w:t>
+      </w:r>
+      <w:r>
+        <w:fldChar w:fldCharType="begin"/>
+      </w:r>
+      <w:r>
+        <w:instrText xml:space="preserve"> SEQ Figure \* ARABIC </w:instrText>
+      </w:r>
+      <w:r>
+        <w:fldChar w:fldCharType="separate"/>
+      </w:r>
+      <w:r>
+        <w:rPr>
+          <w:noProof/>
+        </w:rPr>
+        <w:t>2</w:t>
+      </w:r>
+      <w:r>
+        <w:fldChar w:fldCharType="end"/>
+      </w:r>
+      <w:r>
+        <w:t>: Rolling Sortino Ratio</w:t>
+      </w:r>
+      <w:bookmarkEnd w:id="30"/>
+    </w:p>
+    <w:p>
       <w:r>
         <w:br w:type="page"/>
       </w:r>
@@ -24404,14 +25660,17 @@
       <w:pPr>
         <w:pStyle w:val="Heading1"/>
       </w:pPr>
-      <w:bookmarkStart w:id="27" w:name="_Toc242432155"/>
+      <w:bookmarkStart w:id="31" w:name="_Toc242460262"/>
       <w:r>
         <w:lastRenderedPageBreak/>
         <w:t>Appendix 6: Rolling Kurtosis and Skewness Chart</w:t>
       </w:r>
-      <w:bookmarkEnd w:id="27"/>
+      <w:bookmarkEnd w:id="31"/>
     </w:p>
     <w:p>
+      <w:pPr>
+        <w:keepNext/>
+      </w:pPr>
       <w:r>
         <w:rPr>
           <w:noProof/>
@@ -24439,18 +25698,53 @@
     </w:p>
     <w:p>
       <w:pPr>
+        <w:pStyle w:val="Caption"/>
+        <w:jc w:val="center"/>
+      </w:pPr>
+      <w:bookmarkStart w:id="32" w:name="_Toc242460201"/>
+      <w:r>
+        <w:t xml:space="preserve">Figure </w:t>
+      </w:r>
+      <w:r>
+        <w:fldChar w:fldCharType="begin"/>
+      </w:r>
+      <w:r>
+        <w:instrText xml:space="preserve"> SEQ Figure \* ARABIC </w:instrText>
+      </w:r>
+      <w:r>
+        <w:fldChar w:fldCharType="separate"/>
+      </w:r>
+      <w:r>
+        <w:rPr>
+          <w:noProof/>
+        </w:rPr>
+        <w:t>3</w:t>
+      </w:r>
+      <w:r>
+        <w:fldChar w:fldCharType="end"/>
+      </w:r>
+      <w:r>
+        <w:t>: Rolling Kurtosis and Skewness</w:t>
+      </w:r>
+      <w:bookmarkEnd w:id="32"/>
+    </w:p>
+    <w:p>
+      <w:pPr>
         <w:pStyle w:val="Heading1"/>
       </w:pPr>
-      <w:bookmarkStart w:id="28" w:name="_Toc242432156"/>
+      <w:bookmarkStart w:id="33" w:name="_Toc242460263"/>
       <w:r>
         <w:t xml:space="preserve">Appendix 7: </w:t>
       </w:r>
       <w:r>
         <w:t>Rolling Information Ratio</w:t>
       </w:r>
-      <w:bookmarkEnd w:id="28"/>
+      <w:bookmarkEnd w:id="33"/>
     </w:p>
     <w:p>
+      <w:pPr>
+        <w:keepNext/>
+      </w:pPr>
       <w:r>
         <w:rPr>
           <w:noProof/>
@@ -24477,6 +25771,38 @@
       </w:r>
     </w:p>
     <w:p>
+      <w:pPr>
+        <w:pStyle w:val="Caption"/>
+        <w:jc w:val="center"/>
+      </w:pPr>
+      <w:bookmarkStart w:id="34" w:name="_Toc242460202"/>
+      <w:r>
+        <w:t xml:space="preserve">Figure </w:t>
+      </w:r>
+      <w:r>
+        <w:fldChar w:fldCharType="begin"/>
+      </w:r>
+      <w:r>
+        <w:instrText xml:space="preserve"> SEQ Figure \* ARABIC </w:instrText>
+      </w:r>
+      <w:r>
+        <w:fldChar w:fldCharType="separate"/>
+      </w:r>
+      <w:r>
+        <w:rPr>
+          <w:noProof/>
+        </w:rPr>
+        <w:t>4</w:t>
+      </w:r>
+      <w:r>
+        <w:fldChar w:fldCharType="end"/>
+      </w:r>
+      <w:r>
+        <w:t>: Rolling Information Ratio</w:t>
+      </w:r>
+      <w:bookmarkEnd w:id="34"/>
+    </w:p>
+    <w:p>
       <w:r>
         <w:br w:type="page"/>
       </w:r>
@@ -24485,7 +25811,7 @@
       <w:pPr>
         <w:pStyle w:val="Heading1"/>
       </w:pPr>
-      <w:bookmarkStart w:id="29" w:name="_Toc242432157"/>
+      <w:bookmarkStart w:id="35" w:name="_Toc242460264"/>
       <w:r>
         <w:lastRenderedPageBreak/>
         <w:t>Appendix 8: Up</w:t>
@@ -24493,9 +25819,12 @@
       <w:r>
         <w:t>-Capture and Down-Capture Ratios</w:t>
       </w:r>
-      <w:bookmarkEnd w:id="29"/>
+      <w:bookmarkEnd w:id="35"/>
     </w:p>
     <w:p>
+      <w:pPr>
+        <w:keepNext/>
+      </w:pPr>
       <w:r>
         <w:rPr>
           <w:noProof/>
@@ -24522,6 +25851,38 @@
       </w:r>
     </w:p>
     <w:p>
+      <w:pPr>
+        <w:pStyle w:val="Caption"/>
+        <w:jc w:val="center"/>
+      </w:pPr>
+      <w:bookmarkStart w:id="36" w:name="_Toc242460203"/>
+      <w:r>
+        <w:t xml:space="preserve">Figure </w:t>
+      </w:r>
+      <w:r>
+        <w:fldChar w:fldCharType="begin"/>
+      </w:r>
+      <w:r>
+        <w:instrText xml:space="preserve"> SEQ Figure \* ARABIC </w:instrText>
+      </w:r>
+      <w:r>
+        <w:fldChar w:fldCharType="separate"/>
+      </w:r>
+      <w:r>
+        <w:rPr>
+          <w:noProof/>
+        </w:rPr>
+        <w:t>5</w:t>
+      </w:r>
+      <w:r>
+        <w:fldChar w:fldCharType="end"/>
+      </w:r>
+      <w:r>
+        <w:t>: Rolling Up-Capture and Down-Capture Ratio</w:t>
+      </w:r>
+      <w:bookmarkEnd w:id="36"/>
+    </w:p>
+    <w:p>
       <w:r>
         <w:br w:type="page"/>
       </w:r>
@@ -24530,14 +25891,17 @@
       <w:pPr>
         <w:pStyle w:val="Heading1"/>
       </w:pPr>
-      <w:bookmarkStart w:id="30" w:name="_Toc242432158"/>
+      <w:bookmarkStart w:id="37" w:name="_Toc242460265"/>
       <w:r>
         <w:lastRenderedPageBreak/>
         <w:t>Appendix 9: Wealth Chart</w:t>
       </w:r>
-      <w:bookmarkEnd w:id="30"/>
+      <w:bookmarkEnd w:id="37"/>
     </w:p>
     <w:p>
+      <w:pPr>
+        <w:keepNext/>
+      </w:pPr>
       <w:r>
         <w:rPr>
           <w:noProof/>
@@ -24564,6 +25928,38 @@
       </w:r>
     </w:p>
     <w:p>
+      <w:pPr>
+        <w:pStyle w:val="Caption"/>
+        <w:jc w:val="center"/>
+      </w:pPr>
+      <w:bookmarkStart w:id="38" w:name="_Toc242460204"/>
+      <w:r>
+        <w:t xml:space="preserve">Figure </w:t>
+      </w:r>
+      <w:r>
+        <w:fldChar w:fldCharType="begin"/>
+      </w:r>
+      <w:r>
+        <w:instrText xml:space="preserve"> SEQ Figure \* ARABIC </w:instrText>
+      </w:r>
+      <w:r>
+        <w:fldChar w:fldCharType="separate"/>
+      </w:r>
+      <w:r>
+        <w:rPr>
+          <w:noProof/>
+        </w:rPr>
+        <w:t>6</w:t>
+      </w:r>
+      <w:r>
+        <w:fldChar w:fldCharType="end"/>
+      </w:r>
+      <w:r>
+        <w:t>: Wealth Curve: Portfolio vs Benchmark</w:t>
+      </w:r>
+      <w:bookmarkEnd w:id="38"/>
+    </w:p>
+    <w:p>
       <w:r>
         <w:br w:type="page"/>
       </w:r>
@@ -24572,14 +25968,17 @@
       <w:pPr>
         <w:pStyle w:val="Heading1"/>
       </w:pPr>
-      <w:bookmarkStart w:id="31" w:name="_Toc242432159"/>
+      <w:bookmarkStart w:id="39" w:name="_Toc242460266"/>
       <w:r>
         <w:lastRenderedPageBreak/>
         <w:t>Appendix 10: Portfolio Drawdown Chart</w:t>
       </w:r>
-      <w:bookmarkEnd w:id="31"/>
+      <w:bookmarkEnd w:id="39"/>
     </w:p>
     <w:p>
+      <w:pPr>
+        <w:keepNext/>
+      </w:pPr>
       <w:r>
         <w:rPr>
           <w:noProof/>
@@ -24606,6 +26005,38 @@
       </w:r>
     </w:p>
     <w:p>
+      <w:pPr>
+        <w:pStyle w:val="Caption"/>
+        <w:jc w:val="center"/>
+      </w:pPr>
+      <w:bookmarkStart w:id="40" w:name="_Toc242460205"/>
+      <w:r>
+        <w:t xml:space="preserve">Figure </w:t>
+      </w:r>
+      <w:r>
+        <w:fldChar w:fldCharType="begin"/>
+      </w:r>
+      <w:r>
+        <w:instrText xml:space="preserve"> SEQ Figure \* ARABIC </w:instrText>
+      </w:r>
+      <w:r>
+        <w:fldChar w:fldCharType="separate"/>
+      </w:r>
+      <w:r>
+        <w:rPr>
+          <w:noProof/>
+        </w:rPr>
+        <w:t>7</w:t>
+      </w:r>
+      <w:r>
+        <w:fldChar w:fldCharType="end"/>
+      </w:r>
+      <w:r>
+        <w:t>: Portfolio Drawdown</w:t>
+      </w:r>
+      <w:bookmarkEnd w:id="40"/>
+    </w:p>
+    <w:p>
       <w:r>
         <w:br w:type="page"/>
       </w:r>
@@ -24614,7 +26045,7 @@
       <w:pPr>
         <w:pStyle w:val="Heading1"/>
       </w:pPr>
-      <w:bookmarkStart w:id="32" w:name="_Toc242432160"/>
+      <w:bookmarkStart w:id="41" w:name="_Toc242460267"/>
       <w:r>
         <w:lastRenderedPageBreak/>
         <w:t xml:space="preserve">Appendix 11: </w:t>
@@ -24625,9 +26056,12 @@
       <w:r>
         <w:t xml:space="preserve"> Portfolio Net Return Chart</w:t>
       </w:r>
-      <w:bookmarkEnd w:id="32"/>
+      <w:bookmarkEnd w:id="41"/>
     </w:p>
     <w:p>
+      <w:pPr>
+        <w:keepNext/>
+      </w:pPr>
       <w:r>
         <w:rPr>
           <w:noProof/>
@@ -24654,6 +26088,38 @@
       </w:r>
     </w:p>
     <w:p>
+      <w:pPr>
+        <w:pStyle w:val="Caption"/>
+        <w:jc w:val="center"/>
+      </w:pPr>
+      <w:bookmarkStart w:id="42" w:name="_Toc242460206"/>
+      <w:r>
+        <w:t xml:space="preserve">Figure </w:t>
+      </w:r>
+      <w:r>
+        <w:fldChar w:fldCharType="begin"/>
+      </w:r>
+      <w:r>
+        <w:instrText xml:space="preserve"> SEQ Figure \* ARABIC </w:instrText>
+      </w:r>
+      <w:r>
+        <w:fldChar w:fldCharType="separate"/>
+      </w:r>
+      <w:r>
+        <w:rPr>
+          <w:noProof/>
+        </w:rPr>
+        <w:t>8</w:t>
+      </w:r>
+      <w:r>
+        <w:fldChar w:fldCharType="end"/>
+      </w:r>
+      <w:r>
+        <w:t>: Q-Q Plot - Portfolio Net Returns</w:t>
+      </w:r>
+      <w:bookmarkEnd w:id="42"/>
+    </w:p>
+    <w:p>
       <w:r>
         <w:br w:type="page"/>
       </w:r>
@@ -24672,7 +26138,7 @@
       <w:pPr>
         <w:pStyle w:val="Heading1"/>
       </w:pPr>
-      <w:bookmarkStart w:id="33" w:name="_Toc242432161"/>
+      <w:bookmarkStart w:id="43" w:name="_Toc242460268"/>
       <w:r>
         <w:lastRenderedPageBreak/>
         <w:t xml:space="preserve">Appendix 12: </w:t>
@@ -24683,9 +26149,12 @@
       <w:r>
         <w:t>Portfolio Weights</w:t>
       </w:r>
-      <w:bookmarkEnd w:id="33"/>
+      <w:bookmarkEnd w:id="43"/>
     </w:p>
     <w:p>
+      <w:pPr>
+        <w:keepNext/>
+      </w:pPr>
       <w:r>
         <w:rPr>
           <w:noProof/>
@@ -24693,7 +26162,7 @@
         <mc:AlternateContent>
           <mc:Choice Requires="cx1">
             <w:drawing>
-              <wp:inline distT="0" distB="0" distL="0" distR="0" wp14:anchorId="76ABCC08" wp14:editId="3DC40E63">
+              <wp:inline distT="0" distB="0" distL="0" distR="0" wp14:anchorId="76ABCC08" wp14:editId="6ED056C4">
                 <wp:extent cx="9226550" cy="4775200"/>
                 <wp:effectExtent l="0" t="0" r="12700" b="6350"/>
                 <wp:docPr id="1087056053" name="Chart 1">
@@ -24714,7 +26183,7 @@
           </mc:Choice>
           <mc:Fallback>
             <w:drawing>
-              <wp:inline distT="0" distB="0" distL="0" distR="0" wp14:anchorId="76ABCC08" wp14:editId="3DC40E63">
+              <wp:inline distT="0" distB="0" distL="0" distR="0" wp14:anchorId="76ABCC08" wp14:editId="6ED056C4">
                 <wp:extent cx="9226550" cy="4775200"/>
                 <wp:effectExtent l="0" t="0" r="12700" b="6350"/>
                 <wp:docPr id="1087056053" name="Chart 1">
@@ -24766,9 +26235,11 @@
         </mc:AlternateContent>
       </w:r>
     </w:p>
-    <w:p/>
     <w:p>
       <w:pPr>
+        <w:pStyle w:val="Caption"/>
+        <w:ind w:firstLine="720"/>
+        <w:jc w:val="center"/>
         <w:sectPr>
           <w:pgSz w:w="16838" w:h="11906" w:orient="landscape"/>
           <w:pgMar w:top="1440" w:right="1440" w:bottom="1440" w:left="1440" w:header="708" w:footer="708" w:gutter="0"/>
@@ -24776,20 +26247,47 @@
           <w:docGrid w:linePitch="360"/>
         </w:sectPr>
       </w:pPr>
+      <w:bookmarkStart w:id="44" w:name="_Toc242460207"/>
+      <w:r>
+        <w:t xml:space="preserve">Figure </w:t>
+      </w:r>
+      <w:r>
+        <w:fldChar w:fldCharType="begin"/>
+      </w:r>
+      <w:r>
+        <w:instrText xml:space="preserve"> SEQ Figure \* ARABIC </w:instrText>
+      </w:r>
+      <w:r>
+        <w:fldChar w:fldCharType="separate"/>
+      </w:r>
+      <w:r>
+        <w:rPr>
+          <w:noProof/>
+        </w:rPr>
+        <w:t>9</w:t>
+      </w:r>
+      <w:r>
+        <w:fldChar w:fldCharType="end"/>
+      </w:r>
+      <w:r>
+        <w:t>: Portfolio Weights</w:t>
+      </w:r>
+      <w:bookmarkEnd w:id="44"/>
     </w:p>
     <w:p>
       <w:pPr>
         <w:pStyle w:val="Heading1"/>
       </w:pPr>
-      <w:bookmarkStart w:id="34" w:name="_Toc242432162"/>
+      <w:bookmarkStart w:id="45" w:name="_Toc242460269"/>
       <w:r>
         <w:lastRenderedPageBreak/>
         <w:t>Appendix 13: Final Risk Contribution Chart</w:t>
       </w:r>
-      <w:bookmarkEnd w:id="34"/>
+      <w:bookmarkEnd w:id="45"/>
     </w:p>
     <w:p>
       <w:pPr>
+        <w:keepNext/>
         <w:jc w:val="center"/>
       </w:pPr>
       <w:r>
@@ -24797,8 +26295,8 @@
           <w:noProof/>
         </w:rPr>
         <w:drawing>
-          <wp:inline distT="0" distB="0" distL="0" distR="0" wp14:anchorId="6FFE9816" wp14:editId="396C8C01">
-            <wp:extent cx="8890000" cy="5118100"/>
+          <wp:inline distT="0" distB="0" distL="0" distR="0" wp14:anchorId="6FFE9816" wp14:editId="760F40E0">
+            <wp:extent cx="8394700" cy="4870450"/>
             <wp:effectExtent l="0" t="0" r="6350" b="6350"/>
             <wp:docPr id="965859691" name="Chart 1">
               <a:extLst xmlns:a="http://schemas.openxmlformats.org/drawingml/2006/main">
@@ -24816,6 +26314,39 @@
           </wp:inline>
         </w:drawing>
       </w:r>
+    </w:p>
+    <w:p>
+      <w:pPr>
+        <w:pStyle w:val="Caption"/>
+        <w:ind w:firstLine="720"/>
+        <w:jc w:val="center"/>
+      </w:pPr>
+      <w:bookmarkStart w:id="46" w:name="_Toc242460208"/>
+      <w:r>
+        <w:t xml:space="preserve">Figure </w:t>
+      </w:r>
+      <w:r>
+        <w:fldChar w:fldCharType="begin"/>
+      </w:r>
+      <w:r>
+        <w:instrText xml:space="preserve"> SEQ Figure \* ARABIC </w:instrText>
+      </w:r>
+      <w:r>
+        <w:fldChar w:fldCharType="separate"/>
+      </w:r>
+      <w:r>
+        <w:rPr>
+          <w:noProof/>
+        </w:rPr>
+        <w:t>10</w:t>
+      </w:r>
+      <w:r>
+        <w:fldChar w:fldCharType="end"/>
+      </w:r>
+      <w:r>
+        <w:t>: Final Risk Contributions</w:t>
+      </w:r>
+      <w:bookmarkEnd w:id="46"/>
     </w:p>
     <w:sectPr>
       <w:pgSz w:w="16838" w:h="11906" w:orient="landscape"/>
@@ -27237,7 +28768,7 @@
         <c:numFmt formatCode="m/d/yyyy" sourceLinked="1"/>
         <c:majorTickMark val="out"/>
         <c:minorTickMark val="none"/>
-        <c:tickLblPos val="nextTo"/>
+        <c:tickLblPos val="low"/>
         <c:spPr>
           <a:noFill/>
           <a:ln w="9525" cap="flat" cmpd="sng" algn="ctr">
@@ -33205,10 +34736,10 @@
         <a:lstStyle/>
         <a:p>
           <a:pPr algn="ctr" rtl="0">
-            <a:defRPr/>
+            <a:defRPr b="1"/>
           </a:pPr>
           <a:r>
-            <a:rPr lang="en-US" sz="1400" b="0" i="0" u="none" strike="noStrike" baseline="0">
+            <a:rPr lang="en-US" sz="1400" b="1" i="0" u="none" strike="noStrike" baseline="0">
               <a:solidFill>
                 <a:sysClr val="windowText" lastClr="000000">
                   <a:lumMod val="65000"/>
